--- a/Dokumentaciok/doku_Mentora 1.docx
+++ b/Dokumentaciok/doku_Mentora 1.docx
@@ -542,7 +542,7 @@
               <w:tab w:val="right" w:leader="dot" w:pos="8720"/>
             </w:tabs>
             <w:rPr>
-              <w:rFonts w:cs="Times New Roman"/>
+              <w:rFonts w:asciiTheme="minorHAnsi" w:hAnsiTheme="minorHAnsi"/>
               <w:noProof/>
             </w:rPr>
           </w:pPr>
@@ -564,7 +564,7 @@
             </w:rPr>
             <w:fldChar w:fldCharType="separate"/>
           </w:r>
-          <w:hyperlink w:anchor="_Toc219979624" w:history="1">
+          <w:hyperlink w:anchor="_Toc225154189" w:history="1">
             <w:r>
               <w:rPr>
                 <w:rStyle w:val="Hiperhivatkozs"/>
@@ -575,7 +575,7 @@
             </w:r>
             <w:r>
               <w:rPr>
-                <w:rFonts w:cs="Times New Roman"/>
+                <w:rFonts w:asciiTheme="minorHAnsi" w:hAnsiTheme="minorHAnsi"/>
                 <w:noProof/>
               </w:rPr>
               <w:tab/>
@@ -590,7 +590,6 @@
             </w:r>
             <w:r>
               <w:rPr>
-                <w:rFonts w:cs="Times New Roman"/>
                 <w:noProof/>
                 <w:webHidden/>
               </w:rPr>
@@ -598,7 +597,6 @@
             </w:r>
             <w:r>
               <w:rPr>
-                <w:rFonts w:cs="Times New Roman"/>
                 <w:noProof/>
                 <w:webHidden/>
               </w:rPr>
@@ -606,22 +604,19 @@
             </w:r>
             <w:r>
               <w:rPr>
-                <w:rFonts w:cs="Times New Roman"/>
-                <w:noProof/>
-                <w:webHidden/>
-              </w:rPr>
-              <w:instrText xml:space="preserve"> PAGEREF _Toc219979624 \h </w:instrText>
-            </w:r>
-            <w:r>
-              <w:rPr>
-                <w:rFonts w:cs="Times New Roman"/>
-                <w:noProof/>
-                <w:webHidden/>
-              </w:rPr>
-            </w:r>
-            <w:r>
-              <w:rPr>
-                <w:rFonts w:cs="Times New Roman"/>
+                <w:noProof/>
+                <w:webHidden/>
+              </w:rPr>
+              <w:instrText xml:space="preserve"> PAGEREF _Toc225154189 \h </w:instrText>
+            </w:r>
+            <w:r>
+              <w:rPr>
+                <w:noProof/>
+                <w:webHidden/>
+              </w:rPr>
+            </w:r>
+            <w:r>
+              <w:rPr>
                 <w:noProof/>
                 <w:webHidden/>
               </w:rPr>
@@ -629,7 +624,6 @@
             </w:r>
             <w:r>
               <w:rPr>
-                <w:rFonts w:cs="Times New Roman"/>
                 <w:noProof/>
                 <w:webHidden/>
               </w:rPr>
@@ -637,7 +631,6 @@
             </w:r>
             <w:r>
               <w:rPr>
-                <w:rFonts w:cs="Times New Roman"/>
                 <w:noProof/>
                 <w:webHidden/>
               </w:rPr>
@@ -653,11 +646,11 @@
               <w:tab w:val="right" w:leader="dot" w:pos="8720"/>
             </w:tabs>
             <w:rPr>
-              <w:rFonts w:cs="Times New Roman"/>
+              <w:rFonts w:asciiTheme="minorHAnsi" w:hAnsiTheme="minorHAnsi"/>
               <w:noProof/>
             </w:rPr>
           </w:pPr>
-          <w:hyperlink w:anchor="_Toc219979625" w:history="1">
+          <w:hyperlink w:anchor="_Toc225154190" w:history="1">
             <w:r>
               <w:rPr>
                 <w:rStyle w:val="Hiperhivatkozs"/>
@@ -668,7 +661,7 @@
             </w:r>
             <w:r>
               <w:rPr>
-                <w:rFonts w:cs="Times New Roman"/>
+                <w:rFonts w:asciiTheme="minorHAnsi" w:hAnsiTheme="minorHAnsi"/>
                 <w:noProof/>
               </w:rPr>
               <w:tab/>
@@ -683,7 +676,6 @@
             </w:r>
             <w:r>
               <w:rPr>
-                <w:rFonts w:cs="Times New Roman"/>
                 <w:noProof/>
                 <w:webHidden/>
               </w:rPr>
@@ -691,7 +683,6 @@
             </w:r>
             <w:r>
               <w:rPr>
-                <w:rFonts w:cs="Times New Roman"/>
                 <w:noProof/>
                 <w:webHidden/>
               </w:rPr>
@@ -699,22 +690,19 @@
             </w:r>
             <w:r>
               <w:rPr>
-                <w:rFonts w:cs="Times New Roman"/>
-                <w:noProof/>
-                <w:webHidden/>
-              </w:rPr>
-              <w:instrText xml:space="preserve"> PAGEREF _Toc219979625 \h </w:instrText>
-            </w:r>
-            <w:r>
-              <w:rPr>
-                <w:rFonts w:cs="Times New Roman"/>
-                <w:noProof/>
-                <w:webHidden/>
-              </w:rPr>
-            </w:r>
-            <w:r>
-              <w:rPr>
-                <w:rFonts w:cs="Times New Roman"/>
+                <w:noProof/>
+                <w:webHidden/>
+              </w:rPr>
+              <w:instrText xml:space="preserve"> PAGEREF _Toc225154190 \h </w:instrText>
+            </w:r>
+            <w:r>
+              <w:rPr>
+                <w:noProof/>
+                <w:webHidden/>
+              </w:rPr>
+            </w:r>
+            <w:r>
+              <w:rPr>
                 <w:noProof/>
                 <w:webHidden/>
               </w:rPr>
@@ -722,7 +710,6 @@
             </w:r>
             <w:r>
               <w:rPr>
-                <w:rFonts w:cs="Times New Roman"/>
                 <w:noProof/>
                 <w:webHidden/>
               </w:rPr>
@@ -730,7 +717,6 @@
             </w:r>
             <w:r>
               <w:rPr>
-                <w:rFonts w:cs="Times New Roman"/>
                 <w:noProof/>
                 <w:webHidden/>
               </w:rPr>
@@ -746,11 +732,11 @@
               <w:tab w:val="right" w:leader="dot" w:pos="8720"/>
             </w:tabs>
             <w:rPr>
-              <w:rFonts w:cs="Times New Roman"/>
+              <w:rFonts w:asciiTheme="minorHAnsi" w:hAnsiTheme="minorHAnsi"/>
               <w:noProof/>
             </w:rPr>
           </w:pPr>
-          <w:hyperlink w:anchor="_Toc219979626" w:history="1">
+          <w:hyperlink w:anchor="_Toc225154191" w:history="1">
             <w:r>
               <w:rPr>
                 <w:rStyle w:val="Hiperhivatkozs"/>
@@ -761,7 +747,7 @@
             </w:r>
             <w:r>
               <w:rPr>
-                <w:rFonts w:cs="Times New Roman"/>
+                <w:rFonts w:asciiTheme="minorHAnsi" w:hAnsiTheme="minorHAnsi"/>
                 <w:noProof/>
               </w:rPr>
               <w:tab/>
@@ -772,11 +758,10 @@
                 <w:rFonts w:cs="Times New Roman"/>
                 <w:noProof/>
               </w:rPr>
-              <w:t>A felhasznált ismeretek</w:t>
-            </w:r>
-            <w:r>
-              <w:rPr>
-                <w:rFonts w:cs="Times New Roman"/>
+              <w:t>Funkcionális leírás</w:t>
+            </w:r>
+            <w:r>
+              <w:rPr>
                 <w:noProof/>
                 <w:webHidden/>
               </w:rPr>
@@ -784,7 +769,6 @@
             </w:r>
             <w:r>
               <w:rPr>
-                <w:rFonts w:cs="Times New Roman"/>
                 <w:noProof/>
                 <w:webHidden/>
               </w:rPr>
@@ -792,22 +776,19 @@
             </w:r>
             <w:r>
               <w:rPr>
-                <w:rFonts w:cs="Times New Roman"/>
-                <w:noProof/>
-                <w:webHidden/>
-              </w:rPr>
-              <w:instrText xml:space="preserve"> PAGEREF _Toc219979626 \h </w:instrText>
-            </w:r>
-            <w:r>
-              <w:rPr>
-                <w:rFonts w:cs="Times New Roman"/>
-                <w:noProof/>
-                <w:webHidden/>
-              </w:rPr>
-            </w:r>
-            <w:r>
-              <w:rPr>
-                <w:rFonts w:cs="Times New Roman"/>
+                <w:noProof/>
+                <w:webHidden/>
+              </w:rPr>
+              <w:instrText xml:space="preserve"> PAGEREF _Toc225154191 \h </w:instrText>
+            </w:r>
+            <w:r>
+              <w:rPr>
+                <w:noProof/>
+                <w:webHidden/>
+              </w:rPr>
+            </w:r>
+            <w:r>
+              <w:rPr>
                 <w:noProof/>
                 <w:webHidden/>
               </w:rPr>
@@ -815,15 +796,13 @@
             </w:r>
             <w:r>
               <w:rPr>
-                <w:rFonts w:cs="Times New Roman"/>
-                <w:noProof/>
-                <w:webHidden/>
-              </w:rPr>
-              <w:t>3</w:t>
-            </w:r>
-            <w:r>
-              <w:rPr>
-                <w:rFonts w:cs="Times New Roman"/>
+                <w:noProof/>
+                <w:webHidden/>
+              </w:rPr>
+              <w:t>4</w:t>
+            </w:r>
+            <w:r>
+              <w:rPr>
                 <w:noProof/>
                 <w:webHidden/>
               </w:rPr>
@@ -839,11 +818,11 @@
               <w:tab w:val="right" w:leader="dot" w:pos="8720"/>
             </w:tabs>
             <w:rPr>
-              <w:rFonts w:cs="Times New Roman"/>
+              <w:rFonts w:asciiTheme="minorHAnsi" w:hAnsiTheme="minorHAnsi"/>
               <w:noProof/>
             </w:rPr>
           </w:pPr>
-          <w:hyperlink w:anchor="_Toc219979627" w:history="1">
+          <w:hyperlink w:anchor="_Toc225154192" w:history="1">
             <w:r>
               <w:rPr>
                 <w:rStyle w:val="Hiperhivatkozs"/>
@@ -854,7 +833,7 @@
             </w:r>
             <w:r>
               <w:rPr>
-                <w:rFonts w:cs="Times New Roman"/>
+                <w:rFonts w:asciiTheme="minorHAnsi" w:hAnsiTheme="minorHAnsi"/>
                 <w:noProof/>
               </w:rPr>
               <w:tab/>
@@ -865,42 +844,247 @@
                 <w:rFonts w:cs="Times New Roman"/>
                 <w:noProof/>
               </w:rPr>
-              <w:t>A felhasznált szoftverek</w:t>
-            </w:r>
-            <w:r>
-              <w:rPr>
+              <w:t>A felhasznált technológiák és szoftverek</w:t>
+            </w:r>
+            <w:r>
+              <w:rPr>
+                <w:noProof/>
+                <w:webHidden/>
+              </w:rPr>
+              <w:tab/>
+            </w:r>
+            <w:r>
+              <w:rPr>
+                <w:noProof/>
+                <w:webHidden/>
+              </w:rPr>
+              <w:fldChar w:fldCharType="begin"/>
+            </w:r>
+            <w:r>
+              <w:rPr>
+                <w:noProof/>
+                <w:webHidden/>
+              </w:rPr>
+              <w:instrText xml:space="preserve"> PAGEREF _Toc225154192 \h </w:instrText>
+            </w:r>
+            <w:r>
+              <w:rPr>
+                <w:noProof/>
+                <w:webHidden/>
+              </w:rPr>
+            </w:r>
+            <w:r>
+              <w:rPr>
+                <w:noProof/>
+                <w:webHidden/>
+              </w:rPr>
+              <w:fldChar w:fldCharType="separate"/>
+            </w:r>
+            <w:r>
+              <w:rPr>
+                <w:noProof/>
+                <w:webHidden/>
+              </w:rPr>
+              <w:t>4</w:t>
+            </w:r>
+            <w:r>
+              <w:rPr>
+                <w:noProof/>
+                <w:webHidden/>
+              </w:rPr>
+              <w:fldChar w:fldCharType="end"/>
+            </w:r>
+          </w:hyperlink>
+        </w:p>
+        <w:p>
+          <w:pPr>
+            <w:pStyle w:val="TJ3"/>
+            <w:tabs>
+              <w:tab w:val="right" w:leader="dot" w:pos="8720"/>
+            </w:tabs>
+            <w:rPr>
+              <w:rFonts w:asciiTheme="minorHAnsi" w:hAnsiTheme="minorHAnsi"/>
+              <w:noProof/>
+            </w:rPr>
+          </w:pPr>
+          <w:hyperlink w:anchor="_Toc225154193" w:history="1">
+            <w:r>
+              <w:rPr>
+                <w:rStyle w:val="Hiperhivatkozs"/>
                 <w:rFonts w:cs="Times New Roman"/>
                 <w:noProof/>
+              </w:rPr>
+              <w:t>Kliensoldali technológiák (Front-end)</w:t>
+            </w:r>
+            <w:r>
+              <w:rPr>
+                <w:noProof/>
                 <w:webHidden/>
               </w:rPr>
               <w:tab/>
             </w:r>
             <w:r>
               <w:rPr>
+                <w:noProof/>
+                <w:webHidden/>
+              </w:rPr>
+              <w:fldChar w:fldCharType="begin"/>
+            </w:r>
+            <w:r>
+              <w:rPr>
+                <w:noProof/>
+                <w:webHidden/>
+              </w:rPr>
+              <w:instrText xml:space="preserve"> PAGEREF _Toc225154193 \h </w:instrText>
+            </w:r>
+            <w:r>
+              <w:rPr>
+                <w:noProof/>
+                <w:webHidden/>
+              </w:rPr>
+            </w:r>
+            <w:r>
+              <w:rPr>
+                <w:noProof/>
+                <w:webHidden/>
+              </w:rPr>
+              <w:fldChar w:fldCharType="separate"/>
+            </w:r>
+            <w:r>
+              <w:rPr>
+                <w:noProof/>
+                <w:webHidden/>
+              </w:rPr>
+              <w:t>4</w:t>
+            </w:r>
+            <w:r>
+              <w:rPr>
+                <w:noProof/>
+                <w:webHidden/>
+              </w:rPr>
+              <w:fldChar w:fldCharType="end"/>
+            </w:r>
+          </w:hyperlink>
+        </w:p>
+        <w:p>
+          <w:pPr>
+            <w:pStyle w:val="TJ3"/>
+            <w:tabs>
+              <w:tab w:val="right" w:leader="dot" w:pos="8720"/>
+            </w:tabs>
+            <w:rPr>
+              <w:rFonts w:asciiTheme="minorHAnsi" w:hAnsiTheme="minorHAnsi"/>
+              <w:noProof/>
+            </w:rPr>
+          </w:pPr>
+          <w:hyperlink w:anchor="_Toc225154194" w:history="1">
+            <w:r>
+              <w:rPr>
+                <w:rStyle w:val="Hiperhivatkozs"/>
                 <w:rFonts w:cs="Times New Roman"/>
                 <w:noProof/>
+              </w:rPr>
+              <w:t>Szerveroldali technológiák és Adatkezelés (Back-end)</w:t>
+            </w:r>
+            <w:r>
+              <w:rPr>
+                <w:noProof/>
+                <w:webHidden/>
+              </w:rPr>
+              <w:tab/>
+            </w:r>
+            <w:r>
+              <w:rPr>
+                <w:noProof/>
                 <w:webHidden/>
               </w:rPr>
               <w:fldChar w:fldCharType="begin"/>
             </w:r>
             <w:r>
               <w:rPr>
+                <w:noProof/>
+                <w:webHidden/>
+              </w:rPr>
+              <w:instrText xml:space="preserve"> PAGEREF _Toc225154194 \h </w:instrText>
+            </w:r>
+            <w:r>
+              <w:rPr>
+                <w:noProof/>
+                <w:webHidden/>
+              </w:rPr>
+            </w:r>
+            <w:r>
+              <w:rPr>
+                <w:noProof/>
+                <w:webHidden/>
+              </w:rPr>
+              <w:fldChar w:fldCharType="separate"/>
+            </w:r>
+            <w:r>
+              <w:rPr>
+                <w:noProof/>
+                <w:webHidden/>
+              </w:rPr>
+              <w:t>4</w:t>
+            </w:r>
+            <w:r>
+              <w:rPr>
+                <w:noProof/>
+                <w:webHidden/>
+              </w:rPr>
+              <w:fldChar w:fldCharType="end"/>
+            </w:r>
+          </w:hyperlink>
+        </w:p>
+        <w:p>
+          <w:pPr>
+            <w:pStyle w:val="TJ3"/>
+            <w:tabs>
+              <w:tab w:val="right" w:leader="dot" w:pos="8720"/>
+            </w:tabs>
+            <w:rPr>
+              <w:rFonts w:asciiTheme="minorHAnsi" w:hAnsiTheme="minorHAnsi"/>
+              <w:noProof/>
+            </w:rPr>
+          </w:pPr>
+          <w:hyperlink w:anchor="_Toc225154195" w:history="1">
+            <w:r>
+              <w:rPr>
+                <w:rStyle w:val="Hiperhivatkozs"/>
                 <w:rFonts w:cs="Times New Roman"/>
                 <w:noProof/>
-                <w:webHidden/>
-              </w:rPr>
-              <w:instrText xml:space="preserve"> PAGEREF _Toc219979627 \h </w:instrText>
-            </w:r>
-            <w:r>
-              <w:rPr>
-                <w:rFonts w:cs="Times New Roman"/>
-                <w:noProof/>
-                <w:webHidden/>
-              </w:rPr>
-            </w:r>
-            <w:r>
-              <w:rPr>
-                <w:rFonts w:cs="Times New Roman"/>
+              </w:rPr>
+              <w:t>Fejlesztői eszközök és Módszertanok</w:t>
+            </w:r>
+            <w:r>
+              <w:rPr>
+                <w:noProof/>
+                <w:webHidden/>
+              </w:rPr>
+              <w:tab/>
+            </w:r>
+            <w:r>
+              <w:rPr>
+                <w:noProof/>
+                <w:webHidden/>
+              </w:rPr>
+              <w:fldChar w:fldCharType="begin"/>
+            </w:r>
+            <w:r>
+              <w:rPr>
+                <w:noProof/>
+                <w:webHidden/>
+              </w:rPr>
+              <w:instrText xml:space="preserve"> PAGEREF _Toc225154195 \h </w:instrText>
+            </w:r>
+            <w:r>
+              <w:rPr>
+                <w:noProof/>
+                <w:webHidden/>
+              </w:rPr>
+            </w:r>
+            <w:r>
+              <w:rPr>
                 <w:noProof/>
                 <w:webHidden/>
               </w:rPr>
@@ -908,15 +1092,13 @@
             </w:r>
             <w:r>
               <w:rPr>
-                <w:rFonts w:cs="Times New Roman"/>
-                <w:noProof/>
-                <w:webHidden/>
-              </w:rPr>
-              <w:t>3</w:t>
-            </w:r>
-            <w:r>
-              <w:rPr>
-                <w:rFonts w:cs="Times New Roman"/>
+                <w:noProof/>
+                <w:webHidden/>
+              </w:rPr>
+              <w:t>5</w:t>
+            </w:r>
+            <w:r>
+              <w:rPr>
                 <w:noProof/>
                 <w:webHidden/>
               </w:rPr>
@@ -932,11 +1114,11 @@
               <w:tab w:val="right" w:leader="dot" w:pos="8720"/>
             </w:tabs>
             <w:rPr>
-              <w:rFonts w:cs="Times New Roman"/>
+              <w:rFonts w:asciiTheme="minorHAnsi" w:hAnsiTheme="minorHAnsi"/>
               <w:noProof/>
             </w:rPr>
           </w:pPr>
-          <w:hyperlink w:anchor="_Toc219979628" w:history="1">
+          <w:hyperlink w:anchor="_Toc225154196" w:history="1">
             <w:r>
               <w:rPr>
                 <w:rStyle w:val="Hiperhivatkozs"/>
@@ -947,7 +1129,7 @@
             </w:r>
             <w:r>
               <w:rPr>
-                <w:rFonts w:cs="Times New Roman"/>
+                <w:rFonts w:asciiTheme="minorHAnsi" w:hAnsiTheme="minorHAnsi"/>
                 <w:noProof/>
               </w:rPr>
               <w:tab/>
@@ -962,7 +1144,6 @@
             </w:r>
             <w:r>
               <w:rPr>
-                <w:rFonts w:cs="Times New Roman"/>
                 <w:noProof/>
                 <w:webHidden/>
               </w:rPr>
@@ -970,7 +1151,6 @@
             </w:r>
             <w:r>
               <w:rPr>
-                <w:rFonts w:cs="Times New Roman"/>
                 <w:noProof/>
                 <w:webHidden/>
               </w:rPr>
@@ -978,22 +1158,19 @@
             </w:r>
             <w:r>
               <w:rPr>
-                <w:rFonts w:cs="Times New Roman"/>
-                <w:noProof/>
-                <w:webHidden/>
-              </w:rPr>
-              <w:instrText xml:space="preserve"> PAGEREF _Toc219979628 \h </w:instrText>
-            </w:r>
-            <w:r>
-              <w:rPr>
-                <w:rFonts w:cs="Times New Roman"/>
-                <w:noProof/>
-                <w:webHidden/>
-              </w:rPr>
-            </w:r>
-            <w:r>
-              <w:rPr>
-                <w:rFonts w:cs="Times New Roman"/>
+                <w:noProof/>
+                <w:webHidden/>
+              </w:rPr>
+              <w:instrText xml:space="preserve"> PAGEREF _Toc225154196 \h </w:instrText>
+            </w:r>
+            <w:r>
+              <w:rPr>
+                <w:noProof/>
+                <w:webHidden/>
+              </w:rPr>
+            </w:r>
+            <w:r>
+              <w:rPr>
                 <w:noProof/>
                 <w:webHidden/>
               </w:rPr>
@@ -1001,15 +1178,13 @@
             </w:r>
             <w:r>
               <w:rPr>
-                <w:rFonts w:cs="Times New Roman"/>
-                <w:noProof/>
-                <w:webHidden/>
-              </w:rPr>
-              <w:t>4</w:t>
-            </w:r>
-            <w:r>
-              <w:rPr>
-                <w:rFonts w:cs="Times New Roman"/>
+                <w:noProof/>
+                <w:webHidden/>
+              </w:rPr>
+              <w:t>5</w:t>
+            </w:r>
+            <w:r>
+              <w:rPr>
                 <w:noProof/>
                 <w:webHidden/>
               </w:rPr>
@@ -1025,11 +1200,11 @@
               <w:tab w:val="right" w:leader="dot" w:pos="8720"/>
             </w:tabs>
             <w:rPr>
-              <w:rFonts w:cs="Times New Roman"/>
+              <w:rFonts w:asciiTheme="minorHAnsi" w:hAnsiTheme="minorHAnsi"/>
               <w:noProof/>
             </w:rPr>
           </w:pPr>
-          <w:hyperlink w:anchor="_Toc219979629" w:history="1">
+          <w:hyperlink w:anchor="_Toc225154197" w:history="1">
             <w:r>
               <w:rPr>
                 <w:rStyle w:val="Hiperhivatkozs"/>
@@ -1040,7 +1215,7 @@
             </w:r>
             <w:r>
               <w:rPr>
-                <w:rFonts w:cs="Times New Roman"/>
+                <w:rFonts w:asciiTheme="minorHAnsi" w:hAnsiTheme="minorHAnsi"/>
                 <w:noProof/>
               </w:rPr>
               <w:tab/>
@@ -1055,7 +1230,6 @@
             </w:r>
             <w:r>
               <w:rPr>
-                <w:rFonts w:cs="Times New Roman"/>
                 <w:noProof/>
                 <w:webHidden/>
               </w:rPr>
@@ -1063,7 +1237,6 @@
             </w:r>
             <w:r>
               <w:rPr>
-                <w:rFonts w:cs="Times New Roman"/>
                 <w:noProof/>
                 <w:webHidden/>
               </w:rPr>
@@ -1071,22 +1244,19 @@
             </w:r>
             <w:r>
               <w:rPr>
-                <w:rFonts w:cs="Times New Roman"/>
-                <w:noProof/>
-                <w:webHidden/>
-              </w:rPr>
-              <w:instrText xml:space="preserve"> PAGEREF _Toc219979629 \h </w:instrText>
-            </w:r>
-            <w:r>
-              <w:rPr>
-                <w:rFonts w:cs="Times New Roman"/>
-                <w:noProof/>
-                <w:webHidden/>
-              </w:rPr>
-            </w:r>
-            <w:r>
-              <w:rPr>
-                <w:rFonts w:cs="Times New Roman"/>
+                <w:noProof/>
+                <w:webHidden/>
+              </w:rPr>
+              <w:instrText xml:space="preserve"> PAGEREF _Toc225154197 \h </w:instrText>
+            </w:r>
+            <w:r>
+              <w:rPr>
+                <w:noProof/>
+                <w:webHidden/>
+              </w:rPr>
+            </w:r>
+            <w:r>
+              <w:rPr>
                 <w:noProof/>
                 <w:webHidden/>
               </w:rPr>
@@ -1094,15 +1264,13 @@
             </w:r>
             <w:r>
               <w:rPr>
-                <w:rFonts w:cs="Times New Roman"/>
-                <w:noProof/>
-                <w:webHidden/>
-              </w:rPr>
-              <w:t>4</w:t>
-            </w:r>
-            <w:r>
-              <w:rPr>
-                <w:rFonts w:cs="Times New Roman"/>
+                <w:noProof/>
+                <w:webHidden/>
+              </w:rPr>
+              <w:t>5</w:t>
+            </w:r>
+            <w:r>
+              <w:rPr>
                 <w:noProof/>
                 <w:webHidden/>
               </w:rPr>
@@ -1118,11 +1286,11 @@
               <w:tab w:val="right" w:leader="dot" w:pos="8720"/>
             </w:tabs>
             <w:rPr>
-              <w:rFonts w:cs="Times New Roman"/>
+              <w:rFonts w:asciiTheme="minorHAnsi" w:hAnsiTheme="minorHAnsi"/>
               <w:noProof/>
             </w:rPr>
           </w:pPr>
-          <w:hyperlink w:anchor="_Toc219979630" w:history="1">
+          <w:hyperlink w:anchor="_Toc225154198" w:history="1">
             <w:r>
               <w:rPr>
                 <w:rStyle w:val="Hiperhivatkozs"/>
@@ -1133,7 +1301,7 @@
             </w:r>
             <w:r>
               <w:rPr>
-                <w:rFonts w:cs="Times New Roman"/>
+                <w:rFonts w:asciiTheme="minorHAnsi" w:hAnsiTheme="minorHAnsi"/>
                 <w:noProof/>
               </w:rPr>
               <w:tab/>
@@ -1148,7 +1316,6 @@
             </w:r>
             <w:r>
               <w:rPr>
-                <w:rFonts w:cs="Times New Roman"/>
                 <w:noProof/>
                 <w:webHidden/>
               </w:rPr>
@@ -1156,7 +1323,6 @@
             </w:r>
             <w:r>
               <w:rPr>
-                <w:rFonts w:cs="Times New Roman"/>
                 <w:noProof/>
                 <w:webHidden/>
               </w:rPr>
@@ -1164,22 +1330,19 @@
             </w:r>
             <w:r>
               <w:rPr>
-                <w:rFonts w:cs="Times New Roman"/>
-                <w:noProof/>
-                <w:webHidden/>
-              </w:rPr>
-              <w:instrText xml:space="preserve"> PAGEREF _Toc219979630 \h </w:instrText>
-            </w:r>
-            <w:r>
-              <w:rPr>
-                <w:rFonts w:cs="Times New Roman"/>
-                <w:noProof/>
-                <w:webHidden/>
-              </w:rPr>
-            </w:r>
-            <w:r>
-              <w:rPr>
-                <w:rFonts w:cs="Times New Roman"/>
+                <w:noProof/>
+                <w:webHidden/>
+              </w:rPr>
+              <w:instrText xml:space="preserve"> PAGEREF _Toc225154198 \h </w:instrText>
+            </w:r>
+            <w:r>
+              <w:rPr>
+                <w:noProof/>
+                <w:webHidden/>
+              </w:rPr>
+            </w:r>
+            <w:r>
+              <w:rPr>
                 <w:noProof/>
                 <w:webHidden/>
               </w:rPr>
@@ -1187,15 +1350,13 @@
             </w:r>
             <w:r>
               <w:rPr>
-                <w:rFonts w:cs="Times New Roman"/>
-                <w:noProof/>
-                <w:webHidden/>
-              </w:rPr>
-              <w:t>4</w:t>
-            </w:r>
-            <w:r>
-              <w:rPr>
-                <w:rFonts w:cs="Times New Roman"/>
+                <w:noProof/>
+                <w:webHidden/>
+              </w:rPr>
+              <w:t>6</w:t>
+            </w:r>
+            <w:r>
+              <w:rPr>
                 <w:noProof/>
                 <w:webHidden/>
               </w:rPr>
@@ -1211,11 +1372,11 @@
               <w:tab w:val="right" w:leader="dot" w:pos="8720"/>
             </w:tabs>
             <w:rPr>
-              <w:rFonts w:cs="Times New Roman"/>
+              <w:rFonts w:asciiTheme="minorHAnsi" w:hAnsiTheme="minorHAnsi"/>
               <w:noProof/>
             </w:rPr>
           </w:pPr>
-          <w:hyperlink w:anchor="_Toc219979631" w:history="1">
+          <w:hyperlink w:anchor="_Toc225154199" w:history="1">
             <w:r>
               <w:rPr>
                 <w:rStyle w:val="Hiperhivatkozs"/>
@@ -1226,7 +1387,7 @@
             </w:r>
             <w:r>
               <w:rPr>
-                <w:rFonts w:cs="Times New Roman"/>
+                <w:rFonts w:asciiTheme="minorHAnsi" w:hAnsiTheme="minorHAnsi"/>
                 <w:noProof/>
               </w:rPr>
               <w:tab/>
@@ -1241,7 +1402,6 @@
             </w:r>
             <w:r>
               <w:rPr>
-                <w:rFonts w:cs="Times New Roman"/>
                 <w:noProof/>
                 <w:webHidden/>
               </w:rPr>
@@ -1249,7 +1409,6 @@
             </w:r>
             <w:r>
               <w:rPr>
-                <w:rFonts w:cs="Times New Roman"/>
                 <w:noProof/>
                 <w:webHidden/>
               </w:rPr>
@@ -1257,22 +1416,19 @@
             </w:r>
             <w:r>
               <w:rPr>
-                <w:rFonts w:cs="Times New Roman"/>
-                <w:noProof/>
-                <w:webHidden/>
-              </w:rPr>
-              <w:instrText xml:space="preserve"> PAGEREF _Toc219979631 \h </w:instrText>
-            </w:r>
-            <w:r>
-              <w:rPr>
-                <w:rFonts w:cs="Times New Roman"/>
-                <w:noProof/>
-                <w:webHidden/>
-              </w:rPr>
-            </w:r>
-            <w:r>
-              <w:rPr>
-                <w:rFonts w:cs="Times New Roman"/>
+                <w:noProof/>
+                <w:webHidden/>
+              </w:rPr>
+              <w:instrText xml:space="preserve"> PAGEREF _Toc225154199 \h </w:instrText>
+            </w:r>
+            <w:r>
+              <w:rPr>
+                <w:noProof/>
+                <w:webHidden/>
+              </w:rPr>
+            </w:r>
+            <w:r>
+              <w:rPr>
                 <w:noProof/>
                 <w:webHidden/>
               </w:rPr>
@@ -1280,15 +1436,13 @@
             </w:r>
             <w:r>
               <w:rPr>
-                <w:rFonts w:cs="Times New Roman"/>
-                <w:noProof/>
-                <w:webHidden/>
-              </w:rPr>
-              <w:t>4</w:t>
-            </w:r>
-            <w:r>
-              <w:rPr>
-                <w:rFonts w:cs="Times New Roman"/>
+                <w:noProof/>
+                <w:webHidden/>
+              </w:rPr>
+              <w:t>6</w:t>
+            </w:r>
+            <w:r>
+              <w:rPr>
                 <w:noProof/>
                 <w:webHidden/>
               </w:rPr>
@@ -1304,11 +1458,11 @@
               <w:tab w:val="right" w:leader="dot" w:pos="8720"/>
             </w:tabs>
             <w:rPr>
-              <w:rFonts w:cs="Times New Roman"/>
+              <w:rFonts w:asciiTheme="minorHAnsi" w:hAnsiTheme="minorHAnsi"/>
               <w:noProof/>
             </w:rPr>
           </w:pPr>
-          <w:hyperlink w:anchor="_Toc219979632" w:history="1">
+          <w:hyperlink w:anchor="_Toc225154200" w:history="1">
             <w:r>
               <w:rPr>
                 <w:rStyle w:val="Hiperhivatkozs"/>
@@ -1319,7 +1473,7 @@
             </w:r>
             <w:r>
               <w:rPr>
-                <w:rFonts w:cs="Times New Roman"/>
+                <w:rFonts w:asciiTheme="minorHAnsi" w:hAnsiTheme="minorHAnsi"/>
                 <w:noProof/>
               </w:rPr>
               <w:tab/>
@@ -1334,7 +1488,6 @@
             </w:r>
             <w:r>
               <w:rPr>
-                <w:rFonts w:cs="Times New Roman"/>
                 <w:noProof/>
                 <w:webHidden/>
               </w:rPr>
@@ -1342,7 +1495,6 @@
             </w:r>
             <w:r>
               <w:rPr>
-                <w:rFonts w:cs="Times New Roman"/>
                 <w:noProof/>
                 <w:webHidden/>
               </w:rPr>
@@ -1350,22 +1502,19 @@
             </w:r>
             <w:r>
               <w:rPr>
-                <w:rFonts w:cs="Times New Roman"/>
-                <w:noProof/>
-                <w:webHidden/>
-              </w:rPr>
-              <w:instrText xml:space="preserve"> PAGEREF _Toc219979632 \h </w:instrText>
-            </w:r>
-            <w:r>
-              <w:rPr>
-                <w:rFonts w:cs="Times New Roman"/>
-                <w:noProof/>
-                <w:webHidden/>
-              </w:rPr>
-            </w:r>
-            <w:r>
-              <w:rPr>
-                <w:rFonts w:cs="Times New Roman"/>
+                <w:noProof/>
+                <w:webHidden/>
+              </w:rPr>
+              <w:instrText xml:space="preserve"> PAGEREF _Toc225154200 \h </w:instrText>
+            </w:r>
+            <w:r>
+              <w:rPr>
+                <w:noProof/>
+                <w:webHidden/>
+              </w:rPr>
+            </w:r>
+            <w:r>
+              <w:rPr>
                 <w:noProof/>
                 <w:webHidden/>
               </w:rPr>
@@ -1373,15 +1522,13 @@
             </w:r>
             <w:r>
               <w:rPr>
-                <w:rFonts w:cs="Times New Roman"/>
-                <w:noProof/>
-                <w:webHidden/>
-              </w:rPr>
-              <w:t>5</w:t>
-            </w:r>
-            <w:r>
-              <w:rPr>
-                <w:rFonts w:cs="Times New Roman"/>
+                <w:noProof/>
+                <w:webHidden/>
+              </w:rPr>
+              <w:t>6</w:t>
+            </w:r>
+            <w:r>
+              <w:rPr>
                 <w:noProof/>
                 <w:webHidden/>
               </w:rPr>
@@ -1397,11 +1544,11 @@
               <w:tab w:val="right" w:leader="dot" w:pos="8720"/>
             </w:tabs>
             <w:rPr>
-              <w:rFonts w:cs="Times New Roman"/>
+              <w:rFonts w:asciiTheme="minorHAnsi" w:hAnsiTheme="minorHAnsi"/>
               <w:noProof/>
             </w:rPr>
           </w:pPr>
-          <w:hyperlink w:anchor="_Toc219979633" w:history="1">
+          <w:hyperlink w:anchor="_Toc225154201" w:history="1">
             <w:r>
               <w:rPr>
                 <w:rStyle w:val="Hiperhivatkozs"/>
@@ -1412,7 +1559,7 @@
             </w:r>
             <w:r>
               <w:rPr>
-                <w:rFonts w:cs="Times New Roman"/>
+                <w:rFonts w:asciiTheme="minorHAnsi" w:hAnsiTheme="minorHAnsi"/>
                 <w:noProof/>
               </w:rPr>
               <w:tab/>
@@ -1427,7 +1574,6 @@
             </w:r>
             <w:r>
               <w:rPr>
-                <w:rFonts w:cs="Times New Roman"/>
                 <w:noProof/>
                 <w:webHidden/>
               </w:rPr>
@@ -1435,7 +1581,6 @@
             </w:r>
             <w:r>
               <w:rPr>
-                <w:rFonts w:cs="Times New Roman"/>
                 <w:noProof/>
                 <w:webHidden/>
               </w:rPr>
@@ -1443,22 +1588,19 @@
             </w:r>
             <w:r>
               <w:rPr>
-                <w:rFonts w:cs="Times New Roman"/>
-                <w:noProof/>
-                <w:webHidden/>
-              </w:rPr>
-              <w:instrText xml:space="preserve"> PAGEREF _Toc219979633 \h </w:instrText>
-            </w:r>
-            <w:r>
-              <w:rPr>
-                <w:rFonts w:cs="Times New Roman"/>
-                <w:noProof/>
-                <w:webHidden/>
-              </w:rPr>
-            </w:r>
-            <w:r>
-              <w:rPr>
-                <w:rFonts w:cs="Times New Roman"/>
+                <w:noProof/>
+                <w:webHidden/>
+              </w:rPr>
+              <w:instrText xml:space="preserve"> PAGEREF _Toc225154201 \h </w:instrText>
+            </w:r>
+            <w:r>
+              <w:rPr>
+                <w:noProof/>
+                <w:webHidden/>
+              </w:rPr>
+            </w:r>
+            <w:r>
+              <w:rPr>
                 <w:noProof/>
                 <w:webHidden/>
               </w:rPr>
@@ -1466,15 +1608,13 @@
             </w:r>
             <w:r>
               <w:rPr>
-                <w:rFonts w:cs="Times New Roman"/>
-                <w:noProof/>
-                <w:webHidden/>
-              </w:rPr>
-              <w:t>6</w:t>
-            </w:r>
-            <w:r>
-              <w:rPr>
-                <w:rFonts w:cs="Times New Roman"/>
+                <w:noProof/>
+                <w:webHidden/>
+              </w:rPr>
+              <w:t>7</w:t>
+            </w:r>
+            <w:r>
+              <w:rPr>
                 <w:noProof/>
                 <w:webHidden/>
               </w:rPr>
@@ -1490,11 +1630,11 @@
               <w:tab w:val="right" w:leader="dot" w:pos="8720"/>
             </w:tabs>
             <w:rPr>
-              <w:rFonts w:cs="Times New Roman"/>
+              <w:rFonts w:asciiTheme="minorHAnsi" w:hAnsiTheme="minorHAnsi"/>
               <w:noProof/>
             </w:rPr>
           </w:pPr>
-          <w:hyperlink w:anchor="_Toc219979634" w:history="1">
+          <w:hyperlink w:anchor="_Toc225154202" w:history="1">
             <w:r>
               <w:rPr>
                 <w:rStyle w:val="Hiperhivatkozs"/>
@@ -1505,7 +1645,7 @@
             </w:r>
             <w:r>
               <w:rPr>
-                <w:rFonts w:cs="Times New Roman"/>
+                <w:rFonts w:asciiTheme="minorHAnsi" w:hAnsiTheme="minorHAnsi"/>
                 <w:noProof/>
               </w:rPr>
               <w:tab/>
@@ -1520,7 +1660,6 @@
             </w:r>
             <w:r>
               <w:rPr>
-                <w:rFonts w:cs="Times New Roman"/>
                 <w:noProof/>
                 <w:webHidden/>
               </w:rPr>
@@ -1528,7 +1667,6 @@
             </w:r>
             <w:r>
               <w:rPr>
-                <w:rFonts w:cs="Times New Roman"/>
                 <w:noProof/>
                 <w:webHidden/>
               </w:rPr>
@@ -1536,22 +1674,19 @@
             </w:r>
             <w:r>
               <w:rPr>
-                <w:rFonts w:cs="Times New Roman"/>
-                <w:noProof/>
-                <w:webHidden/>
-              </w:rPr>
-              <w:instrText xml:space="preserve"> PAGEREF _Toc219979634 \h </w:instrText>
-            </w:r>
-            <w:r>
-              <w:rPr>
-                <w:rFonts w:cs="Times New Roman"/>
-                <w:noProof/>
-                <w:webHidden/>
-              </w:rPr>
-            </w:r>
-            <w:r>
-              <w:rPr>
-                <w:rFonts w:cs="Times New Roman"/>
+                <w:noProof/>
+                <w:webHidden/>
+              </w:rPr>
+              <w:instrText xml:space="preserve"> PAGEREF _Toc225154202 \h </w:instrText>
+            </w:r>
+            <w:r>
+              <w:rPr>
+                <w:noProof/>
+                <w:webHidden/>
+              </w:rPr>
+            </w:r>
+            <w:r>
+              <w:rPr>
                 <w:noProof/>
                 <w:webHidden/>
               </w:rPr>
@@ -1559,15 +1694,13 @@
             </w:r>
             <w:r>
               <w:rPr>
-                <w:rFonts w:cs="Times New Roman"/>
-                <w:noProof/>
-                <w:webHidden/>
-              </w:rPr>
-              <w:t>6</w:t>
-            </w:r>
-            <w:r>
-              <w:rPr>
-                <w:rFonts w:cs="Times New Roman"/>
+                <w:noProof/>
+                <w:webHidden/>
+              </w:rPr>
+              <w:t>7</w:t>
+            </w:r>
+            <w:r>
+              <w:rPr>
                 <w:noProof/>
                 <w:webHidden/>
               </w:rPr>
@@ -1583,11 +1716,11 @@
               <w:tab w:val="right" w:leader="dot" w:pos="8720"/>
             </w:tabs>
             <w:rPr>
-              <w:rFonts w:cs="Times New Roman"/>
+              <w:rFonts w:asciiTheme="minorHAnsi" w:hAnsiTheme="minorHAnsi"/>
               <w:noProof/>
             </w:rPr>
           </w:pPr>
-          <w:hyperlink w:anchor="_Toc219979635" w:history="1">
+          <w:hyperlink w:anchor="_Toc225154204" w:history="1">
             <w:r>
               <w:rPr>
                 <w:rStyle w:val="Hiperhivatkozs"/>
@@ -1598,7 +1731,7 @@
             </w:r>
             <w:r>
               <w:rPr>
-                <w:rFonts w:cs="Times New Roman"/>
+                <w:rFonts w:asciiTheme="minorHAnsi" w:hAnsiTheme="minorHAnsi"/>
                 <w:noProof/>
               </w:rPr>
               <w:tab/>
@@ -1613,7 +1746,6 @@
             </w:r>
             <w:r>
               <w:rPr>
-                <w:rFonts w:cs="Times New Roman"/>
                 <w:noProof/>
                 <w:webHidden/>
               </w:rPr>
@@ -1621,7 +1753,6 @@
             </w:r>
             <w:r>
               <w:rPr>
-                <w:rFonts w:cs="Times New Roman"/>
                 <w:noProof/>
                 <w:webHidden/>
               </w:rPr>
@@ -1629,22 +1760,19 @@
             </w:r>
             <w:r>
               <w:rPr>
-                <w:rFonts w:cs="Times New Roman"/>
-                <w:noProof/>
-                <w:webHidden/>
-              </w:rPr>
-              <w:instrText xml:space="preserve"> PAGEREF _Toc219979635 \h </w:instrText>
-            </w:r>
-            <w:r>
-              <w:rPr>
-                <w:rFonts w:cs="Times New Roman"/>
-                <w:noProof/>
-                <w:webHidden/>
-              </w:rPr>
-            </w:r>
-            <w:r>
-              <w:rPr>
-                <w:rFonts w:cs="Times New Roman"/>
+                <w:noProof/>
+                <w:webHidden/>
+              </w:rPr>
+              <w:instrText xml:space="preserve"> PAGEREF _Toc225154204 \h </w:instrText>
+            </w:r>
+            <w:r>
+              <w:rPr>
+                <w:noProof/>
+                <w:webHidden/>
+              </w:rPr>
+            </w:r>
+            <w:r>
+              <w:rPr>
                 <w:noProof/>
                 <w:webHidden/>
               </w:rPr>
@@ -1652,15 +1780,13 @@
             </w:r>
             <w:r>
               <w:rPr>
-                <w:rFonts w:cs="Times New Roman"/>
-                <w:noProof/>
-                <w:webHidden/>
-              </w:rPr>
-              <w:t>6</w:t>
-            </w:r>
-            <w:r>
-              <w:rPr>
-                <w:rFonts w:cs="Times New Roman"/>
+                <w:noProof/>
+                <w:webHidden/>
+              </w:rPr>
+              <w:t>7</w:t>
+            </w:r>
+            <w:r>
+              <w:rPr>
                 <w:noProof/>
                 <w:webHidden/>
               </w:rPr>
@@ -1676,11 +1802,11 @@
               <w:tab w:val="right" w:leader="dot" w:pos="8720"/>
             </w:tabs>
             <w:rPr>
-              <w:rFonts w:cs="Times New Roman"/>
+              <w:rFonts w:asciiTheme="minorHAnsi" w:hAnsiTheme="minorHAnsi"/>
               <w:noProof/>
             </w:rPr>
           </w:pPr>
-          <w:hyperlink w:anchor="_Toc219979636" w:history="1">
+          <w:hyperlink w:anchor="_Toc225154205" w:history="1">
             <w:r>
               <w:rPr>
                 <w:rStyle w:val="Hiperhivatkozs"/>
@@ -1691,7 +1817,7 @@
             </w:r>
             <w:r>
               <w:rPr>
-                <w:rFonts w:cs="Times New Roman"/>
+                <w:rFonts w:asciiTheme="minorHAnsi" w:hAnsiTheme="minorHAnsi"/>
                 <w:noProof/>
               </w:rPr>
               <w:tab/>
@@ -1706,7 +1832,6 @@
             </w:r>
             <w:r>
               <w:rPr>
-                <w:rFonts w:cs="Times New Roman"/>
                 <w:noProof/>
                 <w:webHidden/>
               </w:rPr>
@@ -1714,7 +1839,6 @@
             </w:r>
             <w:r>
               <w:rPr>
-                <w:rFonts w:cs="Times New Roman"/>
                 <w:noProof/>
                 <w:webHidden/>
               </w:rPr>
@@ -1722,22 +1846,19 @@
             </w:r>
             <w:r>
               <w:rPr>
-                <w:rFonts w:cs="Times New Roman"/>
-                <w:noProof/>
-                <w:webHidden/>
-              </w:rPr>
-              <w:instrText xml:space="preserve"> PAGEREF _Toc219979636 \h </w:instrText>
-            </w:r>
-            <w:r>
-              <w:rPr>
-                <w:rFonts w:cs="Times New Roman"/>
-                <w:noProof/>
-                <w:webHidden/>
-              </w:rPr>
-            </w:r>
-            <w:r>
-              <w:rPr>
-                <w:rFonts w:cs="Times New Roman"/>
+                <w:noProof/>
+                <w:webHidden/>
+              </w:rPr>
+              <w:instrText xml:space="preserve"> PAGEREF _Toc225154205 \h </w:instrText>
+            </w:r>
+            <w:r>
+              <w:rPr>
+                <w:noProof/>
+                <w:webHidden/>
+              </w:rPr>
+            </w:r>
+            <w:r>
+              <w:rPr>
                 <w:noProof/>
                 <w:webHidden/>
               </w:rPr>
@@ -1745,15 +1866,13 @@
             </w:r>
             <w:r>
               <w:rPr>
-                <w:rFonts w:cs="Times New Roman"/>
-                <w:noProof/>
-                <w:webHidden/>
-              </w:rPr>
-              <w:t>6</w:t>
-            </w:r>
-            <w:r>
-              <w:rPr>
-                <w:rFonts w:cs="Times New Roman"/>
+                <w:noProof/>
+                <w:webHidden/>
+              </w:rPr>
+              <w:t>8</w:t>
+            </w:r>
+            <w:r>
+              <w:rPr>
                 <w:noProof/>
                 <w:webHidden/>
               </w:rPr>
@@ -1769,11 +1888,11 @@
               <w:tab w:val="right" w:leader="dot" w:pos="8720"/>
             </w:tabs>
             <w:rPr>
-              <w:rFonts w:cs="Times New Roman"/>
+              <w:rFonts w:asciiTheme="minorHAnsi" w:hAnsiTheme="minorHAnsi"/>
               <w:noProof/>
             </w:rPr>
           </w:pPr>
-          <w:hyperlink w:anchor="_Toc219979637" w:history="1">
+          <w:hyperlink w:anchor="_Toc225154206" w:history="1">
             <w:r>
               <w:rPr>
                 <w:rStyle w:val="Hiperhivatkozs"/>
@@ -1784,7 +1903,7 @@
             </w:r>
             <w:r>
               <w:rPr>
-                <w:rFonts w:cs="Times New Roman"/>
+                <w:rFonts w:asciiTheme="minorHAnsi" w:hAnsiTheme="minorHAnsi"/>
                 <w:noProof/>
               </w:rPr>
               <w:tab/>
@@ -1799,54 +1918,817 @@
             </w:r>
             <w:r>
               <w:rPr>
+                <w:noProof/>
+                <w:webHidden/>
+              </w:rPr>
+              <w:tab/>
+            </w:r>
+            <w:r>
+              <w:rPr>
+                <w:noProof/>
+                <w:webHidden/>
+              </w:rPr>
+              <w:fldChar w:fldCharType="begin"/>
+            </w:r>
+            <w:r>
+              <w:rPr>
+                <w:noProof/>
+                <w:webHidden/>
+              </w:rPr>
+              <w:instrText xml:space="preserve"> PAGEREF _Toc225154206 \h </w:instrText>
+            </w:r>
+            <w:r>
+              <w:rPr>
+                <w:noProof/>
+                <w:webHidden/>
+              </w:rPr>
+            </w:r>
+            <w:r>
+              <w:rPr>
+                <w:noProof/>
+                <w:webHidden/>
+              </w:rPr>
+              <w:fldChar w:fldCharType="separate"/>
+            </w:r>
+            <w:r>
+              <w:rPr>
+                <w:noProof/>
+                <w:webHidden/>
+              </w:rPr>
+              <w:t>15</w:t>
+            </w:r>
+            <w:r>
+              <w:rPr>
+                <w:noProof/>
+                <w:webHidden/>
+              </w:rPr>
+              <w:fldChar w:fldCharType="end"/>
+            </w:r>
+          </w:hyperlink>
+        </w:p>
+        <w:p>
+          <w:pPr>
+            <w:pStyle w:val="TJ2"/>
+            <w:tabs>
+              <w:tab w:val="right" w:leader="dot" w:pos="8720"/>
+            </w:tabs>
+            <w:rPr>
+              <w:rFonts w:asciiTheme="minorHAnsi" w:hAnsiTheme="minorHAnsi"/>
+              <w:noProof/>
+            </w:rPr>
+          </w:pPr>
+          <w:hyperlink w:anchor="_Toc225154207" w:history="1">
+            <w:r>
+              <w:rPr>
+                <w:rStyle w:val="Hiperhivatkozs"/>
                 <w:rFonts w:cs="Times New Roman"/>
                 <w:noProof/>
+              </w:rPr>
+              <w:t>4.1 AZ ALKALMAZOTT FEJLESZTŐI ESZKÖZÖK</w:t>
+            </w:r>
+            <w:r>
+              <w:rPr>
+                <w:noProof/>
                 <w:webHidden/>
               </w:rPr>
               <w:tab/>
             </w:r>
             <w:r>
               <w:rPr>
+                <w:noProof/>
+                <w:webHidden/>
+              </w:rPr>
+              <w:fldChar w:fldCharType="begin"/>
+            </w:r>
+            <w:r>
+              <w:rPr>
+                <w:noProof/>
+                <w:webHidden/>
+              </w:rPr>
+              <w:instrText xml:space="preserve"> PAGEREF _Toc225154207 \h </w:instrText>
+            </w:r>
+            <w:r>
+              <w:rPr>
+                <w:noProof/>
+                <w:webHidden/>
+              </w:rPr>
+            </w:r>
+            <w:r>
+              <w:rPr>
+                <w:noProof/>
+                <w:webHidden/>
+              </w:rPr>
+              <w:fldChar w:fldCharType="separate"/>
+            </w:r>
+            <w:r>
+              <w:rPr>
+                <w:noProof/>
+                <w:webHidden/>
+              </w:rPr>
+              <w:t>15</w:t>
+            </w:r>
+            <w:r>
+              <w:rPr>
+                <w:noProof/>
+                <w:webHidden/>
+              </w:rPr>
+              <w:fldChar w:fldCharType="end"/>
+            </w:r>
+          </w:hyperlink>
+        </w:p>
+        <w:p>
+          <w:pPr>
+            <w:pStyle w:val="TJ3"/>
+            <w:tabs>
+              <w:tab w:val="right" w:leader="dot" w:pos="8720"/>
+            </w:tabs>
+            <w:rPr>
+              <w:rFonts w:asciiTheme="minorHAnsi" w:hAnsiTheme="minorHAnsi"/>
+              <w:noProof/>
+            </w:rPr>
+          </w:pPr>
+          <w:hyperlink w:anchor="_Toc225154208" w:history="1">
+            <w:r>
+              <w:rPr>
+                <w:rStyle w:val="Hiperhivatkozs"/>
                 <w:rFonts w:cs="Times New Roman"/>
                 <w:noProof/>
+              </w:rPr>
+              <w:t>4.1.1 Alkalmazott technológiák</w:t>
+            </w:r>
+            <w:r>
+              <w:rPr>
+                <w:noProof/>
+                <w:webHidden/>
+              </w:rPr>
+              <w:tab/>
+            </w:r>
+            <w:r>
+              <w:rPr>
+                <w:noProof/>
                 <w:webHidden/>
               </w:rPr>
               <w:fldChar w:fldCharType="begin"/>
             </w:r>
             <w:r>
               <w:rPr>
+                <w:noProof/>
+                <w:webHidden/>
+              </w:rPr>
+              <w:instrText xml:space="preserve"> PAGEREF _Toc225154208 \h </w:instrText>
+            </w:r>
+            <w:r>
+              <w:rPr>
+                <w:noProof/>
+                <w:webHidden/>
+              </w:rPr>
+            </w:r>
+            <w:r>
+              <w:rPr>
+                <w:noProof/>
+                <w:webHidden/>
+              </w:rPr>
+              <w:fldChar w:fldCharType="separate"/>
+            </w:r>
+            <w:r>
+              <w:rPr>
+                <w:noProof/>
+                <w:webHidden/>
+              </w:rPr>
+              <w:t>15</w:t>
+            </w:r>
+            <w:r>
+              <w:rPr>
+                <w:noProof/>
+                <w:webHidden/>
+              </w:rPr>
+              <w:fldChar w:fldCharType="end"/>
+            </w:r>
+          </w:hyperlink>
+        </w:p>
+        <w:p>
+          <w:pPr>
+            <w:pStyle w:val="TJ3"/>
+            <w:tabs>
+              <w:tab w:val="right" w:leader="dot" w:pos="8720"/>
+            </w:tabs>
+            <w:rPr>
+              <w:rFonts w:asciiTheme="minorHAnsi" w:hAnsiTheme="minorHAnsi"/>
+              <w:noProof/>
+            </w:rPr>
+          </w:pPr>
+          <w:hyperlink w:anchor="_Toc225154209" w:history="1">
+            <w:r>
+              <w:rPr>
+                <w:rStyle w:val="Hiperhivatkozs"/>
                 <w:rFonts w:cs="Times New Roman"/>
                 <w:noProof/>
-                <w:webHidden/>
-              </w:rPr>
-              <w:instrText xml:space="preserve"> PAGEREF _Toc219979637 \h </w:instrText>
-            </w:r>
-            <w:r>
-              <w:rPr>
+              </w:rPr>
+              <w:t>4.1.2 Fejlesztési környezet és tesztelés</w:t>
+            </w:r>
+            <w:r>
+              <w:rPr>
+                <w:noProof/>
+                <w:webHidden/>
+              </w:rPr>
+              <w:tab/>
+            </w:r>
+            <w:r>
+              <w:rPr>
+                <w:noProof/>
+                <w:webHidden/>
+              </w:rPr>
+              <w:fldChar w:fldCharType="begin"/>
+            </w:r>
+            <w:r>
+              <w:rPr>
+                <w:noProof/>
+                <w:webHidden/>
+              </w:rPr>
+              <w:instrText xml:space="preserve"> PAGEREF _Toc225154209 \h </w:instrText>
+            </w:r>
+            <w:r>
+              <w:rPr>
+                <w:noProof/>
+                <w:webHidden/>
+              </w:rPr>
+            </w:r>
+            <w:r>
+              <w:rPr>
+                <w:noProof/>
+                <w:webHidden/>
+              </w:rPr>
+              <w:fldChar w:fldCharType="separate"/>
+            </w:r>
+            <w:r>
+              <w:rPr>
+                <w:noProof/>
+                <w:webHidden/>
+              </w:rPr>
+              <w:t>16</w:t>
+            </w:r>
+            <w:r>
+              <w:rPr>
+                <w:noProof/>
+                <w:webHidden/>
+              </w:rPr>
+              <w:fldChar w:fldCharType="end"/>
+            </w:r>
+          </w:hyperlink>
+        </w:p>
+        <w:p>
+          <w:pPr>
+            <w:pStyle w:val="TJ3"/>
+            <w:tabs>
+              <w:tab w:val="right" w:leader="dot" w:pos="8720"/>
+            </w:tabs>
+            <w:rPr>
+              <w:rFonts w:asciiTheme="minorHAnsi" w:hAnsiTheme="minorHAnsi"/>
+              <w:noProof/>
+            </w:rPr>
+          </w:pPr>
+          <w:hyperlink w:anchor="_Toc225154210" w:history="1">
+            <w:r>
+              <w:rPr>
+                <w:rStyle w:val="Hiperhivatkozs"/>
                 <w:rFonts w:cs="Times New Roman"/>
                 <w:noProof/>
-                <w:webHidden/>
-              </w:rPr>
-            </w:r>
-            <w:r>
-              <w:rPr>
+              </w:rPr>
+              <w:t>4.1.3 Dokumentáció és vizuális elemek</w:t>
+            </w:r>
+            <w:r>
+              <w:rPr>
+                <w:noProof/>
+                <w:webHidden/>
+              </w:rPr>
+              <w:tab/>
+            </w:r>
+            <w:r>
+              <w:rPr>
+                <w:noProof/>
+                <w:webHidden/>
+              </w:rPr>
+              <w:fldChar w:fldCharType="begin"/>
+            </w:r>
+            <w:r>
+              <w:rPr>
+                <w:noProof/>
+                <w:webHidden/>
+              </w:rPr>
+              <w:instrText xml:space="preserve"> PAGEREF _Toc225154210 \h </w:instrText>
+            </w:r>
+            <w:r>
+              <w:rPr>
+                <w:noProof/>
+                <w:webHidden/>
+              </w:rPr>
+            </w:r>
+            <w:r>
+              <w:rPr>
+                <w:noProof/>
+                <w:webHidden/>
+              </w:rPr>
+              <w:fldChar w:fldCharType="separate"/>
+            </w:r>
+            <w:r>
+              <w:rPr>
+                <w:noProof/>
+                <w:webHidden/>
+              </w:rPr>
+              <w:t>16</w:t>
+            </w:r>
+            <w:r>
+              <w:rPr>
+                <w:noProof/>
+                <w:webHidden/>
+              </w:rPr>
+              <w:fldChar w:fldCharType="end"/>
+            </w:r>
+          </w:hyperlink>
+        </w:p>
+        <w:p>
+          <w:pPr>
+            <w:pStyle w:val="TJ2"/>
+            <w:tabs>
+              <w:tab w:val="right" w:leader="dot" w:pos="8720"/>
+            </w:tabs>
+            <w:rPr>
+              <w:rFonts w:asciiTheme="minorHAnsi" w:hAnsiTheme="minorHAnsi"/>
+              <w:noProof/>
+            </w:rPr>
+          </w:pPr>
+          <w:hyperlink w:anchor="_Toc225154211" w:history="1">
+            <w:r>
+              <w:rPr>
+                <w:rStyle w:val="Hiperhivatkozs"/>
                 <w:rFonts w:cs="Times New Roman"/>
                 <w:noProof/>
+              </w:rPr>
+              <w:t>4.2 ADATMODELL LEÍRÁSA</w:t>
+            </w:r>
+            <w:r>
+              <w:rPr>
+                <w:noProof/>
+                <w:webHidden/>
+              </w:rPr>
+              <w:tab/>
+            </w:r>
+            <w:r>
+              <w:rPr>
+                <w:noProof/>
+                <w:webHidden/>
+              </w:rPr>
+              <w:fldChar w:fldCharType="begin"/>
+            </w:r>
+            <w:r>
+              <w:rPr>
+                <w:noProof/>
+                <w:webHidden/>
+              </w:rPr>
+              <w:instrText xml:space="preserve"> PAGEREF _Toc225154211 \h </w:instrText>
+            </w:r>
+            <w:r>
+              <w:rPr>
+                <w:noProof/>
+                <w:webHidden/>
+              </w:rPr>
+            </w:r>
+            <w:r>
+              <w:rPr>
+                <w:noProof/>
                 <w:webHidden/>
               </w:rPr>
               <w:fldChar w:fldCharType="separate"/>
             </w:r>
             <w:r>
               <w:rPr>
+                <w:noProof/>
+                <w:webHidden/>
+              </w:rPr>
+              <w:t>16</w:t>
+            </w:r>
+            <w:r>
+              <w:rPr>
+                <w:noProof/>
+                <w:webHidden/>
+              </w:rPr>
+              <w:fldChar w:fldCharType="end"/>
+            </w:r>
+          </w:hyperlink>
+        </w:p>
+        <w:p>
+          <w:pPr>
+            <w:pStyle w:val="TJ3"/>
+            <w:tabs>
+              <w:tab w:val="right" w:leader="dot" w:pos="8720"/>
+            </w:tabs>
+            <w:rPr>
+              <w:rFonts w:asciiTheme="minorHAnsi" w:hAnsiTheme="minorHAnsi"/>
+              <w:noProof/>
+            </w:rPr>
+          </w:pPr>
+          <w:hyperlink w:anchor="_Toc225154212" w:history="1">
+            <w:r>
+              <w:rPr>
+                <w:rStyle w:val="Hiperhivatkozs"/>
                 <w:rFonts w:cs="Times New Roman"/>
                 <w:noProof/>
-                <w:webHidden/>
-              </w:rPr>
-              <w:t>8</w:t>
-            </w:r>
-            <w:r>
-              <w:rPr>
+              </w:rPr>
+              <w:t>4.2.1 Az adatbázis általános bemutatása</w:t>
+            </w:r>
+            <w:r>
+              <w:rPr>
+                <w:noProof/>
+                <w:webHidden/>
+              </w:rPr>
+              <w:tab/>
+            </w:r>
+            <w:r>
+              <w:rPr>
+                <w:noProof/>
+                <w:webHidden/>
+              </w:rPr>
+              <w:fldChar w:fldCharType="begin"/>
+            </w:r>
+            <w:r>
+              <w:rPr>
+                <w:noProof/>
+                <w:webHidden/>
+              </w:rPr>
+              <w:instrText xml:space="preserve"> PAGEREF _Toc225154212 \h </w:instrText>
+            </w:r>
+            <w:r>
+              <w:rPr>
+                <w:noProof/>
+                <w:webHidden/>
+              </w:rPr>
+            </w:r>
+            <w:r>
+              <w:rPr>
+                <w:noProof/>
+                <w:webHidden/>
+              </w:rPr>
+              <w:fldChar w:fldCharType="separate"/>
+            </w:r>
+            <w:r>
+              <w:rPr>
+                <w:noProof/>
+                <w:webHidden/>
+              </w:rPr>
+              <w:t>16</w:t>
+            </w:r>
+            <w:r>
+              <w:rPr>
+                <w:noProof/>
+                <w:webHidden/>
+              </w:rPr>
+              <w:fldChar w:fldCharType="end"/>
+            </w:r>
+          </w:hyperlink>
+        </w:p>
+        <w:p>
+          <w:pPr>
+            <w:pStyle w:val="TJ3"/>
+            <w:tabs>
+              <w:tab w:val="right" w:leader="dot" w:pos="8720"/>
+            </w:tabs>
+            <w:rPr>
+              <w:rFonts w:asciiTheme="minorHAnsi" w:hAnsiTheme="minorHAnsi"/>
+              <w:noProof/>
+            </w:rPr>
+          </w:pPr>
+          <w:hyperlink w:anchor="_Toc225154213" w:history="1">
+            <w:r>
+              <w:rPr>
+                <w:rStyle w:val="Hiperhivatkozs"/>
                 <w:rFonts w:cs="Times New Roman"/>
+                <w:noProof/>
+              </w:rPr>
+              <w:t>4.2.2 Adattáblák részletes leírása</w:t>
+            </w:r>
+            <w:r>
+              <w:rPr>
+                <w:noProof/>
+                <w:webHidden/>
+              </w:rPr>
+              <w:tab/>
+            </w:r>
+            <w:r>
+              <w:rPr>
+                <w:noProof/>
+                <w:webHidden/>
+              </w:rPr>
+              <w:fldChar w:fldCharType="begin"/>
+            </w:r>
+            <w:r>
+              <w:rPr>
+                <w:noProof/>
+                <w:webHidden/>
+              </w:rPr>
+              <w:instrText xml:space="preserve"> PAGEREF _Toc225154213 \h </w:instrText>
+            </w:r>
+            <w:r>
+              <w:rPr>
+                <w:noProof/>
+                <w:webHidden/>
+              </w:rPr>
+            </w:r>
+            <w:r>
+              <w:rPr>
+                <w:noProof/>
+                <w:webHidden/>
+              </w:rPr>
+              <w:fldChar w:fldCharType="separate"/>
+            </w:r>
+            <w:r>
+              <w:rPr>
+                <w:noProof/>
+                <w:webHidden/>
+              </w:rPr>
+              <w:t>16</w:t>
+            </w:r>
+            <w:r>
+              <w:rPr>
+                <w:noProof/>
+                <w:webHidden/>
+              </w:rPr>
+              <w:fldChar w:fldCharType="end"/>
+            </w:r>
+          </w:hyperlink>
+        </w:p>
+        <w:p>
+          <w:pPr>
+            <w:pStyle w:val="TJ3"/>
+            <w:tabs>
+              <w:tab w:val="right" w:leader="dot" w:pos="8720"/>
+            </w:tabs>
+            <w:rPr>
+              <w:rFonts w:asciiTheme="minorHAnsi" w:hAnsiTheme="minorHAnsi"/>
+              <w:noProof/>
+            </w:rPr>
+          </w:pPr>
+          <w:hyperlink w:anchor="_Toc225154214" w:history="1">
+            <w:r>
+              <w:rPr>
+                <w:rStyle w:val="Hiperhivatkozs"/>
+                <w:rFonts w:cs="Times New Roman"/>
+                <w:noProof/>
+              </w:rPr>
+              <w:t>4.2.3 Táblák közötti kapcsolatok (ER-diagram szöveges leírása)</w:t>
+            </w:r>
+            <w:r>
+              <w:rPr>
+                <w:noProof/>
+                <w:webHidden/>
+              </w:rPr>
+              <w:tab/>
+            </w:r>
+            <w:r>
+              <w:rPr>
+                <w:noProof/>
+                <w:webHidden/>
+              </w:rPr>
+              <w:fldChar w:fldCharType="begin"/>
+            </w:r>
+            <w:r>
+              <w:rPr>
+                <w:noProof/>
+                <w:webHidden/>
+              </w:rPr>
+              <w:instrText xml:space="preserve"> PAGEREF _Toc225154214 \h </w:instrText>
+            </w:r>
+            <w:r>
+              <w:rPr>
+                <w:noProof/>
+                <w:webHidden/>
+              </w:rPr>
+            </w:r>
+            <w:r>
+              <w:rPr>
+                <w:noProof/>
+                <w:webHidden/>
+              </w:rPr>
+              <w:fldChar w:fldCharType="separate"/>
+            </w:r>
+            <w:r>
+              <w:rPr>
+                <w:noProof/>
+                <w:webHidden/>
+              </w:rPr>
+              <w:t>17</w:t>
+            </w:r>
+            <w:r>
+              <w:rPr>
+                <w:noProof/>
+                <w:webHidden/>
+              </w:rPr>
+              <w:fldChar w:fldCharType="end"/>
+            </w:r>
+          </w:hyperlink>
+        </w:p>
+        <w:p>
+          <w:pPr>
+            <w:pStyle w:val="TJ2"/>
+            <w:tabs>
+              <w:tab w:val="right" w:leader="dot" w:pos="8720"/>
+            </w:tabs>
+            <w:rPr>
+              <w:rFonts w:asciiTheme="minorHAnsi" w:hAnsiTheme="minorHAnsi"/>
+              <w:noProof/>
+            </w:rPr>
+          </w:pPr>
+          <w:hyperlink w:anchor="_Toc225154215" w:history="1">
+            <w:r>
+              <w:rPr>
+                <w:rStyle w:val="Hiperhivatkozs"/>
+                <w:rFonts w:cs="Times New Roman"/>
+                <w:noProof/>
+              </w:rPr>
+              <w:t>4.3 RÉSZLETES FELADATSPECIFIKÁCIÓ, ALGORITMUSOK</w:t>
+            </w:r>
+            <w:r>
+              <w:rPr>
+                <w:noProof/>
+                <w:webHidden/>
+              </w:rPr>
+              <w:tab/>
+            </w:r>
+            <w:r>
+              <w:rPr>
+                <w:noProof/>
+                <w:webHidden/>
+              </w:rPr>
+              <w:fldChar w:fldCharType="begin"/>
+            </w:r>
+            <w:r>
+              <w:rPr>
+                <w:noProof/>
+                <w:webHidden/>
+              </w:rPr>
+              <w:instrText xml:space="preserve"> PAGEREF _Toc225154215 \h </w:instrText>
+            </w:r>
+            <w:r>
+              <w:rPr>
+                <w:noProof/>
+                <w:webHidden/>
+              </w:rPr>
+            </w:r>
+            <w:r>
+              <w:rPr>
+                <w:noProof/>
+                <w:webHidden/>
+              </w:rPr>
+              <w:fldChar w:fldCharType="separate"/>
+            </w:r>
+            <w:r>
+              <w:rPr>
+                <w:noProof/>
+                <w:webHidden/>
+              </w:rPr>
+              <w:t>18</w:t>
+            </w:r>
+            <w:r>
+              <w:rPr>
+                <w:noProof/>
+                <w:webHidden/>
+              </w:rPr>
+              <w:fldChar w:fldCharType="end"/>
+            </w:r>
+          </w:hyperlink>
+        </w:p>
+        <w:p>
+          <w:pPr>
+            <w:pStyle w:val="TJ3"/>
+            <w:tabs>
+              <w:tab w:val="right" w:leader="dot" w:pos="8720"/>
+            </w:tabs>
+            <w:rPr>
+              <w:rFonts w:asciiTheme="minorHAnsi" w:hAnsiTheme="minorHAnsi"/>
+              <w:noProof/>
+            </w:rPr>
+          </w:pPr>
+          <w:hyperlink w:anchor="_Toc225154216" w:history="1">
+            <w:r>
+              <w:rPr>
+                <w:rStyle w:val="Hiperhivatkozs"/>
+                <w:rFonts w:cs="Times New Roman"/>
+                <w:noProof/>
+              </w:rPr>
+              <w:t>4.3.1 Szerver oldali függvények (server.js)</w:t>
+            </w:r>
+            <w:r>
+              <w:rPr>
+                <w:noProof/>
+                <w:webHidden/>
+              </w:rPr>
+              <w:tab/>
+            </w:r>
+            <w:r>
+              <w:rPr>
+                <w:noProof/>
+                <w:webHidden/>
+              </w:rPr>
+              <w:fldChar w:fldCharType="begin"/>
+            </w:r>
+            <w:r>
+              <w:rPr>
+                <w:noProof/>
+                <w:webHidden/>
+              </w:rPr>
+              <w:instrText xml:space="preserve"> PAGEREF _Toc225154216 \h </w:instrText>
+            </w:r>
+            <w:r>
+              <w:rPr>
+                <w:noProof/>
+                <w:webHidden/>
+              </w:rPr>
+            </w:r>
+            <w:r>
+              <w:rPr>
+                <w:noProof/>
+                <w:webHidden/>
+              </w:rPr>
+              <w:fldChar w:fldCharType="separate"/>
+            </w:r>
+            <w:r>
+              <w:rPr>
+                <w:noProof/>
+                <w:webHidden/>
+              </w:rPr>
+              <w:t>18</w:t>
+            </w:r>
+            <w:r>
+              <w:rPr>
+                <w:noProof/>
+                <w:webHidden/>
+              </w:rPr>
+              <w:fldChar w:fldCharType="end"/>
+            </w:r>
+          </w:hyperlink>
+        </w:p>
+        <w:p>
+          <w:pPr>
+            <w:pStyle w:val="TJ3"/>
+            <w:tabs>
+              <w:tab w:val="right" w:leader="dot" w:pos="8720"/>
+            </w:tabs>
+            <w:rPr>
+              <w:rFonts w:asciiTheme="minorHAnsi" w:hAnsiTheme="minorHAnsi"/>
+              <w:noProof/>
+            </w:rPr>
+          </w:pPr>
+          <w:hyperlink w:anchor="_Toc225154217" w:history="1">
+            <w:r>
+              <w:rPr>
+                <w:rStyle w:val="Hiperhivatkozs"/>
+                <w:rFonts w:cs="Times New Roman"/>
+                <w:noProof/>
+              </w:rPr>
+              <w:t>4.3.2 Kliens oldali algoritmusok (JavaScript)</w:t>
+            </w:r>
+            <w:r>
+              <w:rPr>
+                <w:noProof/>
+                <w:webHidden/>
+              </w:rPr>
+              <w:tab/>
+            </w:r>
+            <w:r>
+              <w:rPr>
+                <w:noProof/>
+                <w:webHidden/>
+              </w:rPr>
+              <w:fldChar w:fldCharType="begin"/>
+            </w:r>
+            <w:r>
+              <w:rPr>
+                <w:noProof/>
+                <w:webHidden/>
+              </w:rPr>
+              <w:instrText xml:space="preserve"> PAGEREF _Toc225154217 \h </w:instrText>
+            </w:r>
+            <w:r>
+              <w:rPr>
+                <w:noProof/>
+                <w:webHidden/>
+              </w:rPr>
+            </w:r>
+            <w:r>
+              <w:rPr>
+                <w:noProof/>
+                <w:webHidden/>
+              </w:rPr>
+              <w:fldChar w:fldCharType="separate"/>
+            </w:r>
+            <w:r>
+              <w:rPr>
+                <w:noProof/>
+                <w:webHidden/>
+              </w:rPr>
+              <w:t>19</w:t>
+            </w:r>
+            <w:r>
+              <w:rPr>
                 <w:noProof/>
                 <w:webHidden/>
               </w:rPr>
@@ -1862,22 +2744,21 @@
               <w:tab w:val="right" w:leader="dot" w:pos="8720"/>
             </w:tabs>
             <w:rPr>
-              <w:rFonts w:cs="Times New Roman"/>
+              <w:rFonts w:asciiTheme="minorHAnsi" w:hAnsiTheme="minorHAnsi"/>
               <w:noProof/>
             </w:rPr>
           </w:pPr>
-          <w:hyperlink w:anchor="_Toc219979638" w:history="1">
+          <w:hyperlink w:anchor="_Toc225154218" w:history="1">
             <w:r>
               <w:rPr>
                 <w:rStyle w:val="Hiperhivatkozs"/>
-                <w:rFonts w:cs="Times New Roman"/>
-                <w:noProof/>
-              </w:rPr>
-              <w:t>4.1</w:t>
-            </w:r>
-            <w:r>
-              <w:rPr>
-                <w:rFonts w:cs="Times New Roman"/>
+                <w:noProof/>
+              </w:rPr>
+              <w:t>4.4</w:t>
+            </w:r>
+            <w:r>
+              <w:rPr>
+                <w:rFonts w:asciiTheme="minorHAnsi" w:hAnsiTheme="minorHAnsi"/>
                 <w:noProof/>
               </w:rPr>
               <w:tab/>
@@ -1885,14 +2766,12 @@
             <w:r>
               <w:rPr>
                 <w:rStyle w:val="Hiperhivatkozs"/>
-                <w:rFonts w:cs="Times New Roman"/>
-                <w:noProof/>
-              </w:rPr>
-              <w:t>Az alkalmazott fejlesztői eszközök</w:t>
-            </w:r>
-            <w:r>
-              <w:rPr>
-                <w:rFonts w:cs="Times New Roman"/>
+                <w:noProof/>
+              </w:rPr>
+              <w:t>Tesztelési dokumentáció</w:t>
+            </w:r>
+            <w:r>
+              <w:rPr>
                 <w:noProof/>
                 <w:webHidden/>
               </w:rPr>
@@ -1900,7 +2779,6 @@
             </w:r>
             <w:r>
               <w:rPr>
-                <w:rFonts w:cs="Times New Roman"/>
                 <w:noProof/>
                 <w:webHidden/>
               </w:rPr>
@@ -1908,22 +2786,19 @@
             </w:r>
             <w:r>
               <w:rPr>
-                <w:rFonts w:cs="Times New Roman"/>
-                <w:noProof/>
-                <w:webHidden/>
-              </w:rPr>
-              <w:instrText xml:space="preserve"> PAGEREF _Toc219979638 \h </w:instrText>
-            </w:r>
-            <w:r>
-              <w:rPr>
-                <w:rFonts w:cs="Times New Roman"/>
-                <w:noProof/>
-                <w:webHidden/>
-              </w:rPr>
-            </w:r>
-            <w:r>
-              <w:rPr>
-                <w:rFonts w:cs="Times New Roman"/>
+                <w:noProof/>
+                <w:webHidden/>
+              </w:rPr>
+              <w:instrText xml:space="preserve"> PAGEREF _Toc225154218 \h </w:instrText>
+            </w:r>
+            <w:r>
+              <w:rPr>
+                <w:noProof/>
+                <w:webHidden/>
+              </w:rPr>
+            </w:r>
+            <w:r>
+              <w:rPr>
                 <w:noProof/>
                 <w:webHidden/>
               </w:rPr>
@@ -1931,15 +2806,13 @@
             </w:r>
             <w:r>
               <w:rPr>
-                <w:rFonts w:cs="Times New Roman"/>
-                <w:noProof/>
-                <w:webHidden/>
-              </w:rPr>
-              <w:t>8</w:t>
-            </w:r>
-            <w:r>
-              <w:rPr>
-                <w:rFonts w:cs="Times New Roman"/>
+                <w:noProof/>
+                <w:webHidden/>
+              </w:rPr>
+              <w:t>21</w:t>
+            </w:r>
+            <w:r>
+              <w:rPr>
                 <w:noProof/>
                 <w:webHidden/>
               </w:rPr>
@@ -1949,51 +2822,32 @@
         </w:p>
         <w:p>
           <w:pPr>
-            <w:pStyle w:val="TJ3"/>
+            <w:pStyle w:val="TJ1"/>
             <w:tabs>
-              <w:tab w:val="left" w:pos="1320"/>
               <w:tab w:val="right" w:leader="dot" w:pos="8720"/>
             </w:tabs>
             <w:rPr>
-              <w:rFonts w:cs="Times New Roman"/>
+              <w:rFonts w:asciiTheme="minorHAnsi" w:hAnsiTheme="minorHAnsi"/>
               <w:noProof/>
             </w:rPr>
           </w:pPr>
-          <w:hyperlink w:anchor="_Toc219979639" w:history="1">
+          <w:hyperlink w:anchor="_Toc225154219" w:history="1">
             <w:r>
               <w:rPr>
                 <w:rStyle w:val="Hiperhivatkozs"/>
-                <w:rFonts w:cs="Times New Roman"/>
-                <w:noProof/>
-              </w:rPr>
-              <w:t>4.1.1</w:t>
-            </w:r>
-            <w:r>
-              <w:rPr>
-                <w:rFonts w:cs="Times New Roman"/>
-                <w:noProof/>
+                <w:noProof/>
+              </w:rPr>
+              <w:t>4.4.1  Tesztelés célja</w:t>
+            </w:r>
+            <w:r>
+              <w:rPr>
+                <w:noProof/>
+                <w:webHidden/>
               </w:rPr>
               <w:tab/>
             </w:r>
             <w:r>
               <w:rPr>
-                <w:rStyle w:val="Hiperhivatkozs"/>
-                <w:rFonts w:cs="Times New Roman"/>
-                <w:noProof/>
-              </w:rPr>
-              <w:t>A fejlesztés során az alábbi eszközöket és technológiákat használtuk:</w:t>
-            </w:r>
-            <w:r>
-              <w:rPr>
-                <w:rFonts w:cs="Times New Roman"/>
-                <w:noProof/>
-                <w:webHidden/>
-              </w:rPr>
-              <w:tab/>
-            </w:r>
-            <w:r>
-              <w:rPr>
-                <w:rFonts w:cs="Times New Roman"/>
                 <w:noProof/>
                 <w:webHidden/>
               </w:rPr>
@@ -2001,22 +2855,19 @@
             </w:r>
             <w:r>
               <w:rPr>
-                <w:rFonts w:cs="Times New Roman"/>
-                <w:noProof/>
-                <w:webHidden/>
-              </w:rPr>
-              <w:instrText xml:space="preserve"> PAGEREF _Toc219979639 \h </w:instrText>
-            </w:r>
-            <w:r>
-              <w:rPr>
-                <w:rFonts w:cs="Times New Roman"/>
-                <w:noProof/>
-                <w:webHidden/>
-              </w:rPr>
-            </w:r>
-            <w:r>
-              <w:rPr>
-                <w:rFonts w:cs="Times New Roman"/>
+                <w:noProof/>
+                <w:webHidden/>
+              </w:rPr>
+              <w:instrText xml:space="preserve"> PAGEREF _Toc225154219 \h </w:instrText>
+            </w:r>
+            <w:r>
+              <w:rPr>
+                <w:noProof/>
+                <w:webHidden/>
+              </w:rPr>
+            </w:r>
+            <w:r>
+              <w:rPr>
                 <w:noProof/>
                 <w:webHidden/>
               </w:rPr>
@@ -2024,15 +2875,13 @@
             </w:r>
             <w:r>
               <w:rPr>
-                <w:rFonts w:cs="Times New Roman"/>
-                <w:noProof/>
-                <w:webHidden/>
-              </w:rPr>
-              <w:t>8</w:t>
-            </w:r>
-            <w:r>
-              <w:rPr>
-                <w:rFonts w:cs="Times New Roman"/>
+                <w:noProof/>
+                <w:webHidden/>
+              </w:rPr>
+              <w:t>21</w:t>
+            </w:r>
+            <w:r>
+              <w:rPr>
                 <w:noProof/>
                 <w:webHidden/>
               </w:rPr>
@@ -2042,51 +2891,32 @@
         </w:p>
         <w:p>
           <w:pPr>
-            <w:pStyle w:val="TJ3"/>
+            <w:pStyle w:val="TJ1"/>
             <w:tabs>
-              <w:tab w:val="left" w:pos="1320"/>
               <w:tab w:val="right" w:leader="dot" w:pos="8720"/>
             </w:tabs>
             <w:rPr>
-              <w:rFonts w:cs="Times New Roman"/>
+              <w:rFonts w:asciiTheme="minorHAnsi" w:hAnsiTheme="minorHAnsi"/>
               <w:noProof/>
             </w:rPr>
           </w:pPr>
-          <w:hyperlink w:anchor="_Toc219979640" w:history="1">
+          <w:hyperlink w:anchor="_Toc225154220" w:history="1">
             <w:r>
               <w:rPr>
                 <w:rStyle w:val="Hiperhivatkozs"/>
-                <w:rFonts w:cs="Times New Roman"/>
-                <w:noProof/>
-              </w:rPr>
-              <w:t>4.1.2</w:t>
-            </w:r>
-            <w:r>
-              <w:rPr>
-                <w:rFonts w:cs="Times New Roman"/>
-                <w:noProof/>
+                <w:noProof/>
+              </w:rPr>
+              <w:t>4.4.2 Alkalmazott tesztelési módszerek</w:t>
+            </w:r>
+            <w:r>
+              <w:rPr>
+                <w:noProof/>
+                <w:webHidden/>
               </w:rPr>
               <w:tab/>
             </w:r>
             <w:r>
               <w:rPr>
-                <w:rStyle w:val="Hiperhivatkozs"/>
-                <w:rFonts w:cs="Times New Roman"/>
-                <w:noProof/>
-              </w:rPr>
-              <w:t>A fejlesztési munkák elvégzéséhez</w:t>
-            </w:r>
-            <w:r>
-              <w:rPr>
-                <w:rFonts w:cs="Times New Roman"/>
-                <w:noProof/>
-                <w:webHidden/>
-              </w:rPr>
-              <w:tab/>
-            </w:r>
-            <w:r>
-              <w:rPr>
-                <w:rFonts w:cs="Times New Roman"/>
                 <w:noProof/>
                 <w:webHidden/>
               </w:rPr>
@@ -2094,22 +2924,19 @@
             </w:r>
             <w:r>
               <w:rPr>
-                <w:rFonts w:cs="Times New Roman"/>
-                <w:noProof/>
-                <w:webHidden/>
-              </w:rPr>
-              <w:instrText xml:space="preserve"> PAGEREF _Toc219979640 \h </w:instrText>
-            </w:r>
-            <w:r>
-              <w:rPr>
-                <w:rFonts w:cs="Times New Roman"/>
-                <w:noProof/>
-                <w:webHidden/>
-              </w:rPr>
-            </w:r>
-            <w:r>
-              <w:rPr>
-                <w:rFonts w:cs="Times New Roman"/>
+                <w:noProof/>
+                <w:webHidden/>
+              </w:rPr>
+              <w:instrText xml:space="preserve"> PAGEREF _Toc225154220 \h </w:instrText>
+            </w:r>
+            <w:r>
+              <w:rPr>
+                <w:noProof/>
+                <w:webHidden/>
+              </w:rPr>
+            </w:r>
+            <w:r>
+              <w:rPr>
                 <w:noProof/>
                 <w:webHidden/>
               </w:rPr>
@@ -2117,15 +2944,13 @@
             </w:r>
             <w:r>
               <w:rPr>
-                <w:rFonts w:cs="Times New Roman"/>
-                <w:noProof/>
-                <w:webHidden/>
-              </w:rPr>
-              <w:t>8</w:t>
-            </w:r>
-            <w:r>
-              <w:rPr>
-                <w:rFonts w:cs="Times New Roman"/>
+                <w:noProof/>
+                <w:webHidden/>
+              </w:rPr>
+              <w:t>21</w:t>
+            </w:r>
+            <w:r>
+              <w:rPr>
                 <w:noProof/>
                 <w:webHidden/>
               </w:rPr>
@@ -2135,51 +2960,32 @@
         </w:p>
         <w:p>
           <w:pPr>
-            <w:pStyle w:val="TJ3"/>
+            <w:pStyle w:val="TJ1"/>
             <w:tabs>
-              <w:tab w:val="left" w:pos="1320"/>
               <w:tab w:val="right" w:leader="dot" w:pos="8720"/>
             </w:tabs>
             <w:rPr>
-              <w:rFonts w:cs="Times New Roman"/>
+              <w:rFonts w:asciiTheme="minorHAnsi" w:hAnsiTheme="minorHAnsi"/>
               <w:noProof/>
             </w:rPr>
           </w:pPr>
-          <w:hyperlink w:anchor="_Toc219979641" w:history="1">
+          <w:hyperlink w:anchor="_Toc225154221" w:history="1">
             <w:r>
               <w:rPr>
                 <w:rStyle w:val="Hiperhivatkozs"/>
-                <w:rFonts w:cs="Times New Roman"/>
-                <w:noProof/>
-              </w:rPr>
-              <w:t>4.1.3</w:t>
-            </w:r>
-            <w:r>
-              <w:rPr>
-                <w:rFonts w:cs="Times New Roman"/>
-                <w:noProof/>
+                <w:noProof/>
+              </w:rPr>
+              <w:t>4.4.3 Tesztkörnyezet</w:t>
+            </w:r>
+            <w:r>
+              <w:rPr>
+                <w:noProof/>
+                <w:webHidden/>
               </w:rPr>
               <w:tab/>
             </w:r>
             <w:r>
               <w:rPr>
-                <w:rStyle w:val="Hiperhivatkozs"/>
-                <w:rFonts w:cs="Times New Roman"/>
-                <w:noProof/>
-              </w:rPr>
-              <w:t>A dokumentáció elkészítése során</w:t>
-            </w:r>
-            <w:r>
-              <w:rPr>
-                <w:rFonts w:cs="Times New Roman"/>
-                <w:noProof/>
-                <w:webHidden/>
-              </w:rPr>
-              <w:tab/>
-            </w:r>
-            <w:r>
-              <w:rPr>
-                <w:rFonts w:cs="Times New Roman"/>
                 <w:noProof/>
                 <w:webHidden/>
               </w:rPr>
@@ -2187,22 +2993,19 @@
             </w:r>
             <w:r>
               <w:rPr>
-                <w:rFonts w:cs="Times New Roman"/>
-                <w:noProof/>
-                <w:webHidden/>
-              </w:rPr>
-              <w:instrText xml:space="preserve"> PAGEREF _Toc219979641 \h </w:instrText>
-            </w:r>
-            <w:r>
-              <w:rPr>
-                <w:rFonts w:cs="Times New Roman"/>
-                <w:noProof/>
-                <w:webHidden/>
-              </w:rPr>
-            </w:r>
-            <w:r>
-              <w:rPr>
-                <w:rFonts w:cs="Times New Roman"/>
+                <w:noProof/>
+                <w:webHidden/>
+              </w:rPr>
+              <w:instrText xml:space="preserve"> PAGEREF _Toc225154221 \h </w:instrText>
+            </w:r>
+            <w:r>
+              <w:rPr>
+                <w:noProof/>
+                <w:webHidden/>
+              </w:rPr>
+            </w:r>
+            <w:r>
+              <w:rPr>
                 <w:noProof/>
                 <w:webHidden/>
               </w:rPr>
@@ -2210,15 +3013,13 @@
             </w:r>
             <w:r>
               <w:rPr>
-                <w:rFonts w:cs="Times New Roman"/>
-                <w:noProof/>
-                <w:webHidden/>
-              </w:rPr>
-              <w:t>9</w:t>
-            </w:r>
-            <w:r>
-              <w:rPr>
-                <w:rFonts w:cs="Times New Roman"/>
+                <w:noProof/>
+                <w:webHidden/>
+              </w:rPr>
+              <w:t>22</w:t>
+            </w:r>
+            <w:r>
+              <w:rPr>
                 <w:noProof/>
                 <w:webHidden/>
               </w:rPr>
@@ -2228,51 +3029,32 @@
         </w:p>
         <w:p>
           <w:pPr>
-            <w:pStyle w:val="TJ3"/>
+            <w:pStyle w:val="TJ1"/>
             <w:tabs>
-              <w:tab w:val="left" w:pos="1320"/>
               <w:tab w:val="right" w:leader="dot" w:pos="8720"/>
             </w:tabs>
             <w:rPr>
-              <w:rFonts w:cs="Times New Roman"/>
+              <w:rFonts w:asciiTheme="minorHAnsi" w:hAnsiTheme="minorHAnsi"/>
               <w:noProof/>
             </w:rPr>
           </w:pPr>
-          <w:hyperlink w:anchor="_Toc219979642" w:history="1">
+          <w:hyperlink w:anchor="_Toc225154222" w:history="1">
             <w:r>
               <w:rPr>
                 <w:rStyle w:val="Hiperhivatkozs"/>
-                <w:rFonts w:cs="Times New Roman"/>
-                <w:noProof/>
-              </w:rPr>
-              <w:t>4.1.4</w:t>
-            </w:r>
-            <w:r>
-              <w:rPr>
-                <w:rFonts w:cs="Times New Roman"/>
-                <w:noProof/>
+                <w:noProof/>
+              </w:rPr>
+              <w:t>4.4.4Tesztesetek</w:t>
+            </w:r>
+            <w:r>
+              <w:rPr>
+                <w:noProof/>
+                <w:webHidden/>
               </w:rPr>
               <w:tab/>
             </w:r>
             <w:r>
               <w:rPr>
-                <w:rStyle w:val="Hiperhivatkozs"/>
-                <w:rFonts w:cs="Times New Roman"/>
-                <w:noProof/>
-              </w:rPr>
-              <w:t>A weboldalon megjelenő vizuális elemek előkészítéséhez</w:t>
-            </w:r>
-            <w:r>
-              <w:rPr>
-                <w:rFonts w:cs="Times New Roman"/>
-                <w:noProof/>
-                <w:webHidden/>
-              </w:rPr>
-              <w:tab/>
-            </w:r>
-            <w:r>
-              <w:rPr>
-                <w:rFonts w:cs="Times New Roman"/>
                 <w:noProof/>
                 <w:webHidden/>
               </w:rPr>
@@ -2280,22 +3062,19 @@
             </w:r>
             <w:r>
               <w:rPr>
-                <w:rFonts w:cs="Times New Roman"/>
-                <w:noProof/>
-                <w:webHidden/>
-              </w:rPr>
-              <w:instrText xml:space="preserve"> PAGEREF _Toc219979642 \h </w:instrText>
-            </w:r>
-            <w:r>
-              <w:rPr>
-                <w:rFonts w:cs="Times New Roman"/>
-                <w:noProof/>
-                <w:webHidden/>
-              </w:rPr>
-            </w:r>
-            <w:r>
-              <w:rPr>
-                <w:rFonts w:cs="Times New Roman"/>
+                <w:noProof/>
+                <w:webHidden/>
+              </w:rPr>
+              <w:instrText xml:space="preserve"> PAGEREF _Toc225154222 \h </w:instrText>
+            </w:r>
+            <w:r>
+              <w:rPr>
+                <w:noProof/>
+                <w:webHidden/>
+              </w:rPr>
+            </w:r>
+            <w:r>
+              <w:rPr>
                 <w:noProof/>
                 <w:webHidden/>
               </w:rPr>
@@ -2303,15 +3082,13 @@
             </w:r>
             <w:r>
               <w:rPr>
-                <w:rFonts w:cs="Times New Roman"/>
-                <w:noProof/>
-                <w:webHidden/>
-              </w:rPr>
-              <w:t>9</w:t>
-            </w:r>
-            <w:r>
-              <w:rPr>
-                <w:rFonts w:cs="Times New Roman"/>
+                <w:noProof/>
+                <w:webHidden/>
+              </w:rPr>
+              <w:t>23</w:t>
+            </w:r>
+            <w:r>
+              <w:rPr>
                 <w:noProof/>
                 <w:webHidden/>
               </w:rPr>
@@ -2321,30 +3098,787 @@
         </w:p>
         <w:p>
           <w:pPr>
-            <w:pStyle w:val="TJ3"/>
+            <w:pStyle w:val="TJ2"/>
             <w:tabs>
-              <w:tab w:val="left" w:pos="1320"/>
               <w:tab w:val="right" w:leader="dot" w:pos="8720"/>
             </w:tabs>
             <w:rPr>
-              <w:rFonts w:cs="Times New Roman"/>
+              <w:rFonts w:asciiTheme="minorHAnsi" w:hAnsiTheme="minorHAnsi"/>
               <w:noProof/>
             </w:rPr>
           </w:pPr>
-          <w:hyperlink w:anchor="_Toc219979643" w:history="1">
+          <w:hyperlink w:anchor="_Toc225154223" w:history="1">
+            <w:r>
+              <w:rPr>
+                <w:rStyle w:val="Hiperhivatkozs"/>
+                <w:noProof/>
+              </w:rPr>
+              <w:t>Alapvető működés</w:t>
+            </w:r>
+            <w:r>
+              <w:rPr>
+                <w:noProof/>
+                <w:webHidden/>
+              </w:rPr>
+              <w:tab/>
+            </w:r>
+            <w:r>
+              <w:rPr>
+                <w:noProof/>
+                <w:webHidden/>
+              </w:rPr>
+              <w:fldChar w:fldCharType="begin"/>
+            </w:r>
+            <w:r>
+              <w:rPr>
+                <w:noProof/>
+                <w:webHidden/>
+              </w:rPr>
+              <w:instrText xml:space="preserve"> PAGEREF _Toc225154223 \h </w:instrText>
+            </w:r>
+            <w:r>
+              <w:rPr>
+                <w:noProof/>
+                <w:webHidden/>
+              </w:rPr>
+            </w:r>
+            <w:r>
+              <w:rPr>
+                <w:noProof/>
+                <w:webHidden/>
+              </w:rPr>
+              <w:fldChar w:fldCharType="separate"/>
+            </w:r>
+            <w:r>
+              <w:rPr>
+                <w:noProof/>
+                <w:webHidden/>
+              </w:rPr>
+              <w:t>23</w:t>
+            </w:r>
+            <w:r>
+              <w:rPr>
+                <w:noProof/>
+                <w:webHidden/>
+              </w:rPr>
+              <w:fldChar w:fldCharType="end"/>
+            </w:r>
+          </w:hyperlink>
+        </w:p>
+        <w:p>
+          <w:pPr>
+            <w:pStyle w:val="TJ2"/>
+            <w:tabs>
+              <w:tab w:val="right" w:leader="dot" w:pos="8720"/>
+            </w:tabs>
+            <w:rPr>
+              <w:rFonts w:asciiTheme="minorHAnsi" w:hAnsiTheme="minorHAnsi"/>
+              <w:noProof/>
+            </w:rPr>
+          </w:pPr>
+          <w:hyperlink w:anchor="_Toc225154224" w:history="1">
+            <w:r>
+              <w:rPr>
+                <w:rStyle w:val="Hiperhivatkozs"/>
+                <w:noProof/>
+              </w:rPr>
+              <w:t>Oldalak és navigáció</w:t>
+            </w:r>
+            <w:r>
+              <w:rPr>
+                <w:noProof/>
+                <w:webHidden/>
+              </w:rPr>
+              <w:tab/>
+            </w:r>
+            <w:r>
+              <w:rPr>
+                <w:noProof/>
+                <w:webHidden/>
+              </w:rPr>
+              <w:fldChar w:fldCharType="begin"/>
+            </w:r>
+            <w:r>
+              <w:rPr>
+                <w:noProof/>
+                <w:webHidden/>
+              </w:rPr>
+              <w:instrText xml:space="preserve"> PAGEREF _Toc225154224 \h </w:instrText>
+            </w:r>
+            <w:r>
+              <w:rPr>
+                <w:noProof/>
+                <w:webHidden/>
+              </w:rPr>
+            </w:r>
+            <w:r>
+              <w:rPr>
+                <w:noProof/>
+                <w:webHidden/>
+              </w:rPr>
+              <w:fldChar w:fldCharType="separate"/>
+            </w:r>
+            <w:r>
+              <w:rPr>
+                <w:noProof/>
+                <w:webHidden/>
+              </w:rPr>
+              <w:t>23</w:t>
+            </w:r>
+            <w:r>
+              <w:rPr>
+                <w:noProof/>
+                <w:webHidden/>
+              </w:rPr>
+              <w:fldChar w:fldCharType="end"/>
+            </w:r>
+          </w:hyperlink>
+        </w:p>
+        <w:p>
+          <w:pPr>
+            <w:pStyle w:val="TJ2"/>
+            <w:tabs>
+              <w:tab w:val="right" w:leader="dot" w:pos="8720"/>
+            </w:tabs>
+            <w:rPr>
+              <w:rFonts w:asciiTheme="minorHAnsi" w:hAnsiTheme="minorHAnsi"/>
+              <w:noProof/>
+            </w:rPr>
+          </w:pPr>
+          <w:hyperlink w:anchor="_Toc225154225" w:history="1">
+            <w:r>
+              <w:rPr>
+                <w:rStyle w:val="Hiperhivatkozs"/>
+                <w:noProof/>
+              </w:rPr>
+              <w:t>Regisztráció</w:t>
+            </w:r>
+            <w:r>
+              <w:rPr>
+                <w:noProof/>
+                <w:webHidden/>
+              </w:rPr>
+              <w:tab/>
+            </w:r>
+            <w:r>
+              <w:rPr>
+                <w:noProof/>
+                <w:webHidden/>
+              </w:rPr>
+              <w:fldChar w:fldCharType="begin"/>
+            </w:r>
+            <w:r>
+              <w:rPr>
+                <w:noProof/>
+                <w:webHidden/>
+              </w:rPr>
+              <w:instrText xml:space="preserve"> PAGEREF _Toc225154225 \h </w:instrText>
+            </w:r>
+            <w:r>
+              <w:rPr>
+                <w:noProof/>
+                <w:webHidden/>
+              </w:rPr>
+            </w:r>
+            <w:r>
+              <w:rPr>
+                <w:noProof/>
+                <w:webHidden/>
+              </w:rPr>
+              <w:fldChar w:fldCharType="separate"/>
+            </w:r>
+            <w:r>
+              <w:rPr>
+                <w:noProof/>
+                <w:webHidden/>
+              </w:rPr>
+              <w:t>23</w:t>
+            </w:r>
+            <w:r>
+              <w:rPr>
+                <w:noProof/>
+                <w:webHidden/>
+              </w:rPr>
+              <w:fldChar w:fldCharType="end"/>
+            </w:r>
+          </w:hyperlink>
+        </w:p>
+        <w:p>
+          <w:pPr>
+            <w:pStyle w:val="TJ2"/>
+            <w:tabs>
+              <w:tab w:val="right" w:leader="dot" w:pos="8720"/>
+            </w:tabs>
+            <w:rPr>
+              <w:rFonts w:asciiTheme="minorHAnsi" w:hAnsiTheme="minorHAnsi"/>
+              <w:noProof/>
+            </w:rPr>
+          </w:pPr>
+          <w:hyperlink w:anchor="_Toc225154226" w:history="1">
+            <w:r>
+              <w:rPr>
+                <w:rStyle w:val="Hiperhivatkozs"/>
+                <w:noProof/>
+              </w:rPr>
+              <w:t>Bejelentkezés</w:t>
+            </w:r>
+            <w:r>
+              <w:rPr>
+                <w:noProof/>
+                <w:webHidden/>
+              </w:rPr>
+              <w:tab/>
+            </w:r>
+            <w:r>
+              <w:rPr>
+                <w:noProof/>
+                <w:webHidden/>
+              </w:rPr>
+              <w:fldChar w:fldCharType="begin"/>
+            </w:r>
+            <w:r>
+              <w:rPr>
+                <w:noProof/>
+                <w:webHidden/>
+              </w:rPr>
+              <w:instrText xml:space="preserve"> PAGEREF _Toc225154226 \h </w:instrText>
+            </w:r>
+            <w:r>
+              <w:rPr>
+                <w:noProof/>
+                <w:webHidden/>
+              </w:rPr>
+            </w:r>
+            <w:r>
+              <w:rPr>
+                <w:noProof/>
+                <w:webHidden/>
+              </w:rPr>
+              <w:fldChar w:fldCharType="separate"/>
+            </w:r>
+            <w:r>
+              <w:rPr>
+                <w:noProof/>
+                <w:webHidden/>
+              </w:rPr>
+              <w:t>24</w:t>
+            </w:r>
+            <w:r>
+              <w:rPr>
+                <w:noProof/>
+                <w:webHidden/>
+              </w:rPr>
+              <w:fldChar w:fldCharType="end"/>
+            </w:r>
+          </w:hyperlink>
+        </w:p>
+        <w:p>
+          <w:pPr>
+            <w:pStyle w:val="TJ2"/>
+            <w:tabs>
+              <w:tab w:val="right" w:leader="dot" w:pos="8720"/>
+            </w:tabs>
+            <w:rPr>
+              <w:rFonts w:asciiTheme="minorHAnsi" w:hAnsiTheme="minorHAnsi"/>
+              <w:noProof/>
+            </w:rPr>
+          </w:pPr>
+          <w:hyperlink w:anchor="_Toc225154227" w:history="1">
+            <w:r>
+              <w:rPr>
+                <w:rStyle w:val="Hiperhivatkozs"/>
+                <w:noProof/>
+              </w:rPr>
+              <w:t>Tanfolyamok</w:t>
+            </w:r>
+            <w:r>
+              <w:rPr>
+                <w:noProof/>
+                <w:webHidden/>
+              </w:rPr>
+              <w:tab/>
+            </w:r>
+            <w:r>
+              <w:rPr>
+                <w:noProof/>
+                <w:webHidden/>
+              </w:rPr>
+              <w:fldChar w:fldCharType="begin"/>
+            </w:r>
+            <w:r>
+              <w:rPr>
+                <w:noProof/>
+                <w:webHidden/>
+              </w:rPr>
+              <w:instrText xml:space="preserve"> PAGEREF _Toc225154227 \h </w:instrText>
+            </w:r>
+            <w:r>
+              <w:rPr>
+                <w:noProof/>
+                <w:webHidden/>
+              </w:rPr>
+            </w:r>
+            <w:r>
+              <w:rPr>
+                <w:noProof/>
+                <w:webHidden/>
+              </w:rPr>
+              <w:fldChar w:fldCharType="separate"/>
+            </w:r>
+            <w:r>
+              <w:rPr>
+                <w:noProof/>
+                <w:webHidden/>
+              </w:rPr>
+              <w:t>24</w:t>
+            </w:r>
+            <w:r>
+              <w:rPr>
+                <w:noProof/>
+                <w:webHidden/>
+              </w:rPr>
+              <w:fldChar w:fldCharType="end"/>
+            </w:r>
+          </w:hyperlink>
+        </w:p>
+        <w:p>
+          <w:pPr>
+            <w:pStyle w:val="TJ2"/>
+            <w:tabs>
+              <w:tab w:val="right" w:leader="dot" w:pos="8720"/>
+            </w:tabs>
+            <w:rPr>
+              <w:rFonts w:asciiTheme="minorHAnsi" w:hAnsiTheme="minorHAnsi"/>
+              <w:noProof/>
+            </w:rPr>
+          </w:pPr>
+          <w:hyperlink w:anchor="_Toc225154228" w:history="1">
+            <w:r>
+              <w:rPr>
+                <w:rStyle w:val="Hiperhivatkozs"/>
+                <w:noProof/>
+              </w:rPr>
+              <w:t>Profil</w:t>
+            </w:r>
+            <w:r>
+              <w:rPr>
+                <w:noProof/>
+                <w:webHidden/>
+              </w:rPr>
+              <w:tab/>
+            </w:r>
+            <w:r>
+              <w:rPr>
+                <w:noProof/>
+                <w:webHidden/>
+              </w:rPr>
+              <w:fldChar w:fldCharType="begin"/>
+            </w:r>
+            <w:r>
+              <w:rPr>
+                <w:noProof/>
+                <w:webHidden/>
+              </w:rPr>
+              <w:instrText xml:space="preserve"> PAGEREF _Toc225154228 \h </w:instrText>
+            </w:r>
+            <w:r>
+              <w:rPr>
+                <w:noProof/>
+                <w:webHidden/>
+              </w:rPr>
+            </w:r>
+            <w:r>
+              <w:rPr>
+                <w:noProof/>
+                <w:webHidden/>
+              </w:rPr>
+              <w:fldChar w:fldCharType="separate"/>
+            </w:r>
+            <w:r>
+              <w:rPr>
+                <w:noProof/>
+                <w:webHidden/>
+              </w:rPr>
+              <w:t>24</w:t>
+            </w:r>
+            <w:r>
+              <w:rPr>
+                <w:noProof/>
+                <w:webHidden/>
+              </w:rPr>
+              <w:fldChar w:fldCharType="end"/>
+            </w:r>
+          </w:hyperlink>
+        </w:p>
+        <w:p>
+          <w:pPr>
+            <w:pStyle w:val="TJ2"/>
+            <w:tabs>
+              <w:tab w:val="right" w:leader="dot" w:pos="8720"/>
+            </w:tabs>
+            <w:rPr>
+              <w:rFonts w:asciiTheme="minorHAnsi" w:hAnsiTheme="minorHAnsi"/>
+              <w:noProof/>
+            </w:rPr>
+          </w:pPr>
+          <w:hyperlink w:anchor="_Toc225154229" w:history="1">
+            <w:r>
+              <w:rPr>
+                <w:rStyle w:val="Hiperhivatkozs"/>
+                <w:noProof/>
+              </w:rPr>
+              <w:t>Kapcsolat</w:t>
+            </w:r>
+            <w:r>
+              <w:rPr>
+                <w:noProof/>
+                <w:webHidden/>
+              </w:rPr>
+              <w:tab/>
+            </w:r>
+            <w:r>
+              <w:rPr>
+                <w:noProof/>
+                <w:webHidden/>
+              </w:rPr>
+              <w:fldChar w:fldCharType="begin"/>
+            </w:r>
+            <w:r>
+              <w:rPr>
+                <w:noProof/>
+                <w:webHidden/>
+              </w:rPr>
+              <w:instrText xml:space="preserve"> PAGEREF _Toc225154229 \h </w:instrText>
+            </w:r>
+            <w:r>
+              <w:rPr>
+                <w:noProof/>
+                <w:webHidden/>
+              </w:rPr>
+            </w:r>
+            <w:r>
+              <w:rPr>
+                <w:noProof/>
+                <w:webHidden/>
+              </w:rPr>
+              <w:fldChar w:fldCharType="separate"/>
+            </w:r>
+            <w:r>
+              <w:rPr>
+                <w:noProof/>
+                <w:webHidden/>
+              </w:rPr>
+              <w:t>25</w:t>
+            </w:r>
+            <w:r>
+              <w:rPr>
+                <w:noProof/>
+                <w:webHidden/>
+              </w:rPr>
+              <w:fldChar w:fldCharType="end"/>
+            </w:r>
+          </w:hyperlink>
+        </w:p>
+        <w:p>
+          <w:pPr>
+            <w:pStyle w:val="TJ2"/>
+            <w:tabs>
+              <w:tab w:val="right" w:leader="dot" w:pos="8720"/>
+            </w:tabs>
+            <w:rPr>
+              <w:rFonts w:asciiTheme="minorHAnsi" w:hAnsiTheme="minorHAnsi"/>
+              <w:noProof/>
+            </w:rPr>
+          </w:pPr>
+          <w:hyperlink w:anchor="_Toc225154230" w:history="1">
+            <w:r>
+              <w:rPr>
+                <w:rStyle w:val="Hiperhivatkozs"/>
+                <w:noProof/>
+              </w:rPr>
+              <w:t>Admin</w:t>
+            </w:r>
+            <w:r>
+              <w:rPr>
+                <w:noProof/>
+                <w:webHidden/>
+              </w:rPr>
+              <w:tab/>
+            </w:r>
+            <w:r>
+              <w:rPr>
+                <w:noProof/>
+                <w:webHidden/>
+              </w:rPr>
+              <w:fldChar w:fldCharType="begin"/>
+            </w:r>
+            <w:r>
+              <w:rPr>
+                <w:noProof/>
+                <w:webHidden/>
+              </w:rPr>
+              <w:instrText xml:space="preserve"> PAGEREF _Toc225154230 \h </w:instrText>
+            </w:r>
+            <w:r>
+              <w:rPr>
+                <w:noProof/>
+                <w:webHidden/>
+              </w:rPr>
+            </w:r>
+            <w:r>
+              <w:rPr>
+                <w:noProof/>
+                <w:webHidden/>
+              </w:rPr>
+              <w:fldChar w:fldCharType="separate"/>
+            </w:r>
+            <w:r>
+              <w:rPr>
+                <w:noProof/>
+                <w:webHidden/>
+              </w:rPr>
+              <w:t>25</w:t>
+            </w:r>
+            <w:r>
+              <w:rPr>
+                <w:noProof/>
+                <w:webHidden/>
+              </w:rPr>
+              <w:fldChar w:fldCharType="end"/>
+            </w:r>
+          </w:hyperlink>
+        </w:p>
+        <w:p>
+          <w:pPr>
+            <w:pStyle w:val="TJ1"/>
+            <w:tabs>
+              <w:tab w:val="right" w:leader="dot" w:pos="8720"/>
+            </w:tabs>
+            <w:rPr>
+              <w:rFonts w:asciiTheme="minorHAnsi" w:hAnsiTheme="minorHAnsi"/>
+              <w:noProof/>
+            </w:rPr>
+          </w:pPr>
+          <w:hyperlink w:anchor="_Toc225154231" w:history="1">
+            <w:r>
+              <w:rPr>
+                <w:rStyle w:val="Hiperhivatkozs"/>
+                <w:noProof/>
+              </w:rPr>
+              <w:t>4.4.5 Hibák és javítások</w:t>
+            </w:r>
+            <w:r>
+              <w:rPr>
+                <w:noProof/>
+                <w:webHidden/>
+              </w:rPr>
+              <w:tab/>
+            </w:r>
+            <w:r>
+              <w:rPr>
+                <w:noProof/>
+                <w:webHidden/>
+              </w:rPr>
+              <w:fldChar w:fldCharType="begin"/>
+            </w:r>
+            <w:r>
+              <w:rPr>
+                <w:noProof/>
+                <w:webHidden/>
+              </w:rPr>
+              <w:instrText xml:space="preserve"> PAGEREF _Toc225154231 \h </w:instrText>
+            </w:r>
+            <w:r>
+              <w:rPr>
+                <w:noProof/>
+                <w:webHidden/>
+              </w:rPr>
+            </w:r>
+            <w:r>
+              <w:rPr>
+                <w:noProof/>
+                <w:webHidden/>
+              </w:rPr>
+              <w:fldChar w:fldCharType="separate"/>
+            </w:r>
+            <w:r>
+              <w:rPr>
+                <w:noProof/>
+                <w:webHidden/>
+              </w:rPr>
+              <w:t>26</w:t>
+            </w:r>
+            <w:r>
+              <w:rPr>
+                <w:noProof/>
+                <w:webHidden/>
+              </w:rPr>
+              <w:fldChar w:fldCharType="end"/>
+            </w:r>
+          </w:hyperlink>
+        </w:p>
+        <w:p>
+          <w:pPr>
+            <w:pStyle w:val="TJ1"/>
+            <w:tabs>
+              <w:tab w:val="right" w:leader="dot" w:pos="8720"/>
+            </w:tabs>
+            <w:rPr>
+              <w:rFonts w:asciiTheme="minorHAnsi" w:hAnsiTheme="minorHAnsi"/>
+              <w:noProof/>
+            </w:rPr>
+          </w:pPr>
+          <w:hyperlink w:anchor="_Toc225154232" w:history="1">
+            <w:r>
+              <w:rPr>
+                <w:rStyle w:val="Hiperhivatkozs"/>
+                <w:noProof/>
+              </w:rPr>
+              <w:t>4.4.6 Összesítő</w:t>
+            </w:r>
+            <w:r>
+              <w:rPr>
+                <w:noProof/>
+                <w:webHidden/>
+              </w:rPr>
+              <w:tab/>
+            </w:r>
+            <w:r>
+              <w:rPr>
+                <w:noProof/>
+                <w:webHidden/>
+              </w:rPr>
+              <w:fldChar w:fldCharType="begin"/>
+            </w:r>
+            <w:r>
+              <w:rPr>
+                <w:noProof/>
+                <w:webHidden/>
+              </w:rPr>
+              <w:instrText xml:space="preserve"> PAGEREF _Toc225154232 \h </w:instrText>
+            </w:r>
+            <w:r>
+              <w:rPr>
+                <w:noProof/>
+                <w:webHidden/>
+              </w:rPr>
+            </w:r>
+            <w:r>
+              <w:rPr>
+                <w:noProof/>
+                <w:webHidden/>
+              </w:rPr>
+              <w:fldChar w:fldCharType="separate"/>
+            </w:r>
+            <w:r>
+              <w:rPr>
+                <w:noProof/>
+                <w:webHidden/>
+              </w:rPr>
+              <w:t>29</w:t>
+            </w:r>
+            <w:r>
+              <w:rPr>
+                <w:noProof/>
+                <w:webHidden/>
+              </w:rPr>
+              <w:fldChar w:fldCharType="end"/>
+            </w:r>
+          </w:hyperlink>
+        </w:p>
+        <w:p>
+          <w:pPr>
+            <w:pStyle w:val="TJ1"/>
+            <w:tabs>
+              <w:tab w:val="right" w:leader="dot" w:pos="8720"/>
+            </w:tabs>
+            <w:rPr>
+              <w:rFonts w:asciiTheme="minorHAnsi" w:hAnsiTheme="minorHAnsi"/>
+              <w:noProof/>
+            </w:rPr>
+          </w:pPr>
+          <w:hyperlink w:anchor="_Toc225154233" w:history="1">
+            <w:r>
+              <w:rPr>
+                <w:rStyle w:val="Hiperhivatkozs"/>
+                <w:noProof/>
+              </w:rPr>
+              <w:t>4.4.7 Összegzés</w:t>
+            </w:r>
+            <w:r>
+              <w:rPr>
+                <w:noProof/>
+                <w:webHidden/>
+              </w:rPr>
+              <w:tab/>
+            </w:r>
+            <w:r>
+              <w:rPr>
+                <w:noProof/>
+                <w:webHidden/>
+              </w:rPr>
+              <w:fldChar w:fldCharType="begin"/>
+            </w:r>
+            <w:r>
+              <w:rPr>
+                <w:noProof/>
+                <w:webHidden/>
+              </w:rPr>
+              <w:instrText xml:space="preserve"> PAGEREF _Toc225154233 \h </w:instrText>
+            </w:r>
+            <w:r>
+              <w:rPr>
+                <w:noProof/>
+                <w:webHidden/>
+              </w:rPr>
+            </w:r>
+            <w:r>
+              <w:rPr>
+                <w:noProof/>
+                <w:webHidden/>
+              </w:rPr>
+              <w:fldChar w:fldCharType="separate"/>
+            </w:r>
+            <w:r>
+              <w:rPr>
+                <w:noProof/>
+                <w:webHidden/>
+              </w:rPr>
+              <w:t>31</w:t>
+            </w:r>
+            <w:r>
+              <w:rPr>
+                <w:noProof/>
+                <w:webHidden/>
+              </w:rPr>
+              <w:fldChar w:fldCharType="end"/>
+            </w:r>
+          </w:hyperlink>
+        </w:p>
+        <w:p>
+          <w:pPr>
+            <w:pStyle w:val="TJ1"/>
+            <w:tabs>
+              <w:tab w:val="left" w:pos="440"/>
+              <w:tab w:val="right" w:leader="dot" w:pos="8720"/>
+            </w:tabs>
+            <w:rPr>
+              <w:rFonts w:asciiTheme="minorHAnsi" w:hAnsiTheme="minorHAnsi"/>
+              <w:noProof/>
+            </w:rPr>
+          </w:pPr>
+          <w:hyperlink w:anchor="_Toc225154234" w:history="1">
             <w:r>
               <w:rPr>
                 <w:rStyle w:val="Hiperhivatkozs"/>
                 <w:rFonts w:cs="Times New Roman"/>
-                <w:i/>
-                <w:iCs/>
-                <w:noProof/>
-              </w:rPr>
-              <w:t>4.1.5</w:t>
-            </w:r>
-            <w:r>
-              <w:rPr>
-                <w:rFonts w:cs="Times New Roman"/>
+                <w:noProof/>
+              </w:rPr>
+              <w:t>5</w:t>
+            </w:r>
+            <w:r>
+              <w:rPr>
+                <w:rFonts w:asciiTheme="minorHAnsi" w:hAnsiTheme="minorHAnsi"/>
                 <w:noProof/>
               </w:rPr>
               <w:tab/>
@@ -2353,15 +3887,12 @@
               <w:rPr>
                 <w:rStyle w:val="Hiperhivatkozs"/>
                 <w:rFonts w:cs="Times New Roman"/>
-                <w:i/>
-                <w:iCs/>
-                <w:noProof/>
-              </w:rPr>
-              <w:t>A projekt megvalósítása során</w:t>
-            </w:r>
-            <w:r>
-              <w:rPr>
-                <w:rFonts w:cs="Times New Roman"/>
+                <w:noProof/>
+              </w:rPr>
+              <w:t>Összefoglalás</w:t>
+            </w:r>
+            <w:r>
+              <w:rPr>
                 <w:noProof/>
                 <w:webHidden/>
               </w:rPr>
@@ -2369,7 +3900,6 @@
             </w:r>
             <w:r>
               <w:rPr>
-                <w:rFonts w:cs="Times New Roman"/>
                 <w:noProof/>
                 <w:webHidden/>
               </w:rPr>
@@ -2377,22 +3907,19 @@
             </w:r>
             <w:r>
               <w:rPr>
-                <w:rFonts w:cs="Times New Roman"/>
-                <w:noProof/>
-                <w:webHidden/>
-              </w:rPr>
-              <w:instrText xml:space="preserve"> PAGEREF _Toc219979643 \h </w:instrText>
-            </w:r>
-            <w:r>
-              <w:rPr>
-                <w:rFonts w:cs="Times New Roman"/>
-                <w:noProof/>
-                <w:webHidden/>
-              </w:rPr>
-            </w:r>
-            <w:r>
-              <w:rPr>
-                <w:rFonts w:cs="Times New Roman"/>
+                <w:noProof/>
+                <w:webHidden/>
+              </w:rPr>
+              <w:instrText xml:space="preserve"> PAGEREF _Toc225154234 \h </w:instrText>
+            </w:r>
+            <w:r>
+              <w:rPr>
+                <w:noProof/>
+                <w:webHidden/>
+              </w:rPr>
+            </w:r>
+            <w:r>
+              <w:rPr>
                 <w:noProof/>
                 <w:webHidden/>
               </w:rPr>
@@ -2400,15 +3927,13 @@
             </w:r>
             <w:r>
               <w:rPr>
-                <w:rFonts w:cs="Times New Roman"/>
-                <w:noProof/>
-                <w:webHidden/>
-              </w:rPr>
-              <w:t>9</w:t>
-            </w:r>
-            <w:r>
-              <w:rPr>
-                <w:rFonts w:cs="Times New Roman"/>
+                <w:noProof/>
+                <w:webHidden/>
+              </w:rPr>
+              <w:t>32</w:t>
+            </w:r>
+            <w:r>
+              <w:rPr>
                 <w:noProof/>
                 <w:webHidden/>
               </w:rPr>
@@ -2424,22 +3949,22 @@
               <w:tab w:val="right" w:leader="dot" w:pos="8720"/>
             </w:tabs>
             <w:rPr>
-              <w:rFonts w:cs="Times New Roman"/>
+              <w:rFonts w:asciiTheme="minorHAnsi" w:hAnsiTheme="minorHAnsi"/>
               <w:noProof/>
             </w:rPr>
           </w:pPr>
-          <w:hyperlink w:anchor="_Toc219979644" w:history="1">
+          <w:hyperlink w:anchor="_Toc225154235" w:history="1">
             <w:r>
               <w:rPr>
                 <w:rStyle w:val="Hiperhivatkozs"/>
                 <w:rFonts w:cs="Times New Roman"/>
                 <w:noProof/>
               </w:rPr>
-              <w:t>4.2</w:t>
-            </w:r>
-            <w:r>
-              <w:rPr>
-                <w:rFonts w:cs="Times New Roman"/>
+              <w:t>5.1</w:t>
+            </w:r>
+            <w:r>
+              <w:rPr>
+                <w:rFonts w:asciiTheme="minorHAnsi" w:hAnsiTheme="minorHAnsi"/>
                 <w:noProof/>
               </w:rPr>
               <w:tab/>
@@ -2450,11 +3975,10 @@
                 <w:rFonts w:cs="Times New Roman"/>
                 <w:noProof/>
               </w:rPr>
-              <w:t>Adatmodell leírása</w:t>
-            </w:r>
-            <w:r>
-              <w:rPr>
-                <w:rFonts w:cs="Times New Roman"/>
+              <w:t>Önértékelés</w:t>
+            </w:r>
+            <w:r>
+              <w:rPr>
                 <w:noProof/>
                 <w:webHidden/>
               </w:rPr>
@@ -2462,7 +3986,6 @@
             </w:r>
             <w:r>
               <w:rPr>
-                <w:rFonts w:cs="Times New Roman"/>
                 <w:noProof/>
                 <w:webHidden/>
               </w:rPr>
@@ -2470,22 +3993,19 @@
             </w:r>
             <w:r>
               <w:rPr>
-                <w:rFonts w:cs="Times New Roman"/>
-                <w:noProof/>
-                <w:webHidden/>
-              </w:rPr>
-              <w:instrText xml:space="preserve"> PAGEREF _Toc219979644 \h </w:instrText>
-            </w:r>
-            <w:r>
-              <w:rPr>
-                <w:rFonts w:cs="Times New Roman"/>
-                <w:noProof/>
-                <w:webHidden/>
-              </w:rPr>
-            </w:r>
-            <w:r>
-              <w:rPr>
-                <w:rFonts w:cs="Times New Roman"/>
+                <w:noProof/>
+                <w:webHidden/>
+              </w:rPr>
+              <w:instrText xml:space="preserve"> PAGEREF _Toc225154235 \h </w:instrText>
+            </w:r>
+            <w:r>
+              <w:rPr>
+                <w:noProof/>
+                <w:webHidden/>
+              </w:rPr>
+            </w:r>
+            <w:r>
+              <w:rPr>
                 <w:noProof/>
                 <w:webHidden/>
               </w:rPr>
@@ -2493,15 +4013,13 @@
             </w:r>
             <w:r>
               <w:rPr>
-                <w:rFonts w:cs="Times New Roman"/>
-                <w:noProof/>
-                <w:webHidden/>
-              </w:rPr>
-              <w:t>9</w:t>
-            </w:r>
-            <w:r>
-              <w:rPr>
-                <w:rFonts w:cs="Times New Roman"/>
+                <w:noProof/>
+                <w:webHidden/>
+              </w:rPr>
+              <w:t>32</w:t>
+            </w:r>
+            <w:r>
+              <w:rPr>
                 <w:noProof/>
                 <w:webHidden/>
               </w:rPr>
@@ -2517,22 +4035,22 @@
               <w:tab w:val="right" w:leader="dot" w:pos="8720"/>
             </w:tabs>
             <w:rPr>
-              <w:rFonts w:cs="Times New Roman"/>
+              <w:rFonts w:asciiTheme="minorHAnsi" w:hAnsiTheme="minorHAnsi"/>
               <w:noProof/>
             </w:rPr>
           </w:pPr>
-          <w:hyperlink w:anchor="_Toc219979645" w:history="1">
+          <w:hyperlink w:anchor="_Toc225154236" w:history="1">
             <w:r>
               <w:rPr>
                 <w:rStyle w:val="Hiperhivatkozs"/>
                 <w:rFonts w:cs="Times New Roman"/>
                 <w:noProof/>
               </w:rPr>
-              <w:t>4.3</w:t>
-            </w:r>
-            <w:r>
-              <w:rPr>
-                <w:rFonts w:cs="Times New Roman"/>
+              <w:t>5.2</w:t>
+            </w:r>
+            <w:r>
+              <w:rPr>
+                <w:rFonts w:asciiTheme="minorHAnsi" w:hAnsiTheme="minorHAnsi"/>
                 <w:noProof/>
               </w:rPr>
               <w:tab/>
@@ -2543,11 +4061,10 @@
                 <w:rFonts w:cs="Times New Roman"/>
                 <w:noProof/>
               </w:rPr>
-              <w:t>Részletes feladatspecifikáció, algoritmusok</w:t>
-            </w:r>
-            <w:r>
-              <w:rPr>
-                <w:rFonts w:cs="Times New Roman"/>
+              <w:t>Továbbfejlesztési lehetőségek</w:t>
+            </w:r>
+            <w:r>
+              <w:rPr>
                 <w:noProof/>
                 <w:webHidden/>
               </w:rPr>
@@ -2555,7 +4072,6 @@
             </w:r>
             <w:r>
               <w:rPr>
-                <w:rFonts w:cs="Times New Roman"/>
                 <w:noProof/>
                 <w:webHidden/>
               </w:rPr>
@@ -2563,22 +4079,19 @@
             </w:r>
             <w:r>
               <w:rPr>
-                <w:rFonts w:cs="Times New Roman"/>
-                <w:noProof/>
-                <w:webHidden/>
-              </w:rPr>
-              <w:instrText xml:space="preserve"> PAGEREF _Toc219979645 \h </w:instrText>
-            </w:r>
-            <w:r>
-              <w:rPr>
-                <w:rFonts w:cs="Times New Roman"/>
-                <w:noProof/>
-                <w:webHidden/>
-              </w:rPr>
-            </w:r>
-            <w:r>
-              <w:rPr>
-                <w:rFonts w:cs="Times New Roman"/>
+                <w:noProof/>
+                <w:webHidden/>
+              </w:rPr>
+              <w:instrText xml:space="preserve"> PAGEREF _Toc225154236 \h </w:instrText>
+            </w:r>
+            <w:r>
+              <w:rPr>
+                <w:noProof/>
+                <w:webHidden/>
+              </w:rPr>
+            </w:r>
+            <w:r>
+              <w:rPr>
                 <w:noProof/>
                 <w:webHidden/>
               </w:rPr>
@@ -2586,108 +4099,13 @@
             </w:r>
             <w:r>
               <w:rPr>
-                <w:rFonts w:cs="Times New Roman"/>
-                <w:noProof/>
-                <w:webHidden/>
-              </w:rPr>
-              <w:t>10</w:t>
-            </w:r>
-            <w:r>
-              <w:rPr>
-                <w:rFonts w:cs="Times New Roman"/>
-                <w:noProof/>
-                <w:webHidden/>
-              </w:rPr>
-              <w:fldChar w:fldCharType="end"/>
-            </w:r>
-          </w:hyperlink>
-        </w:p>
-        <w:p>
-          <w:pPr>
-            <w:pStyle w:val="TJ2"/>
-            <w:tabs>
-              <w:tab w:val="left" w:pos="880"/>
-              <w:tab w:val="right" w:leader="dot" w:pos="8720"/>
-            </w:tabs>
-            <w:rPr>
-              <w:rFonts w:cs="Times New Roman"/>
-              <w:noProof/>
-            </w:rPr>
-          </w:pPr>
-          <w:hyperlink w:anchor="_Toc219979646" w:history="1">
-            <w:r>
-              <w:rPr>
-                <w:rStyle w:val="Hiperhivatkozs"/>
-                <w:rFonts w:cs="Times New Roman"/>
-                <w:noProof/>
-              </w:rPr>
-              <w:t>4.4</w:t>
-            </w:r>
-            <w:r>
-              <w:rPr>
-                <w:rFonts w:cs="Times New Roman"/>
-                <w:noProof/>
-              </w:rPr>
-              <w:tab/>
-            </w:r>
-            <w:r>
-              <w:rPr>
-                <w:rStyle w:val="Hiperhivatkozs"/>
-                <w:rFonts w:cs="Times New Roman"/>
-                <w:noProof/>
-              </w:rPr>
-              <w:t>Tesztelési Dokumentáció</w:t>
-            </w:r>
-            <w:r>
-              <w:rPr>
-                <w:rFonts w:cs="Times New Roman"/>
-                <w:noProof/>
-                <w:webHidden/>
-              </w:rPr>
-              <w:tab/>
-            </w:r>
-            <w:r>
-              <w:rPr>
-                <w:rFonts w:cs="Times New Roman"/>
-                <w:noProof/>
-                <w:webHidden/>
-              </w:rPr>
-              <w:fldChar w:fldCharType="begin"/>
-            </w:r>
-            <w:r>
-              <w:rPr>
-                <w:rFonts w:cs="Times New Roman"/>
-                <w:noProof/>
-                <w:webHidden/>
-              </w:rPr>
-              <w:instrText xml:space="preserve"> PAGEREF _Toc219979646 \h </w:instrText>
-            </w:r>
-            <w:r>
-              <w:rPr>
-                <w:rFonts w:cs="Times New Roman"/>
-                <w:noProof/>
-                <w:webHidden/>
-              </w:rPr>
-            </w:r>
-            <w:r>
-              <w:rPr>
-                <w:rFonts w:cs="Times New Roman"/>
-                <w:noProof/>
-                <w:webHidden/>
-              </w:rPr>
-              <w:fldChar w:fldCharType="separate"/>
-            </w:r>
-            <w:r>
-              <w:rPr>
-                <w:rFonts w:cs="Times New Roman"/>
-                <w:noProof/>
-                <w:webHidden/>
-              </w:rPr>
-              <w:t>10</w:t>
-            </w:r>
-            <w:r>
-              <w:rPr>
-                <w:rFonts w:cs="Times New Roman"/>
+                <w:noProof/>
+                <w:webHidden/>
+              </w:rPr>
+              <w:t>32</w:t>
+            </w:r>
+            <w:r>
+              <w:rPr>
                 <w:noProof/>
                 <w:webHidden/>
               </w:rPr>
@@ -2703,22 +4121,22 @@
               <w:tab w:val="right" w:leader="dot" w:pos="8720"/>
             </w:tabs>
             <w:rPr>
-              <w:rFonts w:cs="Times New Roman"/>
+              <w:rFonts w:asciiTheme="minorHAnsi" w:hAnsiTheme="minorHAnsi"/>
               <w:noProof/>
             </w:rPr>
           </w:pPr>
-          <w:hyperlink w:anchor="_Toc219979647" w:history="1">
+          <w:hyperlink w:anchor="_Toc225154237" w:history="1">
             <w:r>
               <w:rPr>
                 <w:rStyle w:val="Hiperhivatkozs"/>
                 <w:rFonts w:cs="Times New Roman"/>
                 <w:noProof/>
               </w:rPr>
-              <w:t>5</w:t>
-            </w:r>
-            <w:r>
-              <w:rPr>
-                <w:rFonts w:cs="Times New Roman"/>
+              <w:t>6</w:t>
+            </w:r>
+            <w:r>
+              <w:rPr>
+                <w:rFonts w:asciiTheme="minorHAnsi" w:hAnsiTheme="minorHAnsi"/>
                 <w:noProof/>
               </w:rPr>
               <w:tab/>
@@ -2729,11 +4147,10 @@
                 <w:rFonts w:cs="Times New Roman"/>
                 <w:noProof/>
               </w:rPr>
-              <w:t>Összefoglalás</w:t>
-            </w:r>
-            <w:r>
-              <w:rPr>
-                <w:rFonts w:cs="Times New Roman"/>
+              <w:t>Felhasznált irodalom</w:t>
+            </w:r>
+            <w:r>
+              <w:rPr>
                 <w:noProof/>
                 <w:webHidden/>
               </w:rPr>
@@ -2741,7 +4158,6 @@
             </w:r>
             <w:r>
               <w:rPr>
-                <w:rFonts w:cs="Times New Roman"/>
                 <w:noProof/>
                 <w:webHidden/>
               </w:rPr>
@@ -2749,22 +4165,19 @@
             </w:r>
             <w:r>
               <w:rPr>
-                <w:rFonts w:cs="Times New Roman"/>
-                <w:noProof/>
-                <w:webHidden/>
-              </w:rPr>
-              <w:instrText xml:space="preserve"> PAGEREF _Toc219979647 \h </w:instrText>
-            </w:r>
-            <w:r>
-              <w:rPr>
-                <w:rFonts w:cs="Times New Roman"/>
-                <w:noProof/>
-                <w:webHidden/>
-              </w:rPr>
-            </w:r>
-            <w:r>
-              <w:rPr>
-                <w:rFonts w:cs="Times New Roman"/>
+                <w:noProof/>
+                <w:webHidden/>
+              </w:rPr>
+              <w:instrText xml:space="preserve"> PAGEREF _Toc225154237 \h </w:instrText>
+            </w:r>
+            <w:r>
+              <w:rPr>
+                <w:noProof/>
+                <w:webHidden/>
+              </w:rPr>
+            </w:r>
+            <w:r>
+              <w:rPr>
                 <w:noProof/>
                 <w:webHidden/>
               </w:rPr>
@@ -2772,201 +4185,13 @@
             </w:r>
             <w:r>
               <w:rPr>
-                <w:rFonts w:cs="Times New Roman"/>
-                <w:noProof/>
-                <w:webHidden/>
-              </w:rPr>
-              <w:t>10</w:t>
-            </w:r>
-            <w:r>
-              <w:rPr>
-                <w:rFonts w:cs="Times New Roman"/>
-                <w:noProof/>
-                <w:webHidden/>
-              </w:rPr>
-              <w:fldChar w:fldCharType="end"/>
-            </w:r>
-          </w:hyperlink>
-        </w:p>
-        <w:p>
-          <w:pPr>
-            <w:pStyle w:val="TJ2"/>
-            <w:tabs>
-              <w:tab w:val="left" w:pos="880"/>
-              <w:tab w:val="right" w:leader="dot" w:pos="8720"/>
-            </w:tabs>
-            <w:rPr>
-              <w:rFonts w:cs="Times New Roman"/>
-              <w:noProof/>
-            </w:rPr>
-          </w:pPr>
-          <w:hyperlink w:anchor="_Toc219979648" w:history="1">
-            <w:r>
-              <w:rPr>
-                <w:rStyle w:val="Hiperhivatkozs"/>
-                <w:rFonts w:cs="Times New Roman"/>
-                <w:noProof/>
-              </w:rPr>
-              <w:t>5.1</w:t>
-            </w:r>
-            <w:r>
-              <w:rPr>
-                <w:rFonts w:cs="Times New Roman"/>
-                <w:noProof/>
-              </w:rPr>
-              <w:tab/>
-            </w:r>
-            <w:r>
-              <w:rPr>
-                <w:rStyle w:val="Hiperhivatkozs"/>
-                <w:rFonts w:cs="Times New Roman"/>
-                <w:noProof/>
-              </w:rPr>
-              <w:t>Önértékelés</w:t>
-            </w:r>
-            <w:r>
-              <w:rPr>
-                <w:rFonts w:cs="Times New Roman"/>
-                <w:noProof/>
-                <w:webHidden/>
-              </w:rPr>
-              <w:tab/>
-            </w:r>
-            <w:r>
-              <w:rPr>
-                <w:rFonts w:cs="Times New Roman"/>
-                <w:noProof/>
-                <w:webHidden/>
-              </w:rPr>
-              <w:fldChar w:fldCharType="begin"/>
-            </w:r>
-            <w:r>
-              <w:rPr>
-                <w:rFonts w:cs="Times New Roman"/>
-                <w:noProof/>
-                <w:webHidden/>
-              </w:rPr>
-              <w:instrText xml:space="preserve"> PAGEREF _Toc219979648 \h </w:instrText>
-            </w:r>
-            <w:r>
-              <w:rPr>
-                <w:rFonts w:cs="Times New Roman"/>
-                <w:noProof/>
-                <w:webHidden/>
-              </w:rPr>
-            </w:r>
-            <w:r>
-              <w:rPr>
-                <w:rFonts w:cs="Times New Roman"/>
-                <w:noProof/>
-                <w:webHidden/>
-              </w:rPr>
-              <w:fldChar w:fldCharType="separate"/>
-            </w:r>
-            <w:r>
-              <w:rPr>
-                <w:rFonts w:cs="Times New Roman"/>
-                <w:noProof/>
-                <w:webHidden/>
-              </w:rPr>
-              <w:t>10</w:t>
-            </w:r>
-            <w:r>
-              <w:rPr>
-                <w:rFonts w:cs="Times New Roman"/>
-                <w:noProof/>
-                <w:webHidden/>
-              </w:rPr>
-              <w:fldChar w:fldCharType="end"/>
-            </w:r>
-          </w:hyperlink>
-        </w:p>
-        <w:p>
-          <w:pPr>
-            <w:pStyle w:val="TJ2"/>
-            <w:tabs>
-              <w:tab w:val="left" w:pos="880"/>
-              <w:tab w:val="right" w:leader="dot" w:pos="8720"/>
-            </w:tabs>
-            <w:rPr>
-              <w:rFonts w:cs="Times New Roman"/>
-              <w:noProof/>
-            </w:rPr>
-          </w:pPr>
-          <w:hyperlink w:anchor="_Toc219979649" w:history="1">
-            <w:r>
-              <w:rPr>
-                <w:rStyle w:val="Hiperhivatkozs"/>
-                <w:rFonts w:cs="Times New Roman"/>
-                <w:noProof/>
-              </w:rPr>
-              <w:t>5.2</w:t>
-            </w:r>
-            <w:r>
-              <w:rPr>
-                <w:rFonts w:cs="Times New Roman"/>
-                <w:noProof/>
-              </w:rPr>
-              <w:tab/>
-            </w:r>
-            <w:r>
-              <w:rPr>
-                <w:rStyle w:val="Hiperhivatkozs"/>
-                <w:rFonts w:cs="Times New Roman"/>
-                <w:noProof/>
-              </w:rPr>
-              <w:t>Továbbfejlesztési lehetőségek</w:t>
-            </w:r>
-            <w:r>
-              <w:rPr>
-                <w:rFonts w:cs="Times New Roman"/>
-                <w:noProof/>
-                <w:webHidden/>
-              </w:rPr>
-              <w:tab/>
-            </w:r>
-            <w:r>
-              <w:rPr>
-                <w:rFonts w:cs="Times New Roman"/>
-                <w:noProof/>
-                <w:webHidden/>
-              </w:rPr>
-              <w:fldChar w:fldCharType="begin"/>
-            </w:r>
-            <w:r>
-              <w:rPr>
-                <w:rFonts w:cs="Times New Roman"/>
-                <w:noProof/>
-                <w:webHidden/>
-              </w:rPr>
-              <w:instrText xml:space="preserve"> PAGEREF _Toc219979649 \h </w:instrText>
-            </w:r>
-            <w:r>
-              <w:rPr>
-                <w:rFonts w:cs="Times New Roman"/>
-                <w:noProof/>
-                <w:webHidden/>
-              </w:rPr>
-            </w:r>
-            <w:r>
-              <w:rPr>
-                <w:rFonts w:cs="Times New Roman"/>
-                <w:noProof/>
-                <w:webHidden/>
-              </w:rPr>
-              <w:fldChar w:fldCharType="separate"/>
-            </w:r>
-            <w:r>
-              <w:rPr>
-                <w:rFonts w:cs="Times New Roman"/>
-                <w:noProof/>
-                <w:webHidden/>
-              </w:rPr>
-              <w:t>10</w:t>
-            </w:r>
-            <w:r>
-              <w:rPr>
-                <w:rFonts w:cs="Times New Roman"/>
+                <w:noProof/>
+                <w:webHidden/>
+              </w:rPr>
+              <w:t>33</w:t>
+            </w:r>
+            <w:r>
+              <w:rPr>
                 <w:noProof/>
                 <w:webHidden/>
               </w:rPr>
@@ -2982,22 +4207,22 @@
               <w:tab w:val="right" w:leader="dot" w:pos="8720"/>
             </w:tabs>
             <w:rPr>
-              <w:rFonts w:cs="Times New Roman"/>
+              <w:rFonts w:asciiTheme="minorHAnsi" w:hAnsiTheme="minorHAnsi"/>
               <w:noProof/>
             </w:rPr>
           </w:pPr>
-          <w:hyperlink w:anchor="_Toc219979650" w:history="1">
+          <w:hyperlink w:anchor="_Toc225154238" w:history="1">
             <w:r>
               <w:rPr>
                 <w:rStyle w:val="Hiperhivatkozs"/>
                 <w:rFonts w:cs="Times New Roman"/>
                 <w:noProof/>
               </w:rPr>
-              <w:t>6</w:t>
-            </w:r>
-            <w:r>
-              <w:rPr>
-                <w:rFonts w:cs="Times New Roman"/>
+              <w:t>7</w:t>
+            </w:r>
+            <w:r>
+              <w:rPr>
+                <w:rFonts w:asciiTheme="minorHAnsi" w:hAnsiTheme="minorHAnsi"/>
                 <w:noProof/>
               </w:rPr>
               <w:tab/>
@@ -3008,11 +4233,10 @@
                 <w:rFonts w:cs="Times New Roman"/>
                 <w:noProof/>
               </w:rPr>
-              <w:t>Felhasznált irodalom</w:t>
-            </w:r>
-            <w:r>
-              <w:rPr>
-                <w:rFonts w:cs="Times New Roman"/>
+              <w:t>Ábrajegyzék</w:t>
+            </w:r>
+            <w:r>
+              <w:rPr>
                 <w:noProof/>
                 <w:webHidden/>
               </w:rPr>
@@ -3020,7 +4244,6 @@
             </w:r>
             <w:r>
               <w:rPr>
-                <w:rFonts w:cs="Times New Roman"/>
                 <w:noProof/>
                 <w:webHidden/>
               </w:rPr>
@@ -3028,22 +4251,19 @@
             </w:r>
             <w:r>
               <w:rPr>
-                <w:rFonts w:cs="Times New Roman"/>
-                <w:noProof/>
-                <w:webHidden/>
-              </w:rPr>
-              <w:instrText xml:space="preserve"> PAGEREF _Toc219979650 \h </w:instrText>
-            </w:r>
-            <w:r>
-              <w:rPr>
-                <w:rFonts w:cs="Times New Roman"/>
-                <w:noProof/>
-                <w:webHidden/>
-              </w:rPr>
-            </w:r>
-            <w:r>
-              <w:rPr>
-                <w:rFonts w:cs="Times New Roman"/>
+                <w:noProof/>
+                <w:webHidden/>
+              </w:rPr>
+              <w:instrText xml:space="preserve"> PAGEREF _Toc225154238 \h </w:instrText>
+            </w:r>
+            <w:r>
+              <w:rPr>
+                <w:noProof/>
+                <w:webHidden/>
+              </w:rPr>
+            </w:r>
+            <w:r>
+              <w:rPr>
                 <w:noProof/>
                 <w:webHidden/>
               </w:rPr>
@@ -3051,108 +4271,13 @@
             </w:r>
             <w:r>
               <w:rPr>
-                <w:rFonts w:cs="Times New Roman"/>
-                <w:noProof/>
-                <w:webHidden/>
-              </w:rPr>
-              <w:t>10</w:t>
-            </w:r>
-            <w:r>
-              <w:rPr>
-                <w:rFonts w:cs="Times New Roman"/>
-                <w:noProof/>
-                <w:webHidden/>
-              </w:rPr>
-              <w:fldChar w:fldCharType="end"/>
-            </w:r>
-          </w:hyperlink>
-        </w:p>
-        <w:p>
-          <w:pPr>
-            <w:pStyle w:val="TJ1"/>
-            <w:tabs>
-              <w:tab w:val="left" w:pos="440"/>
-              <w:tab w:val="right" w:leader="dot" w:pos="8720"/>
-            </w:tabs>
-            <w:rPr>
-              <w:rFonts w:cs="Times New Roman"/>
-              <w:noProof/>
-            </w:rPr>
-          </w:pPr>
-          <w:hyperlink w:anchor="_Toc219979651" w:history="1">
-            <w:r>
-              <w:rPr>
-                <w:rStyle w:val="Hiperhivatkozs"/>
-                <w:rFonts w:cs="Times New Roman"/>
-                <w:noProof/>
-              </w:rPr>
-              <w:t>7</w:t>
-            </w:r>
-            <w:r>
-              <w:rPr>
-                <w:rFonts w:cs="Times New Roman"/>
-                <w:noProof/>
-              </w:rPr>
-              <w:tab/>
-            </w:r>
-            <w:r>
-              <w:rPr>
-                <w:rStyle w:val="Hiperhivatkozs"/>
-                <w:rFonts w:cs="Times New Roman"/>
-                <w:noProof/>
-              </w:rPr>
-              <w:t>Ábrajegyzék</w:t>
-            </w:r>
-            <w:r>
-              <w:rPr>
-                <w:rFonts w:cs="Times New Roman"/>
-                <w:noProof/>
-                <w:webHidden/>
-              </w:rPr>
-              <w:tab/>
-            </w:r>
-            <w:r>
-              <w:rPr>
-                <w:rFonts w:cs="Times New Roman"/>
-                <w:noProof/>
-                <w:webHidden/>
-              </w:rPr>
-              <w:fldChar w:fldCharType="begin"/>
-            </w:r>
-            <w:r>
-              <w:rPr>
-                <w:rFonts w:cs="Times New Roman"/>
-                <w:noProof/>
-                <w:webHidden/>
-              </w:rPr>
-              <w:instrText xml:space="preserve"> PAGEREF _Toc219979651 \h </w:instrText>
-            </w:r>
-            <w:r>
-              <w:rPr>
-                <w:rFonts w:cs="Times New Roman"/>
-                <w:noProof/>
-                <w:webHidden/>
-              </w:rPr>
-            </w:r>
-            <w:r>
-              <w:rPr>
-                <w:rFonts w:cs="Times New Roman"/>
-                <w:noProof/>
-                <w:webHidden/>
-              </w:rPr>
-              <w:fldChar w:fldCharType="separate"/>
-            </w:r>
-            <w:r>
-              <w:rPr>
-                <w:rFonts w:cs="Times New Roman"/>
-                <w:noProof/>
-                <w:webHidden/>
-              </w:rPr>
-              <w:t>11</w:t>
-            </w:r>
-            <w:r>
-              <w:rPr>
-                <w:rFonts w:cs="Times New Roman"/>
+                <w:noProof/>
+                <w:webHidden/>
+              </w:rPr>
+              <w:t>34</w:t>
+            </w:r>
+            <w:r>
+              <w:rPr>
                 <w:noProof/>
                 <w:webHidden/>
               </w:rPr>
@@ -3220,7 +4345,7 @@
         </w:rPr>
       </w:pPr>
       <w:bookmarkStart w:id="0" w:name="_Toc473730742"/>
-      <w:bookmarkStart w:id="1" w:name="_Toc219979624"/>
+      <w:bookmarkStart w:id="1" w:name="_Toc225154189"/>
       <w:r>
         <w:rPr>
           <w:rFonts w:ascii="Times New Roman" w:hAnsi="Times New Roman" w:cs="Times New Roman"/>
@@ -3240,7 +4365,7 @@
         </w:rPr>
       </w:pPr>
       <w:bookmarkStart w:id="2" w:name="_Toc473730743"/>
-      <w:bookmarkStart w:id="3" w:name="_Toc219979625"/>
+      <w:bookmarkStart w:id="3" w:name="_Toc225154190"/>
       <w:r>
         <w:rPr>
           <w:rFonts w:ascii="Times New Roman" w:hAnsi="Times New Roman" w:cs="Times New Roman"/>
@@ -3361,6 +4486,7 @@
         <w:rPr>
           <w:rFonts w:cs="Times New Roman"/>
         </w:rPr>
+        <w:lastRenderedPageBreak/>
         <w:t xml:space="preserve">A projekt során nemcsak a webes fejlesztés technikai részét gyakoroljuk, hanem a </w:t>
       </w:r>
       <w:r>
@@ -3436,6 +4562,7 @@
           <w:szCs w:val="30"/>
         </w:rPr>
       </w:pPr>
+      <w:bookmarkStart w:id="4" w:name="_Toc225154191"/>
       <w:r>
         <w:rPr>
           <w:rFonts w:ascii="Times New Roman" w:hAnsi="Times New Roman" w:cs="Times New Roman"/>
@@ -3444,6 +4571,7 @@
         </w:rPr>
         <w:t>Funkcionális leírás</w:t>
       </w:r>
+      <w:bookmarkEnd w:id="4"/>
     </w:p>
     <w:p>
       <w:pPr>
@@ -3524,7 +4652,7 @@
           <w:szCs w:val="30"/>
         </w:rPr>
       </w:pPr>
-      <w:bookmarkStart w:id="4" w:name="_Toc219979627"/>
+      <w:bookmarkStart w:id="5" w:name="_Toc225154192"/>
       <w:r>
         <w:rPr>
           <w:rFonts w:ascii="Times New Roman" w:hAnsi="Times New Roman" w:cs="Times New Roman"/>
@@ -3549,7 +4677,7 @@
         </w:rPr>
         <w:t xml:space="preserve"> szoftverek</w:t>
       </w:r>
-      <w:bookmarkEnd w:id="4"/>
+      <w:bookmarkEnd w:id="5"/>
     </w:p>
     <w:p>
       <w:pPr>
@@ -3557,7 +4685,7 @@
           <w:rFonts w:cs="Times New Roman"/>
         </w:rPr>
       </w:pPr>
-      <w:bookmarkStart w:id="5" w:name="_Toc473730746"/>
+      <w:bookmarkStart w:id="6" w:name="_Toc473730746"/>
       <w:r>
         <w:rPr>
           <w:rFonts w:cs="Times New Roman"/>
@@ -3578,12 +4706,14 @@
           <w:sz w:val="27"/>
         </w:rPr>
       </w:pPr>
+      <w:bookmarkStart w:id="7" w:name="_Toc225154193"/>
       <w:r>
         <w:rPr>
           <w:rFonts w:ascii="Times New Roman" w:hAnsi="Times New Roman" w:cs="Times New Roman"/>
         </w:rPr>
         <w:t>Kliensoldali technológiák (Front-end)</w:t>
       </w:r>
+      <w:bookmarkEnd w:id="7"/>
     </w:p>
     <w:p>
       <w:pPr>
@@ -3619,7 +4749,6 @@
           <w:b/>
           <w:bCs/>
         </w:rPr>
-        <w:lastRenderedPageBreak/>
         <w:t xml:space="preserve">Stílusformázás és </w:t>
       </w:r>
       <w:proofErr w:type="spellStart"/>
@@ -3714,12 +4843,14 @@
           <w:rFonts w:ascii="Times New Roman" w:hAnsi="Times New Roman" w:cs="Times New Roman"/>
         </w:rPr>
       </w:pPr>
+      <w:bookmarkStart w:id="8" w:name="_Toc225154194"/>
       <w:r>
         <w:rPr>
           <w:rFonts w:ascii="Times New Roman" w:hAnsi="Times New Roman" w:cs="Times New Roman"/>
         </w:rPr>
         <w:t>Szerveroldali technológiák és Adatkezelés (Back-end)</w:t>
       </w:r>
+      <w:bookmarkEnd w:id="8"/>
     </w:p>
     <w:p>
       <w:pPr>
@@ -3745,7 +4876,21 @@
         <w:rPr>
           <w:color w:val="FF0000"/>
         </w:rPr>
-        <w:t xml:space="preserve"> Szerveroldali szkriptek írása a felhasználói kérések kiszolgálására, munkamenetek (Session) kezelése a tanuló/oktató szerepkörök szétválasztásához.</w:t>
+        <w:t xml:space="preserve"> Szerveroldali </w:t>
+      </w:r>
+      <w:proofErr w:type="spellStart"/>
+      <w:r>
+        <w:rPr>
+          <w:color w:val="FF0000"/>
+        </w:rPr>
+        <w:t>szkriptek</w:t>
+      </w:r>
+      <w:proofErr w:type="spellEnd"/>
+      <w:r>
+        <w:rPr>
+          <w:color w:val="FF0000"/>
+        </w:rPr>
+        <w:t xml:space="preserve"> írása a felhasználói kérések kiszolgálására, munkamenetek (Session) kezelése a tanuló/oktató szerepkörök szétválasztásához.</w:t>
       </w:r>
     </w:p>
     <w:p>
@@ -3840,12 +4985,14 @@
           <w:rFonts w:ascii="Times New Roman" w:hAnsi="Times New Roman" w:cs="Times New Roman"/>
         </w:rPr>
       </w:pPr>
+      <w:bookmarkStart w:id="9" w:name="_Toc225154195"/>
       <w:r>
         <w:rPr>
           <w:rFonts w:ascii="Times New Roman" w:hAnsi="Times New Roman" w:cs="Times New Roman"/>
         </w:rPr>
         <w:t>Fejlesztői eszközök és Módszertanok</w:t>
       </w:r>
+      <w:bookmarkEnd w:id="9"/>
     </w:p>
     <w:p>
       <w:pPr>
@@ -3913,6 +5060,7 @@
           <w:b/>
           <w:bCs/>
         </w:rPr>
+        <w:lastRenderedPageBreak/>
         <w:t>Agilis projektmenedzsment:</w:t>
       </w:r>
       <w:r>
@@ -4062,16 +5210,15 @@
           <w:rFonts w:ascii="Times New Roman" w:hAnsi="Times New Roman" w:cs="Times New Roman"/>
         </w:rPr>
       </w:pPr>
-      <w:bookmarkStart w:id="6" w:name="_Toc219979628"/>
+      <w:bookmarkStart w:id="10" w:name="_Toc225154196"/>
       <w:r>
         <w:rPr>
           <w:rFonts w:ascii="Times New Roman" w:hAnsi="Times New Roman" w:cs="Times New Roman"/>
         </w:rPr>
-        <w:lastRenderedPageBreak/>
         <w:t>Felhasználói dokumentáció</w:t>
       </w:r>
-      <w:bookmarkEnd w:id="5"/>
       <w:bookmarkEnd w:id="6"/>
+      <w:bookmarkEnd w:id="10"/>
     </w:p>
     <w:p>
       <w:pPr>
@@ -4082,7 +5229,7 @@
           <w:szCs w:val="30"/>
         </w:rPr>
       </w:pPr>
-      <w:bookmarkStart w:id="7" w:name="_Toc219979629"/>
+      <w:bookmarkStart w:id="11" w:name="_Toc225154197"/>
       <w:r>
         <w:rPr>
           <w:rFonts w:ascii="Times New Roman" w:hAnsi="Times New Roman" w:cs="Times New Roman"/>
@@ -4091,7 +5238,7 @@
         </w:rPr>
         <w:t>A program általános specifikációja</w:t>
       </w:r>
-      <w:bookmarkEnd w:id="7"/>
+      <w:bookmarkEnd w:id="11"/>
     </w:p>
     <w:p>
       <w:pPr>
@@ -4175,6 +5322,7 @@
           <w:szCs w:val="24"/>
           <w:lang w:eastAsia="hu-HU"/>
         </w:rPr>
+        <w:lastRenderedPageBreak/>
         <w:t>A képzések elsődleges célja minden esetben a tényleges tapasztalatszerzés. Legyen szó egy virtuális tanteremben tartott interaktív óráról vagy egy helyszíni gyakorlatról, a hallgatók nem csupán elméleti tudást kapnak, hanem gyakorlati feladatokon keresztül sajátíthatják el a választott mesterség fogásait. A cél, hogy a tanulás ne csak elméleti síkon mozogjon, hanem valódi, használható tudást adjon.</w:t>
       </w:r>
     </w:p>
@@ -4187,8 +5335,8 @@
           <w:szCs w:val="30"/>
         </w:rPr>
       </w:pPr>
-      <w:bookmarkStart w:id="8" w:name="_Toc473730747"/>
-      <w:bookmarkStart w:id="9" w:name="_Toc219979630"/>
+      <w:bookmarkStart w:id="12" w:name="_Toc473730747"/>
+      <w:bookmarkStart w:id="13" w:name="_Toc225154198"/>
       <w:r>
         <w:rPr>
           <w:rFonts w:ascii="Times New Roman" w:hAnsi="Times New Roman" w:cs="Times New Roman"/>
@@ -4197,8 +5345,8 @@
         </w:rPr>
         <w:t>Rendszerkövetelmények</w:t>
       </w:r>
-      <w:bookmarkEnd w:id="8"/>
-      <w:bookmarkEnd w:id="9"/>
+      <w:bookmarkEnd w:id="12"/>
+      <w:bookmarkEnd w:id="13"/>
     </w:p>
     <w:p>
       <w:pPr>
@@ -4209,7 +5357,7 @@
           <w:szCs w:val="28"/>
         </w:rPr>
       </w:pPr>
-      <w:bookmarkStart w:id="10" w:name="_Toc219979631"/>
+      <w:bookmarkStart w:id="14" w:name="_Toc225154199"/>
       <w:r>
         <w:rPr>
           <w:rFonts w:ascii="Times New Roman" w:hAnsi="Times New Roman" w:cs="Times New Roman"/>
@@ -4218,7 +5366,7 @@
         </w:rPr>
         <w:t>Hardver követelmények</w:t>
       </w:r>
-      <w:bookmarkEnd w:id="10"/>
+      <w:bookmarkEnd w:id="14"/>
       <w:r>
         <w:rPr>
           <w:rFonts w:ascii="Times New Roman" w:hAnsi="Times New Roman" w:cs="Times New Roman"/>
@@ -4327,7 +5475,6 @@
         <w:spacing w:line="360" w:lineRule="auto"/>
       </w:pPr>
       <w:r>
-        <w:lastRenderedPageBreak/>
         <w:t>A platform rugalmasságának köszönhetően bárhol elérhető, ahol rendelkezésre áll internetkapcsolat és webböngésző. A rendszer teljes körű megoldást nyújt: a felhasználók egyszerűen böngészhetnek a kínálatban, jelentkezhetnek a kiválasztott tanfolyamokra, az oktatók pedig zökkenőmentesen tölthetik fel saját képzéseiket.</w:t>
       </w:r>
     </w:p>
@@ -4340,7 +5487,7 @@
           <w:szCs w:val="28"/>
         </w:rPr>
       </w:pPr>
-      <w:bookmarkStart w:id="11" w:name="_Toc219979632"/>
+      <w:bookmarkStart w:id="15" w:name="_Toc225154200"/>
       <w:r>
         <w:rPr>
           <w:rFonts w:ascii="Times New Roman" w:hAnsi="Times New Roman" w:cs="Times New Roman"/>
@@ -4349,7 +5496,7 @@
         </w:rPr>
         <w:t>Szoftver követelmények</w:t>
       </w:r>
-      <w:bookmarkEnd w:id="11"/>
+      <w:bookmarkEnd w:id="15"/>
     </w:p>
     <w:p>
       <w:pPr>
@@ -4550,6 +5697,7 @@
         <w:spacing w:line="360" w:lineRule="auto"/>
       </w:pPr>
       <w:r>
+        <w:lastRenderedPageBreak/>
         <w:t xml:space="preserve">Internetkapcsolat: Stabil kapcsolat (minimum 5 </w:t>
       </w:r>
       <w:proofErr w:type="spellStart"/>
@@ -4676,17 +5824,16 @@
           <w:szCs w:val="32"/>
         </w:rPr>
       </w:pPr>
-      <w:bookmarkStart w:id="12" w:name="_Toc219979633"/>
+      <w:bookmarkStart w:id="16" w:name="_Toc225154201"/>
       <w:r>
         <w:rPr>
           <w:rFonts w:ascii="Times New Roman" w:hAnsi="Times New Roman" w:cs="Times New Roman"/>
           <w:sz w:val="32"/>
           <w:szCs w:val="32"/>
         </w:rPr>
-        <w:lastRenderedPageBreak/>
         <w:t>A program használatának a részletes leírása</w:t>
       </w:r>
-      <w:bookmarkEnd w:id="12"/>
+      <w:bookmarkEnd w:id="16"/>
     </w:p>
     <w:p>
       <w:pPr>
@@ -4695,7 +5842,7 @@
           <w:rFonts w:ascii="Times New Roman" w:hAnsi="Times New Roman" w:cs="Times New Roman"/>
         </w:rPr>
       </w:pPr>
-      <w:bookmarkStart w:id="13" w:name="_Toc219979634"/>
+      <w:bookmarkStart w:id="17" w:name="_Toc225154202"/>
       <w:r>
         <w:rPr>
           <w:rFonts w:ascii="Times New Roman" w:hAnsi="Times New Roman" w:cs="Times New Roman"/>
@@ -4708,7 +5855,7 @@
         </w:rPr>
         <w:t>Bevezetés</w:t>
       </w:r>
-      <w:bookmarkEnd w:id="13"/>
+      <w:bookmarkEnd w:id="17"/>
     </w:p>
     <w:p>
       <w:pPr>
@@ -4729,6 +5876,7 @@
         </w:rPr>
         <w:t xml:space="preserve"> </w:t>
       </w:r>
+      <w:bookmarkStart w:id="18" w:name="_Toc225154203"/>
       <w:r>
         <w:rPr>
           <w:rFonts w:ascii="Times New Roman" w:hAnsi="Times New Roman" w:cs="Times New Roman"/>
@@ -4737,6 +5885,7 @@
         </w:rPr>
         <w:t>A Mentora weboldal egy modern oktatási platform, amely különböző szakmai tanfolyamokat mutat be és közvetít. Az oldal célja, hogy a látogatók könnyedén böngészhessenek a tanfolyamok között, regisztrálhassanak, és kapcsolatba léphessenek az oldal üzemeltetőivel vagy az oktatókkal. Az oldal reszponzív kialakítású, így számítógépen, tableten és mobiltelefonon is kényelmes, optimális megjelenítést biztosít.</w:t>
       </w:r>
+      <w:bookmarkEnd w:id="18"/>
     </w:p>
     <w:p>
       <w:pPr>
@@ -4824,7 +5973,7 @@
         </w:rPr>
         <w:t xml:space="preserve"> </w:t>
       </w:r>
-      <w:bookmarkStart w:id="14" w:name="_Toc219979635"/>
+      <w:bookmarkStart w:id="19" w:name="_Toc225154204"/>
       <w:r>
         <w:rPr>
           <w:rFonts w:ascii="Times New Roman" w:hAnsi="Times New Roman" w:cs="Times New Roman"/>
@@ -4833,7 +5982,7 @@
         </w:rPr>
         <w:t>Az oldal felépítése</w:t>
       </w:r>
-      <w:bookmarkEnd w:id="14"/>
+      <w:bookmarkEnd w:id="19"/>
     </w:p>
     <w:p>
       <w:pPr>
@@ -4983,6 +6132,7 @@
           <w:b/>
           <w:bCs/>
         </w:rPr>
+        <w:lastRenderedPageBreak/>
         <w:t>Rólunk:</w:t>
       </w:r>
       <w:r>
@@ -5015,7 +6165,7 @@
         </w:rPr>
         <w:t xml:space="preserve"> </w:t>
       </w:r>
-      <w:bookmarkStart w:id="15" w:name="_Toc219979636"/>
+      <w:bookmarkStart w:id="20" w:name="_Toc225154205"/>
       <w:r>
         <w:rPr>
           <w:rFonts w:ascii="Times New Roman" w:hAnsi="Times New Roman" w:cs="Times New Roman"/>
@@ -5024,7 +6174,7 @@
         </w:rPr>
         <w:t>Az oldal használata</w:t>
       </w:r>
-      <w:bookmarkEnd w:id="15"/>
+      <w:bookmarkEnd w:id="20"/>
     </w:p>
     <w:p>
       <w:pPr>
@@ -5086,7 +6236,6 @@
           <w:b/>
           <w:bCs/>
         </w:rPr>
-        <w:lastRenderedPageBreak/>
         <w:t>Az oldal elemei:</w:t>
       </w:r>
     </w:p>
@@ -5465,6 +6614,7 @@
         <w:spacing w:before="100"/>
       </w:pPr>
       <w:r>
+        <w:lastRenderedPageBreak/>
         <w:t>Minden kártyán található egy „Megnézem" feliratú gomb, amely a Tanfolyamok oldalra irányít.</w:t>
       </w:r>
     </w:p>
@@ -5590,7 +6740,6 @@
           <w:b/>
           <w:bCs/>
         </w:rPr>
-        <w:lastRenderedPageBreak/>
         <w:t>Bejelentkezett állapot:</w:t>
       </w:r>
       <w:r>
@@ -5898,6 +7047,7 @@
         <w:spacing w:before="100"/>
       </w:pPr>
       <w:r>
+        <w:lastRenderedPageBreak/>
         <w:t>Email: a kapcsolattartó e-mail-cím</w:t>
       </w:r>
     </w:p>
@@ -6054,7 +7204,6 @@
           <w:b/>
           <w:bCs/>
         </w:rPr>
-        <w:lastRenderedPageBreak/>
         <w:t>Jelentkezés:</w:t>
       </w:r>
       <w:r>
@@ -6367,7 +7516,11 @@
         <w:t>A regisztráció folyamata lépésről lépésre:</w:t>
       </w:r>
       <w:r>
-        <w:t xml:space="preserve"> a) Kattintson a navigációs sávban a „Regisztráció" menüpontra. b) Válassza ki a szerepkörét: Tanuló vagy Oktató. c) Töltse ki a kötelező mezőket: felhasználónév, e-mail cím, jelszó. d) Oktató esetén adja meg a legmagasabb végzettségét a legördülő listából. e) Kattintson a „Regisztráció" gombra az adatok elküldéséhez.</w:t>
+        <w:t xml:space="preserve"> a) Kattintson a navigációs sávban a „Regisztráció" menüpontra. b) Válassza ki a szerepkörét: Tanuló vagy Oktató. c) Töltse ki a kötelező mezőket: felhasználónév, e-mail cím, jelszó. d) Oktató esetén adja meg a </w:t>
+      </w:r>
+      <w:r>
+        <w:lastRenderedPageBreak/>
+        <w:t>legmagasabb végzettségét a legördülő listából. e) Kattintson a „Regisztráció" gombra az adatok elküldéséhez.</w:t>
       </w:r>
     </w:p>
     <w:p>
@@ -6460,7 +7613,6 @@
         <w:spacing w:before="100"/>
       </w:pPr>
       <w:r>
-        <w:lastRenderedPageBreak/>
         <w:t>„</w:t>
       </w:r>
       <w:r>
@@ -6794,6 +7946,7 @@
           <w:b/>
           <w:bCs/>
         </w:rPr>
+        <w:lastRenderedPageBreak/>
         <w:t>Profilkártya:</w:t>
       </w:r>
       <w:r>
@@ -6983,7 +8136,6 @@
           <w:b/>
           <w:bCs/>
         </w:rPr>
-        <w:lastRenderedPageBreak/>
         <w:t>Új tanfolyam hirdetése (csak oktatók esetén)</w:t>
       </w:r>
       <w:r>
@@ -7350,6 +8502,7 @@
         <w:rPr>
           <w:rFonts w:ascii="Times New Roman" w:hAnsi="Times New Roman" w:cs="Times New Roman"/>
         </w:rPr>
+        <w:lastRenderedPageBreak/>
         <w:t>F. Rólunk oldal</w:t>
       </w:r>
     </w:p>
@@ -7415,7 +8568,6 @@
           <w:b/>
           <w:bCs/>
         </w:rPr>
-        <w:lastRenderedPageBreak/>
         <w:t>Küldetés szöveg:</w:t>
       </w:r>
       <w:r>
@@ -7879,6 +9031,7 @@
           <w:b/>
           <w:bCs/>
         </w:rPr>
+        <w:lastRenderedPageBreak/>
         <w:t>Tanfolyamok kezelése táblázat:</w:t>
       </w:r>
       <w:r>
@@ -7980,13 +9133,11 @@
           <w:rFonts w:ascii="Times New Roman" w:hAnsi="Times New Roman" w:cs="Times New Roman"/>
         </w:rPr>
       </w:pPr>
-      <w:bookmarkStart w:id="16" w:name="_Toc473730749"/>
-      <w:bookmarkStart w:id="17" w:name="_Toc219979637"/>
+      <w:bookmarkStart w:id="21" w:name="_Toc473730749"/>
       <w:r>
         <w:rPr>
           <w:rFonts w:ascii="Times New Roman" w:hAnsi="Times New Roman" w:cs="Times New Roman"/>
         </w:rPr>
-        <w:lastRenderedPageBreak/>
         <w:t>I. E-mail funkciók</w:t>
       </w:r>
     </w:p>
@@ -8481,15 +9632,15 @@
           <w:rFonts w:ascii="Times New Roman" w:hAnsi="Times New Roman" w:cs="Times New Roman"/>
         </w:rPr>
       </w:pPr>
+      <w:bookmarkStart w:id="22" w:name="_Toc225154206"/>
       <w:r>
         <w:rPr>
           <w:rFonts w:ascii="Times New Roman" w:hAnsi="Times New Roman" w:cs="Times New Roman"/>
         </w:rPr>
-        <w:lastRenderedPageBreak/>
         <w:t>Fejlesztői dokumentáció</w:t>
       </w:r>
-      <w:bookmarkEnd w:id="16"/>
-      <w:bookmarkEnd w:id="17"/>
+      <w:bookmarkEnd w:id="21"/>
+      <w:bookmarkEnd w:id="22"/>
     </w:p>
     <w:p>
       <w:pPr>
@@ -8517,13 +9668,14 @@
           <w:sz w:val="36"/>
         </w:rPr>
       </w:pPr>
-      <w:bookmarkStart w:id="18" w:name="_Toc219979646"/>
+      <w:bookmarkStart w:id="23" w:name="_Toc225154207"/>
       <w:r>
         <w:rPr>
           <w:rFonts w:ascii="Times New Roman" w:hAnsi="Times New Roman" w:cs="Times New Roman"/>
         </w:rPr>
         <w:t>4.1 AZ ALKALMAZOTT FEJLESZTŐI ESZKÖZÖK</w:t>
       </w:r>
+      <w:bookmarkEnd w:id="23"/>
     </w:p>
     <w:p>
       <w:pPr>
@@ -8537,12 +9689,14 @@
           <w:rFonts w:ascii="Times New Roman" w:hAnsi="Times New Roman" w:cs="Times New Roman"/>
         </w:rPr>
       </w:pPr>
+      <w:bookmarkStart w:id="24" w:name="_Toc225154208"/>
       <w:r>
         <w:rPr>
           <w:rFonts w:ascii="Times New Roman" w:hAnsi="Times New Roman" w:cs="Times New Roman"/>
         </w:rPr>
         <w:t>4.1.1 Alkalmazott technológiák</w:t>
       </w:r>
+      <w:bookmarkEnd w:id="24"/>
     </w:p>
     <w:p>
       <w:pPr>
@@ -9144,6 +10298,7 @@
           <w:b/>
           <w:bCs/>
         </w:rPr>
+        <w:lastRenderedPageBreak/>
         <w:t xml:space="preserve">UI </w:t>
       </w:r>
       <w:proofErr w:type="spellStart"/>
@@ -9178,12 +10333,14 @@
           <w:rFonts w:ascii="Times New Roman" w:hAnsi="Times New Roman" w:cs="Times New Roman"/>
         </w:rPr>
       </w:pPr>
+      <w:bookmarkStart w:id="25" w:name="_Toc225154209"/>
       <w:r>
         <w:rPr>
           <w:rFonts w:ascii="Times New Roman" w:hAnsi="Times New Roman" w:cs="Times New Roman"/>
         </w:rPr>
         <w:t>4.1.2 Fejlesztési környezet és tesztelés</w:t>
       </w:r>
+      <w:bookmarkEnd w:id="25"/>
     </w:p>
     <w:p>
       <w:pPr>
@@ -9251,7 +10408,6 @@
           <w:b/>
           <w:bCs/>
         </w:rPr>
-        <w:lastRenderedPageBreak/>
         <w:t>Tesztelés:</w:t>
       </w:r>
       <w:r>
@@ -9378,12 +10534,14 @@
           <w:rFonts w:ascii="Times New Roman" w:hAnsi="Times New Roman" w:cs="Times New Roman"/>
         </w:rPr>
       </w:pPr>
+      <w:bookmarkStart w:id="26" w:name="_Toc225154210"/>
       <w:r>
         <w:rPr>
           <w:rFonts w:ascii="Times New Roman" w:hAnsi="Times New Roman" w:cs="Times New Roman"/>
         </w:rPr>
         <w:t>4.1.3 Dokumentáció és vizuális elemek</w:t>
       </w:r>
+      <w:bookmarkEnd w:id="26"/>
     </w:p>
     <w:p>
       <w:pPr>
@@ -9526,12 +10684,14 @@
           <w:rFonts w:ascii="Times New Roman" w:hAnsi="Times New Roman" w:cs="Times New Roman"/>
         </w:rPr>
       </w:pPr>
+      <w:bookmarkStart w:id="27" w:name="_Toc225154211"/>
       <w:r>
         <w:rPr>
           <w:rFonts w:ascii="Times New Roman" w:hAnsi="Times New Roman" w:cs="Times New Roman"/>
         </w:rPr>
         <w:t>4.2 ADATMODELL LEÍRÁSA</w:t>
       </w:r>
+      <w:bookmarkEnd w:id="27"/>
     </w:p>
     <w:p>
       <w:pPr>
@@ -9545,12 +10705,14 @@
           <w:rFonts w:ascii="Times New Roman" w:hAnsi="Times New Roman" w:cs="Times New Roman"/>
         </w:rPr>
       </w:pPr>
+      <w:bookmarkStart w:id="28" w:name="_Toc225154212"/>
       <w:r>
         <w:rPr>
           <w:rFonts w:ascii="Times New Roman" w:hAnsi="Times New Roman" w:cs="Times New Roman"/>
         </w:rPr>
         <w:t>4.2.1 Az adatbázis általános bemutatása</w:t>
       </w:r>
+      <w:bookmarkEnd w:id="28"/>
     </w:p>
     <w:p>
       <w:pPr>
@@ -9608,12 +10770,14 @@
           <w:rFonts w:ascii="Times New Roman" w:hAnsi="Times New Roman" w:cs="Times New Roman"/>
         </w:rPr>
       </w:pPr>
+      <w:bookmarkStart w:id="29" w:name="_Toc225154213"/>
       <w:r>
         <w:rPr>
           <w:rFonts w:ascii="Times New Roman" w:hAnsi="Times New Roman" w:cs="Times New Roman"/>
         </w:rPr>
         <w:t>4.2.2 Adattáblák részletes leírása</w:t>
       </w:r>
+      <w:bookmarkEnd w:id="29"/>
     </w:p>
     <w:p>
       <w:pPr>
@@ -9782,6 +10946,7 @@
       </w:r>
       <w:proofErr w:type="spellStart"/>
       <w:r>
+        <w:lastRenderedPageBreak/>
         <w:t>hashelelt</w:t>
       </w:r>
       <w:proofErr w:type="spellEnd"/>
@@ -9865,11 +11030,7 @@
       </w:r>
       <w:proofErr w:type="spellEnd"/>
       <w:r>
-        <w:t xml:space="preserve"> | </w:t>
-      </w:r>
-      <w:r>
-        <w:lastRenderedPageBreak/>
-        <w:t xml:space="preserve">VARCHAR(255) | Borítókép fájlneve | | </w:t>
+        <w:t xml:space="preserve"> | VARCHAR(255) | Borítókép fájlneve | | </w:t>
       </w:r>
       <w:proofErr w:type="spellStart"/>
       <w:r>
@@ -10137,12 +11298,14 @@
           <w:rFonts w:ascii="Times New Roman" w:hAnsi="Times New Roman" w:cs="Times New Roman"/>
         </w:rPr>
       </w:pPr>
+      <w:bookmarkStart w:id="30" w:name="_Toc225154214"/>
       <w:r>
         <w:rPr>
           <w:rFonts w:ascii="Times New Roman" w:hAnsi="Times New Roman" w:cs="Times New Roman"/>
         </w:rPr>
         <w:t>4.2.3 Táblák közötti kapcsolatok (ER-diagram szöveges leírása)</w:t>
       </w:r>
+      <w:bookmarkEnd w:id="30"/>
     </w:p>
     <w:p>
       <w:pPr>
@@ -10512,6 +11675,7 @@
         <w:rPr>
           <w:rFonts w:cs="Times New Roman"/>
         </w:rPr>
+        <w:lastRenderedPageBreak/>
         <w:pict w14:anchorId="6CE8F3EF">
           <v:rect id="_x0000_i1029" style="width:0;height:1.5pt" o:hralign="center" o:hrstd="t" o:hr="t" fillcolor="#a0a0a0" stroked="f"/>
         </w:pict>
@@ -10529,13 +11693,14 @@
           <w:rFonts w:ascii="Times New Roman" w:hAnsi="Times New Roman" w:cs="Times New Roman"/>
         </w:rPr>
       </w:pPr>
+      <w:bookmarkStart w:id="31" w:name="_Toc225154215"/>
       <w:r>
         <w:rPr>
           <w:rFonts w:ascii="Times New Roman" w:hAnsi="Times New Roman" w:cs="Times New Roman"/>
         </w:rPr>
-        <w:lastRenderedPageBreak/>
         <w:t>4.3 RÉSZLETES FELADATSPECIFIKÁCIÓ, ALGORITMUSOK</w:t>
       </w:r>
+      <w:bookmarkEnd w:id="31"/>
     </w:p>
     <w:p>
       <w:pPr>
@@ -10549,12 +11714,14 @@
           <w:rFonts w:ascii="Times New Roman" w:hAnsi="Times New Roman" w:cs="Times New Roman"/>
         </w:rPr>
       </w:pPr>
+      <w:bookmarkStart w:id="32" w:name="_Toc225154216"/>
       <w:r>
         <w:rPr>
           <w:rFonts w:ascii="Times New Roman" w:hAnsi="Times New Roman" w:cs="Times New Roman"/>
         </w:rPr>
         <w:t>4.3.1 Szerver oldali függvények (server.js)</w:t>
       </w:r>
+      <w:bookmarkEnd w:id="32"/>
     </w:p>
     <w:p>
       <w:pPr>
@@ -11688,6 +12855,7 @@
         <w:spacing w:before="100"/>
       </w:pPr>
       <w:r>
+        <w:lastRenderedPageBreak/>
         <w:t>JOIN lekérdezés: diák és tanfolyam adatok kinyerése.</w:t>
       </w:r>
     </w:p>
@@ -11713,7 +12881,6 @@
           <w:b/>
           <w:bCs/>
         </w:rPr>
-        <w:lastRenderedPageBreak/>
         <w:t>POST /</w:t>
       </w:r>
       <w:proofErr w:type="spellStart"/>
@@ -11931,12 +13098,14 @@
           <w:rFonts w:ascii="Times New Roman" w:hAnsi="Times New Roman" w:cs="Times New Roman"/>
         </w:rPr>
       </w:pPr>
+      <w:bookmarkStart w:id="33" w:name="_Toc225154217"/>
       <w:r>
         <w:rPr>
           <w:rFonts w:ascii="Times New Roman" w:hAnsi="Times New Roman" w:cs="Times New Roman"/>
         </w:rPr>
         <w:t>4.3.2 Kliens oldali algoritmusok (JavaScript)</w:t>
       </w:r>
+      <w:bookmarkEnd w:id="33"/>
     </w:p>
     <w:p>
       <w:pPr>
@@ -12407,7 +13576,6 @@
       <w:r>
         <w:t>Profil menüpont elrejtése.</w:t>
       </w:r>
-      <w:bookmarkEnd w:id="18"/>
     </w:p>
     <w:p>
       <w:pPr>
@@ -12440,9 +13608,11 @@
           <w:numId w:val="38"/>
         </w:numPr>
       </w:pPr>
+      <w:bookmarkStart w:id="34" w:name="_Toc225154218"/>
       <w:r>
         <w:t>Tesztelési dokumentáció</w:t>
       </w:r>
+      <w:bookmarkEnd w:id="34"/>
     </w:p>
     <w:p/>
     <w:p>
@@ -12457,6 +13627,7 @@
           <w:color w:val="auto"/>
         </w:rPr>
       </w:pPr>
+      <w:bookmarkStart w:id="35" w:name="_Toc225154219"/>
       <w:proofErr w:type="gramStart"/>
       <w:r>
         <w:rPr>
@@ -12489,6 +13660,7 @@
         </w:rPr>
         <w:t xml:space="preserve"> célja</w:t>
       </w:r>
+      <w:bookmarkEnd w:id="35"/>
     </w:p>
     <w:tbl>
       <w:tblPr>
@@ -12833,7 +14005,7 @@
           <w:numId w:val="0"/>
         </w:numPr>
       </w:pPr>
-      <w:bookmarkStart w:id="19" w:name="alkalmazott-tesztelési-módszerek"/>
+      <w:bookmarkStart w:id="36" w:name="alkalmazott-tesztelési-módszerek"/>
     </w:p>
     <w:p>
       <w:pPr>
@@ -12847,6 +14019,7 @@
           <w:color w:val="auto"/>
         </w:rPr>
       </w:pPr>
+      <w:bookmarkStart w:id="37" w:name="_Toc225154220"/>
       <w:r>
         <w:rPr>
           <w:color w:val="auto"/>
@@ -12859,6 +14032,7 @@
         </w:rPr>
         <w:t xml:space="preserve"> Alkalmazott tesztelési módszerek</w:t>
       </w:r>
+      <w:bookmarkEnd w:id="37"/>
     </w:p>
     <w:tbl>
       <w:tblPr>
@@ -13676,24 +14850,36 @@
           <w:numId w:val="0"/>
         </w:numPr>
       </w:pPr>
-      <w:bookmarkStart w:id="20" w:name="tesztkörnyezet"/>
-      <w:bookmarkEnd w:id="19"/>
+      <w:bookmarkStart w:id="38" w:name="tesztkörnyezet"/>
+      <w:bookmarkEnd w:id="36"/>
     </w:p>
     <w:p>
       <w:pPr>
         <w:pStyle w:val="Cmsor1"/>
+        <w:numPr>
+          <w:ilvl w:val="0"/>
+          <w:numId w:val="0"/>
+        </w:numPr>
         <w:rPr>
           <w:b w:val="0"/>
           <w:bCs w:val="0"/>
           <w:color w:val="auto"/>
         </w:rPr>
       </w:pPr>
+      <w:bookmarkStart w:id="39" w:name="_Toc225154221"/>
       <w:r>
         <w:rPr>
           <w:color w:val="auto"/>
         </w:rPr>
-        <w:t>3. Tesztkörnyezet</w:t>
-      </w:r>
+        <w:t>4.4.3</w:t>
+      </w:r>
+      <w:r>
+        <w:rPr>
+          <w:color w:val="auto"/>
+        </w:rPr>
+        <w:t xml:space="preserve"> Tesztkörnyezet</w:t>
+      </w:r>
+      <w:bookmarkEnd w:id="39"/>
     </w:p>
     <w:tbl>
       <w:tblPr>
@@ -14120,38 +15306,64 @@
     <w:p>
       <w:pPr>
         <w:pStyle w:val="Cmsor1"/>
+        <w:numPr>
+          <w:ilvl w:val="0"/>
+          <w:numId w:val="0"/>
+        </w:numPr>
+        <w:ind w:left="432" w:hanging="432"/>
         <w:rPr>
           <w:b w:val="0"/>
           <w:bCs w:val="0"/>
           <w:color w:val="auto"/>
         </w:rPr>
       </w:pPr>
-      <w:bookmarkStart w:id="21" w:name="tesztesetek"/>
-      <w:bookmarkEnd w:id="20"/>
+      <w:bookmarkStart w:id="40" w:name="tesztesetek"/>
+      <w:bookmarkStart w:id="41" w:name="_Toc225154222"/>
+      <w:bookmarkEnd w:id="38"/>
       <w:r>
         <w:rPr>
           <w:color w:val="auto"/>
         </w:rPr>
         <w:lastRenderedPageBreak/>
-        <w:t>4. Tesztesetek</w:t>
-      </w:r>
+        <w:t>4.4.4</w:t>
+      </w:r>
+      <w:r>
+        <w:rPr>
+          <w:color w:val="auto"/>
+        </w:rPr>
+        <w:t>Tesztesetek</w:t>
+      </w:r>
+      <w:bookmarkEnd w:id="41"/>
     </w:p>
     <w:p>
       <w:pPr>
         <w:pStyle w:val="Cmsor2"/>
+        <w:numPr>
+          <w:ilvl w:val="0"/>
+          <w:numId w:val="0"/>
+        </w:numPr>
+        <w:ind w:left="576" w:hanging="576"/>
         <w:rPr>
           <w:b w:val="0"/>
           <w:bCs w:val="0"/>
           <w:color w:val="auto"/>
         </w:rPr>
       </w:pPr>
-      <w:bookmarkStart w:id="22" w:name="alapvető-működés"/>
+      <w:bookmarkStart w:id="42" w:name="alapvető-működés"/>
       <w:r>
         <w:rPr>
           <w:color w:val="auto"/>
         </w:rPr>
-        <w:t>4.1 Alapvető működés</w:t>
-      </w:r>
+        <w:t xml:space="preserve"> </w:t>
+      </w:r>
+      <w:bookmarkStart w:id="43" w:name="_Toc225154223"/>
+      <w:r>
+        <w:rPr>
+          <w:color w:val="auto"/>
+        </w:rPr>
+        <w:t>Alapvető működés</w:t>
+      </w:r>
+      <w:bookmarkEnd w:id="43"/>
     </w:p>
     <w:tbl>
       <w:tblPr>
@@ -14161,8 +15373,8 @@
       </w:tblPr>
       <w:tblGrid>
         <w:gridCol w:w="1778"/>
-        <w:gridCol w:w="7602"/>
-        <w:gridCol w:w="3837"/>
+        <w:gridCol w:w="8287"/>
+        <w:gridCol w:w="3152"/>
       </w:tblGrid>
       <w:tr>
         <w:trPr>
@@ -14202,7 +15414,7 @@
         </w:tc>
         <w:tc>
           <w:tcPr>
-            <w:tcW w:w="0" w:type="auto"/>
+            <w:tcW w:w="8287" w:type="dxa"/>
           </w:tcPr>
           <w:p>
             <w:pPr>
@@ -14225,7 +15437,7 @@
         </w:tc>
         <w:tc>
           <w:tcPr>
-            <w:tcW w:w="0" w:type="auto"/>
+            <w:tcW w:w="3152" w:type="dxa"/>
           </w:tcPr>
           <w:p>
             <w:pPr>
@@ -14282,7 +15494,7 @@
         </w:tc>
         <w:tc>
           <w:tcPr>
-            <w:tcW w:w="0" w:type="auto"/>
+            <w:tcW w:w="8287" w:type="dxa"/>
           </w:tcPr>
           <w:p>
             <w:pPr>
@@ -14308,7 +15520,7 @@
         </w:tc>
         <w:tc>
           <w:tcPr>
-            <w:tcW w:w="0" w:type="auto"/>
+            <w:tcW w:w="3152" w:type="dxa"/>
           </w:tcPr>
           <w:p>
             <w:pPr>
@@ -14344,7 +15556,7 @@
         </w:tc>
         <w:tc>
           <w:tcPr>
-            <w:tcW w:w="0" w:type="auto"/>
+            <w:tcW w:w="8287" w:type="dxa"/>
           </w:tcPr>
           <w:p>
             <w:pPr>
@@ -14367,7 +15579,7 @@
         </w:tc>
         <w:tc>
           <w:tcPr>
-            <w:tcW w:w="0" w:type="auto"/>
+            <w:tcW w:w="3152" w:type="dxa"/>
           </w:tcPr>
           <w:p>
             <w:pPr>
@@ -14403,7 +15615,7 @@
         </w:tc>
         <w:tc>
           <w:tcPr>
-            <w:tcW w:w="0" w:type="auto"/>
+            <w:tcW w:w="8287" w:type="dxa"/>
           </w:tcPr>
           <w:p>
             <w:pPr>
@@ -14445,7 +15657,7 @@
         </w:tc>
         <w:tc>
           <w:tcPr>
-            <w:tcW w:w="0" w:type="auto"/>
+            <w:tcW w:w="3152" w:type="dxa"/>
           </w:tcPr>
           <w:p>
             <w:pPr>
@@ -14466,29 +15678,32 @@
     <w:p>
       <w:pPr>
         <w:pStyle w:val="Cmsor2"/>
-        <w:rPr>
-          <w:b w:val="0"/>
-          <w:bCs w:val="0"/>
-        </w:rPr>
-      </w:pPr>
-      <w:bookmarkStart w:id="23" w:name="oldalak-és-navigáció"/>
-      <w:bookmarkEnd w:id="22"/>
-    </w:p>
-    <w:p>
-      <w:pPr>
-        <w:pStyle w:val="Cmsor2"/>
+        <w:numPr>
+          <w:ilvl w:val="0"/>
+          <w:numId w:val="0"/>
+        </w:numPr>
         <w:rPr>
           <w:b w:val="0"/>
           <w:bCs w:val="0"/>
           <w:color w:val="auto"/>
         </w:rPr>
       </w:pPr>
+      <w:bookmarkStart w:id="44" w:name="oldalak-és-navigáció"/>
+      <w:bookmarkEnd w:id="42"/>
       <w:r>
         <w:rPr>
           <w:color w:val="auto"/>
         </w:rPr>
-        <w:t>4.2 Oldalak és navigáció</w:t>
-      </w:r>
+        <w:t xml:space="preserve"> </w:t>
+      </w:r>
+      <w:bookmarkStart w:id="45" w:name="_Toc225154224"/>
+      <w:r>
+        <w:rPr>
+          <w:color w:val="auto"/>
+        </w:rPr>
+        <w:t>Oldalak és navigáció</w:t>
+      </w:r>
+      <w:bookmarkEnd w:id="45"/>
     </w:p>
     <w:tbl>
       <w:tblPr>
@@ -14981,30 +16196,26 @@
     <w:p>
       <w:pPr>
         <w:pStyle w:val="Cmsor2"/>
+        <w:numPr>
+          <w:ilvl w:val="0"/>
+          <w:numId w:val="0"/>
+        </w:numPr>
         <w:rPr>
           <w:b w:val="0"/>
           <w:bCs w:val="0"/>
           <w:color w:val="auto"/>
         </w:rPr>
       </w:pPr>
-      <w:bookmarkStart w:id="24" w:name="regisztráció"/>
-      <w:bookmarkEnd w:id="23"/>
-    </w:p>
-    <w:p>
-      <w:pPr>
-        <w:pStyle w:val="Cmsor2"/>
-        <w:rPr>
-          <w:b w:val="0"/>
-          <w:bCs w:val="0"/>
+      <w:bookmarkStart w:id="46" w:name="regisztráció"/>
+      <w:bookmarkStart w:id="47" w:name="_Toc225154225"/>
+      <w:bookmarkEnd w:id="44"/>
+      <w:r>
+        <w:rPr>
           <w:color w:val="auto"/>
         </w:rPr>
-      </w:pPr>
-      <w:r>
-        <w:rPr>
-          <w:color w:val="auto"/>
-        </w:rPr>
-        <w:t>4.3 Regisztráció</w:t>
-      </w:r>
+        <w:t>Regisztráció</w:t>
+      </w:r>
+      <w:bookmarkEnd w:id="47"/>
     </w:p>
     <w:tbl>
       <w:tblPr>
@@ -15014,8 +16225,8 @@
       </w:tblPr>
       <w:tblGrid>
         <w:gridCol w:w="3666"/>
-        <w:gridCol w:w="5702"/>
-        <w:gridCol w:w="4197"/>
+        <w:gridCol w:w="6399"/>
+        <w:gridCol w:w="3500"/>
       </w:tblGrid>
       <w:tr>
         <w:trPr>
@@ -15055,7 +16266,7 @@
         </w:tc>
         <w:tc>
           <w:tcPr>
-            <w:tcW w:w="5702" w:type="dxa"/>
+            <w:tcW w:w="6399" w:type="dxa"/>
           </w:tcPr>
           <w:p>
             <w:pPr>
@@ -15078,7 +16289,7 @@
         </w:tc>
         <w:tc>
           <w:tcPr>
-            <w:tcW w:w="4197" w:type="dxa"/>
+            <w:tcW w:w="3500" w:type="dxa"/>
           </w:tcPr>
           <w:p>
             <w:pPr>
@@ -15135,7 +16346,7 @@
         </w:tc>
         <w:tc>
           <w:tcPr>
-            <w:tcW w:w="5702" w:type="dxa"/>
+            <w:tcW w:w="6399" w:type="dxa"/>
           </w:tcPr>
           <w:p>
             <w:pPr>
@@ -15158,7 +16369,7 @@
         </w:tc>
         <w:tc>
           <w:tcPr>
-            <w:tcW w:w="4197" w:type="dxa"/>
+            <w:tcW w:w="3500" w:type="dxa"/>
           </w:tcPr>
           <w:p>
             <w:pPr>
@@ -15194,7 +16405,7 @@
         </w:tc>
         <w:tc>
           <w:tcPr>
-            <w:tcW w:w="5702" w:type="dxa"/>
+            <w:tcW w:w="6399" w:type="dxa"/>
           </w:tcPr>
           <w:p>
             <w:pPr>
@@ -15217,7 +16428,7 @@
         </w:tc>
         <w:tc>
           <w:tcPr>
-            <w:tcW w:w="4197" w:type="dxa"/>
+            <w:tcW w:w="3500" w:type="dxa"/>
           </w:tcPr>
           <w:p>
             <w:pPr>
@@ -15253,7 +16464,7 @@
         </w:tc>
         <w:tc>
           <w:tcPr>
-            <w:tcW w:w="5702" w:type="dxa"/>
+            <w:tcW w:w="6399" w:type="dxa"/>
           </w:tcPr>
           <w:p>
             <w:pPr>
@@ -15284,7 +16495,7 @@
         </w:tc>
         <w:tc>
           <w:tcPr>
-            <w:tcW w:w="4197" w:type="dxa"/>
+            <w:tcW w:w="3500" w:type="dxa"/>
           </w:tcPr>
           <w:p>
             <w:pPr>
@@ -15314,13 +16525,14 @@
               <w:pStyle w:val="Compact"/>
             </w:pPr>
             <w:r>
+              <w:lastRenderedPageBreak/>
               <w:t>T12</w:t>
             </w:r>
           </w:p>
         </w:tc>
         <w:tc>
           <w:tcPr>
-            <w:tcW w:w="5702" w:type="dxa"/>
+            <w:tcW w:w="6399" w:type="dxa"/>
           </w:tcPr>
           <w:p>
             <w:pPr>
@@ -15338,7 +16550,7 @@
         </w:tc>
         <w:tc>
           <w:tcPr>
-            <w:tcW w:w="4197" w:type="dxa"/>
+            <w:tcW w:w="3500" w:type="dxa"/>
           </w:tcPr>
           <w:p>
             <w:pPr>
@@ -15374,7 +16586,7 @@
         </w:tc>
         <w:tc>
           <w:tcPr>
-            <w:tcW w:w="5702" w:type="dxa"/>
+            <w:tcW w:w="6399" w:type="dxa"/>
           </w:tcPr>
           <w:p>
             <w:pPr>
@@ -15389,7 +16601,7 @@
         </w:tc>
         <w:tc>
           <w:tcPr>
-            <w:tcW w:w="4197" w:type="dxa"/>
+            <w:tcW w:w="3500" w:type="dxa"/>
           </w:tcPr>
           <w:p>
             <w:pPr>
@@ -15410,30 +16622,26 @@
     <w:p>
       <w:pPr>
         <w:pStyle w:val="Cmsor2"/>
+        <w:numPr>
+          <w:ilvl w:val="0"/>
+          <w:numId w:val="0"/>
+        </w:numPr>
         <w:rPr>
           <w:b w:val="0"/>
           <w:bCs w:val="0"/>
           <w:color w:val="auto"/>
         </w:rPr>
       </w:pPr>
-      <w:bookmarkStart w:id="25" w:name="bejelentkezés"/>
-      <w:bookmarkEnd w:id="24"/>
-    </w:p>
-    <w:p>
-      <w:pPr>
-        <w:pStyle w:val="Cmsor2"/>
-        <w:rPr>
-          <w:b w:val="0"/>
-          <w:bCs w:val="0"/>
+      <w:bookmarkStart w:id="48" w:name="bejelentkezés"/>
+      <w:bookmarkStart w:id="49" w:name="_Toc225154226"/>
+      <w:bookmarkEnd w:id="46"/>
+      <w:r>
+        <w:rPr>
           <w:color w:val="auto"/>
         </w:rPr>
-      </w:pPr>
-      <w:r>
-        <w:rPr>
-          <w:color w:val="auto"/>
-        </w:rPr>
-        <w:t>4.4 Bejelentkezés</w:t>
-      </w:r>
+        <w:t>Bejelentkezés</w:t>
+      </w:r>
+      <w:bookmarkEnd w:id="49"/>
     </w:p>
     <w:tbl>
       <w:tblPr>
@@ -15444,8 +16652,8 @@
       </w:tblPr>
       <w:tblGrid>
         <w:gridCol w:w="3889"/>
-        <w:gridCol w:w="5818"/>
-        <w:gridCol w:w="4295"/>
+        <w:gridCol w:w="6176"/>
+        <w:gridCol w:w="3937"/>
       </w:tblGrid>
       <w:tr>
         <w:trPr>
@@ -15454,7 +16662,7 @@
         </w:trPr>
         <w:tc>
           <w:tcPr>
-            <w:tcW w:w="2613" w:type="dxa"/>
+            <w:tcW w:w="3889" w:type="dxa"/>
           </w:tcPr>
           <w:p>
             <w:pPr>
@@ -15484,7 +16692,7 @@
         </w:tc>
         <w:tc>
           <w:tcPr>
-            <w:tcW w:w="3908" w:type="dxa"/>
+            <w:tcW w:w="6176" w:type="dxa"/>
           </w:tcPr>
           <w:p>
             <w:pPr>
@@ -15507,7 +16715,7 @@
         </w:tc>
         <w:tc>
           <w:tcPr>
-            <w:tcW w:w="2885" w:type="dxa"/>
+            <w:tcW w:w="3937" w:type="dxa"/>
           </w:tcPr>
           <w:p>
             <w:pPr>
@@ -15548,7 +16756,7 @@
       <w:tr>
         <w:tc>
           <w:tcPr>
-            <w:tcW w:w="2613" w:type="dxa"/>
+            <w:tcW w:w="3889" w:type="dxa"/>
           </w:tcPr>
           <w:p>
             <w:pPr>
@@ -15561,7 +16769,7 @@
         </w:tc>
         <w:tc>
           <w:tcPr>
-            <w:tcW w:w="3908" w:type="dxa"/>
+            <w:tcW w:w="6176" w:type="dxa"/>
           </w:tcPr>
           <w:p>
             <w:pPr>
@@ -15608,7 +16816,7 @@
         </w:tc>
         <w:tc>
           <w:tcPr>
-            <w:tcW w:w="2885" w:type="dxa"/>
+            <w:tcW w:w="3937" w:type="dxa"/>
           </w:tcPr>
           <w:p>
             <w:pPr>
@@ -15629,30 +16837,27 @@
     <w:p>
       <w:pPr>
         <w:pStyle w:val="Cmsor2"/>
+        <w:numPr>
+          <w:ilvl w:val="0"/>
+          <w:numId w:val="0"/>
+        </w:numPr>
+        <w:ind w:left="576" w:hanging="576"/>
         <w:rPr>
           <w:b w:val="0"/>
           <w:bCs w:val="0"/>
           <w:color w:val="auto"/>
         </w:rPr>
       </w:pPr>
-      <w:bookmarkStart w:id="26" w:name="tanfolyamok"/>
-      <w:bookmarkEnd w:id="25"/>
-    </w:p>
-    <w:p>
-      <w:pPr>
-        <w:pStyle w:val="Cmsor2"/>
-        <w:rPr>
-          <w:b w:val="0"/>
-          <w:bCs w:val="0"/>
+      <w:bookmarkStart w:id="50" w:name="tanfolyamok"/>
+      <w:bookmarkStart w:id="51" w:name="_Toc225154227"/>
+      <w:bookmarkEnd w:id="48"/>
+      <w:r>
+        <w:rPr>
           <w:color w:val="auto"/>
         </w:rPr>
-      </w:pPr>
-      <w:r>
-        <w:rPr>
-          <w:color w:val="auto"/>
-        </w:rPr>
-        <w:t>4.5 Tanfolyamok</w:t>
-      </w:r>
+        <w:t>Tanfolyamok</w:t>
+      </w:r>
+      <w:bookmarkEnd w:id="51"/>
     </w:p>
     <w:tbl>
       <w:tblPr>
@@ -15663,8 +16868,8 @@
       </w:tblPr>
       <w:tblGrid>
         <w:gridCol w:w="3889"/>
-        <w:gridCol w:w="5818"/>
-        <w:gridCol w:w="4295"/>
+        <w:gridCol w:w="6176"/>
+        <w:gridCol w:w="3937"/>
       </w:tblGrid>
       <w:tr>
         <w:trPr>
@@ -15673,7 +16878,7 @@
         </w:trPr>
         <w:tc>
           <w:tcPr>
-            <w:tcW w:w="2613" w:type="dxa"/>
+            <w:tcW w:w="3889" w:type="dxa"/>
           </w:tcPr>
           <w:p>
             <w:pPr>
@@ -15703,7 +16908,7 @@
         </w:tc>
         <w:tc>
           <w:tcPr>
-            <w:tcW w:w="3908" w:type="dxa"/>
+            <w:tcW w:w="6176" w:type="dxa"/>
           </w:tcPr>
           <w:p>
             <w:pPr>
@@ -15726,7 +16931,7 @@
         </w:tc>
         <w:tc>
           <w:tcPr>
-            <w:tcW w:w="2885" w:type="dxa"/>
+            <w:tcW w:w="3937" w:type="dxa"/>
           </w:tcPr>
           <w:p>
             <w:pPr>
@@ -15767,7 +16972,7 @@
       <w:tr>
         <w:tc>
           <w:tcPr>
-            <w:tcW w:w="2613" w:type="dxa"/>
+            <w:tcW w:w="3889" w:type="dxa"/>
           </w:tcPr>
           <w:p>
             <w:pPr>
@@ -15780,7 +16985,7 @@
         </w:tc>
         <w:tc>
           <w:tcPr>
-            <w:tcW w:w="3908" w:type="dxa"/>
+            <w:tcW w:w="6176" w:type="dxa"/>
           </w:tcPr>
           <w:p>
             <w:pPr>
@@ -15819,7 +17024,7 @@
         </w:tc>
         <w:tc>
           <w:tcPr>
-            <w:tcW w:w="2885" w:type="dxa"/>
+            <w:tcW w:w="3937" w:type="dxa"/>
           </w:tcPr>
           <w:p>
             <w:pPr>
@@ -15840,30 +17045,27 @@
     <w:p>
       <w:pPr>
         <w:pStyle w:val="Cmsor2"/>
+        <w:numPr>
+          <w:ilvl w:val="0"/>
+          <w:numId w:val="0"/>
+        </w:numPr>
+        <w:ind w:left="576" w:hanging="576"/>
         <w:rPr>
           <w:b w:val="0"/>
           <w:bCs w:val="0"/>
           <w:color w:val="auto"/>
         </w:rPr>
       </w:pPr>
-      <w:bookmarkStart w:id="27" w:name="profil"/>
-      <w:bookmarkEnd w:id="26"/>
-    </w:p>
-    <w:p>
-      <w:pPr>
-        <w:pStyle w:val="Cmsor2"/>
-        <w:rPr>
-          <w:b w:val="0"/>
-          <w:bCs w:val="0"/>
+      <w:bookmarkStart w:id="52" w:name="profil"/>
+      <w:bookmarkStart w:id="53" w:name="_Toc225154228"/>
+      <w:bookmarkEnd w:id="50"/>
+      <w:r>
+        <w:rPr>
           <w:color w:val="auto"/>
         </w:rPr>
-      </w:pPr>
-      <w:r>
-        <w:rPr>
-          <w:color w:val="auto"/>
-        </w:rPr>
-        <w:t>4.6 Profil</w:t>
-      </w:r>
+        <w:t>Profil</w:t>
+      </w:r>
+      <w:bookmarkEnd w:id="53"/>
     </w:p>
     <w:tbl>
       <w:tblPr>
@@ -15874,8 +17076,8 @@
       </w:tblPr>
       <w:tblGrid>
         <w:gridCol w:w="3977"/>
-        <w:gridCol w:w="5730"/>
-        <w:gridCol w:w="4609"/>
+        <w:gridCol w:w="6088"/>
+        <w:gridCol w:w="4251"/>
       </w:tblGrid>
       <w:tr>
         <w:trPr>
@@ -15885,7 +17087,7 @@
         </w:trPr>
         <w:tc>
           <w:tcPr>
-            <w:tcW w:w="2672" w:type="dxa"/>
+            <w:tcW w:w="3977" w:type="dxa"/>
           </w:tcPr>
           <w:p>
             <w:pPr>
@@ -15915,7 +17117,7 @@
         </w:tc>
         <w:tc>
           <w:tcPr>
-            <w:tcW w:w="3849" w:type="dxa"/>
+            <w:tcW w:w="6088" w:type="dxa"/>
           </w:tcPr>
           <w:p>
             <w:pPr>
@@ -15938,7 +17140,7 @@
         </w:tc>
         <w:tc>
           <w:tcPr>
-            <w:tcW w:w="3096" w:type="dxa"/>
+            <w:tcW w:w="4251" w:type="dxa"/>
           </w:tcPr>
           <w:p>
             <w:pPr>
@@ -15982,7 +17184,7 @@
         </w:trPr>
         <w:tc>
           <w:tcPr>
-            <w:tcW w:w="2672" w:type="dxa"/>
+            <w:tcW w:w="3977" w:type="dxa"/>
           </w:tcPr>
           <w:p>
             <w:pPr>
@@ -15995,7 +17197,7 @@
         </w:tc>
         <w:tc>
           <w:tcPr>
-            <w:tcW w:w="3849" w:type="dxa"/>
+            <w:tcW w:w="6088" w:type="dxa"/>
           </w:tcPr>
           <w:p>
             <w:pPr>
@@ -16050,7 +17252,7 @@
         </w:tc>
         <w:tc>
           <w:tcPr>
-            <w:tcW w:w="3096" w:type="dxa"/>
+            <w:tcW w:w="4251" w:type="dxa"/>
           </w:tcPr>
           <w:p>
             <w:pPr>
@@ -16071,20 +17273,34 @@
     <w:p>
       <w:pPr>
         <w:pStyle w:val="Cmsor2"/>
+        <w:numPr>
+          <w:ilvl w:val="0"/>
+          <w:numId w:val="0"/>
+        </w:numPr>
+        <w:ind w:left="576" w:hanging="576"/>
         <w:rPr>
           <w:b w:val="0"/>
           <w:bCs w:val="0"/>
           <w:color w:val="auto"/>
         </w:rPr>
       </w:pPr>
-      <w:bookmarkStart w:id="28" w:name="kapcsolat"/>
-      <w:bookmarkEnd w:id="27"/>
+      <w:bookmarkStart w:id="54" w:name="kapcsolat"/>
+      <w:bookmarkEnd w:id="52"/>
       <w:r>
         <w:rPr>
           <w:color w:val="auto"/>
         </w:rPr>
-        <w:t>4.7 Kapcsolat</w:t>
-      </w:r>
+        <w:lastRenderedPageBreak/>
+        <w:t xml:space="preserve"> </w:t>
+      </w:r>
+      <w:bookmarkStart w:id="55" w:name="_Toc225154229"/>
+      <w:r>
+        <w:rPr>
+          <w:color w:val="auto"/>
+        </w:rPr>
+        <w:t>Kapcsolat</w:t>
+      </w:r>
+      <w:bookmarkEnd w:id="55"/>
     </w:p>
     <w:tbl>
       <w:tblPr>
@@ -16259,37 +17475,27 @@
     <w:p>
       <w:pPr>
         <w:pStyle w:val="Cmsor2"/>
+        <w:numPr>
+          <w:ilvl w:val="0"/>
+          <w:numId w:val="0"/>
+        </w:numPr>
         <w:rPr>
           <w:b w:val="0"/>
           <w:bCs w:val="0"/>
           <w:color w:val="auto"/>
         </w:rPr>
       </w:pPr>
-      <w:bookmarkStart w:id="29" w:name="admin"/>
-      <w:bookmarkEnd w:id="28"/>
-    </w:p>
-    <w:p>
-      <w:pPr>
-        <w:pStyle w:val="Cmsor2"/>
-        <w:rPr>
-          <w:b w:val="0"/>
-          <w:bCs w:val="0"/>
+      <w:bookmarkStart w:id="56" w:name="admin"/>
+      <w:bookmarkStart w:id="57" w:name="_Toc225154230"/>
+      <w:bookmarkEnd w:id="54"/>
+      <w:proofErr w:type="spellStart"/>
+      <w:r>
+        <w:rPr>
           <w:color w:val="auto"/>
         </w:rPr>
-      </w:pPr>
-      <w:r>
-        <w:rPr>
-          <w:color w:val="auto"/>
-        </w:rPr>
-        <w:t xml:space="preserve">4.8 </w:t>
-      </w:r>
-      <w:proofErr w:type="spellStart"/>
-      <w:r>
-        <w:rPr>
-          <w:color w:val="auto"/>
-        </w:rPr>
         <w:t>Admin</w:t>
       </w:r>
+      <w:bookmarkEnd w:id="57"/>
       <w:proofErr w:type="spellEnd"/>
     </w:p>
     <w:tbl>
@@ -16341,7 +17547,7 @@
         </w:tc>
         <w:tc>
           <w:tcPr>
-            <w:tcW w:w="0" w:type="auto"/>
+            <w:tcW w:w="6798" w:type="dxa"/>
           </w:tcPr>
           <w:p>
             <w:pPr>
@@ -16364,7 +17570,7 @@
         </w:tc>
         <w:tc>
           <w:tcPr>
-            <w:tcW w:w="0" w:type="auto"/>
+            <w:tcW w:w="4551" w:type="dxa"/>
           </w:tcPr>
           <w:p>
             <w:pPr>
@@ -16421,7 +17627,7 @@
         </w:tc>
         <w:tc>
           <w:tcPr>
-            <w:tcW w:w="0" w:type="auto"/>
+            <w:tcW w:w="6798" w:type="dxa"/>
           </w:tcPr>
           <w:p>
             <w:pPr>
@@ -16452,7 +17658,7 @@
         </w:tc>
         <w:tc>
           <w:tcPr>
-            <w:tcW w:w="0" w:type="auto"/>
+            <w:tcW w:w="4551" w:type="dxa"/>
           </w:tcPr>
           <w:p>
             <w:pPr>
@@ -16474,9 +17680,9 @@
       <w:pPr>
         <w:pStyle w:val="Szvegtrzs"/>
       </w:pPr>
-      <w:bookmarkStart w:id="30" w:name="hibák-és-javítások"/>
-      <w:bookmarkEnd w:id="21"/>
-      <w:bookmarkEnd w:id="29"/>
+      <w:bookmarkStart w:id="58" w:name="hibák-és-javítások"/>
+      <w:bookmarkEnd w:id="40"/>
+      <w:bookmarkEnd w:id="56"/>
     </w:p>
     <w:p>
       <w:pPr>
@@ -16520,50 +17726,33 @@
     </w:p>
     <w:p>
       <w:pPr>
-        <w:pStyle w:val="Szvegtrzs"/>
-      </w:pPr>
-    </w:p>
-    <w:p>
-      <w:pPr>
-        <w:pStyle w:val="Szvegtrzs"/>
-      </w:pPr>
-    </w:p>
-    <w:p>
-      <w:pPr>
-        <w:pStyle w:val="Szvegtrzs"/>
-      </w:pPr>
-    </w:p>
-    <w:p>
-      <w:pPr>
-        <w:pStyle w:val="Szvegtrzs"/>
-      </w:pPr>
-    </w:p>
-    <w:p>
-      <w:pPr>
-        <w:pStyle w:val="Szvegtrzs"/>
-      </w:pPr>
-    </w:p>
-    <w:p>
-      <w:pPr>
-        <w:pStyle w:val="Szvegtrzs"/>
-      </w:pPr>
-    </w:p>
-    <w:p>
-      <w:pPr>
         <w:pStyle w:val="Cmsor1"/>
+        <w:numPr>
+          <w:ilvl w:val="0"/>
+          <w:numId w:val="0"/>
+        </w:numPr>
+        <w:ind w:left="432" w:hanging="432"/>
         <w:rPr>
           <w:b w:val="0"/>
           <w:bCs w:val="0"/>
           <w:color w:val="auto"/>
         </w:rPr>
       </w:pPr>
+      <w:bookmarkStart w:id="59" w:name="_Toc225154231"/>
       <w:r>
         <w:rPr>
           <w:color w:val="auto"/>
         </w:rPr>
         <w:lastRenderedPageBreak/>
-        <w:t>5. Hibák és javítások</w:t>
-      </w:r>
+        <w:t>4.4.</w:t>
+      </w:r>
+      <w:r>
+        <w:rPr>
+          <w:color w:val="auto"/>
+        </w:rPr>
+        <w:t>5 Hibák és javítások</w:t>
+      </w:r>
+      <w:bookmarkEnd w:id="59"/>
     </w:p>
     <w:tbl>
       <w:tblPr>
@@ -16930,7 +18119,7 @@
             <w:pPr>
               <w:pStyle w:val="Compact"/>
             </w:pPr>
-            <w:bookmarkStart w:id="31" w:name="_Hlk224727646"/>
+            <w:bookmarkStart w:id="60" w:name="_Hlk224727646"/>
             <w:r>
               <w:t xml:space="preserve">✅ </w:t>
             </w:r>
@@ -16938,7 +18127,7 @@
             <w:r>
               <w:t>Javítva</w:t>
             </w:r>
-            <w:bookmarkEnd w:id="31"/>
+            <w:bookmarkEnd w:id="60"/>
             <w:proofErr w:type="spellEnd"/>
           </w:p>
         </w:tc>
@@ -18761,7 +19950,7 @@
               <w:rPr>
                 <w:rFonts w:eastAsia="Times New Roman" w:cs="Times New Roman"/>
                 <w:vanish/>
-                <w:lang w:val="hu-HU" w:eastAsia="hu-HU"/>
+                <w:lang w:val="hu-HU"/>
               </w:rPr>
             </w:pPr>
           </w:p>
@@ -19430,7 +20619,7 @@
               <w:rPr>
                 <w:rFonts w:eastAsia="Times New Roman" w:cs="Times New Roman"/>
                 <w:vanish/>
-                <w:lang w:val="hu-HU" w:eastAsia="hu-HU"/>
+                <w:lang w:val="hu-HU"/>
               </w:rPr>
             </w:pPr>
           </w:p>
@@ -20157,7 +21346,7 @@
               <w:rPr>
                 <w:rFonts w:eastAsia="Times New Roman" w:cs="Times New Roman"/>
                 <w:vanish/>
-                <w:lang w:val="hu-HU" w:eastAsia="hu-HU"/>
+                <w:lang w:val="hu-HU"/>
               </w:rPr>
             </w:pPr>
           </w:p>
@@ -20911,7 +22100,7 @@
               <w:rPr>
                 <w:rFonts w:eastAsia="Times New Roman" w:cs="Times New Roman"/>
                 <w:vanish/>
-                <w:lang w:val="hu-HU" w:eastAsia="hu-HU"/>
+                <w:lang w:val="hu-HU"/>
               </w:rPr>
             </w:pPr>
           </w:p>
@@ -21177,7 +22366,7 @@
               <w:rPr>
                 <w:rFonts w:eastAsia="Times New Roman" w:cs="Times New Roman"/>
                 <w:vanish/>
-                <w:lang w:val="hu-HU" w:eastAsia="hu-HU"/>
+                <w:lang w:val="hu-HU"/>
               </w:rPr>
             </w:pPr>
           </w:p>
@@ -21379,29 +22568,37 @@
       <w:pPr>
         <w:pStyle w:val="Szvegtrzs"/>
       </w:pPr>
-      <w:bookmarkStart w:id="32" w:name="összesítő"/>
-      <w:bookmarkEnd w:id="30"/>
-    </w:p>
-    <w:p>
-      <w:pPr>
-        <w:pStyle w:val="Szvegtrzs"/>
-      </w:pPr>
+      <w:bookmarkStart w:id="61" w:name="összesítő"/>
+      <w:bookmarkEnd w:id="58"/>
     </w:p>
     <w:p>
       <w:pPr>
         <w:pStyle w:val="Cmsor1"/>
+        <w:numPr>
+          <w:ilvl w:val="0"/>
+          <w:numId w:val="0"/>
+        </w:numPr>
+        <w:ind w:left="432"/>
         <w:rPr>
           <w:b w:val="0"/>
           <w:bCs w:val="0"/>
           <w:color w:val="auto"/>
         </w:rPr>
       </w:pPr>
+      <w:bookmarkStart w:id="62" w:name="_Toc225154232"/>
       <w:r>
         <w:rPr>
           <w:color w:val="auto"/>
         </w:rPr>
-        <w:t>6. Összesítő</w:t>
-      </w:r>
+        <w:t>4.4.</w:t>
+      </w:r>
+      <w:r>
+        <w:rPr>
+          <w:color w:val="auto"/>
+        </w:rPr>
+        <w:t>6 Összesítő</w:t>
+      </w:r>
+      <w:bookmarkEnd w:id="62"/>
     </w:p>
     <w:tbl>
       <w:tblPr>
@@ -22711,7 +23908,6 @@
               <w:pStyle w:val="Compact"/>
             </w:pPr>
             <w:r>
-              <w:lastRenderedPageBreak/>
               <w:t>T16</w:t>
             </w:r>
           </w:p>
@@ -22790,6 +23986,7 @@
               <w:pStyle w:val="Compact"/>
             </w:pPr>
             <w:r>
+              <w:lastRenderedPageBreak/>
               <w:t>T17</w:t>
             </w:r>
           </w:p>
@@ -24192,7 +25389,6 @@
               <w:pStyle w:val="Compact"/>
             </w:pPr>
             <w:r>
-              <w:lastRenderedPageBreak/>
               <w:t>T35</w:t>
             </w:r>
           </w:p>
@@ -24274,6 +25470,7 @@
               <w:pStyle w:val="Compact"/>
             </w:pPr>
             <w:r>
+              <w:lastRenderedPageBreak/>
               <w:t>T36</w:t>
             </w:r>
           </w:p>
@@ -24334,161 +25531,279 @@
     <w:p>
       <w:pPr>
         <w:pStyle w:val="Cmsor1"/>
+        <w:numPr>
+          <w:ilvl w:val="0"/>
+          <w:numId w:val="0"/>
+        </w:numPr>
+        <w:ind w:left="432" w:hanging="432"/>
         <w:rPr>
           <w:b w:val="0"/>
           <w:bCs w:val="0"/>
           <w:color w:val="auto"/>
         </w:rPr>
       </w:pPr>
-      <w:bookmarkStart w:id="33" w:name="összegzés"/>
-      <w:bookmarkEnd w:id="32"/>
+      <w:bookmarkStart w:id="63" w:name="összegzés"/>
+      <w:bookmarkStart w:id="64" w:name="_Toc225154233"/>
+      <w:bookmarkEnd w:id="61"/>
       <w:r>
         <w:rPr>
           <w:color w:val="auto"/>
         </w:rPr>
-        <w:t>7. Összegzés</w:t>
-      </w:r>
+        <w:t>4.4.</w:t>
+      </w:r>
+      <w:r>
+        <w:rPr>
+          <w:color w:val="auto"/>
+        </w:rPr>
+        <w:t>7 Összegzés</w:t>
+      </w:r>
+      <w:bookmarkEnd w:id="64"/>
     </w:p>
     <w:p>
       <w:pPr>
         <w:pStyle w:val="FirstParagraph"/>
-      </w:pPr>
-      <w:r>
+        <w:rPr>
+          <w:color w:val="FF0000"/>
+        </w:rPr>
+      </w:pPr>
+      <w:r>
+        <w:rPr>
+          <w:color w:val="FF0000"/>
+        </w:rPr>
         <w:t xml:space="preserve">A </w:t>
       </w:r>
       <w:proofErr w:type="spellStart"/>
       <w:r>
+        <w:rPr>
+          <w:color w:val="FF0000"/>
+        </w:rPr>
         <w:t>tesztelés</w:t>
       </w:r>
       <w:proofErr w:type="spellEnd"/>
       <w:r>
+        <w:rPr>
+          <w:color w:val="FF0000"/>
+        </w:rPr>
         <w:t xml:space="preserve"> </w:t>
       </w:r>
       <w:proofErr w:type="spellStart"/>
       <w:r>
+        <w:rPr>
+          <w:color w:val="FF0000"/>
+        </w:rPr>
         <w:t>során</w:t>
       </w:r>
       <w:proofErr w:type="spellEnd"/>
       <w:r>
+        <w:rPr>
+          <w:color w:val="FF0000"/>
+        </w:rPr>
         <w:t xml:space="preserve"> 8 </w:t>
       </w:r>
       <w:proofErr w:type="spellStart"/>
       <w:r>
+        <w:rPr>
+          <w:color w:val="FF0000"/>
+        </w:rPr>
         <w:t>hibát</w:t>
       </w:r>
       <w:proofErr w:type="spellEnd"/>
       <w:r>
+        <w:rPr>
+          <w:color w:val="FF0000"/>
+        </w:rPr>
         <w:t xml:space="preserve"> </w:t>
       </w:r>
       <w:proofErr w:type="spellStart"/>
       <w:r>
+        <w:rPr>
+          <w:color w:val="FF0000"/>
+        </w:rPr>
         <w:t>találtunk</w:t>
       </w:r>
       <w:proofErr w:type="spellEnd"/>
       <w:r>
+        <w:rPr>
+          <w:color w:val="FF0000"/>
+        </w:rPr>
         <w:t xml:space="preserve">, </w:t>
       </w:r>
       <w:proofErr w:type="spellStart"/>
       <w:r>
+        <w:rPr>
+          <w:color w:val="FF0000"/>
+        </w:rPr>
         <w:t>amelyek</w:t>
       </w:r>
       <w:proofErr w:type="spellEnd"/>
       <w:r>
+        <w:rPr>
+          <w:color w:val="FF0000"/>
+        </w:rPr>
         <w:t xml:space="preserve"> mind </w:t>
       </w:r>
       <w:proofErr w:type="spellStart"/>
       <w:r>
+        <w:rPr>
+          <w:color w:val="FF0000"/>
+        </w:rPr>
         <w:t>javításra</w:t>
       </w:r>
       <w:proofErr w:type="spellEnd"/>
       <w:r>
+        <w:rPr>
+          <w:color w:val="FF0000"/>
+        </w:rPr>
         <w:t xml:space="preserve"> </w:t>
       </w:r>
       <w:proofErr w:type="spellStart"/>
       <w:r>
+        <w:rPr>
+          <w:color w:val="FF0000"/>
+        </w:rPr>
         <w:t>kerültek</w:t>
       </w:r>
       <w:proofErr w:type="spellEnd"/>
       <w:r>
+        <w:rPr>
+          <w:color w:val="FF0000"/>
+        </w:rPr>
         <w:t xml:space="preserve">. A </w:t>
       </w:r>
       <w:proofErr w:type="spellStart"/>
       <w:r>
+        <w:rPr>
+          <w:color w:val="FF0000"/>
+        </w:rPr>
         <w:t>különböző</w:t>
       </w:r>
       <w:proofErr w:type="spellEnd"/>
       <w:r>
+        <w:rPr>
+          <w:color w:val="FF0000"/>
+        </w:rPr>
         <w:t xml:space="preserve"> </w:t>
       </w:r>
       <w:proofErr w:type="spellStart"/>
       <w:r>
+        <w:rPr>
+          <w:color w:val="FF0000"/>
+        </w:rPr>
         <w:t>tesztelési</w:t>
       </w:r>
       <w:proofErr w:type="spellEnd"/>
       <w:r>
+        <w:rPr>
+          <w:color w:val="FF0000"/>
+        </w:rPr>
         <w:t xml:space="preserve"> </w:t>
       </w:r>
       <w:proofErr w:type="spellStart"/>
       <w:r>
+        <w:rPr>
+          <w:color w:val="FF0000"/>
+        </w:rPr>
         <w:t>módszerek</w:t>
       </w:r>
       <w:proofErr w:type="spellEnd"/>
       <w:r>
+        <w:rPr>
+          <w:color w:val="FF0000"/>
+        </w:rPr>
         <w:t xml:space="preserve"> </w:t>
       </w:r>
       <w:proofErr w:type="spellStart"/>
       <w:r>
+        <w:rPr>
+          <w:color w:val="FF0000"/>
+        </w:rPr>
         <w:t>igazolták</w:t>
       </w:r>
       <w:proofErr w:type="spellEnd"/>
       <w:r>
+        <w:rPr>
+          <w:color w:val="FF0000"/>
+        </w:rPr>
         <w:t xml:space="preserve"> a </w:t>
       </w:r>
       <w:proofErr w:type="spellStart"/>
       <w:r>
+        <w:rPr>
+          <w:color w:val="FF0000"/>
+        </w:rPr>
         <w:t>rendszer</w:t>
       </w:r>
       <w:proofErr w:type="spellEnd"/>
       <w:r>
+        <w:rPr>
+          <w:color w:val="FF0000"/>
+        </w:rPr>
         <w:t xml:space="preserve">: - </w:t>
       </w:r>
       <w:proofErr w:type="spellStart"/>
       <w:r>
+        <w:rPr>
+          <w:color w:val="FF0000"/>
+        </w:rPr>
         <w:t>stabilitását</w:t>
       </w:r>
       <w:proofErr w:type="spellEnd"/>
       <w:r>
+        <w:rPr>
+          <w:color w:val="FF0000"/>
+        </w:rPr>
         <w:t xml:space="preserve"> - </w:t>
       </w:r>
       <w:proofErr w:type="spellStart"/>
       <w:r>
+        <w:rPr>
+          <w:color w:val="FF0000"/>
+        </w:rPr>
         <w:t>megbízhatóságát</w:t>
       </w:r>
       <w:proofErr w:type="spellEnd"/>
       <w:r>
+        <w:rPr>
+          <w:color w:val="FF0000"/>
+        </w:rPr>
         <w:t xml:space="preserve"> - </w:t>
       </w:r>
       <w:proofErr w:type="spellStart"/>
       <w:r>
+        <w:rPr>
+          <w:color w:val="FF0000"/>
+        </w:rPr>
         <w:t>biztonságát</w:t>
       </w:r>
       <w:proofErr w:type="spellEnd"/>
       <w:r>
+        <w:rPr>
+          <w:color w:val="FF0000"/>
+        </w:rPr>
         <w:t xml:space="preserve"> - </w:t>
       </w:r>
       <w:proofErr w:type="spellStart"/>
       <w:r>
+        <w:rPr>
+          <w:color w:val="FF0000"/>
+        </w:rPr>
         <w:t>felhasználóbarát</w:t>
       </w:r>
       <w:proofErr w:type="spellEnd"/>
       <w:r>
+        <w:rPr>
+          <w:color w:val="FF0000"/>
+        </w:rPr>
         <w:t xml:space="preserve"> </w:t>
       </w:r>
       <w:proofErr w:type="spellStart"/>
       <w:r>
+        <w:rPr>
+          <w:color w:val="FF0000"/>
+        </w:rPr>
         <w:t>működését</w:t>
       </w:r>
-      <w:bookmarkEnd w:id="33"/>
+      <w:bookmarkEnd w:id="63"/>
       <w:proofErr w:type="spellEnd"/>
     </w:p>
     <w:p>
@@ -24510,14 +25825,14 @@
           <w:rFonts w:ascii="Times New Roman" w:hAnsi="Times New Roman" w:cs="Times New Roman"/>
         </w:rPr>
       </w:pPr>
-      <w:bookmarkStart w:id="34" w:name="_Toc219979647"/>
+      <w:bookmarkStart w:id="65" w:name="_Toc225154234"/>
       <w:r>
         <w:rPr>
           <w:rFonts w:ascii="Times New Roman" w:hAnsi="Times New Roman" w:cs="Times New Roman"/>
         </w:rPr>
         <w:t>Összefoglalás</w:t>
       </w:r>
-      <w:bookmarkEnd w:id="34"/>
+      <w:bookmarkEnd w:id="65"/>
     </w:p>
     <w:p>
       <w:pPr>
@@ -24526,14 +25841,14 @@
           <w:rFonts w:ascii="Times New Roman" w:hAnsi="Times New Roman" w:cs="Times New Roman"/>
         </w:rPr>
       </w:pPr>
-      <w:bookmarkStart w:id="35" w:name="_Toc219979648"/>
+      <w:bookmarkStart w:id="66" w:name="_Toc225154235"/>
       <w:r>
         <w:rPr>
           <w:rFonts w:ascii="Times New Roman" w:hAnsi="Times New Roman" w:cs="Times New Roman"/>
         </w:rPr>
         <w:t>Önértékelés</w:t>
       </w:r>
-      <w:bookmarkEnd w:id="35"/>
+      <w:bookmarkEnd w:id="66"/>
     </w:p>
     <w:p>
       <w:pPr>
@@ -24581,14 +25896,14 @@
           <w:rFonts w:ascii="Times New Roman" w:hAnsi="Times New Roman" w:cs="Times New Roman"/>
         </w:rPr>
       </w:pPr>
-      <w:bookmarkStart w:id="36" w:name="_Toc219979649"/>
+      <w:bookmarkStart w:id="67" w:name="_Toc225154236"/>
       <w:r>
         <w:rPr>
           <w:rFonts w:ascii="Times New Roman" w:hAnsi="Times New Roman" w:cs="Times New Roman"/>
         </w:rPr>
         <w:t>Továbbfejlesztési lehetőségek</w:t>
       </w:r>
-      <w:bookmarkEnd w:id="36"/>
+      <w:bookmarkEnd w:id="67"/>
     </w:p>
     <w:p>
       <w:pPr>
@@ -24790,8 +26105,8 @@
           <w:rFonts w:ascii="Times New Roman" w:hAnsi="Times New Roman" w:cs="Times New Roman"/>
         </w:rPr>
       </w:pPr>
-      <w:bookmarkStart w:id="37" w:name="_Toc473730753"/>
-      <w:bookmarkStart w:id="38" w:name="_Toc219979650"/>
+      <w:bookmarkStart w:id="68" w:name="_Toc473730753"/>
+      <w:bookmarkStart w:id="69" w:name="_Toc225154237"/>
       <w:r>
         <w:rPr>
           <w:rFonts w:ascii="Times New Roman" w:hAnsi="Times New Roman" w:cs="Times New Roman"/>
@@ -24799,8 +26114,8 @@
         <w:lastRenderedPageBreak/>
         <w:t>Felhasznált irodalom</w:t>
       </w:r>
-      <w:bookmarkEnd w:id="37"/>
-      <w:bookmarkEnd w:id="38"/>
+      <w:bookmarkEnd w:id="68"/>
+      <w:bookmarkEnd w:id="69"/>
     </w:p>
     <w:p>
       <w:pPr>
@@ -25075,7 +26390,7 @@
           <w:rFonts w:ascii="Times New Roman" w:hAnsi="Times New Roman" w:cs="Times New Roman"/>
         </w:rPr>
       </w:pPr>
-      <w:bookmarkStart w:id="39" w:name="_Toc219979651"/>
+      <w:bookmarkStart w:id="70" w:name="_Toc225154238"/>
       <w:r>
         <w:rPr>
           <w:rFonts w:ascii="Times New Roman" w:hAnsi="Times New Roman" w:cs="Times New Roman"/>
@@ -25083,7 +26398,7 @@
         <w:lastRenderedPageBreak/>
         <w:t>Ábrajegyzék</w:t>
       </w:r>
-      <w:bookmarkEnd w:id="39"/>
+      <w:bookmarkEnd w:id="70"/>
     </w:p>
     <w:p>
       <w:pPr>
@@ -25232,14 +26547,27 @@
     <w:pPr>
       <w:pStyle w:val="llb"/>
     </w:pPr>
-    <w:fldSimple w:instr="DATE   \* MERGEFORMAT">
-      <w:r>
-        <w:rPr>
-          <w:noProof/>
-        </w:rPr>
-        <w:t>2026. 03. 23.</w:t>
-      </w:r>
-    </w:fldSimple>
+    <w:r>
+      <w:fldChar w:fldCharType="begin"/>
+    </w:r>
+    <w:r>
+      <w:instrText>DATE   \* MERGEFORMAT</w:instrText>
+    </w:r>
+    <w:r>
+      <w:fldChar w:fldCharType="separate"/>
+    </w:r>
+    <w:r>
+      <w:rPr>
+        <w:noProof/>
+      </w:rPr>
+      <w:t>2026. 03. 23.</w:t>
+    </w:r>
+    <w:r>
+      <w:rPr>
+        <w:noProof/>
+      </w:rPr>
+      <w:fldChar w:fldCharType="end"/>
+    </w:r>
     <w:r>
       <w:tab/>
     </w:r>
@@ -32053,7 +33381,7 @@
       <w:rFonts w:eastAsiaTheme="minorHAnsi"/>
       <w:sz w:val="24"/>
       <w:szCs w:val="24"/>
-      <w:lang w:val="en-US"/>
+      <w:lang w:val="en-US" w:eastAsia="hu-HU"/>
     </w:rPr>
     <w:tblPr>
       <w:tblInd w:w="0" w:type="dxa"/>
@@ -32374,7 +33702,12 @@
 </file>
 
 <file path=customXml/item2.xml><?xml version="1.0" encoding="utf-8"?>
-<b:Sources xmlns:b="http://schemas.openxmlformats.org/officeDocument/2006/bibliography" xmlns="http://schemas.openxmlformats.org/officeDocument/2006/bibliography" SelectedStyle="\APA.XSL" StyleName="APA"/>
+<?mso-contentType ?>
+<FormTemplates xmlns="http://schemas.microsoft.com/sharepoint/v3/contenttype/forms">
+  <Display>DocumentLibraryForm</Display>
+  <Edit>DocumentLibraryForm</Edit>
+  <New>DocumentLibraryForm</New>
+</FormTemplates>
 </file>
 
 <file path=customXml/item3.xml><?xml version="1.0" encoding="utf-8"?>
@@ -32516,12 +33849,7 @@
 </file>
 
 <file path=customXml/item4.xml><?xml version="1.0" encoding="utf-8"?>
-<?mso-contentType ?>
-<FormTemplates xmlns="http://schemas.microsoft.com/sharepoint/v3/contenttype/forms">
-  <Display>DocumentLibraryForm</Display>
-  <Edit>DocumentLibraryForm</Edit>
-  <New>DocumentLibraryForm</New>
-</FormTemplates>
+<b:Sources xmlns:b="http://schemas.openxmlformats.org/officeDocument/2006/bibliography" xmlns="http://schemas.openxmlformats.org/officeDocument/2006/bibliography" SelectedStyle="\APA.XSL" StyleName="APA"/>
 </file>
 
 <file path=customXml/itemProps1.xml><?xml version="1.0" encoding="utf-8"?>
@@ -32534,9 +33862,9 @@
 </file>
 
 <file path=customXml/itemProps2.xml><?xml version="1.0" encoding="utf-8"?>
-<ds:datastoreItem xmlns:ds="http://schemas.openxmlformats.org/officeDocument/2006/customXml" ds:itemID="{31D8A198-B5FD-41D1-8F98-20D226CAF475}">
+<ds:datastoreItem xmlns:ds="http://schemas.openxmlformats.org/officeDocument/2006/customXml" ds:itemID="{49E9CE2F-4863-430F-A73B-CD3063AB172E}">
   <ds:schemaRefs>
-    <ds:schemaRef ds:uri="http://schemas.openxmlformats.org/officeDocument/2006/bibliography"/>
+    <ds:schemaRef ds:uri="http://schemas.microsoft.com/sharepoint/v3/contenttype/forms"/>
   </ds:schemaRefs>
 </ds:datastoreItem>
 </file>
@@ -32560,9 +33888,9 @@
 </file>
 
 <file path=customXml/itemProps4.xml><?xml version="1.0" encoding="utf-8"?>
-<ds:datastoreItem xmlns:ds="http://schemas.openxmlformats.org/officeDocument/2006/customXml" ds:itemID="{49E9CE2F-4863-430F-A73B-CD3063AB172E}">
+<ds:datastoreItem xmlns:ds="http://schemas.openxmlformats.org/officeDocument/2006/customXml" ds:itemID="{31D8A198-B5FD-41D1-8F98-20D226CAF475}">
   <ds:schemaRefs>
-    <ds:schemaRef ds:uri="http://schemas.microsoft.com/sharepoint/v3/contenttype/forms"/>
+    <ds:schemaRef ds:uri="http://schemas.openxmlformats.org/officeDocument/2006/bibliography"/>
   </ds:schemaRefs>
 </ds:datastoreItem>
 </file>
--- a/Dokumentaciok/doku_Mentora 1.docx
+++ b/Dokumentaciok/doku_Mentora 1.docx
@@ -347,13 +347,19 @@
         <w:rPr>
           <w:rFonts w:cs="Times New Roman"/>
         </w:rPr>
+        <w:t>Csoporttag</w:t>
+      </w:r>
+      <w:r>
+        <w:rPr>
+          <w:rFonts w:cs="Times New Roman"/>
+        </w:rPr>
         <w:t xml:space="preserve"> </w:t>
       </w:r>
       <w:r>
         <w:rPr>
           <w:rFonts w:cs="Times New Roman"/>
         </w:rPr>
-        <w:t>Csoporttag1</w:t>
+        <w:t>1</w:t>
       </w:r>
       <w:r>
         <w:rPr>
@@ -386,6 +392,36 @@
           <w:rFonts w:cs="Times New Roman"/>
         </w:rPr>
       </w:pPr>
+      <w:r>
+        <w:rPr>
+          <w:rFonts w:cs="Times New Roman"/>
+        </w:rPr>
+        <w:t>C</w:t>
+      </w:r>
+      <w:r>
+        <w:rPr>
+          <w:rFonts w:cs="Times New Roman"/>
+        </w:rPr>
+        <w:t>soporttag</w:t>
+      </w:r>
+      <w:r>
+        <w:rPr>
+          <w:rFonts w:cs="Times New Roman"/>
+        </w:rPr>
+        <w:t xml:space="preserve"> </w:t>
+      </w:r>
+      <w:r>
+        <w:rPr>
+          <w:rFonts w:cs="Times New Roman"/>
+        </w:rPr>
+        <w:t>2</w:t>
+      </w:r>
+      <w:r>
+        <w:rPr>
+          <w:rFonts w:cs="Times New Roman"/>
+        </w:rPr>
+        <w:t>:</w:t>
+      </w:r>
       <w:r>
         <w:rPr>
           <w:rFonts w:cs="Times New Roman"/>
@@ -394,66 +430,58 @@
           <w:i/>
           <w:iCs/>
         </w:rPr>
+        <w:t xml:space="preserve"> </w:t>
+      </w:r>
+      <w:proofErr w:type="spellStart"/>
+      <w:r>
+        <w:rPr>
+          <w:rFonts w:cs="Times New Roman"/>
+        </w:rPr>
+        <w:t>Kiszler</w:t>
+      </w:r>
+      <w:proofErr w:type="spellEnd"/>
+      <w:r>
+        <w:rPr>
+          <w:rFonts w:cs="Times New Roman"/>
+        </w:rPr>
+        <w:t xml:space="preserve"> Bence</w:t>
+      </w:r>
+      <w:r>
+        <w:rPr>
+          <w:rFonts w:cs="Times New Roman"/>
+        </w:rPr>
+        <w:t xml:space="preserve"> </w:t>
+      </w:r>
+    </w:p>
+    <w:p>
+      <w:pPr>
+        <w:rPr>
+          <w:rFonts w:cs="Times New Roman"/>
+        </w:rPr>
+      </w:pPr>
+      <w:r>
+        <w:rPr>
+          <w:rFonts w:cs="Times New Roman"/>
+        </w:rPr>
         <w:t>C</w:t>
       </w:r>
       <w:r>
         <w:rPr>
           <w:rFonts w:cs="Times New Roman"/>
-          <w:b/>
-          <w:bCs/>
-          <w:i/>
-          <w:iCs/>
-        </w:rPr>
-        <w:t>soport tag2</w:t>
+        </w:rPr>
+        <w:t>soporttag</w:t>
       </w:r>
       <w:r>
         <w:rPr>
           <w:rFonts w:cs="Times New Roman"/>
-          <w:b/>
-          <w:bCs/>
-          <w:i/>
-          <w:iCs/>
-        </w:rPr>
-        <w:t xml:space="preserve">: </w:t>
-      </w:r>
-      <w:proofErr w:type="spellStart"/>
+        </w:rPr>
+        <w:t xml:space="preserve"> </w:t>
+      </w:r>
       <w:r>
         <w:rPr>
           <w:rFonts w:cs="Times New Roman"/>
         </w:rPr>
-        <w:t>Kiszler</w:t>
-      </w:r>
-      <w:proofErr w:type="spellEnd"/>
-      <w:r>
-        <w:rPr>
-          <w:rFonts w:cs="Times New Roman"/>
-        </w:rPr>
-        <w:t xml:space="preserve"> Bence</w:t>
-      </w:r>
-      <w:r>
-        <w:rPr>
-          <w:rFonts w:cs="Times New Roman"/>
-        </w:rPr>
-        <w:t xml:space="preserve"> </w:t>
-      </w:r>
-    </w:p>
-    <w:p>
-      <w:pPr>
-        <w:rPr>
-          <w:rFonts w:cs="Times New Roman"/>
-        </w:rPr>
-      </w:pPr>
-      <w:r>
-        <w:rPr>
-          <w:rFonts w:cs="Times New Roman"/>
-        </w:rPr>
-        <w:t>C</w:t>
-      </w:r>
-      <w:r>
-        <w:rPr>
-          <w:rFonts w:cs="Times New Roman"/>
-        </w:rPr>
-        <w:t>soporttag3</w:t>
+        <w:t>3</w:t>
       </w:r>
       <w:r>
         <w:rPr>
@@ -2761,7 +2789,7 @@
                 <w:rFonts w:asciiTheme="minorHAnsi" w:hAnsiTheme="minorHAnsi"/>
                 <w:noProof/>
               </w:rPr>
-              <w:tab/>
+              <w:t xml:space="preserve"> </w:t>
             </w:r>
             <w:r>
               <w:rPr>
@@ -2831,6 +2859,9 @@
               <w:noProof/>
             </w:rPr>
           </w:pPr>
+          <w:r>
+            <w:t xml:space="preserve">       </w:t>
+          </w:r>
           <w:hyperlink w:anchor="_Toc225154219" w:history="1">
             <w:r>
               <w:rPr>
@@ -2900,6 +2931,9 @@
               <w:noProof/>
             </w:rPr>
           </w:pPr>
+          <w:r>
+            <w:t xml:space="preserve">       </w:t>
+          </w:r>
           <w:hyperlink w:anchor="_Toc225154220" w:history="1">
             <w:r>
               <w:rPr>
@@ -2969,6 +3003,10 @@
               <w:noProof/>
             </w:rPr>
           </w:pPr>
+          <w:r>
+            <w:lastRenderedPageBreak/>
+            <w:t xml:space="preserve">       </w:t>
+          </w:r>
           <w:hyperlink w:anchor="_Toc225154221" w:history="1">
             <w:r>
               <w:rPr>
@@ -3038,6 +3076,9 @@
               <w:noProof/>
             </w:rPr>
           </w:pPr>
+          <w:r>
+            <w:t xml:space="preserve">       </w:t>
+          </w:r>
           <w:hyperlink w:anchor="_Toc225154222" w:history="1">
             <w:r>
               <w:rPr>
@@ -3107,6 +3148,9 @@
               <w:noProof/>
             </w:rPr>
           </w:pPr>
+          <w:r>
+            <w:t xml:space="preserve">     </w:t>
+          </w:r>
           <w:hyperlink w:anchor="_Toc225154223" w:history="1">
             <w:r>
               <w:rPr>
@@ -3176,6 +3220,9 @@
               <w:noProof/>
             </w:rPr>
           </w:pPr>
+          <w:r>
+            <w:t xml:space="preserve">     </w:t>
+          </w:r>
           <w:hyperlink w:anchor="_Toc225154224" w:history="1">
             <w:r>
               <w:rPr>
@@ -3245,6 +3292,9 @@
               <w:noProof/>
             </w:rPr>
           </w:pPr>
+          <w:r>
+            <w:t xml:space="preserve">     </w:t>
+          </w:r>
           <w:hyperlink w:anchor="_Toc225154225" w:history="1">
             <w:r>
               <w:rPr>
@@ -3314,6 +3364,9 @@
               <w:noProof/>
             </w:rPr>
           </w:pPr>
+          <w:r>
+            <w:t xml:space="preserve">     </w:t>
+          </w:r>
           <w:hyperlink w:anchor="_Toc225154226" w:history="1">
             <w:r>
               <w:rPr>
@@ -3383,6 +3436,9 @@
               <w:noProof/>
             </w:rPr>
           </w:pPr>
+          <w:r>
+            <w:t xml:space="preserve">     </w:t>
+          </w:r>
           <w:hyperlink w:anchor="_Toc225154227" w:history="1">
             <w:r>
               <w:rPr>
@@ -3452,6 +3508,9 @@
               <w:noProof/>
             </w:rPr>
           </w:pPr>
+          <w:r>
+            <w:t xml:space="preserve">     </w:t>
+          </w:r>
           <w:hyperlink w:anchor="_Toc225154228" w:history="1">
             <w:r>
               <w:rPr>
@@ -3521,6 +3580,9 @@
               <w:noProof/>
             </w:rPr>
           </w:pPr>
+          <w:r>
+            <w:t xml:space="preserve">     </w:t>
+          </w:r>
           <w:hyperlink w:anchor="_Toc225154229" w:history="1">
             <w:r>
               <w:rPr>
@@ -3590,6 +3652,9 @@
               <w:noProof/>
             </w:rPr>
           </w:pPr>
+          <w:r>
+            <w:t xml:space="preserve">     </w:t>
+          </w:r>
           <w:hyperlink w:anchor="_Toc225154230" w:history="1">
             <w:r>
               <w:rPr>
@@ -3659,6 +3724,9 @@
               <w:noProof/>
             </w:rPr>
           </w:pPr>
+          <w:r>
+            <w:t xml:space="preserve">       </w:t>
+          </w:r>
           <w:hyperlink w:anchor="_Toc225154231" w:history="1">
             <w:r>
               <w:rPr>
@@ -3728,6 +3796,9 @@
               <w:noProof/>
             </w:rPr>
           </w:pPr>
+          <w:r>
+            <w:t xml:space="preserve">       </w:t>
+          </w:r>
           <w:hyperlink w:anchor="_Toc225154232" w:history="1">
             <w:r>
               <w:rPr>
@@ -3797,6 +3868,9 @@
               <w:noProof/>
             </w:rPr>
           </w:pPr>
+          <w:r>
+            <w:t xml:space="preserve">       </w:t>
+          </w:r>
           <w:hyperlink w:anchor="_Toc225154233" w:history="1">
             <w:r>
               <w:rPr>
@@ -4486,7 +4560,6 @@
         <w:rPr>
           <w:rFonts w:cs="Times New Roman"/>
         </w:rPr>
-        <w:lastRenderedPageBreak/>
         <w:t xml:space="preserve">A projekt során nemcsak a webes fejlesztés technikai részét gyakoroljuk, hanem a </w:t>
       </w:r>
       <w:r>
@@ -5060,7 +5133,6 @@
           <w:b/>
           <w:bCs/>
         </w:rPr>
-        <w:lastRenderedPageBreak/>
         <w:t>Agilis projektmenedzsment:</w:t>
       </w:r>
       <w:r>
@@ -5322,7 +5394,6 @@
           <w:szCs w:val="24"/>
           <w:lang w:eastAsia="hu-HU"/>
         </w:rPr>
-        <w:lastRenderedPageBreak/>
         <w:t>A képzések elsődleges célja minden esetben a tényleges tapasztalatszerzés. Legyen szó egy virtuális tanteremben tartott interaktív óráról vagy egy helyszíni gyakorlatról, a hallgatók nem csupán elméleti tudást kapnak, hanem gyakorlati feladatokon keresztül sajátíthatják el a választott mesterség fogásait. A cél, hogy a tanulás ne csak elméleti síkon mozogjon, hanem valódi, használható tudást adjon.</w:t>
       </w:r>
     </w:p>
@@ -5697,7 +5768,6 @@
         <w:spacing w:line="360" w:lineRule="auto"/>
       </w:pPr>
       <w:r>
-        <w:lastRenderedPageBreak/>
         <w:t xml:space="preserve">Internetkapcsolat: Stabil kapcsolat (minimum 5 </w:t>
       </w:r>
       <w:proofErr w:type="spellStart"/>
@@ -6132,7 +6202,6 @@
           <w:b/>
           <w:bCs/>
         </w:rPr>
-        <w:lastRenderedPageBreak/>
         <w:t>Rólunk:</w:t>
       </w:r>
       <w:r>
@@ -6614,7 +6683,6 @@
         <w:spacing w:before="100"/>
       </w:pPr>
       <w:r>
-        <w:lastRenderedPageBreak/>
         <w:t>Minden kártyán található egy „Megnézem" feliratú gomb, amely a Tanfolyamok oldalra irányít.</w:t>
       </w:r>
     </w:p>
@@ -7047,7 +7115,6 @@
         <w:spacing w:before="100"/>
       </w:pPr>
       <w:r>
-        <w:lastRenderedPageBreak/>
         <w:t>Email: a kapcsolattartó e-mail-cím</w:t>
       </w:r>
     </w:p>
@@ -7516,11 +7583,7 @@
         <w:t>A regisztráció folyamata lépésről lépésre:</w:t>
       </w:r>
       <w:r>
-        <w:t xml:space="preserve"> a) Kattintson a navigációs sávban a „Regisztráció" menüpontra. b) Válassza ki a szerepkörét: Tanuló vagy Oktató. c) Töltse ki a kötelező mezőket: felhasználónév, e-mail cím, jelszó. d) Oktató esetén adja meg a </w:t>
-      </w:r>
-      <w:r>
-        <w:lastRenderedPageBreak/>
-        <w:t>legmagasabb végzettségét a legördülő listából. e) Kattintson a „Regisztráció" gombra az adatok elküldéséhez.</w:t>
+        <w:t xml:space="preserve"> a) Kattintson a navigációs sávban a „Regisztráció" menüpontra. b) Válassza ki a szerepkörét: Tanuló vagy Oktató. c) Töltse ki a kötelező mezőket: felhasználónév, e-mail cím, jelszó. d) Oktató esetén adja meg a legmagasabb végzettségét a legördülő listából. e) Kattintson a „Regisztráció" gombra az adatok elküldéséhez.</w:t>
       </w:r>
     </w:p>
     <w:p>
@@ -7946,7 +8009,6 @@
           <w:b/>
           <w:bCs/>
         </w:rPr>
-        <w:lastRenderedPageBreak/>
         <w:t>Profilkártya:</w:t>
       </w:r>
       <w:r>
@@ -8502,7 +8564,6 @@
         <w:rPr>
           <w:rFonts w:ascii="Times New Roman" w:hAnsi="Times New Roman" w:cs="Times New Roman"/>
         </w:rPr>
-        <w:lastRenderedPageBreak/>
         <w:t>F. Rólunk oldal</w:t>
       </w:r>
     </w:p>
@@ -9031,7 +9092,6 @@
           <w:b/>
           <w:bCs/>
         </w:rPr>
-        <w:lastRenderedPageBreak/>
         <w:t>Tanfolyamok kezelése táblázat:</w:t>
       </w:r>
       <w:r>
@@ -9233,7 +9293,7 @@
           <w:rFonts w:cs="Times New Roman"/>
         </w:rPr>
         <w:pict w14:anchorId="5A031829">
-          <v:rect id="_x0000_i1027" style="width:0;height:1.5pt" o:hralign="center" o:hrstd="t" o:hr="t" fillcolor="#a0a0a0" stroked="f"/>
+          <v:rect id="_x0000_i1051" style="width:0;height:1.5pt" o:hralign="center" o:hrstd="t" o:hr="t" fillcolor="#a0a0a0" stroked="f"/>
         </w:pict>
       </w:r>
     </w:p>
@@ -10298,7 +10358,6 @@
           <w:b/>
           <w:bCs/>
         </w:rPr>
-        <w:lastRenderedPageBreak/>
         <w:t xml:space="preserve">UI </w:t>
       </w:r>
       <w:proofErr w:type="spellStart"/>
@@ -10668,7 +10727,7 @@
           <w:rFonts w:cs="Times New Roman"/>
         </w:rPr>
         <w:pict w14:anchorId="7A356176">
-          <v:rect id="_x0000_i1028" style="width:0;height:1.5pt" o:hralign="center" o:hrstd="t" o:hr="t" fillcolor="#a0a0a0" stroked="f"/>
+          <v:rect id="_x0000_i1052" style="width:0;height:1.5pt" o:hralign="center" o:hrstd="t" o:hr="t" fillcolor="#a0a0a0" stroked="f"/>
         </w:pict>
       </w:r>
     </w:p>
@@ -10946,7 +11005,6 @@
       </w:r>
       <w:proofErr w:type="spellStart"/>
       <w:r>
-        <w:lastRenderedPageBreak/>
         <w:t>hashelelt</w:t>
       </w:r>
       <w:proofErr w:type="spellEnd"/>
@@ -11675,9 +11733,8 @@
         <w:rPr>
           <w:rFonts w:cs="Times New Roman"/>
         </w:rPr>
-        <w:lastRenderedPageBreak/>
         <w:pict w14:anchorId="6CE8F3EF">
-          <v:rect id="_x0000_i1029" style="width:0;height:1.5pt" o:hralign="center" o:hrstd="t" o:hr="t" fillcolor="#a0a0a0" stroked="f"/>
+          <v:rect id="_x0000_i1053" style="width:0;height:1.5pt" o:hralign="center" o:hrstd="t" o:hr="t" fillcolor="#a0a0a0" stroked="f"/>
         </w:pict>
       </w:r>
     </w:p>
@@ -12855,7 +12912,6 @@
         <w:spacing w:before="100"/>
       </w:pPr>
       <w:r>
-        <w:lastRenderedPageBreak/>
         <w:t>JOIN lekérdezés: diák és tanfolyam adatok kinyerése.</w:t>
       </w:r>
     </w:p>
@@ -13581,23 +13637,6 @@
       <w:pPr>
         <w:pStyle w:val="NormlWeb"/>
         <w:spacing w:before="100"/>
-        <w:sectPr>
-          <w:headerReference w:type="default" r:id="rId11"/>
-          <w:footerReference w:type="default" r:id="rId12"/>
-          <w:headerReference w:type="first" r:id="rId13"/>
-          <w:footerReference w:type="first" r:id="rId14"/>
-          <w:pgSz w:w="11906" w:h="16838"/>
-          <w:pgMar w:top="1418" w:right="1418" w:bottom="1418" w:left="1418" w:header="567" w:footer="283" w:gutter="340"/>
-          <w:cols w:space="708"/>
-          <w:titlePg/>
-          <w:docGrid w:linePitch="360"/>
-        </w:sectPr>
-      </w:pPr>
-    </w:p>
-    <w:p>
-      <w:pPr>
-        <w:pStyle w:val="NormlWeb"/>
-        <w:spacing w:before="100"/>
       </w:pPr>
     </w:p>
     <w:p>
@@ -13608,11 +13647,9 @@
           <w:numId w:val="38"/>
         </w:numPr>
       </w:pPr>
-      <w:bookmarkStart w:id="34" w:name="_Toc225154218"/>
-      <w:r>
-        <w:t>Tesztelési dokumentáció</w:t>
-      </w:r>
-      <w:bookmarkEnd w:id="34"/>
+      <w:r>
+        <w:t>Tesztelési Dokumentáció</w:t>
+      </w:r>
     </w:p>
     <w:p/>
     <w:p>
@@ -13625,42 +13662,30 @@
         <w:ind w:left="432" w:hanging="432"/>
         <w:rPr>
           <w:color w:val="auto"/>
-        </w:rPr>
-      </w:pPr>
-      <w:bookmarkStart w:id="35" w:name="_Toc225154219"/>
+          <w:sz w:val="28"/>
+          <w:szCs w:val="28"/>
+        </w:rPr>
+      </w:pPr>
+      <w:bookmarkStart w:id="34" w:name="_Toc225154219"/>
       <w:proofErr w:type="gramStart"/>
       <w:r>
         <w:rPr>
           <w:color w:val="auto"/>
-        </w:rPr>
-        <w:t>4.4.</w:t>
-      </w:r>
+          <w:sz w:val="28"/>
+          <w:szCs w:val="28"/>
+        </w:rPr>
+        <w:t>4.4.1  Tesztelés</w:t>
+      </w:r>
+      <w:proofErr w:type="gramEnd"/>
       <w:r>
         <w:rPr>
           <w:color w:val="auto"/>
-        </w:rPr>
-        <w:t>1</w:t>
-      </w:r>
-      <w:r>
-        <w:rPr>
-          <w:color w:val="auto"/>
-        </w:rPr>
-        <w:t xml:space="preserve"> </w:t>
-      </w:r>
-      <w:r>
-        <w:rPr>
-          <w:color w:val="auto"/>
-        </w:rPr>
-        <w:t xml:space="preserve"> Tesztelés</w:t>
-      </w:r>
-      <w:proofErr w:type="gramEnd"/>
-      <w:r>
-        <w:rPr>
-          <w:color w:val="auto"/>
+          <w:sz w:val="28"/>
+          <w:szCs w:val="28"/>
         </w:rPr>
         <w:t xml:space="preserve"> célja</w:t>
       </w:r>
-      <w:bookmarkEnd w:id="35"/>
+      <w:bookmarkEnd w:id="34"/>
     </w:p>
     <w:tbl>
       <w:tblPr>
@@ -13670,8 +13695,8 @@
         <w:tblLook w:val="0020" w:firstRow="1" w:lastRow="0" w:firstColumn="0" w:lastColumn="0" w:noHBand="0" w:noVBand="0"/>
       </w:tblPr>
       <w:tblGrid>
-        <w:gridCol w:w="5386"/>
-        <w:gridCol w:w="8616"/>
+        <w:gridCol w:w="5255"/>
+        <w:gridCol w:w="8407"/>
       </w:tblGrid>
       <w:tr>
         <w:trPr>
@@ -14004,35 +14029,23 @@
           <w:ilvl w:val="0"/>
           <w:numId w:val="0"/>
         </w:numPr>
-      </w:pPr>
-      <w:bookmarkStart w:id="36" w:name="alkalmazott-tesztelési-módszerek"/>
-    </w:p>
-    <w:p>
-      <w:pPr>
-        <w:pStyle w:val="Cmsor1"/>
-        <w:numPr>
-          <w:ilvl w:val="0"/>
-          <w:numId w:val="0"/>
-        </w:numPr>
-        <w:ind w:left="432" w:hanging="432"/>
         <w:rPr>
           <w:color w:val="auto"/>
-        </w:rPr>
-      </w:pPr>
-      <w:bookmarkStart w:id="37" w:name="_Toc225154220"/>
+          <w:sz w:val="28"/>
+          <w:szCs w:val="28"/>
+        </w:rPr>
+      </w:pPr>
+      <w:bookmarkStart w:id="35" w:name="alkalmazott-tesztelési-módszerek"/>
+      <w:bookmarkStart w:id="36" w:name="_Toc225154220"/>
       <w:r>
         <w:rPr>
           <w:color w:val="auto"/>
-        </w:rPr>
-        <w:t>4.4.2</w:t>
-      </w:r>
-      <w:r>
-        <w:rPr>
-          <w:color w:val="auto"/>
-        </w:rPr>
-        <w:t xml:space="preserve"> Alkalmazott tesztelési módszerek</w:t>
-      </w:r>
-      <w:bookmarkEnd w:id="37"/>
+          <w:sz w:val="28"/>
+          <w:szCs w:val="28"/>
+        </w:rPr>
+        <w:t>4.4.2 Alkalmazott tesztelési módszerek</w:t>
+      </w:r>
+      <w:bookmarkEnd w:id="36"/>
     </w:p>
     <w:tbl>
       <w:tblPr>
@@ -14042,9 +14055,9 @@
         <w:tblLook w:val="0020" w:firstRow="1" w:lastRow="0" w:firstColumn="0" w:lastColumn="0" w:noHBand="0" w:noVBand="0"/>
       </w:tblPr>
       <w:tblGrid>
-        <w:gridCol w:w="3500"/>
-        <w:gridCol w:w="3112"/>
-        <w:gridCol w:w="7390"/>
+        <w:gridCol w:w="3415"/>
+        <w:gridCol w:w="3036"/>
+        <w:gridCol w:w="7211"/>
       </w:tblGrid>
       <w:tr>
         <w:trPr>
@@ -14542,7 +14555,6 @@
                 <w:bCs/>
                 <w:u w:val="single"/>
               </w:rPr>
-              <w:lastRenderedPageBreak/>
               <w:t>Extrém</w:t>
             </w:r>
             <w:proofErr w:type="spellEnd"/>
@@ -14849,37 +14861,34 @@
           <w:ilvl w:val="0"/>
           <w:numId w:val="0"/>
         </w:numPr>
-      </w:pPr>
-      <w:bookmarkStart w:id="38" w:name="tesztkörnyezet"/>
-      <w:bookmarkEnd w:id="36"/>
-    </w:p>
-    <w:p>
-      <w:pPr>
-        <w:pStyle w:val="Cmsor1"/>
-        <w:numPr>
-          <w:ilvl w:val="0"/>
-          <w:numId w:val="0"/>
-        </w:numPr>
         <w:rPr>
           <w:b w:val="0"/>
           <w:bCs w:val="0"/>
           <w:color w:val="auto"/>
-        </w:rPr>
-      </w:pPr>
-      <w:bookmarkStart w:id="39" w:name="_Toc225154221"/>
+          <w:sz w:val="28"/>
+          <w:szCs w:val="28"/>
+        </w:rPr>
+      </w:pPr>
+      <w:bookmarkStart w:id="37" w:name="tesztkörnyezet"/>
+      <w:bookmarkStart w:id="38" w:name="_Toc225154221"/>
+      <w:bookmarkEnd w:id="35"/>
       <w:r>
         <w:rPr>
           <w:color w:val="auto"/>
+          <w:sz w:val="28"/>
+          <w:szCs w:val="28"/>
         </w:rPr>
         <w:t>4.4.3</w:t>
       </w:r>
       <w:r>
         <w:rPr>
           <w:color w:val="auto"/>
+          <w:sz w:val="28"/>
+          <w:szCs w:val="28"/>
         </w:rPr>
         <w:t xml:space="preserve"> Tesztkörnyezet</w:t>
       </w:r>
-      <w:bookmarkEnd w:id="39"/>
+      <w:bookmarkEnd w:id="38"/>
     </w:p>
     <w:tbl>
       <w:tblPr>
@@ -14889,8 +14898,8 @@
         <w:tblLook w:val="0020" w:firstRow="1" w:lastRow="0" w:firstColumn="0" w:lastColumn="0" w:noHBand="0" w:noVBand="0"/>
       </w:tblPr>
       <w:tblGrid>
-        <w:gridCol w:w="6463"/>
-        <w:gridCol w:w="7539"/>
+        <w:gridCol w:w="6306"/>
+        <w:gridCol w:w="7356"/>
       </w:tblGrid>
       <w:tr>
         <w:trPr>
@@ -15315,25 +15324,38 @@
           <w:b w:val="0"/>
           <w:bCs w:val="0"/>
           <w:color w:val="auto"/>
-        </w:rPr>
-      </w:pPr>
+          <w:sz w:val="28"/>
+          <w:szCs w:val="28"/>
+        </w:rPr>
+      </w:pPr>
+      <w:bookmarkStart w:id="39" w:name="_Toc225154222"/>
       <w:bookmarkStart w:id="40" w:name="tesztesetek"/>
-      <w:bookmarkStart w:id="41" w:name="_Toc225154222"/>
-      <w:bookmarkEnd w:id="38"/>
+      <w:bookmarkEnd w:id="37"/>
       <w:r>
         <w:rPr>
           <w:color w:val="auto"/>
-        </w:rPr>
-        <w:lastRenderedPageBreak/>
+          <w:sz w:val="28"/>
+          <w:szCs w:val="28"/>
+        </w:rPr>
         <w:t>4.4.4</w:t>
       </w:r>
       <w:r>
         <w:rPr>
           <w:color w:val="auto"/>
+          <w:sz w:val="28"/>
+          <w:szCs w:val="28"/>
+        </w:rPr>
+        <w:t xml:space="preserve"> </w:t>
+      </w:r>
+      <w:r>
+        <w:rPr>
+          <w:color w:val="auto"/>
+          <w:sz w:val="28"/>
+          <w:szCs w:val="28"/>
         </w:rPr>
         <w:t>Tesztesetek</w:t>
       </w:r>
-      <w:bookmarkEnd w:id="41"/>
+      <w:bookmarkEnd w:id="39"/>
     </w:p>
     <w:p>
       <w:pPr>
@@ -15349,21 +15371,21 @@
           <w:color w:val="auto"/>
         </w:rPr>
       </w:pPr>
-      <w:bookmarkStart w:id="42" w:name="alapvető-működés"/>
+      <w:bookmarkStart w:id="41" w:name="alapvető-működés"/>
       <w:r>
         <w:rPr>
           <w:color w:val="auto"/>
         </w:rPr>
         <w:t xml:space="preserve"> </w:t>
       </w:r>
-      <w:bookmarkStart w:id="43" w:name="_Toc225154223"/>
+      <w:bookmarkStart w:id="42" w:name="_Toc225154223"/>
       <w:r>
         <w:rPr>
           <w:color w:val="auto"/>
         </w:rPr>
         <w:t>Alapvető működés</w:t>
       </w:r>
-      <w:bookmarkEnd w:id="43"/>
+      <w:bookmarkEnd w:id="42"/>
     </w:p>
     <w:tbl>
       <w:tblPr>
@@ -15688,22 +15710,22 @@
           <w:color w:val="auto"/>
         </w:rPr>
       </w:pPr>
-      <w:bookmarkStart w:id="44" w:name="oldalak-és-navigáció"/>
-      <w:bookmarkEnd w:id="42"/>
+      <w:bookmarkStart w:id="43" w:name="oldalak-és-navigáció"/>
+      <w:bookmarkEnd w:id="41"/>
       <w:r>
         <w:rPr>
           <w:color w:val="auto"/>
         </w:rPr>
         <w:t xml:space="preserve"> </w:t>
       </w:r>
-      <w:bookmarkStart w:id="45" w:name="_Toc225154224"/>
+      <w:bookmarkStart w:id="44" w:name="_Toc225154224"/>
       <w:r>
         <w:rPr>
           <w:color w:val="auto"/>
         </w:rPr>
         <w:t>Oldalak és navigáció</w:t>
       </w:r>
-      <w:bookmarkEnd w:id="45"/>
+      <w:bookmarkEnd w:id="44"/>
     </w:p>
     <w:tbl>
       <w:tblPr>
@@ -15713,9 +15735,9 @@
         <w:tblLook w:val="0020" w:firstRow="1" w:lastRow="0" w:firstColumn="0" w:lastColumn="0" w:noHBand="0" w:noVBand="0"/>
       </w:tblPr>
       <w:tblGrid>
-        <w:gridCol w:w="1602"/>
-        <w:gridCol w:w="8456"/>
-        <w:gridCol w:w="3944"/>
+        <w:gridCol w:w="1563"/>
+        <w:gridCol w:w="8251"/>
+        <w:gridCol w:w="3848"/>
       </w:tblGrid>
       <w:tr>
         <w:trPr>
@@ -16206,16 +16228,16 @@
           <w:color w:val="auto"/>
         </w:rPr>
       </w:pPr>
+      <w:bookmarkStart w:id="45" w:name="_Toc225154225"/>
       <w:bookmarkStart w:id="46" w:name="regisztráció"/>
-      <w:bookmarkStart w:id="47" w:name="_Toc225154225"/>
-      <w:bookmarkEnd w:id="44"/>
+      <w:bookmarkEnd w:id="43"/>
       <w:r>
         <w:rPr>
           <w:color w:val="auto"/>
         </w:rPr>
         <w:t>Regisztráció</w:t>
       </w:r>
-      <w:bookmarkEnd w:id="47"/>
+      <w:bookmarkEnd w:id="45"/>
     </w:p>
     <w:tbl>
       <w:tblPr>
@@ -16525,7 +16547,6 @@
               <w:pStyle w:val="Compact"/>
             </w:pPr>
             <w:r>
-              <w:lastRenderedPageBreak/>
               <w:t>T12</w:t>
             </w:r>
           </w:p>
@@ -16632,8 +16653,8 @@
           <w:color w:val="auto"/>
         </w:rPr>
       </w:pPr>
+      <w:bookmarkStart w:id="47" w:name="_Toc225154226"/>
       <w:bookmarkStart w:id="48" w:name="bejelentkezés"/>
-      <w:bookmarkStart w:id="49" w:name="_Toc225154226"/>
       <w:bookmarkEnd w:id="46"/>
       <w:r>
         <w:rPr>
@@ -16641,7 +16662,7 @@
         </w:rPr>
         <w:t>Bejelentkezés</w:t>
       </w:r>
-      <w:bookmarkEnd w:id="49"/>
+      <w:bookmarkEnd w:id="47"/>
     </w:p>
     <w:tbl>
       <w:tblPr>
@@ -16651,9 +16672,9 @@
         <w:tblLook w:val="0020" w:firstRow="1" w:lastRow="0" w:firstColumn="0" w:lastColumn="0" w:noHBand="0" w:noVBand="0"/>
       </w:tblPr>
       <w:tblGrid>
-        <w:gridCol w:w="3889"/>
-        <w:gridCol w:w="6176"/>
-        <w:gridCol w:w="3937"/>
+        <w:gridCol w:w="3796"/>
+        <w:gridCol w:w="6024"/>
+        <w:gridCol w:w="3842"/>
       </w:tblGrid>
       <w:tr>
         <w:trPr>
@@ -16848,8 +16869,8 @@
           <w:color w:val="auto"/>
         </w:rPr>
       </w:pPr>
+      <w:bookmarkStart w:id="49" w:name="_Toc225154227"/>
       <w:bookmarkStart w:id="50" w:name="tanfolyamok"/>
-      <w:bookmarkStart w:id="51" w:name="_Toc225154227"/>
       <w:bookmarkEnd w:id="48"/>
       <w:r>
         <w:rPr>
@@ -16857,7 +16878,7 @@
         </w:rPr>
         <w:t>Tanfolyamok</w:t>
       </w:r>
-      <w:bookmarkEnd w:id="51"/>
+      <w:bookmarkEnd w:id="49"/>
     </w:p>
     <w:tbl>
       <w:tblPr>
@@ -16867,9 +16888,9 @@
         <w:tblLook w:val="0020" w:firstRow="1" w:lastRow="0" w:firstColumn="0" w:lastColumn="0" w:noHBand="0" w:noVBand="0"/>
       </w:tblPr>
       <w:tblGrid>
-        <w:gridCol w:w="3889"/>
-        <w:gridCol w:w="6176"/>
-        <w:gridCol w:w="3937"/>
+        <w:gridCol w:w="3796"/>
+        <w:gridCol w:w="6024"/>
+        <w:gridCol w:w="3842"/>
       </w:tblGrid>
       <w:tr>
         <w:trPr>
@@ -17056,8 +17077,8 @@
           <w:color w:val="auto"/>
         </w:rPr>
       </w:pPr>
+      <w:bookmarkStart w:id="51" w:name="_Toc225154228"/>
       <w:bookmarkStart w:id="52" w:name="profil"/>
-      <w:bookmarkStart w:id="53" w:name="_Toc225154228"/>
       <w:bookmarkEnd w:id="50"/>
       <w:r>
         <w:rPr>
@@ -17065,7 +17086,7 @@
         </w:rPr>
         <w:t>Profil</w:t>
       </w:r>
-      <w:bookmarkEnd w:id="53"/>
+      <w:bookmarkEnd w:id="51"/>
     </w:p>
     <w:tbl>
       <w:tblPr>
@@ -17075,9 +17096,9 @@
         <w:tblLook w:val="0020" w:firstRow="1" w:lastRow="0" w:firstColumn="0" w:lastColumn="0" w:noHBand="0" w:noVBand="0"/>
       </w:tblPr>
       <w:tblGrid>
-        <w:gridCol w:w="3977"/>
-        <w:gridCol w:w="6088"/>
-        <w:gridCol w:w="4251"/>
+        <w:gridCol w:w="3882"/>
+        <w:gridCol w:w="5938"/>
+        <w:gridCol w:w="4148"/>
       </w:tblGrid>
       <w:tr>
         <w:trPr>
@@ -17284,23 +17305,22 @@
           <w:color w:val="auto"/>
         </w:rPr>
       </w:pPr>
-      <w:bookmarkStart w:id="54" w:name="kapcsolat"/>
+      <w:bookmarkStart w:id="53" w:name="kapcsolat"/>
       <w:bookmarkEnd w:id="52"/>
       <w:r>
         <w:rPr>
           <w:color w:val="auto"/>
         </w:rPr>
-        <w:lastRenderedPageBreak/>
         <w:t xml:space="preserve"> </w:t>
       </w:r>
-      <w:bookmarkStart w:id="55" w:name="_Toc225154229"/>
+      <w:bookmarkStart w:id="54" w:name="_Toc225154229"/>
       <w:r>
         <w:rPr>
           <w:color w:val="auto"/>
         </w:rPr>
         <w:t>Kapcsolat</w:t>
       </w:r>
-      <w:bookmarkEnd w:id="55"/>
+      <w:bookmarkEnd w:id="54"/>
     </w:p>
     <w:tbl>
       <w:tblPr>
@@ -17485,9 +17505,9 @@
           <w:color w:val="auto"/>
         </w:rPr>
       </w:pPr>
+      <w:bookmarkStart w:id="55" w:name="_Toc225154230"/>
       <w:bookmarkStart w:id="56" w:name="admin"/>
-      <w:bookmarkStart w:id="57" w:name="_Toc225154230"/>
-      <w:bookmarkEnd w:id="54"/>
+      <w:bookmarkEnd w:id="53"/>
       <w:proofErr w:type="spellStart"/>
       <w:r>
         <w:rPr>
@@ -17495,7 +17515,7 @@
         </w:rPr>
         <w:t>Admin</w:t>
       </w:r>
-      <w:bookmarkEnd w:id="57"/>
+      <w:bookmarkEnd w:id="55"/>
       <w:proofErr w:type="spellEnd"/>
     </w:p>
     <w:tbl>
@@ -17680,7 +17700,7 @@
       <w:pPr>
         <w:pStyle w:val="Szvegtrzs"/>
       </w:pPr>
-      <w:bookmarkStart w:id="58" w:name="hibák-és-javítások"/>
+      <w:bookmarkStart w:id="57" w:name="hibák-és-javítások"/>
       <w:bookmarkEnd w:id="40"/>
       <w:bookmarkEnd w:id="56"/>
     </w:p>
@@ -17736,23 +17756,28 @@
           <w:b w:val="0"/>
           <w:bCs w:val="0"/>
           <w:color w:val="auto"/>
-        </w:rPr>
-      </w:pPr>
-      <w:bookmarkStart w:id="59" w:name="_Toc225154231"/>
+          <w:sz w:val="28"/>
+          <w:szCs w:val="28"/>
+        </w:rPr>
+      </w:pPr>
+      <w:bookmarkStart w:id="58" w:name="_Toc225154231"/>
       <w:r>
         <w:rPr>
           <w:color w:val="auto"/>
-        </w:rPr>
-        <w:lastRenderedPageBreak/>
+          <w:sz w:val="28"/>
+          <w:szCs w:val="28"/>
+        </w:rPr>
         <w:t>4.4.</w:t>
       </w:r>
       <w:r>
         <w:rPr>
           <w:color w:val="auto"/>
+          <w:sz w:val="28"/>
+          <w:szCs w:val="28"/>
         </w:rPr>
         <w:t>5 Hibák és javítások</w:t>
       </w:r>
-      <w:bookmarkEnd w:id="59"/>
+      <w:bookmarkEnd w:id="58"/>
     </w:p>
     <w:tbl>
       <w:tblPr>
@@ -18119,7 +18144,7 @@
             <w:pPr>
               <w:pStyle w:val="Compact"/>
             </w:pPr>
-            <w:bookmarkStart w:id="60" w:name="_Hlk224727646"/>
+            <w:bookmarkStart w:id="59" w:name="_Hlk224727646"/>
             <w:r>
               <w:t xml:space="preserve">✅ </w:t>
             </w:r>
@@ -18127,7 +18152,7 @@
             <w:r>
               <w:t>Javítva</w:t>
             </w:r>
-            <w:bookmarkEnd w:id="60"/>
+            <w:bookmarkEnd w:id="59"/>
             <w:proofErr w:type="spellEnd"/>
           </w:p>
         </w:tc>
@@ -21054,7 +21079,6 @@
               <w:pStyle w:val="Compact"/>
             </w:pPr>
             <w:r>
-              <w:lastRenderedPageBreak/>
               <w:t>15</w:t>
             </w:r>
           </w:p>
@@ -22568,8 +22592,8 @@
       <w:pPr>
         <w:pStyle w:val="Szvegtrzs"/>
       </w:pPr>
-      <w:bookmarkStart w:id="61" w:name="összesítő"/>
-      <w:bookmarkEnd w:id="58"/>
+      <w:bookmarkStart w:id="60" w:name="összesítő"/>
+      <w:bookmarkEnd w:id="57"/>
     </w:p>
     <w:p>
       <w:pPr>
@@ -22578,39 +22602,45 @@
           <w:ilvl w:val="0"/>
           <w:numId w:val="0"/>
         </w:numPr>
-        <w:ind w:left="432"/>
+        <w:ind w:left="432" w:hanging="432"/>
         <w:rPr>
           <w:b w:val="0"/>
           <w:bCs w:val="0"/>
           <w:color w:val="auto"/>
-        </w:rPr>
-      </w:pPr>
-      <w:bookmarkStart w:id="62" w:name="_Toc225154232"/>
+          <w:sz w:val="28"/>
+          <w:szCs w:val="28"/>
+        </w:rPr>
+      </w:pPr>
+      <w:bookmarkStart w:id="61" w:name="_Toc225154232"/>
       <w:r>
         <w:rPr>
           <w:color w:val="auto"/>
+          <w:sz w:val="28"/>
+          <w:szCs w:val="28"/>
         </w:rPr>
         <w:t>4.4.</w:t>
       </w:r>
       <w:r>
         <w:rPr>
           <w:color w:val="auto"/>
+          <w:sz w:val="28"/>
+          <w:szCs w:val="28"/>
         </w:rPr>
         <w:t>6 Összesítő</w:t>
       </w:r>
-      <w:bookmarkEnd w:id="62"/>
+      <w:bookmarkEnd w:id="61"/>
     </w:p>
     <w:tbl>
       <w:tblPr>
         <w:tblStyle w:val="Table"/>
-        <w:tblW w:w="13204" w:type="dxa"/>
+        <w:tblW w:w="14034" w:type="dxa"/>
         <w:tblLook w:val="0020" w:firstRow="1" w:lastRow="0" w:firstColumn="0" w:lastColumn="0" w:noHBand="0" w:noVBand="0"/>
       </w:tblPr>
       <w:tblGrid>
         <w:gridCol w:w="1791"/>
         <w:gridCol w:w="4976"/>
         <w:gridCol w:w="3980"/>
-        <w:gridCol w:w="2457"/>
+        <w:gridCol w:w="3287"/>
       </w:tblGrid>
       <w:tr>
         <w:trPr>
@@ -22705,7 +22735,7 @@
         </w:tc>
         <w:tc>
           <w:tcPr>
-            <w:tcW w:w="2457" w:type="dxa"/>
+            <w:tcW w:w="3287" w:type="dxa"/>
             <w:vAlign w:val="center"/>
           </w:tcPr>
           <w:p>
@@ -22795,7 +22825,7 @@
         </w:tc>
         <w:tc>
           <w:tcPr>
-            <w:tcW w:w="2457" w:type="dxa"/>
+            <w:tcW w:w="3287" w:type="dxa"/>
             <w:vAlign w:val="center"/>
           </w:tcPr>
           <w:p>
@@ -22873,7 +22903,7 @@
         </w:tc>
         <w:tc>
           <w:tcPr>
-            <w:tcW w:w="2457" w:type="dxa"/>
+            <w:tcW w:w="3287" w:type="dxa"/>
             <w:vAlign w:val="center"/>
           </w:tcPr>
           <w:p>
@@ -22951,7 +22981,7 @@
         </w:tc>
         <w:tc>
           <w:tcPr>
-            <w:tcW w:w="2457" w:type="dxa"/>
+            <w:tcW w:w="3287" w:type="dxa"/>
             <w:vAlign w:val="center"/>
           </w:tcPr>
           <w:p>
@@ -23029,7 +23059,7 @@
         </w:tc>
         <w:tc>
           <w:tcPr>
-            <w:tcW w:w="2457" w:type="dxa"/>
+            <w:tcW w:w="3287" w:type="dxa"/>
             <w:vAlign w:val="center"/>
           </w:tcPr>
           <w:p>
@@ -23107,7 +23137,7 @@
         </w:tc>
         <w:tc>
           <w:tcPr>
-            <w:tcW w:w="2457" w:type="dxa"/>
+            <w:tcW w:w="3287" w:type="dxa"/>
             <w:vAlign w:val="center"/>
           </w:tcPr>
           <w:p>
@@ -23182,7 +23212,7 @@
         </w:tc>
         <w:tc>
           <w:tcPr>
-            <w:tcW w:w="2457" w:type="dxa"/>
+            <w:tcW w:w="3287" w:type="dxa"/>
             <w:vAlign w:val="center"/>
           </w:tcPr>
           <w:p>
@@ -23257,7 +23287,7 @@
         </w:tc>
         <w:tc>
           <w:tcPr>
-            <w:tcW w:w="2457" w:type="dxa"/>
+            <w:tcW w:w="3287" w:type="dxa"/>
             <w:vAlign w:val="center"/>
           </w:tcPr>
           <w:p>
@@ -23335,7 +23365,7 @@
         </w:tc>
         <w:tc>
           <w:tcPr>
-            <w:tcW w:w="2457" w:type="dxa"/>
+            <w:tcW w:w="3287" w:type="dxa"/>
             <w:vAlign w:val="center"/>
           </w:tcPr>
           <w:p>
@@ -23413,7 +23443,7 @@
         </w:tc>
         <w:tc>
           <w:tcPr>
-            <w:tcW w:w="2457" w:type="dxa"/>
+            <w:tcW w:w="3287" w:type="dxa"/>
             <w:vAlign w:val="center"/>
           </w:tcPr>
           <w:p>
@@ -23496,7 +23526,7 @@
         </w:tc>
         <w:tc>
           <w:tcPr>
-            <w:tcW w:w="2457" w:type="dxa"/>
+            <w:tcW w:w="3287" w:type="dxa"/>
             <w:vAlign w:val="center"/>
           </w:tcPr>
           <w:p>
@@ -23579,7 +23609,7 @@
         </w:tc>
         <w:tc>
           <w:tcPr>
-            <w:tcW w:w="2457" w:type="dxa"/>
+            <w:tcW w:w="3287" w:type="dxa"/>
             <w:vAlign w:val="center"/>
           </w:tcPr>
           <w:p>
@@ -23652,7 +23682,7 @@
         </w:tc>
         <w:tc>
           <w:tcPr>
-            <w:tcW w:w="2457" w:type="dxa"/>
+            <w:tcW w:w="3287" w:type="dxa"/>
             <w:vAlign w:val="center"/>
           </w:tcPr>
           <w:p>
@@ -23722,7 +23752,7 @@
         </w:tc>
         <w:tc>
           <w:tcPr>
-            <w:tcW w:w="2457" w:type="dxa"/>
+            <w:tcW w:w="3287" w:type="dxa"/>
             <w:vAlign w:val="center"/>
           </w:tcPr>
           <w:p>
@@ -23800,7 +23830,7 @@
         </w:tc>
         <w:tc>
           <w:tcPr>
-            <w:tcW w:w="2457" w:type="dxa"/>
+            <w:tcW w:w="3287" w:type="dxa"/>
             <w:vAlign w:val="center"/>
           </w:tcPr>
           <w:p>
@@ -23878,7 +23908,7 @@
         </w:tc>
         <w:tc>
           <w:tcPr>
-            <w:tcW w:w="2457" w:type="dxa"/>
+            <w:tcW w:w="3287" w:type="dxa"/>
             <w:vAlign w:val="center"/>
           </w:tcPr>
           <w:p>
@@ -23956,7 +23986,7 @@
         </w:tc>
         <w:tc>
           <w:tcPr>
-            <w:tcW w:w="2457" w:type="dxa"/>
+            <w:tcW w:w="3287" w:type="dxa"/>
             <w:vAlign w:val="center"/>
           </w:tcPr>
           <w:p>
@@ -23986,7 +24016,6 @@
               <w:pStyle w:val="Compact"/>
             </w:pPr>
             <w:r>
-              <w:lastRenderedPageBreak/>
               <w:t>T17</w:t>
             </w:r>
           </w:p>
@@ -24035,7 +24064,7 @@
         </w:tc>
         <w:tc>
           <w:tcPr>
-            <w:tcW w:w="2457" w:type="dxa"/>
+            <w:tcW w:w="3287" w:type="dxa"/>
             <w:vAlign w:val="center"/>
           </w:tcPr>
           <w:p>
@@ -24113,7 +24142,7 @@
         </w:tc>
         <w:tc>
           <w:tcPr>
-            <w:tcW w:w="2457" w:type="dxa"/>
+            <w:tcW w:w="3287" w:type="dxa"/>
             <w:vAlign w:val="center"/>
           </w:tcPr>
           <w:p>
@@ -24188,7 +24217,7 @@
         </w:tc>
         <w:tc>
           <w:tcPr>
-            <w:tcW w:w="2457" w:type="dxa"/>
+            <w:tcW w:w="3287" w:type="dxa"/>
             <w:vAlign w:val="center"/>
           </w:tcPr>
           <w:p>
@@ -24271,7 +24300,7 @@
         </w:tc>
         <w:tc>
           <w:tcPr>
-            <w:tcW w:w="2457" w:type="dxa"/>
+            <w:tcW w:w="3287" w:type="dxa"/>
             <w:vAlign w:val="center"/>
           </w:tcPr>
           <w:p>
@@ -24349,7 +24378,7 @@
         </w:tc>
         <w:tc>
           <w:tcPr>
-            <w:tcW w:w="2457" w:type="dxa"/>
+            <w:tcW w:w="3287" w:type="dxa"/>
             <w:vAlign w:val="center"/>
           </w:tcPr>
           <w:p>
@@ -24432,7 +24461,7 @@
         </w:tc>
         <w:tc>
           <w:tcPr>
-            <w:tcW w:w="2457" w:type="dxa"/>
+            <w:tcW w:w="3287" w:type="dxa"/>
             <w:vAlign w:val="center"/>
           </w:tcPr>
           <w:p>
@@ -24505,7 +24534,7 @@
         </w:tc>
         <w:tc>
           <w:tcPr>
-            <w:tcW w:w="2457" w:type="dxa"/>
+            <w:tcW w:w="3287" w:type="dxa"/>
             <w:vAlign w:val="center"/>
           </w:tcPr>
           <w:p>
@@ -24575,7 +24604,7 @@
         </w:tc>
         <w:tc>
           <w:tcPr>
-            <w:tcW w:w="2457" w:type="dxa"/>
+            <w:tcW w:w="3287" w:type="dxa"/>
             <w:vAlign w:val="center"/>
           </w:tcPr>
           <w:p>
@@ -24650,7 +24679,7 @@
         </w:tc>
         <w:tc>
           <w:tcPr>
-            <w:tcW w:w="2457" w:type="dxa"/>
+            <w:tcW w:w="3287" w:type="dxa"/>
             <w:vAlign w:val="center"/>
           </w:tcPr>
           <w:p>
@@ -24733,7 +24762,7 @@
         </w:tc>
         <w:tc>
           <w:tcPr>
-            <w:tcW w:w="2457" w:type="dxa"/>
+            <w:tcW w:w="3287" w:type="dxa"/>
             <w:vAlign w:val="center"/>
           </w:tcPr>
           <w:p>
@@ -24811,7 +24840,7 @@
         </w:tc>
         <w:tc>
           <w:tcPr>
-            <w:tcW w:w="2457" w:type="dxa"/>
+            <w:tcW w:w="3287" w:type="dxa"/>
             <w:vAlign w:val="center"/>
           </w:tcPr>
           <w:p>
@@ -24894,7 +24923,7 @@
         </w:tc>
         <w:tc>
           <w:tcPr>
-            <w:tcW w:w="2457" w:type="dxa"/>
+            <w:tcW w:w="3287" w:type="dxa"/>
             <w:vAlign w:val="center"/>
           </w:tcPr>
           <w:p>
@@ -24972,7 +25001,7 @@
         </w:tc>
         <w:tc>
           <w:tcPr>
-            <w:tcW w:w="2457" w:type="dxa"/>
+            <w:tcW w:w="3287" w:type="dxa"/>
             <w:vAlign w:val="center"/>
           </w:tcPr>
           <w:p>
@@ -25055,7 +25084,7 @@
         </w:tc>
         <w:tc>
           <w:tcPr>
-            <w:tcW w:w="2457" w:type="dxa"/>
+            <w:tcW w:w="3287" w:type="dxa"/>
             <w:vAlign w:val="center"/>
           </w:tcPr>
           <w:p>
@@ -25133,7 +25162,7 @@
         </w:tc>
         <w:tc>
           <w:tcPr>
-            <w:tcW w:w="2457" w:type="dxa"/>
+            <w:tcW w:w="3287" w:type="dxa"/>
             <w:vAlign w:val="center"/>
           </w:tcPr>
           <w:p>
@@ -25211,7 +25240,7 @@
         </w:tc>
         <w:tc>
           <w:tcPr>
-            <w:tcW w:w="2457" w:type="dxa"/>
+            <w:tcW w:w="3287" w:type="dxa"/>
             <w:vAlign w:val="center"/>
           </w:tcPr>
           <w:p>
@@ -25289,7 +25318,7 @@
         </w:tc>
         <w:tc>
           <w:tcPr>
-            <w:tcW w:w="2457" w:type="dxa"/>
+            <w:tcW w:w="3287" w:type="dxa"/>
             <w:vAlign w:val="center"/>
           </w:tcPr>
           <w:p>
@@ -25359,7 +25388,7 @@
         </w:tc>
         <w:tc>
           <w:tcPr>
-            <w:tcW w:w="2457" w:type="dxa"/>
+            <w:tcW w:w="3287" w:type="dxa"/>
             <w:vAlign w:val="center"/>
           </w:tcPr>
           <w:p>
@@ -25440,7 +25469,7 @@
         </w:tc>
         <w:tc>
           <w:tcPr>
-            <w:tcW w:w="2457" w:type="dxa"/>
+            <w:tcW w:w="3287" w:type="dxa"/>
             <w:vAlign w:val="center"/>
           </w:tcPr>
           <w:p>
@@ -25470,7 +25499,6 @@
               <w:pStyle w:val="Compact"/>
             </w:pPr>
             <w:r>
-              <w:lastRenderedPageBreak/>
               <w:t>T36</w:t>
             </w:r>
           </w:p>
@@ -25511,7 +25539,7 @@
         </w:tc>
         <w:tc>
           <w:tcPr>
-            <w:tcW w:w="2457" w:type="dxa"/>
+            <w:tcW w:w="3287" w:type="dxa"/>
             <w:vAlign w:val="center"/>
           </w:tcPr>
           <w:p>
@@ -25540,24 +25568,30 @@
           <w:b w:val="0"/>
           <w:bCs w:val="0"/>
           <w:color w:val="auto"/>
-        </w:rPr>
-      </w:pPr>
+          <w:sz w:val="28"/>
+          <w:szCs w:val="28"/>
+        </w:rPr>
+      </w:pPr>
+      <w:bookmarkStart w:id="62" w:name="_Toc225154233"/>
       <w:bookmarkStart w:id="63" w:name="összegzés"/>
-      <w:bookmarkStart w:id="64" w:name="_Toc225154233"/>
-      <w:bookmarkEnd w:id="61"/>
+      <w:bookmarkEnd w:id="60"/>
       <w:r>
         <w:rPr>
           <w:color w:val="auto"/>
+          <w:sz w:val="28"/>
+          <w:szCs w:val="28"/>
         </w:rPr>
         <w:t>4.4.</w:t>
       </w:r>
       <w:r>
         <w:rPr>
           <w:color w:val="auto"/>
+          <w:sz w:val="28"/>
+          <w:szCs w:val="28"/>
         </w:rPr>
         <w:t>7 Összegzés</w:t>
       </w:r>
-      <w:bookmarkEnd w:id="64"/>
+      <w:bookmarkEnd w:id="62"/>
     </w:p>
     <w:p>
       <w:pPr>
@@ -25809,6 +25843,10 @@
     <w:p>
       <w:pPr>
         <w:sectPr>
+          <w:headerReference w:type="default" r:id="rId11"/>
+          <w:footerReference w:type="default" r:id="rId12"/>
+          <w:headerReference w:type="first" r:id="rId13"/>
+          <w:footerReference w:type="first" r:id="rId14"/>
           <w:pgSz w:w="16838" w:h="11906" w:orient="landscape"/>
           <w:pgMar w:top="1418" w:right="1418" w:bottom="1418" w:left="1418" w:header="567" w:footer="283" w:gutter="340"/>
           <w:cols w:space="708"/>
@@ -25825,85 +25863,85 @@
           <w:rFonts w:ascii="Times New Roman" w:hAnsi="Times New Roman" w:cs="Times New Roman"/>
         </w:rPr>
       </w:pPr>
-      <w:bookmarkStart w:id="65" w:name="_Toc225154234"/>
+      <w:bookmarkStart w:id="64" w:name="_Toc225154234"/>
       <w:r>
         <w:rPr>
           <w:rFonts w:ascii="Times New Roman" w:hAnsi="Times New Roman" w:cs="Times New Roman"/>
         </w:rPr>
         <w:t>Összefoglalás</w:t>
       </w:r>
+      <w:bookmarkEnd w:id="64"/>
+    </w:p>
+    <w:p>
+      <w:pPr>
+        <w:pStyle w:val="Cmsor2"/>
+        <w:rPr>
+          <w:rFonts w:ascii="Times New Roman" w:hAnsi="Times New Roman" w:cs="Times New Roman"/>
+        </w:rPr>
+      </w:pPr>
+      <w:bookmarkStart w:id="65" w:name="_Toc225154235"/>
+      <w:r>
+        <w:rPr>
+          <w:rFonts w:ascii="Times New Roman" w:hAnsi="Times New Roman" w:cs="Times New Roman"/>
+        </w:rPr>
+        <w:t>Önértékelés</w:t>
+      </w:r>
       <w:bookmarkEnd w:id="65"/>
     </w:p>
     <w:p>
       <w:pPr>
+        <w:rPr>
+          <w:rFonts w:cs="Times New Roman"/>
+        </w:rPr>
+      </w:pPr>
+      <w:r>
+        <w:rPr>
+          <w:rFonts w:cs="Times New Roman"/>
+        </w:rPr>
+        <w:t>A kitűzött célok elérése, a felmerült problémák és megoldásuk felsorolása.</w:t>
+      </w:r>
+    </w:p>
+    <w:p>
+      <w:pPr>
+        <w:rPr>
+          <w:rFonts w:cs="Times New Roman"/>
+        </w:rPr>
+      </w:pPr>
+      <w:r>
+        <w:rPr>
+          <w:rFonts w:cs="Times New Roman"/>
+        </w:rPr>
+        <w:t>A saját fejlődés bemutatása (mit tanult meg, hogyan alkalmazta…)</w:t>
+      </w:r>
+    </w:p>
+    <w:p>
+      <w:pPr>
+        <w:rPr>
+          <w:rFonts w:cs="Times New Roman"/>
+        </w:rPr>
+      </w:pPr>
+      <w:r>
+        <w:rPr>
+          <w:rFonts w:cs="Times New Roman"/>
+        </w:rPr>
+        <w:t>Ajánlott terjedelem: 0,5-1 oldal</w:t>
+      </w:r>
+    </w:p>
+    <w:p>
+      <w:pPr>
         <w:pStyle w:val="Cmsor2"/>
         <w:rPr>
           <w:rFonts w:ascii="Times New Roman" w:hAnsi="Times New Roman" w:cs="Times New Roman"/>
         </w:rPr>
       </w:pPr>
-      <w:bookmarkStart w:id="66" w:name="_Toc225154235"/>
+      <w:bookmarkStart w:id="66" w:name="_Toc225154236"/>
       <w:r>
         <w:rPr>
           <w:rFonts w:ascii="Times New Roman" w:hAnsi="Times New Roman" w:cs="Times New Roman"/>
         </w:rPr>
-        <w:t>Önértékelés</w:t>
+        <w:t>Továbbfejlesztési lehetőségek</w:t>
       </w:r>
       <w:bookmarkEnd w:id="66"/>
-    </w:p>
-    <w:p>
-      <w:pPr>
-        <w:rPr>
-          <w:rFonts w:cs="Times New Roman"/>
-        </w:rPr>
-      </w:pPr>
-      <w:r>
-        <w:rPr>
-          <w:rFonts w:cs="Times New Roman"/>
-        </w:rPr>
-        <w:t>A kitűzött célok elérése, a felmerült problémák és megoldásuk felsorolása.</w:t>
-      </w:r>
-    </w:p>
-    <w:p>
-      <w:pPr>
-        <w:rPr>
-          <w:rFonts w:cs="Times New Roman"/>
-        </w:rPr>
-      </w:pPr>
-      <w:r>
-        <w:rPr>
-          <w:rFonts w:cs="Times New Roman"/>
-        </w:rPr>
-        <w:t>A saját fejlődés bemutatása (mit tanult meg, hogyan alkalmazta…)</w:t>
-      </w:r>
-    </w:p>
-    <w:p>
-      <w:pPr>
-        <w:rPr>
-          <w:rFonts w:cs="Times New Roman"/>
-        </w:rPr>
-      </w:pPr>
-      <w:r>
-        <w:rPr>
-          <w:rFonts w:cs="Times New Roman"/>
-        </w:rPr>
-        <w:t>Ajánlott terjedelem: 0,5-1 oldal</w:t>
-      </w:r>
-    </w:p>
-    <w:p>
-      <w:pPr>
-        <w:pStyle w:val="Cmsor2"/>
-        <w:rPr>
-          <w:rFonts w:ascii="Times New Roman" w:hAnsi="Times New Roman" w:cs="Times New Roman"/>
-        </w:rPr>
-      </w:pPr>
-      <w:bookmarkStart w:id="67" w:name="_Toc225154236"/>
-      <w:r>
-        <w:rPr>
-          <w:rFonts w:ascii="Times New Roman" w:hAnsi="Times New Roman" w:cs="Times New Roman"/>
-        </w:rPr>
-        <w:t>Továbbfejlesztési lehetőségek</w:t>
-      </w:r>
-      <w:bookmarkEnd w:id="67"/>
     </w:p>
     <w:p>
       <w:pPr>
@@ -26105,8 +26143,8 @@
           <w:rFonts w:ascii="Times New Roman" w:hAnsi="Times New Roman" w:cs="Times New Roman"/>
         </w:rPr>
       </w:pPr>
-      <w:bookmarkStart w:id="68" w:name="_Toc473730753"/>
-      <w:bookmarkStart w:id="69" w:name="_Toc225154237"/>
+      <w:bookmarkStart w:id="67" w:name="_Toc473730753"/>
+      <w:bookmarkStart w:id="68" w:name="_Toc225154237"/>
       <w:r>
         <w:rPr>
           <w:rFonts w:ascii="Times New Roman" w:hAnsi="Times New Roman" w:cs="Times New Roman"/>
@@ -26114,8 +26152,8 @@
         <w:lastRenderedPageBreak/>
         <w:t>Felhasznált irodalom</w:t>
       </w:r>
+      <w:bookmarkEnd w:id="67"/>
       <w:bookmarkEnd w:id="68"/>
-      <w:bookmarkEnd w:id="69"/>
     </w:p>
     <w:p>
       <w:pPr>
@@ -26390,7 +26428,7 @@
           <w:rFonts w:ascii="Times New Roman" w:hAnsi="Times New Roman" w:cs="Times New Roman"/>
         </w:rPr>
       </w:pPr>
-      <w:bookmarkStart w:id="70" w:name="_Toc225154238"/>
+      <w:bookmarkStart w:id="69" w:name="_Toc225154238"/>
       <w:r>
         <w:rPr>
           <w:rFonts w:ascii="Times New Roman" w:hAnsi="Times New Roman" w:cs="Times New Roman"/>
@@ -26398,7 +26436,7 @@
         <w:lastRenderedPageBreak/>
         <w:t>Ábrajegyzék</w:t>
       </w:r>
-      <w:bookmarkEnd w:id="70"/>
+      <w:bookmarkEnd w:id="69"/>
     </w:p>
     <w:p>
       <w:pPr>
@@ -26547,27 +26585,14 @@
     <w:pPr>
       <w:pStyle w:val="llb"/>
     </w:pPr>
-    <w:r>
-      <w:fldChar w:fldCharType="begin"/>
-    </w:r>
-    <w:r>
-      <w:instrText>DATE   \* MERGEFORMAT</w:instrText>
-    </w:r>
-    <w:r>
-      <w:fldChar w:fldCharType="separate"/>
-    </w:r>
-    <w:r>
-      <w:rPr>
-        <w:noProof/>
-      </w:rPr>
-      <w:t>2026. 03. 23.</w:t>
-    </w:r>
-    <w:r>
-      <w:rPr>
-        <w:noProof/>
-      </w:rPr>
-      <w:fldChar w:fldCharType="end"/>
-    </w:r>
+    <w:fldSimple w:instr="DATE   \* MERGEFORMAT">
+      <w:r>
+        <w:rPr>
+          <w:noProof/>
+        </w:rPr>
+        <w:t>2026. 03. 23.</w:t>
+      </w:r>
+    </w:fldSimple>
     <w:r>
       <w:tab/>
     </w:r>
@@ -33702,12 +33727,7 @@
 </file>
 
 <file path=customXml/item2.xml><?xml version="1.0" encoding="utf-8"?>
-<?mso-contentType ?>
-<FormTemplates xmlns="http://schemas.microsoft.com/sharepoint/v3/contenttype/forms">
-  <Display>DocumentLibraryForm</Display>
-  <Edit>DocumentLibraryForm</Edit>
-  <New>DocumentLibraryForm</New>
-</FormTemplates>
+<b:Sources xmlns:b="http://schemas.openxmlformats.org/officeDocument/2006/bibliography" xmlns="http://schemas.openxmlformats.org/officeDocument/2006/bibliography" SelectedStyle="\APA.XSL" StyleName="APA"/>
 </file>
 
 <file path=customXml/item3.xml><?xml version="1.0" encoding="utf-8"?>
@@ -33849,7 +33869,12 @@
 </file>
 
 <file path=customXml/item4.xml><?xml version="1.0" encoding="utf-8"?>
-<b:Sources xmlns:b="http://schemas.openxmlformats.org/officeDocument/2006/bibliography" xmlns="http://schemas.openxmlformats.org/officeDocument/2006/bibliography" SelectedStyle="\APA.XSL" StyleName="APA"/>
+<?mso-contentType ?>
+<FormTemplates xmlns="http://schemas.microsoft.com/sharepoint/v3/contenttype/forms">
+  <Display>DocumentLibraryForm</Display>
+  <Edit>DocumentLibraryForm</Edit>
+  <New>DocumentLibraryForm</New>
+</FormTemplates>
 </file>
 
 <file path=customXml/itemProps1.xml><?xml version="1.0" encoding="utf-8"?>
@@ -33862,9 +33887,9 @@
 </file>
 
 <file path=customXml/itemProps2.xml><?xml version="1.0" encoding="utf-8"?>
-<ds:datastoreItem xmlns:ds="http://schemas.openxmlformats.org/officeDocument/2006/customXml" ds:itemID="{49E9CE2F-4863-430F-A73B-CD3063AB172E}">
+<ds:datastoreItem xmlns:ds="http://schemas.openxmlformats.org/officeDocument/2006/customXml" ds:itemID="{31D8A198-B5FD-41D1-8F98-20D226CAF475}">
   <ds:schemaRefs>
-    <ds:schemaRef ds:uri="http://schemas.microsoft.com/sharepoint/v3/contenttype/forms"/>
+    <ds:schemaRef ds:uri="http://schemas.openxmlformats.org/officeDocument/2006/bibliography"/>
   </ds:schemaRefs>
 </ds:datastoreItem>
 </file>
@@ -33888,9 +33913,9 @@
 </file>
 
 <file path=customXml/itemProps4.xml><?xml version="1.0" encoding="utf-8"?>
-<ds:datastoreItem xmlns:ds="http://schemas.openxmlformats.org/officeDocument/2006/customXml" ds:itemID="{31D8A198-B5FD-41D1-8F98-20D226CAF475}">
+<ds:datastoreItem xmlns:ds="http://schemas.openxmlformats.org/officeDocument/2006/customXml" ds:itemID="{49E9CE2F-4863-430F-A73B-CD3063AB172E}">
   <ds:schemaRefs>
-    <ds:schemaRef ds:uri="http://schemas.openxmlformats.org/officeDocument/2006/bibliography"/>
+    <ds:schemaRef ds:uri="http://schemas.microsoft.com/sharepoint/v3/contenttype/forms"/>
   </ds:schemaRefs>
 </ds:datastoreItem>
 </file>
--- a/Dokumentaciok/doku_Mentora 1.docx
+++ b/Dokumentaciok/doku_Mentora 1.docx
@@ -495,6 +495,48 @@
         </w:rPr>
         <w:t>Szántó Vivien</w:t>
       </w:r>
+    </w:p>
+    <w:p>
+      <w:pPr>
+        <w:rPr>
+          <w:rFonts w:cs="Times New Roman"/>
+        </w:rPr>
+      </w:pPr>
+    </w:p>
+    <w:p>
+      <w:pPr>
+        <w:rPr>
+          <w:rFonts w:cs="Times New Roman"/>
+        </w:rPr>
+      </w:pPr>
+    </w:p>
+    <w:p>
+      <w:pPr>
+        <w:rPr>
+          <w:rFonts w:cs="Times New Roman"/>
+        </w:rPr>
+      </w:pPr>
+    </w:p>
+    <w:p>
+      <w:pPr>
+        <w:rPr>
+          <w:rFonts w:cs="Times New Roman"/>
+        </w:rPr>
+      </w:pPr>
+    </w:p>
+    <w:p>
+      <w:pPr>
+        <w:rPr>
+          <w:rFonts w:cs="Times New Roman"/>
+        </w:rPr>
+      </w:pPr>
+    </w:p>
+    <w:p>
+      <w:pPr>
+        <w:rPr>
+          <w:rFonts w:cs="Times New Roman"/>
+        </w:rPr>
+      </w:pPr>
     </w:p>
     <w:p>
       <w:pPr>
@@ -567,7 +609,7 @@
             <w:pStyle w:val="TJ1"/>
             <w:tabs>
               <w:tab w:val="left" w:pos="440"/>
-              <w:tab w:val="right" w:leader="dot" w:pos="8720"/>
+              <w:tab w:val="right" w:leader="dot" w:pos="13652"/>
             </w:tabs>
             <w:rPr>
               <w:rFonts w:asciiTheme="minorHAnsi" w:hAnsiTheme="minorHAnsi"/>
@@ -592,7 +634,7 @@
             </w:rPr>
             <w:fldChar w:fldCharType="separate"/>
           </w:r>
-          <w:hyperlink w:anchor="_Toc225154189" w:history="1">
+          <w:hyperlink w:anchor="_Toc225157458" w:history="1">
             <w:r>
               <w:rPr>
                 <w:rStyle w:val="Hiperhivatkozs"/>
@@ -635,7 +677,7 @@
                 <w:noProof/>
                 <w:webHidden/>
               </w:rPr>
-              <w:instrText xml:space="preserve"> PAGEREF _Toc225154189 \h </w:instrText>
+              <w:instrText xml:space="preserve"> PAGEREF _Toc225157458 \h </w:instrText>
             </w:r>
             <w:r>
               <w:rPr>
@@ -655,7 +697,7 @@
                 <w:noProof/>
                 <w:webHidden/>
               </w:rPr>
-              <w:t>3</w:t>
+              <w:t>5</w:t>
             </w:r>
             <w:r>
               <w:rPr>
@@ -671,14 +713,14 @@
             <w:pStyle w:val="TJ2"/>
             <w:tabs>
               <w:tab w:val="left" w:pos="880"/>
-              <w:tab w:val="right" w:leader="dot" w:pos="8720"/>
+              <w:tab w:val="right" w:leader="dot" w:pos="13652"/>
             </w:tabs>
             <w:rPr>
               <w:rFonts w:asciiTheme="minorHAnsi" w:hAnsiTheme="minorHAnsi"/>
               <w:noProof/>
             </w:rPr>
           </w:pPr>
-          <w:hyperlink w:anchor="_Toc225154190" w:history="1">
+          <w:hyperlink w:anchor="_Toc225157459" w:history="1">
             <w:r>
               <w:rPr>
                 <w:rStyle w:val="Hiperhivatkozs"/>
@@ -721,7 +763,7 @@
                 <w:noProof/>
                 <w:webHidden/>
               </w:rPr>
-              <w:instrText xml:space="preserve"> PAGEREF _Toc225154190 \h </w:instrText>
+              <w:instrText xml:space="preserve"> PAGEREF _Toc225157459 \h </w:instrText>
             </w:r>
             <w:r>
               <w:rPr>
@@ -741,7 +783,7 @@
                 <w:noProof/>
                 <w:webHidden/>
               </w:rPr>
-              <w:t>3</w:t>
+              <w:t>5</w:t>
             </w:r>
             <w:r>
               <w:rPr>
@@ -757,14 +799,14 @@
             <w:pStyle w:val="TJ2"/>
             <w:tabs>
               <w:tab w:val="left" w:pos="880"/>
-              <w:tab w:val="right" w:leader="dot" w:pos="8720"/>
+              <w:tab w:val="right" w:leader="dot" w:pos="13652"/>
             </w:tabs>
             <w:rPr>
               <w:rFonts w:asciiTheme="minorHAnsi" w:hAnsiTheme="minorHAnsi"/>
               <w:noProof/>
             </w:rPr>
           </w:pPr>
-          <w:hyperlink w:anchor="_Toc225154191" w:history="1">
+          <w:hyperlink w:anchor="_Toc225157460" w:history="1">
             <w:r>
               <w:rPr>
                 <w:rStyle w:val="Hiperhivatkozs"/>
@@ -807,7 +849,7 @@
                 <w:noProof/>
                 <w:webHidden/>
               </w:rPr>
-              <w:instrText xml:space="preserve"> PAGEREF _Toc225154191 \h </w:instrText>
+              <w:instrText xml:space="preserve"> PAGEREF _Toc225157460 \h </w:instrText>
             </w:r>
             <w:r>
               <w:rPr>
@@ -827,7 +869,7 @@
                 <w:noProof/>
                 <w:webHidden/>
               </w:rPr>
-              <w:t>4</w:t>
+              <w:t>6</w:t>
             </w:r>
             <w:r>
               <w:rPr>
@@ -843,14 +885,14 @@
             <w:pStyle w:val="TJ2"/>
             <w:tabs>
               <w:tab w:val="left" w:pos="880"/>
-              <w:tab w:val="right" w:leader="dot" w:pos="8720"/>
+              <w:tab w:val="right" w:leader="dot" w:pos="13652"/>
             </w:tabs>
             <w:rPr>
               <w:rFonts w:asciiTheme="minorHAnsi" w:hAnsiTheme="minorHAnsi"/>
               <w:noProof/>
             </w:rPr>
           </w:pPr>
-          <w:hyperlink w:anchor="_Toc225154192" w:history="1">
+          <w:hyperlink w:anchor="_Toc225157461" w:history="1">
             <w:r>
               <w:rPr>
                 <w:rStyle w:val="Hiperhivatkozs"/>
@@ -893,7 +935,7 @@
                 <w:noProof/>
                 <w:webHidden/>
               </w:rPr>
-              <w:instrText xml:space="preserve"> PAGEREF _Toc225154192 \h </w:instrText>
+              <w:instrText xml:space="preserve"> PAGEREF _Toc225157461 \h </w:instrText>
             </w:r>
             <w:r>
               <w:rPr>
@@ -913,7 +955,7 @@
                 <w:noProof/>
                 <w:webHidden/>
               </w:rPr>
-              <w:t>4</w:t>
+              <w:t>6</w:t>
             </w:r>
             <w:r>
               <w:rPr>
@@ -928,14 +970,14 @@
           <w:pPr>
             <w:pStyle w:val="TJ3"/>
             <w:tabs>
-              <w:tab w:val="right" w:leader="dot" w:pos="8720"/>
+              <w:tab w:val="right" w:leader="dot" w:pos="13652"/>
             </w:tabs>
             <w:rPr>
               <w:rFonts w:asciiTheme="minorHAnsi" w:hAnsiTheme="minorHAnsi"/>
               <w:noProof/>
             </w:rPr>
           </w:pPr>
-          <w:hyperlink w:anchor="_Toc225154193" w:history="1">
+          <w:hyperlink w:anchor="_Toc225157462" w:history="1">
             <w:r>
               <w:rPr>
                 <w:rStyle w:val="Hiperhivatkozs"/>
@@ -963,7 +1005,7 @@
                 <w:noProof/>
                 <w:webHidden/>
               </w:rPr>
-              <w:instrText xml:space="preserve"> PAGEREF _Toc225154193 \h </w:instrText>
+              <w:instrText xml:space="preserve"> PAGEREF _Toc225157462 \h </w:instrText>
             </w:r>
             <w:r>
               <w:rPr>
@@ -983,7 +1025,7 @@
                 <w:noProof/>
                 <w:webHidden/>
               </w:rPr>
-              <w:t>4</w:t>
+              <w:t>6</w:t>
             </w:r>
             <w:r>
               <w:rPr>
@@ -998,14 +1040,14 @@
           <w:pPr>
             <w:pStyle w:val="TJ3"/>
             <w:tabs>
-              <w:tab w:val="right" w:leader="dot" w:pos="8720"/>
+              <w:tab w:val="right" w:leader="dot" w:pos="13652"/>
             </w:tabs>
             <w:rPr>
               <w:rFonts w:asciiTheme="minorHAnsi" w:hAnsiTheme="minorHAnsi"/>
               <w:noProof/>
             </w:rPr>
           </w:pPr>
-          <w:hyperlink w:anchor="_Toc225154194" w:history="1">
+          <w:hyperlink w:anchor="_Toc225157463" w:history="1">
             <w:r>
               <w:rPr>
                 <w:rStyle w:val="Hiperhivatkozs"/>
@@ -1033,7 +1075,7 @@
                 <w:noProof/>
                 <w:webHidden/>
               </w:rPr>
-              <w:instrText xml:space="preserve"> PAGEREF _Toc225154194 \h </w:instrText>
+              <w:instrText xml:space="preserve"> PAGEREF _Toc225157463 \h </w:instrText>
             </w:r>
             <w:r>
               <w:rPr>
@@ -1053,7 +1095,7 @@
                 <w:noProof/>
                 <w:webHidden/>
               </w:rPr>
-              <w:t>4</w:t>
+              <w:t>6</w:t>
             </w:r>
             <w:r>
               <w:rPr>
@@ -1068,14 +1110,14 @@
           <w:pPr>
             <w:pStyle w:val="TJ3"/>
             <w:tabs>
-              <w:tab w:val="right" w:leader="dot" w:pos="8720"/>
+              <w:tab w:val="right" w:leader="dot" w:pos="13652"/>
             </w:tabs>
             <w:rPr>
               <w:rFonts w:asciiTheme="minorHAnsi" w:hAnsiTheme="minorHAnsi"/>
               <w:noProof/>
             </w:rPr>
           </w:pPr>
-          <w:hyperlink w:anchor="_Toc225154195" w:history="1">
+          <w:hyperlink w:anchor="_Toc225157464" w:history="1">
             <w:r>
               <w:rPr>
                 <w:rStyle w:val="Hiperhivatkozs"/>
@@ -1103,7 +1145,7 @@
                 <w:noProof/>
                 <w:webHidden/>
               </w:rPr>
-              <w:instrText xml:space="preserve"> PAGEREF _Toc225154195 \h </w:instrText>
+              <w:instrText xml:space="preserve"> PAGEREF _Toc225157464 \h </w:instrText>
             </w:r>
             <w:r>
               <w:rPr>
@@ -1123,7 +1165,7 @@
                 <w:noProof/>
                 <w:webHidden/>
               </w:rPr>
-              <w:t>5</w:t>
+              <w:t>7</w:t>
             </w:r>
             <w:r>
               <w:rPr>
@@ -1139,14 +1181,14 @@
             <w:pStyle w:val="TJ1"/>
             <w:tabs>
               <w:tab w:val="left" w:pos="440"/>
-              <w:tab w:val="right" w:leader="dot" w:pos="8720"/>
+              <w:tab w:val="right" w:leader="dot" w:pos="13652"/>
             </w:tabs>
             <w:rPr>
               <w:rFonts w:asciiTheme="minorHAnsi" w:hAnsiTheme="minorHAnsi"/>
               <w:noProof/>
             </w:rPr>
           </w:pPr>
-          <w:hyperlink w:anchor="_Toc225154196" w:history="1">
+          <w:hyperlink w:anchor="_Toc225157465" w:history="1">
             <w:r>
               <w:rPr>
                 <w:rStyle w:val="Hiperhivatkozs"/>
@@ -1189,7 +1231,7 @@
                 <w:noProof/>
                 <w:webHidden/>
               </w:rPr>
-              <w:instrText xml:space="preserve"> PAGEREF _Toc225154196 \h </w:instrText>
+              <w:instrText xml:space="preserve"> PAGEREF _Toc225157465 \h </w:instrText>
             </w:r>
             <w:r>
               <w:rPr>
@@ -1209,7 +1251,7 @@
                 <w:noProof/>
                 <w:webHidden/>
               </w:rPr>
-              <w:t>5</w:t>
+              <w:t>7</w:t>
             </w:r>
             <w:r>
               <w:rPr>
@@ -1225,14 +1267,14 @@
             <w:pStyle w:val="TJ2"/>
             <w:tabs>
               <w:tab w:val="left" w:pos="880"/>
-              <w:tab w:val="right" w:leader="dot" w:pos="8720"/>
+              <w:tab w:val="right" w:leader="dot" w:pos="13652"/>
             </w:tabs>
             <w:rPr>
               <w:rFonts w:asciiTheme="minorHAnsi" w:hAnsiTheme="minorHAnsi"/>
               <w:noProof/>
             </w:rPr>
           </w:pPr>
-          <w:hyperlink w:anchor="_Toc225154197" w:history="1">
+          <w:hyperlink w:anchor="_Toc225157466" w:history="1">
             <w:r>
               <w:rPr>
                 <w:rStyle w:val="Hiperhivatkozs"/>
@@ -1275,7 +1317,7 @@
                 <w:noProof/>
                 <w:webHidden/>
               </w:rPr>
-              <w:instrText xml:space="preserve"> PAGEREF _Toc225154197 \h </w:instrText>
+              <w:instrText xml:space="preserve"> PAGEREF _Toc225157466 \h </w:instrText>
             </w:r>
             <w:r>
               <w:rPr>
@@ -1295,7 +1337,7 @@
                 <w:noProof/>
                 <w:webHidden/>
               </w:rPr>
-              <w:t>5</w:t>
+              <w:t>7</w:t>
             </w:r>
             <w:r>
               <w:rPr>
@@ -1311,14 +1353,14 @@
             <w:pStyle w:val="TJ2"/>
             <w:tabs>
               <w:tab w:val="left" w:pos="880"/>
-              <w:tab w:val="right" w:leader="dot" w:pos="8720"/>
+              <w:tab w:val="right" w:leader="dot" w:pos="13652"/>
             </w:tabs>
             <w:rPr>
               <w:rFonts w:asciiTheme="minorHAnsi" w:hAnsiTheme="minorHAnsi"/>
               <w:noProof/>
             </w:rPr>
           </w:pPr>
-          <w:hyperlink w:anchor="_Toc225154198" w:history="1">
+          <w:hyperlink w:anchor="_Toc225157467" w:history="1">
             <w:r>
               <w:rPr>
                 <w:rStyle w:val="Hiperhivatkozs"/>
@@ -1361,7 +1403,7 @@
                 <w:noProof/>
                 <w:webHidden/>
               </w:rPr>
-              <w:instrText xml:space="preserve"> PAGEREF _Toc225154198 \h </w:instrText>
+              <w:instrText xml:space="preserve"> PAGEREF _Toc225157467 \h </w:instrText>
             </w:r>
             <w:r>
               <w:rPr>
@@ -1381,7 +1423,7 @@
                 <w:noProof/>
                 <w:webHidden/>
               </w:rPr>
-              <w:t>6</w:t>
+              <w:t>8</w:t>
             </w:r>
             <w:r>
               <w:rPr>
@@ -1397,14 +1439,14 @@
             <w:pStyle w:val="TJ3"/>
             <w:tabs>
               <w:tab w:val="left" w:pos="1320"/>
-              <w:tab w:val="right" w:leader="dot" w:pos="8720"/>
+              <w:tab w:val="right" w:leader="dot" w:pos="13652"/>
             </w:tabs>
             <w:rPr>
               <w:rFonts w:asciiTheme="minorHAnsi" w:hAnsiTheme="minorHAnsi"/>
               <w:noProof/>
             </w:rPr>
           </w:pPr>
-          <w:hyperlink w:anchor="_Toc225154199" w:history="1">
+          <w:hyperlink w:anchor="_Toc225157468" w:history="1">
             <w:r>
               <w:rPr>
                 <w:rStyle w:val="Hiperhivatkozs"/>
@@ -1447,7 +1489,7 @@
                 <w:noProof/>
                 <w:webHidden/>
               </w:rPr>
-              <w:instrText xml:space="preserve"> PAGEREF _Toc225154199 \h </w:instrText>
+              <w:instrText xml:space="preserve"> PAGEREF _Toc225157468 \h </w:instrText>
             </w:r>
             <w:r>
               <w:rPr>
@@ -1467,7 +1509,7 @@
                 <w:noProof/>
                 <w:webHidden/>
               </w:rPr>
-              <w:t>6</w:t>
+              <w:t>8</w:t>
             </w:r>
             <w:r>
               <w:rPr>
@@ -1483,14 +1525,14 @@
             <w:pStyle w:val="TJ3"/>
             <w:tabs>
               <w:tab w:val="left" w:pos="1320"/>
-              <w:tab w:val="right" w:leader="dot" w:pos="8720"/>
+              <w:tab w:val="right" w:leader="dot" w:pos="13652"/>
             </w:tabs>
             <w:rPr>
               <w:rFonts w:asciiTheme="minorHAnsi" w:hAnsiTheme="minorHAnsi"/>
               <w:noProof/>
             </w:rPr>
           </w:pPr>
-          <w:hyperlink w:anchor="_Toc225154200" w:history="1">
+          <w:hyperlink w:anchor="_Toc225157469" w:history="1">
             <w:r>
               <w:rPr>
                 <w:rStyle w:val="Hiperhivatkozs"/>
@@ -1533,7 +1575,7 @@
                 <w:noProof/>
                 <w:webHidden/>
               </w:rPr>
-              <w:instrText xml:space="preserve"> PAGEREF _Toc225154200 \h </w:instrText>
+              <w:instrText xml:space="preserve"> PAGEREF _Toc225157469 \h </w:instrText>
             </w:r>
             <w:r>
               <w:rPr>
@@ -1553,7 +1595,7 @@
                 <w:noProof/>
                 <w:webHidden/>
               </w:rPr>
-              <w:t>6</w:t>
+              <w:t>9</w:t>
             </w:r>
             <w:r>
               <w:rPr>
@@ -1569,14 +1611,14 @@
             <w:pStyle w:val="TJ2"/>
             <w:tabs>
               <w:tab w:val="left" w:pos="880"/>
-              <w:tab w:val="right" w:leader="dot" w:pos="8720"/>
+              <w:tab w:val="right" w:leader="dot" w:pos="13652"/>
             </w:tabs>
             <w:rPr>
               <w:rFonts w:asciiTheme="minorHAnsi" w:hAnsiTheme="minorHAnsi"/>
               <w:noProof/>
             </w:rPr>
           </w:pPr>
-          <w:hyperlink w:anchor="_Toc225154201" w:history="1">
+          <w:hyperlink w:anchor="_Toc225157470" w:history="1">
             <w:r>
               <w:rPr>
                 <w:rStyle w:val="Hiperhivatkozs"/>
@@ -1619,7 +1661,7 @@
                 <w:noProof/>
                 <w:webHidden/>
               </w:rPr>
-              <w:instrText xml:space="preserve"> PAGEREF _Toc225154201 \h </w:instrText>
+              <w:instrText xml:space="preserve"> PAGEREF _Toc225157470 \h </w:instrText>
             </w:r>
             <w:r>
               <w:rPr>
@@ -1639,7 +1681,7 @@
                 <w:noProof/>
                 <w:webHidden/>
               </w:rPr>
-              <w:t>7</w:t>
+              <w:t>10</w:t>
             </w:r>
             <w:r>
               <w:rPr>
@@ -1655,14 +1697,14 @@
             <w:pStyle w:val="TJ3"/>
             <w:tabs>
               <w:tab w:val="left" w:pos="1320"/>
-              <w:tab w:val="right" w:leader="dot" w:pos="8720"/>
+              <w:tab w:val="right" w:leader="dot" w:pos="13652"/>
             </w:tabs>
             <w:rPr>
               <w:rFonts w:asciiTheme="minorHAnsi" w:hAnsiTheme="minorHAnsi"/>
               <w:noProof/>
             </w:rPr>
           </w:pPr>
-          <w:hyperlink w:anchor="_Toc225154202" w:history="1">
+          <w:hyperlink w:anchor="_Toc225157471" w:history="1">
             <w:r>
               <w:rPr>
                 <w:rStyle w:val="Hiperhivatkozs"/>
@@ -1705,7 +1747,7 @@
                 <w:noProof/>
                 <w:webHidden/>
               </w:rPr>
-              <w:instrText xml:space="preserve"> PAGEREF _Toc225154202 \h </w:instrText>
+              <w:instrText xml:space="preserve"> PAGEREF _Toc225157471 \h </w:instrText>
             </w:r>
             <w:r>
               <w:rPr>
@@ -1725,7 +1767,77 @@
                 <w:noProof/>
                 <w:webHidden/>
               </w:rPr>
-              <w:t>7</w:t>
+              <w:t>10</w:t>
+            </w:r>
+            <w:r>
+              <w:rPr>
+                <w:noProof/>
+                <w:webHidden/>
+              </w:rPr>
+              <w:fldChar w:fldCharType="end"/>
+            </w:r>
+          </w:hyperlink>
+        </w:p>
+        <w:p>
+          <w:pPr>
+            <w:pStyle w:val="TJ3"/>
+            <w:tabs>
+              <w:tab w:val="right" w:leader="dot" w:pos="13652"/>
+            </w:tabs>
+            <w:rPr>
+              <w:rFonts w:asciiTheme="minorHAnsi" w:hAnsiTheme="minorHAnsi"/>
+              <w:noProof/>
+            </w:rPr>
+          </w:pPr>
+          <w:hyperlink w:anchor="_Toc225157472" w:history="1">
+            <w:r>
+              <w:rPr>
+                <w:rStyle w:val="Hiperhivatkozs"/>
+                <w:rFonts w:cs="Times New Roman"/>
+                <w:noProof/>
+              </w:rPr>
+              <w:t>A Mentora weboldal egy modern oktatási platform, amely különböző szakmai tanfolyamokat mutat be és közvetít. Az oldal célja, hogy a látogatók könnyedén böngészhessenek a tanfolyamok között, regisztrálhassanak, és kapcsolatba léphessenek az oldal üzemeltetőivel vagy az oktatókkal. Az oldal reszponzív kialakítású, így számítógépen, tableten és mobiltelefonon is kényelmes, optimális megjelenítést biztosít.</w:t>
+            </w:r>
+            <w:r>
+              <w:rPr>
+                <w:noProof/>
+                <w:webHidden/>
+              </w:rPr>
+              <w:tab/>
+            </w:r>
+            <w:r>
+              <w:rPr>
+                <w:noProof/>
+                <w:webHidden/>
+              </w:rPr>
+              <w:fldChar w:fldCharType="begin"/>
+            </w:r>
+            <w:r>
+              <w:rPr>
+                <w:noProof/>
+                <w:webHidden/>
+              </w:rPr>
+              <w:instrText xml:space="preserve"> PAGEREF _Toc225157472 \h </w:instrText>
+            </w:r>
+            <w:r>
+              <w:rPr>
+                <w:noProof/>
+                <w:webHidden/>
+              </w:rPr>
+            </w:r>
+            <w:r>
+              <w:rPr>
+                <w:noProof/>
+                <w:webHidden/>
+              </w:rPr>
+              <w:fldChar w:fldCharType="separate"/>
+            </w:r>
+            <w:r>
+              <w:rPr>
+                <w:noProof/>
+                <w:webHidden/>
+              </w:rPr>
+              <w:t>10</w:t>
             </w:r>
             <w:r>
               <w:rPr>
@@ -1741,14 +1853,14 @@
             <w:pStyle w:val="TJ3"/>
             <w:tabs>
               <w:tab w:val="left" w:pos="1320"/>
-              <w:tab w:val="right" w:leader="dot" w:pos="8720"/>
+              <w:tab w:val="right" w:leader="dot" w:pos="13652"/>
             </w:tabs>
             <w:rPr>
               <w:rFonts w:asciiTheme="minorHAnsi" w:hAnsiTheme="minorHAnsi"/>
               <w:noProof/>
             </w:rPr>
           </w:pPr>
-          <w:hyperlink w:anchor="_Toc225154204" w:history="1">
+          <w:hyperlink w:anchor="_Toc225157473" w:history="1">
             <w:r>
               <w:rPr>
                 <w:rStyle w:val="Hiperhivatkozs"/>
@@ -1791,7 +1903,7 @@
                 <w:noProof/>
                 <w:webHidden/>
               </w:rPr>
-              <w:instrText xml:space="preserve"> PAGEREF _Toc225154204 \h </w:instrText>
+              <w:instrText xml:space="preserve"> PAGEREF _Toc225157473 \h </w:instrText>
             </w:r>
             <w:r>
               <w:rPr>
@@ -1811,7 +1923,7 @@
                 <w:noProof/>
                 <w:webHidden/>
               </w:rPr>
-              <w:t>7</w:t>
+              <w:t>10</w:t>
             </w:r>
             <w:r>
               <w:rPr>
@@ -1827,14 +1939,14 @@
             <w:pStyle w:val="TJ3"/>
             <w:tabs>
               <w:tab w:val="left" w:pos="1320"/>
-              <w:tab w:val="right" w:leader="dot" w:pos="8720"/>
+              <w:tab w:val="right" w:leader="dot" w:pos="13652"/>
             </w:tabs>
             <w:rPr>
               <w:rFonts w:asciiTheme="minorHAnsi" w:hAnsiTheme="minorHAnsi"/>
               <w:noProof/>
             </w:rPr>
           </w:pPr>
-          <w:hyperlink w:anchor="_Toc225154205" w:history="1">
+          <w:hyperlink w:anchor="_Toc225157474" w:history="1">
             <w:r>
               <w:rPr>
                 <w:rStyle w:val="Hiperhivatkozs"/>
@@ -1877,7 +1989,7 @@
                 <w:noProof/>
                 <w:webHidden/>
               </w:rPr>
-              <w:instrText xml:space="preserve"> PAGEREF _Toc225154205 \h </w:instrText>
+              <w:instrText xml:space="preserve"> PAGEREF _Toc225157474 \h </w:instrText>
             </w:r>
             <w:r>
               <w:rPr>
@@ -1897,7 +2009,7 @@
                 <w:noProof/>
                 <w:webHidden/>
               </w:rPr>
-              <w:t>8</w:t>
+              <w:t>10</w:t>
             </w:r>
             <w:r>
               <w:rPr>
@@ -1913,14 +2025,14 @@
             <w:pStyle w:val="TJ1"/>
             <w:tabs>
               <w:tab w:val="left" w:pos="440"/>
-              <w:tab w:val="right" w:leader="dot" w:pos="8720"/>
+              <w:tab w:val="right" w:leader="dot" w:pos="13652"/>
             </w:tabs>
             <w:rPr>
               <w:rFonts w:asciiTheme="minorHAnsi" w:hAnsiTheme="minorHAnsi"/>
               <w:noProof/>
             </w:rPr>
           </w:pPr>
-          <w:hyperlink w:anchor="_Toc225154206" w:history="1">
+          <w:hyperlink w:anchor="_Toc225157475" w:history="1">
             <w:r>
               <w:rPr>
                 <w:rStyle w:val="Hiperhivatkozs"/>
@@ -1963,7 +2075,7 @@
                 <w:noProof/>
                 <w:webHidden/>
               </w:rPr>
-              <w:instrText xml:space="preserve"> PAGEREF _Toc225154206 \h </w:instrText>
+              <w:instrText xml:space="preserve"> PAGEREF _Toc225157475 \h </w:instrText>
             </w:r>
             <w:r>
               <w:rPr>
@@ -1983,7 +2095,7 @@
                 <w:noProof/>
                 <w:webHidden/>
               </w:rPr>
-              <w:t>15</w:t>
+              <w:t>19</w:t>
             </w:r>
             <w:r>
               <w:rPr>
@@ -1998,14 +2110,14 @@
           <w:pPr>
             <w:pStyle w:val="TJ2"/>
             <w:tabs>
-              <w:tab w:val="right" w:leader="dot" w:pos="8720"/>
+              <w:tab w:val="right" w:leader="dot" w:pos="13652"/>
             </w:tabs>
             <w:rPr>
               <w:rFonts w:asciiTheme="minorHAnsi" w:hAnsiTheme="minorHAnsi"/>
               <w:noProof/>
             </w:rPr>
           </w:pPr>
-          <w:hyperlink w:anchor="_Toc225154207" w:history="1">
+          <w:hyperlink w:anchor="_Toc225157476" w:history="1">
             <w:r>
               <w:rPr>
                 <w:rStyle w:val="Hiperhivatkozs"/>
@@ -2033,7 +2145,7 @@
                 <w:noProof/>
                 <w:webHidden/>
               </w:rPr>
-              <w:instrText xml:space="preserve"> PAGEREF _Toc225154207 \h </w:instrText>
+              <w:instrText xml:space="preserve"> PAGEREF _Toc225157476 \h </w:instrText>
             </w:r>
             <w:r>
               <w:rPr>
@@ -2053,7 +2165,7 @@
                 <w:noProof/>
                 <w:webHidden/>
               </w:rPr>
-              <w:t>15</w:t>
+              <w:t>19</w:t>
             </w:r>
             <w:r>
               <w:rPr>
@@ -2068,14 +2180,14 @@
           <w:pPr>
             <w:pStyle w:val="TJ3"/>
             <w:tabs>
-              <w:tab w:val="right" w:leader="dot" w:pos="8720"/>
+              <w:tab w:val="right" w:leader="dot" w:pos="13652"/>
             </w:tabs>
             <w:rPr>
               <w:rFonts w:asciiTheme="minorHAnsi" w:hAnsiTheme="minorHAnsi"/>
               <w:noProof/>
             </w:rPr>
           </w:pPr>
-          <w:hyperlink w:anchor="_Toc225154208" w:history="1">
+          <w:hyperlink w:anchor="_Toc225157477" w:history="1">
             <w:r>
               <w:rPr>
                 <w:rStyle w:val="Hiperhivatkozs"/>
@@ -2103,7 +2215,7 @@
                 <w:noProof/>
                 <w:webHidden/>
               </w:rPr>
-              <w:instrText xml:space="preserve"> PAGEREF _Toc225154208 \h </w:instrText>
+              <w:instrText xml:space="preserve"> PAGEREF _Toc225157477 \h </w:instrText>
             </w:r>
             <w:r>
               <w:rPr>
@@ -2123,7 +2235,7 @@
                 <w:noProof/>
                 <w:webHidden/>
               </w:rPr>
-              <w:t>15</w:t>
+              <w:t>19</w:t>
             </w:r>
             <w:r>
               <w:rPr>
@@ -2138,14 +2250,14 @@
           <w:pPr>
             <w:pStyle w:val="TJ3"/>
             <w:tabs>
-              <w:tab w:val="right" w:leader="dot" w:pos="8720"/>
+              <w:tab w:val="right" w:leader="dot" w:pos="13652"/>
             </w:tabs>
             <w:rPr>
               <w:rFonts w:asciiTheme="minorHAnsi" w:hAnsiTheme="minorHAnsi"/>
               <w:noProof/>
             </w:rPr>
           </w:pPr>
-          <w:hyperlink w:anchor="_Toc225154209" w:history="1">
+          <w:hyperlink w:anchor="_Toc225157478" w:history="1">
             <w:r>
               <w:rPr>
                 <w:rStyle w:val="Hiperhivatkozs"/>
@@ -2173,7 +2285,7 @@
                 <w:noProof/>
                 <w:webHidden/>
               </w:rPr>
-              <w:instrText xml:space="preserve"> PAGEREF _Toc225154209 \h </w:instrText>
+              <w:instrText xml:space="preserve"> PAGEREF _Toc225157478 \h </w:instrText>
             </w:r>
             <w:r>
               <w:rPr>
@@ -2193,7 +2305,7 @@
                 <w:noProof/>
                 <w:webHidden/>
               </w:rPr>
-              <w:t>16</w:t>
+              <w:t>20</w:t>
             </w:r>
             <w:r>
               <w:rPr>
@@ -2208,14 +2320,14 @@
           <w:pPr>
             <w:pStyle w:val="TJ3"/>
             <w:tabs>
-              <w:tab w:val="right" w:leader="dot" w:pos="8720"/>
+              <w:tab w:val="right" w:leader="dot" w:pos="13652"/>
             </w:tabs>
             <w:rPr>
               <w:rFonts w:asciiTheme="minorHAnsi" w:hAnsiTheme="minorHAnsi"/>
               <w:noProof/>
             </w:rPr>
           </w:pPr>
-          <w:hyperlink w:anchor="_Toc225154210" w:history="1">
+          <w:hyperlink w:anchor="_Toc225157479" w:history="1">
             <w:r>
               <w:rPr>
                 <w:rStyle w:val="Hiperhivatkozs"/>
@@ -2243,7 +2355,7 @@
                 <w:noProof/>
                 <w:webHidden/>
               </w:rPr>
-              <w:instrText xml:space="preserve"> PAGEREF _Toc225154210 \h </w:instrText>
+              <w:instrText xml:space="preserve"> PAGEREF _Toc225157479 \h </w:instrText>
             </w:r>
             <w:r>
               <w:rPr>
@@ -2263,7 +2375,7 @@
                 <w:noProof/>
                 <w:webHidden/>
               </w:rPr>
-              <w:t>16</w:t>
+              <w:t>20</w:t>
             </w:r>
             <w:r>
               <w:rPr>
@@ -2278,14 +2390,14 @@
           <w:pPr>
             <w:pStyle w:val="TJ2"/>
             <w:tabs>
-              <w:tab w:val="right" w:leader="dot" w:pos="8720"/>
+              <w:tab w:val="right" w:leader="dot" w:pos="13652"/>
             </w:tabs>
             <w:rPr>
               <w:rFonts w:asciiTheme="minorHAnsi" w:hAnsiTheme="minorHAnsi"/>
               <w:noProof/>
             </w:rPr>
           </w:pPr>
-          <w:hyperlink w:anchor="_Toc225154211" w:history="1">
+          <w:hyperlink w:anchor="_Toc225157480" w:history="1">
             <w:r>
               <w:rPr>
                 <w:rStyle w:val="Hiperhivatkozs"/>
@@ -2313,7 +2425,7 @@
                 <w:noProof/>
                 <w:webHidden/>
               </w:rPr>
-              <w:instrText xml:space="preserve"> PAGEREF _Toc225154211 \h </w:instrText>
+              <w:instrText xml:space="preserve"> PAGEREF _Toc225157480 \h </w:instrText>
             </w:r>
             <w:r>
               <w:rPr>
@@ -2333,7 +2445,7 @@
                 <w:noProof/>
                 <w:webHidden/>
               </w:rPr>
-              <w:t>16</w:t>
+              <w:t>21</w:t>
             </w:r>
             <w:r>
               <w:rPr>
@@ -2348,14 +2460,14 @@
           <w:pPr>
             <w:pStyle w:val="TJ3"/>
             <w:tabs>
-              <w:tab w:val="right" w:leader="dot" w:pos="8720"/>
+              <w:tab w:val="right" w:leader="dot" w:pos="13652"/>
             </w:tabs>
             <w:rPr>
               <w:rFonts w:asciiTheme="minorHAnsi" w:hAnsiTheme="minorHAnsi"/>
               <w:noProof/>
             </w:rPr>
           </w:pPr>
-          <w:hyperlink w:anchor="_Toc225154212" w:history="1">
+          <w:hyperlink w:anchor="_Toc225157481" w:history="1">
             <w:r>
               <w:rPr>
                 <w:rStyle w:val="Hiperhivatkozs"/>
@@ -2383,7 +2495,7 @@
                 <w:noProof/>
                 <w:webHidden/>
               </w:rPr>
-              <w:instrText xml:space="preserve"> PAGEREF _Toc225154212 \h </w:instrText>
+              <w:instrText xml:space="preserve"> PAGEREF _Toc225157481 \h </w:instrText>
             </w:r>
             <w:r>
               <w:rPr>
@@ -2403,7 +2515,7 @@
                 <w:noProof/>
                 <w:webHidden/>
               </w:rPr>
-              <w:t>16</w:t>
+              <w:t>21</w:t>
             </w:r>
             <w:r>
               <w:rPr>
@@ -2418,14 +2530,14 @@
           <w:pPr>
             <w:pStyle w:val="TJ3"/>
             <w:tabs>
-              <w:tab w:val="right" w:leader="dot" w:pos="8720"/>
+              <w:tab w:val="right" w:leader="dot" w:pos="13652"/>
             </w:tabs>
             <w:rPr>
               <w:rFonts w:asciiTheme="minorHAnsi" w:hAnsiTheme="minorHAnsi"/>
               <w:noProof/>
             </w:rPr>
           </w:pPr>
-          <w:hyperlink w:anchor="_Toc225154213" w:history="1">
+          <w:hyperlink w:anchor="_Toc225157482" w:history="1">
             <w:r>
               <w:rPr>
                 <w:rStyle w:val="Hiperhivatkozs"/>
@@ -2453,7 +2565,7 @@
                 <w:noProof/>
                 <w:webHidden/>
               </w:rPr>
-              <w:instrText xml:space="preserve"> PAGEREF _Toc225154213 \h </w:instrText>
+              <w:instrText xml:space="preserve"> PAGEREF _Toc225157482 \h </w:instrText>
             </w:r>
             <w:r>
               <w:rPr>
@@ -2473,7 +2585,7 @@
                 <w:noProof/>
                 <w:webHidden/>
               </w:rPr>
-              <w:t>16</w:t>
+              <w:t>21</w:t>
             </w:r>
             <w:r>
               <w:rPr>
@@ -2488,14 +2600,14 @@
           <w:pPr>
             <w:pStyle w:val="TJ3"/>
             <w:tabs>
-              <w:tab w:val="right" w:leader="dot" w:pos="8720"/>
+              <w:tab w:val="right" w:leader="dot" w:pos="13652"/>
             </w:tabs>
             <w:rPr>
               <w:rFonts w:asciiTheme="minorHAnsi" w:hAnsiTheme="minorHAnsi"/>
               <w:noProof/>
             </w:rPr>
           </w:pPr>
-          <w:hyperlink w:anchor="_Toc225154214" w:history="1">
+          <w:hyperlink w:anchor="_Toc225157483" w:history="1">
             <w:r>
               <w:rPr>
                 <w:rStyle w:val="Hiperhivatkozs"/>
@@ -2523,7 +2635,7 @@
                 <w:noProof/>
                 <w:webHidden/>
               </w:rPr>
-              <w:instrText xml:space="preserve"> PAGEREF _Toc225154214 \h </w:instrText>
+              <w:instrText xml:space="preserve"> PAGEREF _Toc225157483 \h </w:instrText>
             </w:r>
             <w:r>
               <w:rPr>
@@ -2543,7 +2655,7 @@
                 <w:noProof/>
                 <w:webHidden/>
               </w:rPr>
-              <w:t>17</w:t>
+              <w:t>22</w:t>
             </w:r>
             <w:r>
               <w:rPr>
@@ -2558,14 +2670,14 @@
           <w:pPr>
             <w:pStyle w:val="TJ2"/>
             <w:tabs>
-              <w:tab w:val="right" w:leader="dot" w:pos="8720"/>
+              <w:tab w:val="right" w:leader="dot" w:pos="13652"/>
             </w:tabs>
             <w:rPr>
               <w:rFonts w:asciiTheme="minorHAnsi" w:hAnsiTheme="minorHAnsi"/>
               <w:noProof/>
             </w:rPr>
           </w:pPr>
-          <w:hyperlink w:anchor="_Toc225154215" w:history="1">
+          <w:hyperlink w:anchor="_Toc225157484" w:history="1">
             <w:r>
               <w:rPr>
                 <w:rStyle w:val="Hiperhivatkozs"/>
@@ -2593,7 +2705,7 @@
                 <w:noProof/>
                 <w:webHidden/>
               </w:rPr>
-              <w:instrText xml:space="preserve"> PAGEREF _Toc225154215 \h </w:instrText>
+              <w:instrText xml:space="preserve"> PAGEREF _Toc225157484 \h </w:instrText>
             </w:r>
             <w:r>
               <w:rPr>
@@ -2613,7 +2725,7 @@
                 <w:noProof/>
                 <w:webHidden/>
               </w:rPr>
-              <w:t>18</w:t>
+              <w:t>23</w:t>
             </w:r>
             <w:r>
               <w:rPr>
@@ -2628,14 +2740,14 @@
           <w:pPr>
             <w:pStyle w:val="TJ3"/>
             <w:tabs>
-              <w:tab w:val="right" w:leader="dot" w:pos="8720"/>
+              <w:tab w:val="right" w:leader="dot" w:pos="13652"/>
             </w:tabs>
             <w:rPr>
               <w:rFonts w:asciiTheme="minorHAnsi" w:hAnsiTheme="minorHAnsi"/>
               <w:noProof/>
             </w:rPr>
           </w:pPr>
-          <w:hyperlink w:anchor="_Toc225154216" w:history="1">
+          <w:hyperlink w:anchor="_Toc225157485" w:history="1">
             <w:r>
               <w:rPr>
                 <w:rStyle w:val="Hiperhivatkozs"/>
@@ -2663,7 +2775,7 @@
                 <w:noProof/>
                 <w:webHidden/>
               </w:rPr>
-              <w:instrText xml:space="preserve"> PAGEREF _Toc225154216 \h </w:instrText>
+              <w:instrText xml:space="preserve"> PAGEREF _Toc225157485 \h </w:instrText>
             </w:r>
             <w:r>
               <w:rPr>
@@ -2683,7 +2795,7 @@
                 <w:noProof/>
                 <w:webHidden/>
               </w:rPr>
-              <w:t>18</w:t>
+              <w:t>23</w:t>
             </w:r>
             <w:r>
               <w:rPr>
@@ -2698,14 +2810,14 @@
           <w:pPr>
             <w:pStyle w:val="TJ3"/>
             <w:tabs>
-              <w:tab w:val="right" w:leader="dot" w:pos="8720"/>
+              <w:tab w:val="right" w:leader="dot" w:pos="13652"/>
             </w:tabs>
             <w:rPr>
               <w:rFonts w:asciiTheme="minorHAnsi" w:hAnsiTheme="minorHAnsi"/>
               <w:noProof/>
             </w:rPr>
           </w:pPr>
-          <w:hyperlink w:anchor="_Toc225154217" w:history="1">
+          <w:hyperlink w:anchor="_Toc225157486" w:history="1">
             <w:r>
               <w:rPr>
                 <w:rStyle w:val="Hiperhivatkozs"/>
@@ -2733,7 +2845,7 @@
                 <w:noProof/>
                 <w:webHidden/>
               </w:rPr>
-              <w:instrText xml:space="preserve"> PAGEREF _Toc225154217 \h </w:instrText>
+              <w:instrText xml:space="preserve"> PAGEREF _Toc225157486 \h </w:instrText>
             </w:r>
             <w:r>
               <w:rPr>
@@ -2753,7 +2865,7 @@
                 <w:noProof/>
                 <w:webHidden/>
               </w:rPr>
-              <w:t>19</w:t>
+              <w:t>24</w:t>
             </w:r>
             <w:r>
               <w:rPr>
@@ -2769,14 +2881,14 @@
             <w:pStyle w:val="TJ2"/>
             <w:tabs>
               <w:tab w:val="left" w:pos="880"/>
-              <w:tab w:val="right" w:leader="dot" w:pos="8720"/>
+              <w:tab w:val="right" w:leader="dot" w:pos="13652"/>
             </w:tabs>
             <w:rPr>
               <w:rFonts w:asciiTheme="minorHAnsi" w:hAnsiTheme="minorHAnsi"/>
               <w:noProof/>
             </w:rPr>
           </w:pPr>
-          <w:hyperlink w:anchor="_Toc225154218" w:history="1">
+          <w:hyperlink w:anchor="_Toc225157487" w:history="1">
             <w:r>
               <w:rPr>
                 <w:rStyle w:val="Hiperhivatkozs"/>
@@ -2789,14 +2901,14 @@
                 <w:rFonts w:asciiTheme="minorHAnsi" w:hAnsiTheme="minorHAnsi"/>
                 <w:noProof/>
               </w:rPr>
-              <w:t xml:space="preserve"> </w:t>
+              <w:tab/>
             </w:r>
             <w:r>
               <w:rPr>
                 <w:rStyle w:val="Hiperhivatkozs"/>
                 <w:noProof/>
               </w:rPr>
-              <w:t>Tesztelési dokumentáció</w:t>
+              <w:t>Tesztelési Dokumentáció</w:t>
             </w:r>
             <w:r>
               <w:rPr>
@@ -2817,7 +2929,7 @@
                 <w:noProof/>
                 <w:webHidden/>
               </w:rPr>
-              <w:instrText xml:space="preserve"> PAGEREF _Toc225154218 \h </w:instrText>
+              <w:instrText xml:space="preserve"> PAGEREF _Toc225157487 \h </w:instrText>
             </w:r>
             <w:r>
               <w:rPr>
@@ -2837,7 +2949,7 @@
                 <w:noProof/>
                 <w:webHidden/>
               </w:rPr>
-              <w:t>21</w:t>
+              <w:t>26</w:t>
             </w:r>
             <w:r>
               <w:rPr>
@@ -2850,25 +2962,37 @@
         </w:p>
         <w:p>
           <w:pPr>
-            <w:pStyle w:val="TJ1"/>
+            <w:pStyle w:val="TJ3"/>
             <w:tabs>
-              <w:tab w:val="right" w:leader="dot" w:pos="8720"/>
+              <w:tab w:val="left" w:pos="1320"/>
+              <w:tab w:val="right" w:leader="dot" w:pos="13652"/>
             </w:tabs>
             <w:rPr>
               <w:rFonts w:asciiTheme="minorHAnsi" w:hAnsiTheme="minorHAnsi"/>
               <w:noProof/>
             </w:rPr>
           </w:pPr>
-          <w:r>
-            <w:t xml:space="preserve">       </w:t>
-          </w:r>
-          <w:hyperlink w:anchor="_Toc225154219" w:history="1">
+          <w:hyperlink w:anchor="_Toc225157488" w:history="1">
             <w:r>
               <w:rPr>
                 <w:rStyle w:val="Hiperhivatkozs"/>
                 <w:noProof/>
               </w:rPr>
-              <w:t>4.4.1  Tesztelés célja</w:t>
+              <w:t>4.4.1</w:t>
+            </w:r>
+            <w:r>
+              <w:rPr>
+                <w:rFonts w:asciiTheme="minorHAnsi" w:hAnsiTheme="minorHAnsi"/>
+                <w:noProof/>
+              </w:rPr>
+              <w:tab/>
+            </w:r>
+            <w:r>
+              <w:rPr>
+                <w:rStyle w:val="Hiperhivatkozs"/>
+                <w:noProof/>
+              </w:rPr>
+              <w:t>Tesztelés célja</w:t>
             </w:r>
             <w:r>
               <w:rPr>
@@ -2889,7 +3013,7 @@
                 <w:noProof/>
                 <w:webHidden/>
               </w:rPr>
-              <w:instrText xml:space="preserve"> PAGEREF _Toc225154219 \h </w:instrText>
+              <w:instrText xml:space="preserve"> PAGEREF _Toc225157488 \h </w:instrText>
             </w:r>
             <w:r>
               <w:rPr>
@@ -2909,7 +3033,7 @@
                 <w:noProof/>
                 <w:webHidden/>
               </w:rPr>
-              <w:t>21</w:t>
+              <w:t>26</w:t>
             </w:r>
             <w:r>
               <w:rPr>
@@ -2922,25 +3046,37 @@
         </w:p>
         <w:p>
           <w:pPr>
-            <w:pStyle w:val="TJ1"/>
+            <w:pStyle w:val="TJ3"/>
             <w:tabs>
-              <w:tab w:val="right" w:leader="dot" w:pos="8720"/>
+              <w:tab w:val="left" w:pos="1320"/>
+              <w:tab w:val="right" w:leader="dot" w:pos="13652"/>
             </w:tabs>
             <w:rPr>
               <w:rFonts w:asciiTheme="minorHAnsi" w:hAnsiTheme="minorHAnsi"/>
               <w:noProof/>
             </w:rPr>
           </w:pPr>
-          <w:r>
-            <w:t xml:space="preserve">       </w:t>
-          </w:r>
-          <w:hyperlink w:anchor="_Toc225154220" w:history="1">
+          <w:hyperlink w:anchor="_Toc225157489" w:history="1">
             <w:r>
               <w:rPr>
                 <w:rStyle w:val="Hiperhivatkozs"/>
                 <w:noProof/>
               </w:rPr>
-              <w:t>4.4.2 Alkalmazott tesztelési módszerek</w:t>
+              <w:t>4.4.2</w:t>
+            </w:r>
+            <w:r>
+              <w:rPr>
+                <w:rFonts w:asciiTheme="minorHAnsi" w:hAnsiTheme="minorHAnsi"/>
+                <w:noProof/>
+              </w:rPr>
+              <w:tab/>
+            </w:r>
+            <w:r>
+              <w:rPr>
+                <w:rStyle w:val="Hiperhivatkozs"/>
+                <w:noProof/>
+              </w:rPr>
+              <w:t>Alkalmazott tesztelési módszerek</w:t>
             </w:r>
             <w:r>
               <w:rPr>
@@ -2961,7 +3097,7 @@
                 <w:noProof/>
                 <w:webHidden/>
               </w:rPr>
-              <w:instrText xml:space="preserve"> PAGEREF _Toc225154220 \h </w:instrText>
+              <w:instrText xml:space="preserve"> PAGEREF _Toc225157489 \h </w:instrText>
             </w:r>
             <w:r>
               <w:rPr>
@@ -2981,7 +3117,7 @@
                 <w:noProof/>
                 <w:webHidden/>
               </w:rPr>
-              <w:t>21</w:t>
+              <w:t>26</w:t>
             </w:r>
             <w:r>
               <w:rPr>
@@ -2994,26 +3130,37 @@
         </w:p>
         <w:p>
           <w:pPr>
-            <w:pStyle w:val="TJ1"/>
+            <w:pStyle w:val="TJ3"/>
             <w:tabs>
-              <w:tab w:val="right" w:leader="dot" w:pos="8720"/>
+              <w:tab w:val="left" w:pos="1320"/>
+              <w:tab w:val="right" w:leader="dot" w:pos="13652"/>
             </w:tabs>
             <w:rPr>
               <w:rFonts w:asciiTheme="minorHAnsi" w:hAnsiTheme="minorHAnsi"/>
               <w:noProof/>
             </w:rPr>
           </w:pPr>
-          <w:r>
-            <w:lastRenderedPageBreak/>
-            <w:t xml:space="preserve">       </w:t>
-          </w:r>
-          <w:hyperlink w:anchor="_Toc225154221" w:history="1">
+          <w:hyperlink w:anchor="_Toc225157490" w:history="1">
             <w:r>
               <w:rPr>
                 <w:rStyle w:val="Hiperhivatkozs"/>
                 <w:noProof/>
               </w:rPr>
-              <w:t>4.4.3 Tesztkörnyezet</w:t>
+              <w:t>4.4.3</w:t>
+            </w:r>
+            <w:r>
+              <w:rPr>
+                <w:rFonts w:asciiTheme="minorHAnsi" w:hAnsiTheme="minorHAnsi"/>
+                <w:noProof/>
+              </w:rPr>
+              <w:tab/>
+            </w:r>
+            <w:r>
+              <w:rPr>
+                <w:rStyle w:val="Hiperhivatkozs"/>
+                <w:noProof/>
+              </w:rPr>
+              <w:t>Tesztkörnyezet</w:t>
             </w:r>
             <w:r>
               <w:rPr>
@@ -3034,7 +3181,7 @@
                 <w:noProof/>
                 <w:webHidden/>
               </w:rPr>
-              <w:instrText xml:space="preserve"> PAGEREF _Toc225154221 \h </w:instrText>
+              <w:instrText xml:space="preserve"> PAGEREF _Toc225157490 \h </w:instrText>
             </w:r>
             <w:r>
               <w:rPr>
@@ -3054,7 +3201,7 @@
                 <w:noProof/>
                 <w:webHidden/>
               </w:rPr>
-              <w:t>22</w:t>
+              <w:t>27</w:t>
             </w:r>
             <w:r>
               <w:rPr>
@@ -3067,25 +3214,37 @@
         </w:p>
         <w:p>
           <w:pPr>
-            <w:pStyle w:val="TJ1"/>
+            <w:pStyle w:val="TJ3"/>
             <w:tabs>
-              <w:tab w:val="right" w:leader="dot" w:pos="8720"/>
+              <w:tab w:val="left" w:pos="1320"/>
+              <w:tab w:val="right" w:leader="dot" w:pos="13652"/>
             </w:tabs>
             <w:rPr>
               <w:rFonts w:asciiTheme="minorHAnsi" w:hAnsiTheme="minorHAnsi"/>
               <w:noProof/>
             </w:rPr>
           </w:pPr>
-          <w:r>
-            <w:t xml:space="preserve">       </w:t>
-          </w:r>
-          <w:hyperlink w:anchor="_Toc225154222" w:history="1">
+          <w:hyperlink w:anchor="_Toc225157491" w:history="1">
             <w:r>
               <w:rPr>
                 <w:rStyle w:val="Hiperhivatkozs"/>
                 <w:noProof/>
               </w:rPr>
-              <w:t>4.4.4Tesztesetek</w:t>
+              <w:t>4.4.4</w:t>
+            </w:r>
+            <w:r>
+              <w:rPr>
+                <w:rFonts w:asciiTheme="minorHAnsi" w:hAnsiTheme="minorHAnsi"/>
+                <w:noProof/>
+              </w:rPr>
+              <w:tab/>
+            </w:r>
+            <w:r>
+              <w:rPr>
+                <w:rStyle w:val="Hiperhivatkozs"/>
+                <w:noProof/>
+              </w:rPr>
+              <w:t>Tesztesetek</w:t>
             </w:r>
             <w:r>
               <w:rPr>
@@ -3106,7 +3265,7 @@
                 <w:noProof/>
                 <w:webHidden/>
               </w:rPr>
-              <w:instrText xml:space="preserve"> PAGEREF _Toc225154222 \h </w:instrText>
+              <w:instrText xml:space="preserve"> PAGEREF _Toc225157491 \h </w:instrText>
             </w:r>
             <w:r>
               <w:rPr>
@@ -3126,7 +3285,7 @@
                 <w:noProof/>
                 <w:webHidden/>
               </w:rPr>
-              <w:t>23</w:t>
+              <w:t>27</w:t>
             </w:r>
             <w:r>
               <w:rPr>
@@ -3139,25 +3298,37 @@
         </w:p>
         <w:p>
           <w:pPr>
-            <w:pStyle w:val="TJ2"/>
+            <w:pStyle w:val="TJ3"/>
             <w:tabs>
-              <w:tab w:val="right" w:leader="dot" w:pos="8720"/>
+              <w:tab w:val="left" w:pos="1320"/>
+              <w:tab w:val="right" w:leader="dot" w:pos="13652"/>
             </w:tabs>
             <w:rPr>
               <w:rFonts w:asciiTheme="minorHAnsi" w:hAnsiTheme="minorHAnsi"/>
               <w:noProof/>
             </w:rPr>
           </w:pPr>
-          <w:r>
-            <w:t xml:space="preserve">     </w:t>
-          </w:r>
-          <w:hyperlink w:anchor="_Toc225154223" w:history="1">
+          <w:hyperlink w:anchor="_Toc225157492" w:history="1">
             <w:r>
               <w:rPr>
                 <w:rStyle w:val="Hiperhivatkozs"/>
                 <w:noProof/>
               </w:rPr>
-              <w:t>Alapvető működés</w:t>
+              <w:t>4.4.5</w:t>
+            </w:r>
+            <w:r>
+              <w:rPr>
+                <w:rFonts w:asciiTheme="minorHAnsi" w:hAnsiTheme="minorHAnsi"/>
+                <w:noProof/>
+              </w:rPr>
+              <w:tab/>
+            </w:r>
+            <w:r>
+              <w:rPr>
+                <w:rStyle w:val="Hiperhivatkozs"/>
+                <w:noProof/>
+              </w:rPr>
+              <w:t>Hibák és javítások</w:t>
             </w:r>
             <w:r>
               <w:rPr>
@@ -3178,7 +3349,7 @@
                 <w:noProof/>
                 <w:webHidden/>
               </w:rPr>
-              <w:instrText xml:space="preserve"> PAGEREF _Toc225154223 \h </w:instrText>
+              <w:instrText xml:space="preserve"> PAGEREF _Toc225157492 \h </w:instrText>
             </w:r>
             <w:r>
               <w:rPr>
@@ -3198,7 +3369,7 @@
                 <w:noProof/>
                 <w:webHidden/>
               </w:rPr>
-              <w:t>23</w:t>
+              <w:t>29</w:t>
             </w:r>
             <w:r>
               <w:rPr>
@@ -3211,25 +3382,37 @@
         </w:p>
         <w:p>
           <w:pPr>
-            <w:pStyle w:val="TJ2"/>
+            <w:pStyle w:val="TJ3"/>
             <w:tabs>
-              <w:tab w:val="right" w:leader="dot" w:pos="8720"/>
+              <w:tab w:val="left" w:pos="1320"/>
+              <w:tab w:val="right" w:leader="dot" w:pos="13652"/>
             </w:tabs>
             <w:rPr>
               <w:rFonts w:asciiTheme="minorHAnsi" w:hAnsiTheme="minorHAnsi"/>
               <w:noProof/>
             </w:rPr>
           </w:pPr>
-          <w:r>
-            <w:t xml:space="preserve">     </w:t>
-          </w:r>
-          <w:hyperlink w:anchor="_Toc225154224" w:history="1">
+          <w:hyperlink w:anchor="_Toc225157493" w:history="1">
             <w:r>
               <w:rPr>
                 <w:rStyle w:val="Hiperhivatkozs"/>
                 <w:noProof/>
               </w:rPr>
-              <w:t>Oldalak és navigáció</w:t>
+              <w:t>4.4.6</w:t>
+            </w:r>
+            <w:r>
+              <w:rPr>
+                <w:rFonts w:asciiTheme="minorHAnsi" w:hAnsiTheme="minorHAnsi"/>
+                <w:noProof/>
+              </w:rPr>
+              <w:tab/>
+            </w:r>
+            <w:r>
+              <w:rPr>
+                <w:rStyle w:val="Hiperhivatkozs"/>
+                <w:noProof/>
+              </w:rPr>
+              <w:t>Összesítő</w:t>
             </w:r>
             <w:r>
               <w:rPr>
@@ -3250,7 +3433,7 @@
                 <w:noProof/>
                 <w:webHidden/>
               </w:rPr>
-              <w:instrText xml:space="preserve"> PAGEREF _Toc225154224 \h </w:instrText>
+              <w:instrText xml:space="preserve"> PAGEREF _Toc225157493 \h </w:instrText>
             </w:r>
             <w:r>
               <w:rPr>
@@ -3270,7 +3453,7 @@
                 <w:noProof/>
                 <w:webHidden/>
               </w:rPr>
-              <w:t>23</w:t>
+              <w:t>32</w:t>
             </w:r>
             <w:r>
               <w:rPr>
@@ -3283,25 +3466,37 @@
         </w:p>
         <w:p>
           <w:pPr>
-            <w:pStyle w:val="TJ2"/>
+            <w:pStyle w:val="TJ3"/>
             <w:tabs>
-              <w:tab w:val="right" w:leader="dot" w:pos="8720"/>
+              <w:tab w:val="left" w:pos="1320"/>
+              <w:tab w:val="right" w:leader="dot" w:pos="13652"/>
             </w:tabs>
             <w:rPr>
               <w:rFonts w:asciiTheme="minorHAnsi" w:hAnsiTheme="minorHAnsi"/>
               <w:noProof/>
             </w:rPr>
           </w:pPr>
-          <w:r>
-            <w:t xml:space="preserve">     </w:t>
-          </w:r>
-          <w:hyperlink w:anchor="_Toc225154225" w:history="1">
+          <w:hyperlink w:anchor="_Toc225157494" w:history="1">
             <w:r>
               <w:rPr>
                 <w:rStyle w:val="Hiperhivatkozs"/>
                 <w:noProof/>
               </w:rPr>
-              <w:t>Regisztráció</w:t>
+              <w:t>4.4.7</w:t>
+            </w:r>
+            <w:r>
+              <w:rPr>
+                <w:rFonts w:asciiTheme="minorHAnsi" w:hAnsiTheme="minorHAnsi"/>
+                <w:noProof/>
+              </w:rPr>
+              <w:tab/>
+            </w:r>
+            <w:r>
+              <w:rPr>
+                <w:rStyle w:val="Hiperhivatkozs"/>
+                <w:noProof/>
+              </w:rPr>
+              <w:t>Összegzés</w:t>
             </w:r>
             <w:r>
               <w:rPr>
@@ -3322,7 +3517,7 @@
                 <w:noProof/>
                 <w:webHidden/>
               </w:rPr>
-              <w:instrText xml:space="preserve"> PAGEREF _Toc225154225 \h </w:instrText>
+              <w:instrText xml:space="preserve"> PAGEREF _Toc225157494 \h </w:instrText>
             </w:r>
             <w:r>
               <w:rPr>
@@ -3342,583 +3537,7 @@
                 <w:noProof/>
                 <w:webHidden/>
               </w:rPr>
-              <w:t>23</w:t>
-            </w:r>
-            <w:r>
-              <w:rPr>
-                <w:noProof/>
-                <w:webHidden/>
-              </w:rPr>
-              <w:fldChar w:fldCharType="end"/>
-            </w:r>
-          </w:hyperlink>
-        </w:p>
-        <w:p>
-          <w:pPr>
-            <w:pStyle w:val="TJ2"/>
-            <w:tabs>
-              <w:tab w:val="right" w:leader="dot" w:pos="8720"/>
-            </w:tabs>
-            <w:rPr>
-              <w:rFonts w:asciiTheme="minorHAnsi" w:hAnsiTheme="minorHAnsi"/>
-              <w:noProof/>
-            </w:rPr>
-          </w:pPr>
-          <w:r>
-            <w:t xml:space="preserve">     </w:t>
-          </w:r>
-          <w:hyperlink w:anchor="_Toc225154226" w:history="1">
-            <w:r>
-              <w:rPr>
-                <w:rStyle w:val="Hiperhivatkozs"/>
-                <w:noProof/>
-              </w:rPr>
-              <w:t>Bejelentkezés</w:t>
-            </w:r>
-            <w:r>
-              <w:rPr>
-                <w:noProof/>
-                <w:webHidden/>
-              </w:rPr>
-              <w:tab/>
-            </w:r>
-            <w:r>
-              <w:rPr>
-                <w:noProof/>
-                <w:webHidden/>
-              </w:rPr>
-              <w:fldChar w:fldCharType="begin"/>
-            </w:r>
-            <w:r>
-              <w:rPr>
-                <w:noProof/>
-                <w:webHidden/>
-              </w:rPr>
-              <w:instrText xml:space="preserve"> PAGEREF _Toc225154226 \h </w:instrText>
-            </w:r>
-            <w:r>
-              <w:rPr>
-                <w:noProof/>
-                <w:webHidden/>
-              </w:rPr>
-            </w:r>
-            <w:r>
-              <w:rPr>
-                <w:noProof/>
-                <w:webHidden/>
-              </w:rPr>
-              <w:fldChar w:fldCharType="separate"/>
-            </w:r>
-            <w:r>
-              <w:rPr>
-                <w:noProof/>
-                <w:webHidden/>
-              </w:rPr>
-              <w:t>24</w:t>
-            </w:r>
-            <w:r>
-              <w:rPr>
-                <w:noProof/>
-                <w:webHidden/>
-              </w:rPr>
-              <w:fldChar w:fldCharType="end"/>
-            </w:r>
-          </w:hyperlink>
-        </w:p>
-        <w:p>
-          <w:pPr>
-            <w:pStyle w:val="TJ2"/>
-            <w:tabs>
-              <w:tab w:val="right" w:leader="dot" w:pos="8720"/>
-            </w:tabs>
-            <w:rPr>
-              <w:rFonts w:asciiTheme="minorHAnsi" w:hAnsiTheme="minorHAnsi"/>
-              <w:noProof/>
-            </w:rPr>
-          </w:pPr>
-          <w:r>
-            <w:t xml:space="preserve">     </w:t>
-          </w:r>
-          <w:hyperlink w:anchor="_Toc225154227" w:history="1">
-            <w:r>
-              <w:rPr>
-                <w:rStyle w:val="Hiperhivatkozs"/>
-                <w:noProof/>
-              </w:rPr>
-              <w:t>Tanfolyamok</w:t>
-            </w:r>
-            <w:r>
-              <w:rPr>
-                <w:noProof/>
-                <w:webHidden/>
-              </w:rPr>
-              <w:tab/>
-            </w:r>
-            <w:r>
-              <w:rPr>
-                <w:noProof/>
-                <w:webHidden/>
-              </w:rPr>
-              <w:fldChar w:fldCharType="begin"/>
-            </w:r>
-            <w:r>
-              <w:rPr>
-                <w:noProof/>
-                <w:webHidden/>
-              </w:rPr>
-              <w:instrText xml:space="preserve"> PAGEREF _Toc225154227 \h </w:instrText>
-            </w:r>
-            <w:r>
-              <w:rPr>
-                <w:noProof/>
-                <w:webHidden/>
-              </w:rPr>
-            </w:r>
-            <w:r>
-              <w:rPr>
-                <w:noProof/>
-                <w:webHidden/>
-              </w:rPr>
-              <w:fldChar w:fldCharType="separate"/>
-            </w:r>
-            <w:r>
-              <w:rPr>
-                <w:noProof/>
-                <w:webHidden/>
-              </w:rPr>
-              <w:t>24</w:t>
-            </w:r>
-            <w:r>
-              <w:rPr>
-                <w:noProof/>
-                <w:webHidden/>
-              </w:rPr>
-              <w:fldChar w:fldCharType="end"/>
-            </w:r>
-          </w:hyperlink>
-        </w:p>
-        <w:p>
-          <w:pPr>
-            <w:pStyle w:val="TJ2"/>
-            <w:tabs>
-              <w:tab w:val="right" w:leader="dot" w:pos="8720"/>
-            </w:tabs>
-            <w:rPr>
-              <w:rFonts w:asciiTheme="minorHAnsi" w:hAnsiTheme="minorHAnsi"/>
-              <w:noProof/>
-            </w:rPr>
-          </w:pPr>
-          <w:r>
-            <w:t xml:space="preserve">     </w:t>
-          </w:r>
-          <w:hyperlink w:anchor="_Toc225154228" w:history="1">
-            <w:r>
-              <w:rPr>
-                <w:rStyle w:val="Hiperhivatkozs"/>
-                <w:noProof/>
-              </w:rPr>
-              <w:t>Profil</w:t>
-            </w:r>
-            <w:r>
-              <w:rPr>
-                <w:noProof/>
-                <w:webHidden/>
-              </w:rPr>
-              <w:tab/>
-            </w:r>
-            <w:r>
-              <w:rPr>
-                <w:noProof/>
-                <w:webHidden/>
-              </w:rPr>
-              <w:fldChar w:fldCharType="begin"/>
-            </w:r>
-            <w:r>
-              <w:rPr>
-                <w:noProof/>
-                <w:webHidden/>
-              </w:rPr>
-              <w:instrText xml:space="preserve"> PAGEREF _Toc225154228 \h </w:instrText>
-            </w:r>
-            <w:r>
-              <w:rPr>
-                <w:noProof/>
-                <w:webHidden/>
-              </w:rPr>
-            </w:r>
-            <w:r>
-              <w:rPr>
-                <w:noProof/>
-                <w:webHidden/>
-              </w:rPr>
-              <w:fldChar w:fldCharType="separate"/>
-            </w:r>
-            <w:r>
-              <w:rPr>
-                <w:noProof/>
-                <w:webHidden/>
-              </w:rPr>
-              <w:t>24</w:t>
-            </w:r>
-            <w:r>
-              <w:rPr>
-                <w:noProof/>
-                <w:webHidden/>
-              </w:rPr>
-              <w:fldChar w:fldCharType="end"/>
-            </w:r>
-          </w:hyperlink>
-        </w:p>
-        <w:p>
-          <w:pPr>
-            <w:pStyle w:val="TJ2"/>
-            <w:tabs>
-              <w:tab w:val="right" w:leader="dot" w:pos="8720"/>
-            </w:tabs>
-            <w:rPr>
-              <w:rFonts w:asciiTheme="minorHAnsi" w:hAnsiTheme="minorHAnsi"/>
-              <w:noProof/>
-            </w:rPr>
-          </w:pPr>
-          <w:r>
-            <w:t xml:space="preserve">     </w:t>
-          </w:r>
-          <w:hyperlink w:anchor="_Toc225154229" w:history="1">
-            <w:r>
-              <w:rPr>
-                <w:rStyle w:val="Hiperhivatkozs"/>
-                <w:noProof/>
-              </w:rPr>
-              <w:t>Kapcsolat</w:t>
-            </w:r>
-            <w:r>
-              <w:rPr>
-                <w:noProof/>
-                <w:webHidden/>
-              </w:rPr>
-              <w:tab/>
-            </w:r>
-            <w:r>
-              <w:rPr>
-                <w:noProof/>
-                <w:webHidden/>
-              </w:rPr>
-              <w:fldChar w:fldCharType="begin"/>
-            </w:r>
-            <w:r>
-              <w:rPr>
-                <w:noProof/>
-                <w:webHidden/>
-              </w:rPr>
-              <w:instrText xml:space="preserve"> PAGEREF _Toc225154229 \h </w:instrText>
-            </w:r>
-            <w:r>
-              <w:rPr>
-                <w:noProof/>
-                <w:webHidden/>
-              </w:rPr>
-            </w:r>
-            <w:r>
-              <w:rPr>
-                <w:noProof/>
-                <w:webHidden/>
-              </w:rPr>
-              <w:fldChar w:fldCharType="separate"/>
-            </w:r>
-            <w:r>
-              <w:rPr>
-                <w:noProof/>
-                <w:webHidden/>
-              </w:rPr>
-              <w:t>25</w:t>
-            </w:r>
-            <w:r>
-              <w:rPr>
-                <w:noProof/>
-                <w:webHidden/>
-              </w:rPr>
-              <w:fldChar w:fldCharType="end"/>
-            </w:r>
-          </w:hyperlink>
-        </w:p>
-        <w:p>
-          <w:pPr>
-            <w:pStyle w:val="TJ2"/>
-            <w:tabs>
-              <w:tab w:val="right" w:leader="dot" w:pos="8720"/>
-            </w:tabs>
-            <w:rPr>
-              <w:rFonts w:asciiTheme="minorHAnsi" w:hAnsiTheme="minorHAnsi"/>
-              <w:noProof/>
-            </w:rPr>
-          </w:pPr>
-          <w:r>
-            <w:t xml:space="preserve">     </w:t>
-          </w:r>
-          <w:hyperlink w:anchor="_Toc225154230" w:history="1">
-            <w:r>
-              <w:rPr>
-                <w:rStyle w:val="Hiperhivatkozs"/>
-                <w:noProof/>
-              </w:rPr>
-              <w:t>Admin</w:t>
-            </w:r>
-            <w:r>
-              <w:rPr>
-                <w:noProof/>
-                <w:webHidden/>
-              </w:rPr>
-              <w:tab/>
-            </w:r>
-            <w:r>
-              <w:rPr>
-                <w:noProof/>
-                <w:webHidden/>
-              </w:rPr>
-              <w:fldChar w:fldCharType="begin"/>
-            </w:r>
-            <w:r>
-              <w:rPr>
-                <w:noProof/>
-                <w:webHidden/>
-              </w:rPr>
-              <w:instrText xml:space="preserve"> PAGEREF _Toc225154230 \h </w:instrText>
-            </w:r>
-            <w:r>
-              <w:rPr>
-                <w:noProof/>
-                <w:webHidden/>
-              </w:rPr>
-            </w:r>
-            <w:r>
-              <w:rPr>
-                <w:noProof/>
-                <w:webHidden/>
-              </w:rPr>
-              <w:fldChar w:fldCharType="separate"/>
-            </w:r>
-            <w:r>
-              <w:rPr>
-                <w:noProof/>
-                <w:webHidden/>
-              </w:rPr>
-              <w:t>25</w:t>
-            </w:r>
-            <w:r>
-              <w:rPr>
-                <w:noProof/>
-                <w:webHidden/>
-              </w:rPr>
-              <w:fldChar w:fldCharType="end"/>
-            </w:r>
-          </w:hyperlink>
-        </w:p>
-        <w:p>
-          <w:pPr>
-            <w:pStyle w:val="TJ1"/>
-            <w:tabs>
-              <w:tab w:val="right" w:leader="dot" w:pos="8720"/>
-            </w:tabs>
-            <w:rPr>
-              <w:rFonts w:asciiTheme="minorHAnsi" w:hAnsiTheme="minorHAnsi"/>
-              <w:noProof/>
-            </w:rPr>
-          </w:pPr>
-          <w:r>
-            <w:t xml:space="preserve">       </w:t>
-          </w:r>
-          <w:hyperlink w:anchor="_Toc225154231" w:history="1">
-            <w:r>
-              <w:rPr>
-                <w:rStyle w:val="Hiperhivatkozs"/>
-                <w:noProof/>
-              </w:rPr>
-              <w:t>4.4.5 Hibák és javítások</w:t>
-            </w:r>
-            <w:r>
-              <w:rPr>
-                <w:noProof/>
-                <w:webHidden/>
-              </w:rPr>
-              <w:tab/>
-            </w:r>
-            <w:r>
-              <w:rPr>
-                <w:noProof/>
-                <w:webHidden/>
-              </w:rPr>
-              <w:fldChar w:fldCharType="begin"/>
-            </w:r>
-            <w:r>
-              <w:rPr>
-                <w:noProof/>
-                <w:webHidden/>
-              </w:rPr>
-              <w:instrText xml:space="preserve"> PAGEREF _Toc225154231 \h </w:instrText>
-            </w:r>
-            <w:r>
-              <w:rPr>
-                <w:noProof/>
-                <w:webHidden/>
-              </w:rPr>
-            </w:r>
-            <w:r>
-              <w:rPr>
-                <w:noProof/>
-                <w:webHidden/>
-              </w:rPr>
-              <w:fldChar w:fldCharType="separate"/>
-            </w:r>
-            <w:r>
-              <w:rPr>
-                <w:noProof/>
-                <w:webHidden/>
-              </w:rPr>
-              <w:t>26</w:t>
-            </w:r>
-            <w:r>
-              <w:rPr>
-                <w:noProof/>
-                <w:webHidden/>
-              </w:rPr>
-              <w:fldChar w:fldCharType="end"/>
-            </w:r>
-          </w:hyperlink>
-        </w:p>
-        <w:p>
-          <w:pPr>
-            <w:pStyle w:val="TJ1"/>
-            <w:tabs>
-              <w:tab w:val="right" w:leader="dot" w:pos="8720"/>
-            </w:tabs>
-            <w:rPr>
-              <w:rFonts w:asciiTheme="minorHAnsi" w:hAnsiTheme="minorHAnsi"/>
-              <w:noProof/>
-            </w:rPr>
-          </w:pPr>
-          <w:r>
-            <w:t xml:space="preserve">       </w:t>
-          </w:r>
-          <w:hyperlink w:anchor="_Toc225154232" w:history="1">
-            <w:r>
-              <w:rPr>
-                <w:rStyle w:val="Hiperhivatkozs"/>
-                <w:noProof/>
-              </w:rPr>
-              <w:t>4.4.6 Összesítő</w:t>
-            </w:r>
-            <w:r>
-              <w:rPr>
-                <w:noProof/>
-                <w:webHidden/>
-              </w:rPr>
-              <w:tab/>
-            </w:r>
-            <w:r>
-              <w:rPr>
-                <w:noProof/>
-                <w:webHidden/>
-              </w:rPr>
-              <w:fldChar w:fldCharType="begin"/>
-            </w:r>
-            <w:r>
-              <w:rPr>
-                <w:noProof/>
-                <w:webHidden/>
-              </w:rPr>
-              <w:instrText xml:space="preserve"> PAGEREF _Toc225154232 \h </w:instrText>
-            </w:r>
-            <w:r>
-              <w:rPr>
-                <w:noProof/>
-                <w:webHidden/>
-              </w:rPr>
-            </w:r>
-            <w:r>
-              <w:rPr>
-                <w:noProof/>
-                <w:webHidden/>
-              </w:rPr>
-              <w:fldChar w:fldCharType="separate"/>
-            </w:r>
-            <w:r>
-              <w:rPr>
-                <w:noProof/>
-                <w:webHidden/>
-              </w:rPr>
-              <w:t>29</w:t>
-            </w:r>
-            <w:r>
-              <w:rPr>
-                <w:noProof/>
-                <w:webHidden/>
-              </w:rPr>
-              <w:fldChar w:fldCharType="end"/>
-            </w:r>
-          </w:hyperlink>
-        </w:p>
-        <w:p>
-          <w:pPr>
-            <w:pStyle w:val="TJ1"/>
-            <w:tabs>
-              <w:tab w:val="right" w:leader="dot" w:pos="8720"/>
-            </w:tabs>
-            <w:rPr>
-              <w:rFonts w:asciiTheme="minorHAnsi" w:hAnsiTheme="minorHAnsi"/>
-              <w:noProof/>
-            </w:rPr>
-          </w:pPr>
-          <w:r>
-            <w:t xml:space="preserve">       </w:t>
-          </w:r>
-          <w:hyperlink w:anchor="_Toc225154233" w:history="1">
-            <w:r>
-              <w:rPr>
-                <w:rStyle w:val="Hiperhivatkozs"/>
-                <w:noProof/>
-              </w:rPr>
-              <w:t>4.4.7 Összegzés</w:t>
-            </w:r>
-            <w:r>
-              <w:rPr>
-                <w:noProof/>
-                <w:webHidden/>
-              </w:rPr>
-              <w:tab/>
-            </w:r>
-            <w:r>
-              <w:rPr>
-                <w:noProof/>
-                <w:webHidden/>
-              </w:rPr>
-              <w:fldChar w:fldCharType="begin"/>
-            </w:r>
-            <w:r>
-              <w:rPr>
-                <w:noProof/>
-                <w:webHidden/>
-              </w:rPr>
-              <w:instrText xml:space="preserve"> PAGEREF _Toc225154233 \h </w:instrText>
-            </w:r>
-            <w:r>
-              <w:rPr>
-                <w:noProof/>
-                <w:webHidden/>
-              </w:rPr>
-            </w:r>
-            <w:r>
-              <w:rPr>
-                <w:noProof/>
-                <w:webHidden/>
-              </w:rPr>
-              <w:fldChar w:fldCharType="separate"/>
-            </w:r>
-            <w:r>
-              <w:rPr>
-                <w:noProof/>
-                <w:webHidden/>
-              </w:rPr>
-              <w:t>31</w:t>
+              <w:t>34</w:t>
             </w:r>
             <w:r>
               <w:rPr>
@@ -3934,14 +3553,14 @@
             <w:pStyle w:val="TJ1"/>
             <w:tabs>
               <w:tab w:val="left" w:pos="440"/>
-              <w:tab w:val="right" w:leader="dot" w:pos="8720"/>
+              <w:tab w:val="right" w:leader="dot" w:pos="13652"/>
             </w:tabs>
             <w:rPr>
               <w:rFonts w:asciiTheme="minorHAnsi" w:hAnsiTheme="minorHAnsi"/>
               <w:noProof/>
             </w:rPr>
           </w:pPr>
-          <w:hyperlink w:anchor="_Toc225154234" w:history="1">
+          <w:hyperlink w:anchor="_Toc225157495" w:history="1">
             <w:r>
               <w:rPr>
                 <w:rStyle w:val="Hiperhivatkozs"/>
@@ -3984,7 +3603,7 @@
                 <w:noProof/>
                 <w:webHidden/>
               </w:rPr>
-              <w:instrText xml:space="preserve"> PAGEREF _Toc225154234 \h </w:instrText>
+              <w:instrText xml:space="preserve"> PAGEREF _Toc225157495 \h </w:instrText>
             </w:r>
             <w:r>
               <w:rPr>
@@ -4004,7 +3623,7 @@
                 <w:noProof/>
                 <w:webHidden/>
               </w:rPr>
-              <w:t>32</w:t>
+              <w:t>35</w:t>
             </w:r>
             <w:r>
               <w:rPr>
@@ -4020,14 +3639,14 @@
             <w:pStyle w:val="TJ2"/>
             <w:tabs>
               <w:tab w:val="left" w:pos="880"/>
-              <w:tab w:val="right" w:leader="dot" w:pos="8720"/>
+              <w:tab w:val="right" w:leader="dot" w:pos="13652"/>
             </w:tabs>
             <w:rPr>
               <w:rFonts w:asciiTheme="minorHAnsi" w:hAnsiTheme="minorHAnsi"/>
               <w:noProof/>
             </w:rPr>
           </w:pPr>
-          <w:hyperlink w:anchor="_Toc225154235" w:history="1">
+          <w:hyperlink w:anchor="_Toc225157496" w:history="1">
             <w:r>
               <w:rPr>
                 <w:rStyle w:val="Hiperhivatkozs"/>
@@ -4070,7 +3689,7 @@
                 <w:noProof/>
                 <w:webHidden/>
               </w:rPr>
-              <w:instrText xml:space="preserve"> PAGEREF _Toc225154235 \h </w:instrText>
+              <w:instrText xml:space="preserve"> PAGEREF _Toc225157496 \h </w:instrText>
             </w:r>
             <w:r>
               <w:rPr>
@@ -4090,7 +3709,7 @@
                 <w:noProof/>
                 <w:webHidden/>
               </w:rPr>
-              <w:t>32</w:t>
+              <w:t>0</w:t>
             </w:r>
             <w:r>
               <w:rPr>
@@ -4106,14 +3725,14 @@
             <w:pStyle w:val="TJ2"/>
             <w:tabs>
               <w:tab w:val="left" w:pos="880"/>
-              <w:tab w:val="right" w:leader="dot" w:pos="8720"/>
+              <w:tab w:val="right" w:leader="dot" w:pos="13652"/>
             </w:tabs>
             <w:rPr>
               <w:rFonts w:asciiTheme="minorHAnsi" w:hAnsiTheme="minorHAnsi"/>
               <w:noProof/>
             </w:rPr>
           </w:pPr>
-          <w:hyperlink w:anchor="_Toc225154236" w:history="1">
+          <w:hyperlink w:anchor="_Toc225157497" w:history="1">
             <w:r>
               <w:rPr>
                 <w:rStyle w:val="Hiperhivatkozs"/>
@@ -4156,7 +3775,7 @@
                 <w:noProof/>
                 <w:webHidden/>
               </w:rPr>
-              <w:instrText xml:space="preserve"> PAGEREF _Toc225154236 \h </w:instrText>
+              <w:instrText xml:space="preserve"> PAGEREF _Toc225157497 \h </w:instrText>
             </w:r>
             <w:r>
               <w:rPr>
@@ -4176,7 +3795,7 @@
                 <w:noProof/>
                 <w:webHidden/>
               </w:rPr>
-              <w:t>32</w:t>
+              <w:t>0</w:t>
             </w:r>
             <w:r>
               <w:rPr>
@@ -4192,14 +3811,14 @@
             <w:pStyle w:val="TJ1"/>
             <w:tabs>
               <w:tab w:val="left" w:pos="440"/>
-              <w:tab w:val="right" w:leader="dot" w:pos="8720"/>
+              <w:tab w:val="right" w:leader="dot" w:pos="13652"/>
             </w:tabs>
             <w:rPr>
               <w:rFonts w:asciiTheme="minorHAnsi" w:hAnsiTheme="minorHAnsi"/>
               <w:noProof/>
             </w:rPr>
           </w:pPr>
-          <w:hyperlink w:anchor="_Toc225154237" w:history="1">
+          <w:hyperlink w:anchor="_Toc225157498" w:history="1">
             <w:r>
               <w:rPr>
                 <w:rStyle w:val="Hiperhivatkozs"/>
@@ -4242,7 +3861,7 @@
                 <w:noProof/>
                 <w:webHidden/>
               </w:rPr>
-              <w:instrText xml:space="preserve"> PAGEREF _Toc225154237 \h </w:instrText>
+              <w:instrText xml:space="preserve"> PAGEREF _Toc225157498 \h </w:instrText>
             </w:r>
             <w:r>
               <w:rPr>
@@ -4262,7 +3881,7 @@
                 <w:noProof/>
                 <w:webHidden/>
               </w:rPr>
-              <w:t>33</w:t>
+              <w:t>0</w:t>
             </w:r>
             <w:r>
               <w:rPr>
@@ -4278,14 +3897,14 @@
             <w:pStyle w:val="TJ1"/>
             <w:tabs>
               <w:tab w:val="left" w:pos="440"/>
-              <w:tab w:val="right" w:leader="dot" w:pos="8720"/>
+              <w:tab w:val="right" w:leader="dot" w:pos="13652"/>
             </w:tabs>
             <w:rPr>
               <w:rFonts w:asciiTheme="minorHAnsi" w:hAnsiTheme="minorHAnsi"/>
               <w:noProof/>
             </w:rPr>
           </w:pPr>
-          <w:hyperlink w:anchor="_Toc225154238" w:history="1">
+          <w:hyperlink w:anchor="_Toc225157499" w:history="1">
             <w:r>
               <w:rPr>
                 <w:rStyle w:val="Hiperhivatkozs"/>
@@ -4328,7 +3947,7 @@
                 <w:noProof/>
                 <w:webHidden/>
               </w:rPr>
-              <w:instrText xml:space="preserve"> PAGEREF _Toc225154238 \h </w:instrText>
+              <w:instrText xml:space="preserve"> PAGEREF _Toc225157499 \h </w:instrText>
             </w:r>
             <w:r>
               <w:rPr>
@@ -4348,7 +3967,7 @@
                 <w:noProof/>
                 <w:webHidden/>
               </w:rPr>
-              <w:t>34</w:t>
+              <w:t>0</w:t>
             </w:r>
             <w:r>
               <w:rPr>
@@ -4392,34 +4011,13 @@
     </w:p>
     <w:p>
       <w:pPr>
-        <w:rPr>
-          <w:rFonts w:cs="Times New Roman"/>
-        </w:rPr>
-      </w:pPr>
-    </w:p>
-    <w:p>
-      <w:pPr>
-        <w:rPr>
-          <w:rFonts w:cs="Times New Roman"/>
-        </w:rPr>
-      </w:pPr>
-    </w:p>
-    <w:p>
-      <w:pPr>
-        <w:rPr>
-          <w:rFonts w:cs="Times New Roman"/>
-        </w:rPr>
-      </w:pPr>
-    </w:p>
-    <w:p>
-      <w:pPr>
         <w:pStyle w:val="Cmsor1"/>
         <w:rPr>
           <w:rFonts w:ascii="Times New Roman" w:hAnsi="Times New Roman" w:cs="Times New Roman"/>
         </w:rPr>
       </w:pPr>
       <w:bookmarkStart w:id="0" w:name="_Toc473730742"/>
-      <w:bookmarkStart w:id="1" w:name="_Toc225154189"/>
+      <w:bookmarkStart w:id="1" w:name="_Toc225157458"/>
       <w:r>
         <w:rPr>
           <w:rFonts w:ascii="Times New Roman" w:hAnsi="Times New Roman" w:cs="Times New Roman"/>
@@ -4439,7 +4037,7 @@
         </w:rPr>
       </w:pPr>
       <w:bookmarkStart w:id="2" w:name="_Toc473730743"/>
-      <w:bookmarkStart w:id="3" w:name="_Toc225154190"/>
+      <w:bookmarkStart w:id="3" w:name="_Toc225157459"/>
       <w:r>
         <w:rPr>
           <w:rFonts w:ascii="Times New Roman" w:hAnsi="Times New Roman" w:cs="Times New Roman"/>
@@ -4540,7 +4138,14 @@
         <w:rPr>
           <w:rFonts w:cs="Times New Roman"/>
         </w:rPr>
-        <w:t>A Mentora célja, hogy motiválja az embereket a tanulásra, és segítsen abban, hogy a tudásmegosztás mindenki számára elérhető legyen. A név is ezt tükrözi: a „mentor” szó a segítőt, irányítót jelenti, mi pedig egy olyan rendszert szeretnénk létrehozni, ami támogatja a felhasználókat a fejlődésben – akár oktatóként, akár tanulóként.</w:t>
+        <w:t xml:space="preserve">A Mentora célja, hogy motiválja az embereket a tanulásra, és segítsen abban, hogy a tudásmegosztás mindenki számára elérhető legyen. A név is ezt tükrözi: a „mentor” szó a </w:t>
+      </w:r>
+      <w:r>
+        <w:rPr>
+          <w:rFonts w:cs="Times New Roman"/>
+        </w:rPr>
+        <w:lastRenderedPageBreak/>
+        <w:t>segítőt, irányítót jelenti, mi pedig egy olyan rendszert szeretnénk létrehozni, ami támogatja a felhasználókat a fejlődésben – akár oktatóként, akár tanulóként.</w:t>
       </w:r>
       <w:r>
         <w:rPr>
@@ -4635,7 +4240,7 @@
           <w:szCs w:val="30"/>
         </w:rPr>
       </w:pPr>
-      <w:bookmarkStart w:id="4" w:name="_Toc225154191"/>
+      <w:bookmarkStart w:id="4" w:name="_Toc225157460"/>
       <w:r>
         <w:rPr>
           <w:rFonts w:ascii="Times New Roman" w:hAnsi="Times New Roman" w:cs="Times New Roman"/>
@@ -4725,7 +4330,7 @@
           <w:szCs w:val="30"/>
         </w:rPr>
       </w:pPr>
-      <w:bookmarkStart w:id="5" w:name="_Toc225154192"/>
+      <w:bookmarkStart w:id="5" w:name="_Toc225157461"/>
       <w:r>
         <w:rPr>
           <w:rFonts w:ascii="Times New Roman" w:hAnsi="Times New Roman" w:cs="Times New Roman"/>
@@ -4779,7 +4384,7 @@
           <w:sz w:val="27"/>
         </w:rPr>
       </w:pPr>
-      <w:bookmarkStart w:id="7" w:name="_Toc225154193"/>
+      <w:bookmarkStart w:id="7" w:name="_Toc225157462"/>
       <w:r>
         <w:rPr>
           <w:rFonts w:ascii="Times New Roman" w:hAnsi="Times New Roman" w:cs="Times New Roman"/>
@@ -4916,7 +4521,7 @@
           <w:rFonts w:ascii="Times New Roman" w:hAnsi="Times New Roman" w:cs="Times New Roman"/>
         </w:rPr>
       </w:pPr>
-      <w:bookmarkStart w:id="8" w:name="_Toc225154194"/>
+      <w:bookmarkStart w:id="8" w:name="_Toc225157463"/>
       <w:r>
         <w:rPr>
           <w:rFonts w:ascii="Times New Roman" w:hAnsi="Times New Roman" w:cs="Times New Roman"/>
@@ -5058,11 +4663,12 @@
           <w:rFonts w:ascii="Times New Roman" w:hAnsi="Times New Roman" w:cs="Times New Roman"/>
         </w:rPr>
       </w:pPr>
-      <w:bookmarkStart w:id="9" w:name="_Toc225154195"/>
+      <w:bookmarkStart w:id="9" w:name="_Toc225157464"/>
       <w:r>
         <w:rPr>
           <w:rFonts w:ascii="Times New Roman" w:hAnsi="Times New Roman" w:cs="Times New Roman"/>
         </w:rPr>
+        <w:lastRenderedPageBreak/>
         <w:t>Fejlesztői eszközök és Módszertanok</w:t>
       </w:r>
       <w:bookmarkEnd w:id="9"/>
@@ -5262,27 +4868,12 @@
     </w:p>
     <w:p>
       <w:pPr>
-        <w:pStyle w:val="NormlWeb"/>
-      </w:pPr>
-    </w:p>
-    <w:p>
-      <w:pPr>
-        <w:pStyle w:val="NormlWeb"/>
-      </w:pPr>
-    </w:p>
-    <w:p>
-      <w:pPr>
-        <w:pStyle w:val="NormlWeb"/>
-      </w:pPr>
-    </w:p>
-    <w:p>
-      <w:pPr>
         <w:pStyle w:val="Cmsor1"/>
         <w:rPr>
           <w:rFonts w:ascii="Times New Roman" w:hAnsi="Times New Roman" w:cs="Times New Roman"/>
         </w:rPr>
       </w:pPr>
-      <w:bookmarkStart w:id="10" w:name="_Toc225154196"/>
+      <w:bookmarkStart w:id="10" w:name="_Toc225157465"/>
       <w:r>
         <w:rPr>
           <w:rFonts w:ascii="Times New Roman" w:hAnsi="Times New Roman" w:cs="Times New Roman"/>
@@ -5301,7 +4892,7 @@
           <w:szCs w:val="30"/>
         </w:rPr>
       </w:pPr>
-      <w:bookmarkStart w:id="11" w:name="_Toc225154197"/>
+      <w:bookmarkStart w:id="11" w:name="_Toc225157466"/>
       <w:r>
         <w:rPr>
           <w:rFonts w:ascii="Times New Roman" w:hAnsi="Times New Roman" w:cs="Times New Roman"/>
@@ -5394,7 +4985,16 @@
           <w:szCs w:val="24"/>
           <w:lang w:eastAsia="hu-HU"/>
         </w:rPr>
-        <w:t>A képzések elsődleges célja minden esetben a tényleges tapasztalatszerzés. Legyen szó egy virtuális tanteremben tartott interaktív óráról vagy egy helyszíni gyakorlatról, a hallgatók nem csupán elméleti tudást kapnak, hanem gyakorlati feladatokon keresztül sajátíthatják el a választott mesterség fogásait. A cél, hogy a tanulás ne csak elméleti síkon mozogjon, hanem valódi, használható tudást adjon.</w:t>
+        <w:t xml:space="preserve">A képzések elsődleges célja minden esetben a tényleges tapasztalatszerzés. Legyen szó egy virtuális tanteremben tartott interaktív óráról vagy egy helyszíni gyakorlatról, a </w:t>
+      </w:r>
+      <w:r>
+        <w:rPr>
+          <w:rFonts w:eastAsia="Times New Roman" w:cs="Times New Roman"/>
+          <w:szCs w:val="24"/>
+          <w:lang w:eastAsia="hu-HU"/>
+        </w:rPr>
+        <w:lastRenderedPageBreak/>
+        <w:t>hallgatók nem csupán elméleti tudást kapnak, hanem gyakorlati feladatokon keresztül sajátíthatják el a választott mesterség fogásait. A cél, hogy a tanulás ne csak elméleti síkon mozogjon, hanem valódi, használható tudást adjon.</w:t>
       </w:r>
     </w:p>
     <w:p>
@@ -5407,7 +5007,7 @@
         </w:rPr>
       </w:pPr>
       <w:bookmarkStart w:id="12" w:name="_Toc473730747"/>
-      <w:bookmarkStart w:id="13" w:name="_Toc225154198"/>
+      <w:bookmarkStart w:id="13" w:name="_Toc225157467"/>
       <w:r>
         <w:rPr>
           <w:rFonts w:ascii="Times New Roman" w:hAnsi="Times New Roman" w:cs="Times New Roman"/>
@@ -5428,7 +5028,7 @@
           <w:szCs w:val="28"/>
         </w:rPr>
       </w:pPr>
-      <w:bookmarkStart w:id="14" w:name="_Toc225154199"/>
+      <w:bookmarkStart w:id="14" w:name="_Toc225157468"/>
       <w:r>
         <w:rPr>
           <w:rFonts w:ascii="Times New Roman" w:hAnsi="Times New Roman" w:cs="Times New Roman"/>
@@ -5558,7 +5158,7 @@
           <w:szCs w:val="28"/>
         </w:rPr>
       </w:pPr>
-      <w:bookmarkStart w:id="15" w:name="_Toc225154200"/>
+      <w:bookmarkStart w:id="15" w:name="_Toc225157469"/>
       <w:r>
         <w:rPr>
           <w:rFonts w:ascii="Times New Roman" w:hAnsi="Times New Roman" w:cs="Times New Roman"/>
@@ -5797,6 +5397,7 @@
         <w:spacing w:line="360" w:lineRule="auto"/>
       </w:pPr>
       <w:r>
+        <w:lastRenderedPageBreak/>
         <w:t>Böngészőbeállítások: A JavaScript engedélyezése szükséges a dinamikus funkciók (pl. jelentkezés, űrlapok) működéséhez.</w:t>
       </w:r>
     </w:p>
@@ -5894,7 +5495,7 @@
           <w:szCs w:val="32"/>
         </w:rPr>
       </w:pPr>
-      <w:bookmarkStart w:id="16" w:name="_Toc225154201"/>
+      <w:bookmarkStart w:id="16" w:name="_Toc225157470"/>
       <w:r>
         <w:rPr>
           <w:rFonts w:ascii="Times New Roman" w:hAnsi="Times New Roman" w:cs="Times New Roman"/>
@@ -5912,7 +5513,7 @@
           <w:rFonts w:ascii="Times New Roman" w:hAnsi="Times New Roman" w:cs="Times New Roman"/>
         </w:rPr>
       </w:pPr>
-      <w:bookmarkStart w:id="17" w:name="_Toc225154202"/>
+      <w:bookmarkStart w:id="17" w:name="_Toc225157471"/>
       <w:r>
         <w:rPr>
           <w:rFonts w:ascii="Times New Roman" w:hAnsi="Times New Roman" w:cs="Times New Roman"/>
@@ -5947,6 +5548,7 @@
         <w:t xml:space="preserve"> </w:t>
       </w:r>
       <w:bookmarkStart w:id="18" w:name="_Toc225154203"/>
+      <w:bookmarkStart w:id="19" w:name="_Toc225157472"/>
       <w:r>
         <w:rPr>
           <w:rFonts w:ascii="Times New Roman" w:hAnsi="Times New Roman" w:cs="Times New Roman"/>
@@ -5956,6 +5558,7 @@
         <w:t>A Mentora weboldal egy modern oktatási platform, amely különböző szakmai tanfolyamokat mutat be és közvetít. Az oldal célja, hogy a látogatók könnyedén böngészhessenek a tanfolyamok között, regisztrálhassanak, és kapcsolatba léphessenek az oldal üzemeltetőivel vagy az oktatókkal. Az oldal reszponzív kialakítású, így számítógépen, tableten és mobiltelefonon is kényelmes, optimális megjelenítést biztosít.</w:t>
       </w:r>
       <w:bookmarkEnd w:id="18"/>
+      <w:bookmarkEnd w:id="19"/>
     </w:p>
     <w:p>
       <w:pPr>
@@ -6043,7 +5646,7 @@
         </w:rPr>
         <w:t xml:space="preserve"> </w:t>
       </w:r>
-      <w:bookmarkStart w:id="19" w:name="_Toc225154204"/>
+      <w:bookmarkStart w:id="20" w:name="_Toc225157473"/>
       <w:r>
         <w:rPr>
           <w:rFonts w:ascii="Times New Roman" w:hAnsi="Times New Roman" w:cs="Times New Roman"/>
@@ -6052,7 +5655,7 @@
         </w:rPr>
         <w:t>Az oldal felépítése</w:t>
       </w:r>
-      <w:bookmarkEnd w:id="19"/>
+      <w:bookmarkEnd w:id="20"/>
     </w:p>
     <w:p>
       <w:pPr>
@@ -6232,9 +5835,10 @@
           <w:sz w:val="28"/>
           <w:szCs w:val="28"/>
         </w:rPr>
+        <w:lastRenderedPageBreak/>
         <w:t xml:space="preserve"> </w:t>
       </w:r>
-      <w:bookmarkStart w:id="20" w:name="_Toc225154205"/>
+      <w:bookmarkStart w:id="21" w:name="_Toc225157474"/>
       <w:r>
         <w:rPr>
           <w:rFonts w:ascii="Times New Roman" w:hAnsi="Times New Roman" w:cs="Times New Roman"/>
@@ -6243,7 +5847,7 @@
         </w:rPr>
         <w:t>Az oldal használata</w:t>
       </w:r>
-      <w:bookmarkEnd w:id="20"/>
+      <w:bookmarkEnd w:id="21"/>
     </w:p>
     <w:p>
       <w:pPr>
@@ -6700,6 +6304,7 @@
           <w:b/>
           <w:bCs/>
         </w:rPr>
+        <w:lastRenderedPageBreak/>
         <w:t>Lábléc (</w:t>
       </w:r>
       <w:proofErr w:type="spellStart"/>
@@ -7141,6 +6746,7 @@
         <w:spacing w:before="100"/>
       </w:pPr>
       <w:r>
+        <w:lastRenderedPageBreak/>
         <w:t>Helyszín: az oktatás helyszíne (online vagy fizikai cím)</w:t>
       </w:r>
     </w:p>
@@ -7595,6 +7201,7 @@
           <w:b/>
           <w:bCs/>
         </w:rPr>
+        <w:lastRenderedPageBreak/>
         <w:t>Visszajelzések és folyamatkezelés:</w:t>
       </w:r>
     </w:p>
@@ -8029,6 +7636,7 @@
           <w:b/>
           <w:bCs/>
         </w:rPr>
+        <w:lastRenderedPageBreak/>
         <w:t>Profilkép:</w:t>
       </w:r>
       <w:r>
@@ -8564,6 +8172,7 @@
         <w:rPr>
           <w:rFonts w:ascii="Times New Roman" w:hAnsi="Times New Roman" w:cs="Times New Roman"/>
         </w:rPr>
+        <w:lastRenderedPageBreak/>
         <w:t>F. Rólunk oldal</w:t>
       </w:r>
     </w:p>
@@ -9092,6 +8701,7 @@
           <w:b/>
           <w:bCs/>
         </w:rPr>
+        <w:lastRenderedPageBreak/>
         <w:t>Tanfolyamok kezelése táblázat:</w:t>
       </w:r>
       <w:r>
@@ -9193,7 +8803,7 @@
           <w:rFonts w:ascii="Times New Roman" w:hAnsi="Times New Roman" w:cs="Times New Roman"/>
         </w:rPr>
       </w:pPr>
-      <w:bookmarkStart w:id="21" w:name="_Toc473730749"/>
+      <w:bookmarkStart w:id="22" w:name="_Toc473730749"/>
       <w:r>
         <w:rPr>
           <w:rFonts w:ascii="Times New Roman" w:hAnsi="Times New Roman" w:cs="Times New Roman"/>
@@ -9293,7 +8903,7 @@
           <w:rFonts w:cs="Times New Roman"/>
         </w:rPr>
         <w:pict w14:anchorId="5A031829">
-          <v:rect id="_x0000_i1051" style="width:0;height:1.5pt" o:hralign="center" o:hrstd="t" o:hr="t" fillcolor="#a0a0a0" stroked="f"/>
+          <v:rect id="_x0000_i1027" style="width:0;height:1.5pt" o:hralign="center" o:hrstd="t" o:hr="t" fillcolor="#a0a0a0" stroked="f"/>
         </w:pict>
       </w:r>
     </w:p>
@@ -9633,74 +9243,20 @@
     </w:p>
     <w:p>
       <w:pPr>
-        <w:pStyle w:val="NormlWeb"/>
-        <w:spacing w:before="100"/>
-        <w:rPr>
-          <w:color w:val="FF0000"/>
-        </w:rPr>
-      </w:pPr>
-    </w:p>
-    <w:p>
-      <w:pPr>
-        <w:pStyle w:val="NormlWeb"/>
-        <w:spacing w:before="100"/>
-        <w:rPr>
-          <w:color w:val="FF0000"/>
-        </w:rPr>
-      </w:pPr>
-    </w:p>
-    <w:p>
-      <w:pPr>
-        <w:pStyle w:val="NormlWeb"/>
-        <w:spacing w:before="100"/>
-        <w:rPr>
-          <w:color w:val="FF0000"/>
-        </w:rPr>
-      </w:pPr>
-    </w:p>
-    <w:p>
-      <w:pPr>
-        <w:pStyle w:val="NormlWeb"/>
-        <w:spacing w:before="100"/>
-        <w:rPr>
-          <w:color w:val="FF0000"/>
-        </w:rPr>
-      </w:pPr>
-    </w:p>
-    <w:p>
-      <w:pPr>
-        <w:pStyle w:val="NormlWeb"/>
-        <w:spacing w:before="100"/>
-        <w:rPr>
-          <w:color w:val="FF0000"/>
-        </w:rPr>
-      </w:pPr>
-    </w:p>
-    <w:p>
-      <w:pPr>
-        <w:pStyle w:val="NormlWeb"/>
-        <w:spacing w:before="100"/>
-        <w:rPr>
-          <w:color w:val="FF0000"/>
-        </w:rPr>
-      </w:pPr>
-    </w:p>
-    <w:p>
-      <w:pPr>
         <w:pStyle w:val="Cmsor1"/>
         <w:rPr>
           <w:rFonts w:ascii="Times New Roman" w:hAnsi="Times New Roman" w:cs="Times New Roman"/>
         </w:rPr>
       </w:pPr>
-      <w:bookmarkStart w:id="22" w:name="_Toc225154206"/>
+      <w:bookmarkStart w:id="23" w:name="_Toc225157475"/>
       <w:r>
         <w:rPr>
           <w:rFonts w:ascii="Times New Roman" w:hAnsi="Times New Roman" w:cs="Times New Roman"/>
         </w:rPr>
         <w:t>Fejlesztői dokumentáció</w:t>
       </w:r>
-      <w:bookmarkEnd w:id="21"/>
       <w:bookmarkEnd w:id="22"/>
+      <w:bookmarkEnd w:id="23"/>
     </w:p>
     <w:p>
       <w:pPr>
@@ -9712,7 +9268,14 @@
         <w:rPr>
           <w:rFonts w:cs="Times New Roman"/>
         </w:rPr>
-        <w:t>A Tanfolyamok weboldal fejlesztése és dokumentálása során több különböző szoftvereszközt és technológiát alkalmaztunk. Ezek az eszközök hozzájárultak az oldal megfelelő működéséhez, átlátható felépítéséhez és egységes megjelenéséhez. Az alábbiakban részletesen ismertetjük a felhasznált fejlesztői eszközöket.</w:t>
+        <w:t xml:space="preserve">A Tanfolyamok weboldal fejlesztése és dokumentálása során több különböző szoftvereszközt és technológiát alkalmaztunk. Ezek az eszközök hozzájárultak az oldal </w:t>
+      </w:r>
+      <w:r>
+        <w:rPr>
+          <w:rFonts w:cs="Times New Roman"/>
+        </w:rPr>
+        <w:lastRenderedPageBreak/>
+        <w:t>megfelelő működéséhez, átlátható felépítéséhez és egységes megjelenéséhez. Az alábbiakban részletesen ismertetjük a felhasznált fejlesztői eszközöket.</w:t>
       </w:r>
     </w:p>
     <w:p>
@@ -9728,14 +9291,14 @@
           <w:sz w:val="36"/>
         </w:rPr>
       </w:pPr>
-      <w:bookmarkStart w:id="23" w:name="_Toc225154207"/>
+      <w:bookmarkStart w:id="24" w:name="_Toc225157476"/>
       <w:r>
         <w:rPr>
           <w:rFonts w:ascii="Times New Roman" w:hAnsi="Times New Roman" w:cs="Times New Roman"/>
         </w:rPr>
         <w:t>4.1 AZ ALKALMAZOTT FEJLESZTŐI ESZKÖZÖK</w:t>
       </w:r>
-      <w:bookmarkEnd w:id="23"/>
+      <w:bookmarkEnd w:id="24"/>
     </w:p>
     <w:p>
       <w:pPr>
@@ -9749,14 +9312,14 @@
           <w:rFonts w:ascii="Times New Roman" w:hAnsi="Times New Roman" w:cs="Times New Roman"/>
         </w:rPr>
       </w:pPr>
-      <w:bookmarkStart w:id="24" w:name="_Toc225154208"/>
+      <w:bookmarkStart w:id="25" w:name="_Toc225157477"/>
       <w:r>
         <w:rPr>
           <w:rFonts w:ascii="Times New Roman" w:hAnsi="Times New Roman" w:cs="Times New Roman"/>
         </w:rPr>
         <w:t>4.1.1 Alkalmazott technológiák</w:t>
       </w:r>
-      <w:bookmarkEnd w:id="24"/>
+      <w:bookmarkEnd w:id="25"/>
     </w:p>
     <w:p>
       <w:pPr>
@@ -10392,14 +9955,14 @@
           <w:rFonts w:ascii="Times New Roman" w:hAnsi="Times New Roman" w:cs="Times New Roman"/>
         </w:rPr>
       </w:pPr>
-      <w:bookmarkStart w:id="25" w:name="_Toc225154209"/>
+      <w:bookmarkStart w:id="26" w:name="_Toc225157478"/>
       <w:r>
         <w:rPr>
           <w:rFonts w:ascii="Times New Roman" w:hAnsi="Times New Roman" w:cs="Times New Roman"/>
         </w:rPr>
         <w:t>4.1.2 Fejlesztési környezet és tesztelés</w:t>
       </w:r>
-      <w:bookmarkEnd w:id="25"/>
+      <w:bookmarkEnd w:id="26"/>
     </w:p>
     <w:p>
       <w:pPr>
@@ -10545,6 +10108,7 @@
           <w:b/>
           <w:bCs/>
         </w:rPr>
+        <w:lastRenderedPageBreak/>
         <w:t>Adatbázis-kezelés:</w:t>
       </w:r>
       <w:r>
@@ -10593,14 +10157,14 @@
           <w:rFonts w:ascii="Times New Roman" w:hAnsi="Times New Roman" w:cs="Times New Roman"/>
         </w:rPr>
       </w:pPr>
-      <w:bookmarkStart w:id="26" w:name="_Toc225154210"/>
+      <w:bookmarkStart w:id="27" w:name="_Toc225157479"/>
       <w:r>
         <w:rPr>
           <w:rFonts w:ascii="Times New Roman" w:hAnsi="Times New Roman" w:cs="Times New Roman"/>
         </w:rPr>
         <w:t>4.1.3 Dokumentáció és vizuális elemek</w:t>
       </w:r>
-      <w:bookmarkEnd w:id="26"/>
+      <w:bookmarkEnd w:id="27"/>
     </w:p>
     <w:p>
       <w:pPr>
@@ -10727,7 +10291,7 @@
           <w:rFonts w:cs="Times New Roman"/>
         </w:rPr>
         <w:pict w14:anchorId="7A356176">
-          <v:rect id="_x0000_i1052" style="width:0;height:1.5pt" o:hralign="center" o:hrstd="t" o:hr="t" fillcolor="#a0a0a0" stroked="f"/>
+          <v:rect id="_x0000_i1028" style="width:0;height:1.5pt" o:hralign="center" o:hrstd="t" o:hr="t" fillcolor="#a0a0a0" stroked="f"/>
         </w:pict>
       </w:r>
     </w:p>
@@ -10743,14 +10307,14 @@
           <w:rFonts w:ascii="Times New Roman" w:hAnsi="Times New Roman" w:cs="Times New Roman"/>
         </w:rPr>
       </w:pPr>
-      <w:bookmarkStart w:id="27" w:name="_Toc225154211"/>
+      <w:bookmarkStart w:id="28" w:name="_Toc225157480"/>
       <w:r>
         <w:rPr>
           <w:rFonts w:ascii="Times New Roman" w:hAnsi="Times New Roman" w:cs="Times New Roman"/>
         </w:rPr>
         <w:t>4.2 ADATMODELL LEÍRÁSA</w:t>
       </w:r>
-      <w:bookmarkEnd w:id="27"/>
+      <w:bookmarkEnd w:id="28"/>
     </w:p>
     <w:p>
       <w:pPr>
@@ -10764,14 +10328,14 @@
           <w:rFonts w:ascii="Times New Roman" w:hAnsi="Times New Roman" w:cs="Times New Roman"/>
         </w:rPr>
       </w:pPr>
-      <w:bookmarkStart w:id="28" w:name="_Toc225154212"/>
+      <w:bookmarkStart w:id="29" w:name="_Toc225157481"/>
       <w:r>
         <w:rPr>
           <w:rFonts w:ascii="Times New Roman" w:hAnsi="Times New Roman" w:cs="Times New Roman"/>
         </w:rPr>
         <w:t>4.2.1 Az adatbázis általános bemutatása</w:t>
       </w:r>
-      <w:bookmarkEnd w:id="28"/>
+      <w:bookmarkEnd w:id="29"/>
     </w:p>
     <w:p>
       <w:pPr>
@@ -10829,14 +10393,14 @@
           <w:rFonts w:ascii="Times New Roman" w:hAnsi="Times New Roman" w:cs="Times New Roman"/>
         </w:rPr>
       </w:pPr>
-      <w:bookmarkStart w:id="29" w:name="_Toc225154213"/>
+      <w:bookmarkStart w:id="30" w:name="_Toc225157482"/>
       <w:r>
         <w:rPr>
           <w:rFonts w:ascii="Times New Roman" w:hAnsi="Times New Roman" w:cs="Times New Roman"/>
         </w:rPr>
         <w:t>4.2.2 Adattáblák részletes leírása</w:t>
       </w:r>
-      <w:bookmarkEnd w:id="29"/>
+      <w:bookmarkEnd w:id="30"/>
     </w:p>
     <w:p>
       <w:pPr>
@@ -11128,7 +10692,11 @@
       </w:r>
       <w:proofErr w:type="spellEnd"/>
       <w:r>
-        <w:t xml:space="preserve"> | INT(11) | FOREIGN KEY, Tanuló azonosítója | | </w:t>
+        <w:t xml:space="preserve"> | INT(11) | FOREIGN KEY, </w:t>
+      </w:r>
+      <w:r>
+        <w:lastRenderedPageBreak/>
+        <w:t xml:space="preserve">Tanuló azonosítója | | </w:t>
       </w:r>
       <w:proofErr w:type="spellStart"/>
       <w:r>
@@ -11354,16 +10922,20 @@
         <w:ind w:left="720" w:hanging="720"/>
         <w:rPr>
           <w:rFonts w:ascii="Times New Roman" w:hAnsi="Times New Roman" w:cs="Times New Roman"/>
-        </w:rPr>
-      </w:pPr>
-      <w:bookmarkStart w:id="30" w:name="_Toc225154214"/>
+          <w:sz w:val="28"/>
+          <w:szCs w:val="28"/>
+        </w:rPr>
+      </w:pPr>
+      <w:bookmarkStart w:id="31" w:name="_Toc225157483"/>
       <w:r>
         <w:rPr>
           <w:rFonts w:ascii="Times New Roman" w:hAnsi="Times New Roman" w:cs="Times New Roman"/>
+          <w:sz w:val="28"/>
+          <w:szCs w:val="28"/>
         </w:rPr>
         <w:t>4.2.3 Táblák közötti kapcsolatok (ER-diagram szöveges leírása)</w:t>
       </w:r>
-      <w:bookmarkEnd w:id="30"/>
+      <w:bookmarkEnd w:id="31"/>
     </w:p>
     <w:p>
       <w:pPr>
@@ -11734,7 +11306,7 @@
           <w:rFonts w:cs="Times New Roman"/>
         </w:rPr>
         <w:pict w14:anchorId="6CE8F3EF">
-          <v:rect id="_x0000_i1053" style="width:0;height:1.5pt" o:hralign="center" o:hrstd="t" o:hr="t" fillcolor="#a0a0a0" stroked="f"/>
+          <v:rect id="_x0000_i1029" style="width:0;height:1.5pt" o:hralign="center" o:hrstd="t" o:hr="t" fillcolor="#a0a0a0" stroked="f"/>
         </w:pict>
       </w:r>
     </w:p>
@@ -11750,14 +11322,14 @@
           <w:rFonts w:ascii="Times New Roman" w:hAnsi="Times New Roman" w:cs="Times New Roman"/>
         </w:rPr>
       </w:pPr>
-      <w:bookmarkStart w:id="31" w:name="_Toc225154215"/>
+      <w:bookmarkStart w:id="32" w:name="_Toc225157484"/>
       <w:r>
         <w:rPr>
           <w:rFonts w:ascii="Times New Roman" w:hAnsi="Times New Roman" w:cs="Times New Roman"/>
         </w:rPr>
         <w:t>4.3 RÉSZLETES FELADATSPECIFIKÁCIÓ, ALGORITMUSOK</w:t>
       </w:r>
-      <w:bookmarkEnd w:id="31"/>
+      <w:bookmarkEnd w:id="32"/>
     </w:p>
     <w:p>
       <w:pPr>
@@ -11771,14 +11343,14 @@
           <w:rFonts w:ascii="Times New Roman" w:hAnsi="Times New Roman" w:cs="Times New Roman"/>
         </w:rPr>
       </w:pPr>
-      <w:bookmarkStart w:id="32" w:name="_Toc225154216"/>
+      <w:bookmarkStart w:id="33" w:name="_Toc225157485"/>
       <w:r>
         <w:rPr>
           <w:rFonts w:ascii="Times New Roman" w:hAnsi="Times New Roman" w:cs="Times New Roman"/>
         </w:rPr>
         <w:t>4.3.1 Szerver oldali függvények (server.js)</w:t>
       </w:r>
-      <w:bookmarkEnd w:id="32"/>
+      <w:bookmarkEnd w:id="33"/>
     </w:p>
     <w:p>
       <w:pPr>
@@ -11939,6 +11511,7 @@
           <w:rStyle w:val="ng-tns-c407461874-30"/>
           <w:rFonts w:cs="Times New Roman"/>
         </w:rPr>
+        <w:lastRenderedPageBreak/>
         <w:t>Plaintext</w:t>
       </w:r>
       <w:proofErr w:type="spellEnd"/>
@@ -13065,6 +12638,7 @@
         <w:spacing w:before="100"/>
       </w:pPr>
       <w:r>
+        <w:lastRenderedPageBreak/>
         <w:t>Tábla meghatározása szerepkör alapján.</w:t>
       </w:r>
     </w:p>
@@ -13154,14 +12728,14 @@
           <w:rFonts w:ascii="Times New Roman" w:hAnsi="Times New Roman" w:cs="Times New Roman"/>
         </w:rPr>
       </w:pPr>
-      <w:bookmarkStart w:id="33" w:name="_Toc225154217"/>
+      <w:bookmarkStart w:id="34" w:name="_Toc225157486"/>
       <w:r>
         <w:rPr>
           <w:rFonts w:ascii="Times New Roman" w:hAnsi="Times New Roman" w:cs="Times New Roman"/>
         </w:rPr>
         <w:t>4.3.2 Kliens oldali algoritmusok (JavaScript)</w:t>
       </w:r>
-      <w:bookmarkEnd w:id="33"/>
+      <w:bookmarkEnd w:id="34"/>
     </w:p>
     <w:p>
       <w:pPr>
@@ -13637,6 +13211,23 @@
       <w:pPr>
         <w:pStyle w:val="NormlWeb"/>
         <w:spacing w:before="100"/>
+        <w:sectPr>
+          <w:headerReference w:type="default" r:id="rId11"/>
+          <w:footerReference w:type="default" r:id="rId12"/>
+          <w:headerReference w:type="first" r:id="rId13"/>
+          <w:footerReference w:type="first" r:id="rId14"/>
+          <w:pgSz w:w="11906" w:h="16838"/>
+          <w:pgMar w:top="1418" w:right="1418" w:bottom="1418" w:left="1418" w:header="567" w:footer="283" w:gutter="340"/>
+          <w:cols w:space="708"/>
+          <w:titlePg/>
+          <w:docGrid w:linePitch="360"/>
+        </w:sectPr>
+      </w:pPr>
+    </w:p>
+    <w:p>
+      <w:pPr>
+        <w:pStyle w:val="NormlWeb"/>
+        <w:spacing w:before="100"/>
       </w:pPr>
     </w:p>
     <w:p>
@@ -13646,46 +13237,38 @@
           <w:ilvl w:val="1"/>
           <w:numId w:val="38"/>
         </w:numPr>
-      </w:pPr>
-      <w:r>
+        <w:rPr>
+          <w:sz w:val="32"/>
+          <w:szCs w:val="32"/>
+        </w:rPr>
+      </w:pPr>
+      <w:bookmarkStart w:id="35" w:name="_Toc225157487"/>
+      <w:r>
+        <w:rPr>
+          <w:sz w:val="32"/>
+          <w:szCs w:val="32"/>
+        </w:rPr>
         <w:t>Tesztelési Dokumentáció</w:t>
       </w:r>
-    </w:p>
-    <w:p/>
-    <w:p>
-      <w:pPr>
-        <w:pStyle w:val="Cmsor1"/>
-        <w:numPr>
-          <w:ilvl w:val="0"/>
-          <w:numId w:val="0"/>
-        </w:numPr>
-        <w:ind w:left="432" w:hanging="432"/>
-        <w:rPr>
-          <w:color w:val="auto"/>
+      <w:bookmarkEnd w:id="35"/>
+    </w:p>
+    <w:p>
+      <w:pPr>
+        <w:pStyle w:val="Cmsor3"/>
+        <w:rPr>
           <w:sz w:val="28"/>
           <w:szCs w:val="28"/>
         </w:rPr>
       </w:pPr>
-      <w:bookmarkStart w:id="34" w:name="_Toc225154219"/>
-      <w:proofErr w:type="gramStart"/>
-      <w:r>
-        <w:rPr>
-          <w:color w:val="auto"/>
+      <w:bookmarkStart w:id="36" w:name="_Toc225157488"/>
+      <w:r>
+        <w:rPr>
           <w:sz w:val="28"/>
           <w:szCs w:val="28"/>
         </w:rPr>
-        <w:t>4.4.1  Tesztelés</w:t>
-      </w:r>
-      <w:proofErr w:type="gramEnd"/>
-      <w:r>
-        <w:rPr>
-          <w:color w:val="auto"/>
-          <w:sz w:val="28"/>
-          <w:szCs w:val="28"/>
-        </w:rPr>
-        <w:t xml:space="preserve"> célja</w:t>
-      </w:r>
-      <w:bookmarkEnd w:id="34"/>
+        <w:t>Tesztelés célja</w:t>
+      </w:r>
+      <w:bookmarkEnd w:id="36"/>
     </w:p>
     <w:tbl>
       <w:tblPr>
@@ -13695,8 +13278,8 @@
         <w:tblLook w:val="0020" w:firstRow="1" w:lastRow="0" w:firstColumn="0" w:lastColumn="0" w:noHBand="0" w:noVBand="0"/>
       </w:tblPr>
       <w:tblGrid>
-        <w:gridCol w:w="5255"/>
-        <w:gridCol w:w="8407"/>
+        <w:gridCol w:w="5386"/>
+        <w:gridCol w:w="8616"/>
       </w:tblGrid>
       <w:tr>
         <w:trPr>
@@ -14024,28 +13607,22 @@
     </w:tbl>
     <w:p>
       <w:pPr>
-        <w:pStyle w:val="Cmsor1"/>
-        <w:numPr>
-          <w:ilvl w:val="0"/>
-          <w:numId w:val="0"/>
-        </w:numPr>
-        <w:rPr>
-          <w:color w:val="auto"/>
+        <w:pStyle w:val="Cmsor3"/>
+        <w:rPr>
           <w:sz w:val="28"/>
           <w:szCs w:val="28"/>
         </w:rPr>
       </w:pPr>
-      <w:bookmarkStart w:id="35" w:name="alkalmazott-tesztelési-módszerek"/>
-      <w:bookmarkStart w:id="36" w:name="_Toc225154220"/>
-      <w:r>
-        <w:rPr>
-          <w:color w:val="auto"/>
+      <w:bookmarkStart w:id="37" w:name="_Toc225157489"/>
+      <w:bookmarkStart w:id="38" w:name="alkalmazott-tesztelési-módszerek"/>
+      <w:r>
+        <w:rPr>
           <w:sz w:val="28"/>
           <w:szCs w:val="28"/>
         </w:rPr>
-        <w:t>4.4.2 Alkalmazott tesztelési módszerek</w:t>
-      </w:r>
-      <w:bookmarkEnd w:id="36"/>
+        <w:t>Alkalmazott tesztelési módszerek</w:t>
+      </w:r>
+      <w:bookmarkEnd w:id="37"/>
     </w:p>
     <w:tbl>
       <w:tblPr>
@@ -14055,9 +13632,9 @@
         <w:tblLook w:val="0020" w:firstRow="1" w:lastRow="0" w:firstColumn="0" w:lastColumn="0" w:noHBand="0" w:noVBand="0"/>
       </w:tblPr>
       <w:tblGrid>
-        <w:gridCol w:w="3415"/>
-        <w:gridCol w:w="3036"/>
-        <w:gridCol w:w="7211"/>
+        <w:gridCol w:w="3500"/>
+        <w:gridCol w:w="3112"/>
+        <w:gridCol w:w="7390"/>
       </w:tblGrid>
       <w:tr>
         <w:trPr>
@@ -14856,39 +14433,31 @@
     </w:tbl>
     <w:p>
       <w:pPr>
-        <w:pStyle w:val="Cmsor1"/>
-        <w:numPr>
-          <w:ilvl w:val="0"/>
-          <w:numId w:val="0"/>
-        </w:numPr>
-        <w:rPr>
-          <w:b w:val="0"/>
-          <w:bCs w:val="0"/>
-          <w:color w:val="auto"/>
+        <w:pStyle w:val="Cmsor3"/>
+        <w:rPr>
           <w:sz w:val="28"/>
           <w:szCs w:val="28"/>
         </w:rPr>
       </w:pPr>
-      <w:bookmarkStart w:id="37" w:name="tesztkörnyezet"/>
-      <w:bookmarkStart w:id="38" w:name="_Toc225154221"/>
-      <w:bookmarkEnd w:id="35"/>
-      <w:r>
-        <w:rPr>
-          <w:color w:val="auto"/>
+      <w:bookmarkStart w:id="39" w:name="tesztkörnyezet"/>
+      <w:bookmarkEnd w:id="38"/>
+      <w:r>
+        <w:rPr>
           <w:sz w:val="28"/>
           <w:szCs w:val="28"/>
         </w:rPr>
-        <w:t>4.4.3</w:t>
-      </w:r>
-      <w:r>
-        <w:rPr>
-          <w:color w:val="auto"/>
+        <w:lastRenderedPageBreak/>
+        <w:t xml:space="preserve"> </w:t>
+      </w:r>
+      <w:bookmarkStart w:id="40" w:name="_Toc225157490"/>
+      <w:r>
+        <w:rPr>
           <w:sz w:val="28"/>
           <w:szCs w:val="28"/>
         </w:rPr>
-        <w:t xml:space="preserve"> Tesztkörnyezet</w:t>
-      </w:r>
-      <w:bookmarkEnd w:id="38"/>
+        <w:t>Tesztkörnyezet</w:t>
+      </w:r>
+      <w:bookmarkEnd w:id="40"/>
     </w:p>
     <w:tbl>
       <w:tblPr>
@@ -14898,8 +14467,8 @@
         <w:tblLook w:val="0020" w:firstRow="1" w:lastRow="0" w:firstColumn="0" w:lastColumn="0" w:noHBand="0" w:noVBand="0"/>
       </w:tblPr>
       <w:tblGrid>
-        <w:gridCol w:w="6306"/>
-        <w:gridCol w:w="7356"/>
+        <w:gridCol w:w="6463"/>
+        <w:gridCol w:w="7539"/>
       </w:tblGrid>
       <w:tr>
         <w:trPr>
@@ -15314,78 +14883,34 @@
     </w:tbl>
     <w:p>
       <w:pPr>
-        <w:pStyle w:val="Cmsor1"/>
-        <w:numPr>
-          <w:ilvl w:val="0"/>
-          <w:numId w:val="0"/>
-        </w:numPr>
-        <w:ind w:left="432" w:hanging="432"/>
-        <w:rPr>
-          <w:b w:val="0"/>
-          <w:bCs w:val="0"/>
-          <w:color w:val="auto"/>
+        <w:pStyle w:val="Cmsor3"/>
+        <w:rPr>
           <w:sz w:val="28"/>
           <w:szCs w:val="28"/>
-        </w:rPr>
-      </w:pPr>
-      <w:bookmarkStart w:id="39" w:name="_Toc225154222"/>
-      <w:bookmarkStart w:id="40" w:name="tesztesetek"/>
-      <w:bookmarkEnd w:id="37"/>
-      <w:r>
-        <w:rPr>
-          <w:color w:val="auto"/>
+          <w:u w:val="single"/>
+        </w:rPr>
+      </w:pPr>
+      <w:bookmarkStart w:id="41" w:name="_Toc225157491"/>
+      <w:bookmarkStart w:id="42" w:name="tesztesetek"/>
+      <w:bookmarkEnd w:id="39"/>
+      <w:r>
+        <w:rPr>
           <w:sz w:val="28"/>
           <w:szCs w:val="28"/>
-        </w:rPr>
-        <w:t>4.4.4</w:t>
-      </w:r>
-      <w:r>
-        <w:rPr>
-          <w:color w:val="auto"/>
-          <w:sz w:val="28"/>
-          <w:szCs w:val="28"/>
-        </w:rPr>
-        <w:t xml:space="preserve"> </w:t>
-      </w:r>
-      <w:r>
-        <w:rPr>
-          <w:color w:val="auto"/>
-          <w:sz w:val="28"/>
-          <w:szCs w:val="28"/>
+          <w:u w:val="single"/>
         </w:rPr>
         <w:t>Tesztesetek</w:t>
       </w:r>
-      <w:bookmarkEnd w:id="39"/>
-    </w:p>
-    <w:p>
-      <w:pPr>
-        <w:pStyle w:val="Cmsor2"/>
-        <w:numPr>
-          <w:ilvl w:val="0"/>
-          <w:numId w:val="0"/>
-        </w:numPr>
-        <w:ind w:left="576" w:hanging="576"/>
-        <w:rPr>
-          <w:b w:val="0"/>
-          <w:bCs w:val="0"/>
-          <w:color w:val="auto"/>
-        </w:rPr>
-      </w:pPr>
-      <w:bookmarkStart w:id="41" w:name="alapvető-működés"/>
-      <w:r>
-        <w:rPr>
-          <w:color w:val="auto"/>
-        </w:rPr>
-        <w:t xml:space="preserve"> </w:t>
-      </w:r>
-      <w:bookmarkStart w:id="42" w:name="_Toc225154223"/>
-      <w:r>
-        <w:rPr>
-          <w:color w:val="auto"/>
-        </w:rPr>
-        <w:t>Alapvető működés</w:t>
-      </w:r>
-      <w:bookmarkEnd w:id="42"/>
+      <w:bookmarkEnd w:id="41"/>
+    </w:p>
+    <w:p>
+      <w:pPr>
+        <w:pStyle w:val="Cmsor4"/>
+      </w:pPr>
+      <w:bookmarkStart w:id="43" w:name="alapvető-működés"/>
+      <w:r>
+        <w:t xml:space="preserve"> Alapvető működés</w:t>
+      </w:r>
     </w:p>
     <w:tbl>
       <w:tblPr>
@@ -15699,33 +15224,13 @@
     </w:tbl>
     <w:p>
       <w:pPr>
-        <w:pStyle w:val="Cmsor2"/>
-        <w:numPr>
-          <w:ilvl w:val="0"/>
-          <w:numId w:val="0"/>
-        </w:numPr>
-        <w:rPr>
-          <w:b w:val="0"/>
-          <w:bCs w:val="0"/>
-          <w:color w:val="auto"/>
-        </w:rPr>
-      </w:pPr>
-      <w:bookmarkStart w:id="43" w:name="oldalak-és-navigáció"/>
-      <w:bookmarkEnd w:id="41"/>
-      <w:r>
-        <w:rPr>
-          <w:color w:val="auto"/>
-        </w:rPr>
-        <w:t xml:space="preserve"> </w:t>
-      </w:r>
-      <w:bookmarkStart w:id="44" w:name="_Toc225154224"/>
-      <w:r>
-        <w:rPr>
-          <w:color w:val="auto"/>
-        </w:rPr>
-        <w:t>Oldalak és navigáció</w:t>
-      </w:r>
-      <w:bookmarkEnd w:id="44"/>
+        <w:pStyle w:val="Cmsor4"/>
+      </w:pPr>
+      <w:bookmarkStart w:id="44" w:name="oldalak-és-navigáció"/>
+      <w:bookmarkEnd w:id="43"/>
+      <w:r>
+        <w:t xml:space="preserve"> Oldalak és navigáció</w:t>
+      </w:r>
     </w:p>
     <w:tbl>
       <w:tblPr>
@@ -15735,9 +15240,9 @@
         <w:tblLook w:val="0020" w:firstRow="1" w:lastRow="0" w:firstColumn="0" w:lastColumn="0" w:noHBand="0" w:noVBand="0"/>
       </w:tblPr>
       <w:tblGrid>
-        <w:gridCol w:w="1563"/>
-        <w:gridCol w:w="8251"/>
-        <w:gridCol w:w="3848"/>
+        <w:gridCol w:w="1602"/>
+        <w:gridCol w:w="8456"/>
+        <w:gridCol w:w="3944"/>
       </w:tblGrid>
       <w:tr>
         <w:trPr>
@@ -16106,6 +15611,7 @@
               <w:pStyle w:val="Compact"/>
             </w:pPr>
             <w:r>
+              <w:lastRenderedPageBreak/>
               <w:t>T07</w:t>
             </w:r>
           </w:p>
@@ -16217,27 +15723,13 @@
     </w:tbl>
     <w:p>
       <w:pPr>
-        <w:pStyle w:val="Cmsor2"/>
-        <w:numPr>
-          <w:ilvl w:val="0"/>
-          <w:numId w:val="0"/>
-        </w:numPr>
-        <w:rPr>
-          <w:b w:val="0"/>
-          <w:bCs w:val="0"/>
-          <w:color w:val="auto"/>
-        </w:rPr>
-      </w:pPr>
-      <w:bookmarkStart w:id="45" w:name="_Toc225154225"/>
-      <w:bookmarkStart w:id="46" w:name="regisztráció"/>
-      <w:bookmarkEnd w:id="43"/>
-      <w:r>
-        <w:rPr>
-          <w:color w:val="auto"/>
-        </w:rPr>
+        <w:pStyle w:val="Cmsor4"/>
+      </w:pPr>
+      <w:bookmarkStart w:id="45" w:name="regisztráció"/>
+      <w:bookmarkEnd w:id="44"/>
+      <w:r>
         <w:t>Regisztráció</w:t>
       </w:r>
-      <w:bookmarkEnd w:id="45"/>
     </w:p>
     <w:tbl>
       <w:tblPr>
@@ -16642,27 +16134,13 @@
     </w:tbl>
     <w:p>
       <w:pPr>
-        <w:pStyle w:val="Cmsor2"/>
-        <w:numPr>
-          <w:ilvl w:val="0"/>
-          <w:numId w:val="0"/>
-        </w:numPr>
-        <w:rPr>
-          <w:b w:val="0"/>
-          <w:bCs w:val="0"/>
-          <w:color w:val="auto"/>
-        </w:rPr>
-      </w:pPr>
-      <w:bookmarkStart w:id="47" w:name="_Toc225154226"/>
-      <w:bookmarkStart w:id="48" w:name="bejelentkezés"/>
-      <w:bookmarkEnd w:id="46"/>
-      <w:r>
-        <w:rPr>
-          <w:color w:val="auto"/>
-        </w:rPr>
+        <w:pStyle w:val="Cmsor4"/>
+      </w:pPr>
+      <w:bookmarkStart w:id="46" w:name="bejelentkezés"/>
+      <w:bookmarkEnd w:id="45"/>
+      <w:r>
         <w:t>Bejelentkezés</w:t>
       </w:r>
-      <w:bookmarkEnd w:id="47"/>
     </w:p>
     <w:tbl>
       <w:tblPr>
@@ -16672,9 +16150,9 @@
         <w:tblLook w:val="0020" w:firstRow="1" w:lastRow="0" w:firstColumn="0" w:lastColumn="0" w:noHBand="0" w:noVBand="0"/>
       </w:tblPr>
       <w:tblGrid>
-        <w:gridCol w:w="3796"/>
-        <w:gridCol w:w="6024"/>
-        <w:gridCol w:w="3842"/>
+        <w:gridCol w:w="3889"/>
+        <w:gridCol w:w="6176"/>
+        <w:gridCol w:w="3937"/>
       </w:tblGrid>
       <w:tr>
         <w:trPr>
@@ -16857,28 +16335,13 @@
     </w:tbl>
     <w:p>
       <w:pPr>
-        <w:pStyle w:val="Cmsor2"/>
-        <w:numPr>
-          <w:ilvl w:val="0"/>
-          <w:numId w:val="0"/>
-        </w:numPr>
-        <w:ind w:left="576" w:hanging="576"/>
-        <w:rPr>
-          <w:b w:val="0"/>
-          <w:bCs w:val="0"/>
-          <w:color w:val="auto"/>
-        </w:rPr>
-      </w:pPr>
-      <w:bookmarkStart w:id="49" w:name="_Toc225154227"/>
-      <w:bookmarkStart w:id="50" w:name="tanfolyamok"/>
-      <w:bookmarkEnd w:id="48"/>
-      <w:r>
-        <w:rPr>
-          <w:color w:val="auto"/>
-        </w:rPr>
+        <w:pStyle w:val="Cmsor4"/>
+      </w:pPr>
+      <w:bookmarkStart w:id="47" w:name="tanfolyamok"/>
+      <w:bookmarkEnd w:id="46"/>
+      <w:r>
         <w:t>Tanfolyamok</w:t>
       </w:r>
-      <w:bookmarkEnd w:id="49"/>
     </w:p>
     <w:tbl>
       <w:tblPr>
@@ -16888,9 +16351,9 @@
         <w:tblLook w:val="0020" w:firstRow="1" w:lastRow="0" w:firstColumn="0" w:lastColumn="0" w:noHBand="0" w:noVBand="0"/>
       </w:tblPr>
       <w:tblGrid>
-        <w:gridCol w:w="3796"/>
-        <w:gridCol w:w="6024"/>
-        <w:gridCol w:w="3842"/>
+        <w:gridCol w:w="3889"/>
+        <w:gridCol w:w="6176"/>
+        <w:gridCol w:w="3937"/>
       </w:tblGrid>
       <w:tr>
         <w:trPr>
@@ -17065,28 +16528,14 @@
     </w:tbl>
     <w:p>
       <w:pPr>
-        <w:pStyle w:val="Cmsor2"/>
-        <w:numPr>
-          <w:ilvl w:val="0"/>
-          <w:numId w:val="0"/>
-        </w:numPr>
-        <w:ind w:left="576" w:hanging="576"/>
-        <w:rPr>
-          <w:b w:val="0"/>
-          <w:bCs w:val="0"/>
-          <w:color w:val="auto"/>
-        </w:rPr>
-      </w:pPr>
-      <w:bookmarkStart w:id="51" w:name="_Toc225154228"/>
-      <w:bookmarkStart w:id="52" w:name="profil"/>
-      <w:bookmarkEnd w:id="50"/>
-      <w:r>
-        <w:rPr>
-          <w:color w:val="auto"/>
-        </w:rPr>
+        <w:pStyle w:val="Cmsor4"/>
+      </w:pPr>
+      <w:bookmarkStart w:id="48" w:name="profil"/>
+      <w:bookmarkEnd w:id="47"/>
+      <w:r>
+        <w:lastRenderedPageBreak/>
         <w:t>Profil</w:t>
       </w:r>
-      <w:bookmarkEnd w:id="51"/>
     </w:p>
     <w:tbl>
       <w:tblPr>
@@ -17096,9 +16545,9 @@
         <w:tblLook w:val="0020" w:firstRow="1" w:lastRow="0" w:firstColumn="0" w:lastColumn="0" w:noHBand="0" w:noVBand="0"/>
       </w:tblPr>
       <w:tblGrid>
-        <w:gridCol w:w="3882"/>
-        <w:gridCol w:w="5938"/>
-        <w:gridCol w:w="4148"/>
+        <w:gridCol w:w="3977"/>
+        <w:gridCol w:w="6088"/>
+        <w:gridCol w:w="4251"/>
       </w:tblGrid>
       <w:tr>
         <w:trPr>
@@ -17293,34 +16742,13 @@
     </w:tbl>
     <w:p>
       <w:pPr>
-        <w:pStyle w:val="Cmsor2"/>
-        <w:numPr>
-          <w:ilvl w:val="0"/>
-          <w:numId w:val="0"/>
-        </w:numPr>
-        <w:ind w:left="576" w:hanging="576"/>
-        <w:rPr>
-          <w:b w:val="0"/>
-          <w:bCs w:val="0"/>
-          <w:color w:val="auto"/>
-        </w:rPr>
-      </w:pPr>
-      <w:bookmarkStart w:id="53" w:name="kapcsolat"/>
-      <w:bookmarkEnd w:id="52"/>
-      <w:r>
-        <w:rPr>
-          <w:color w:val="auto"/>
-        </w:rPr>
-        <w:t xml:space="preserve"> </w:t>
-      </w:r>
-      <w:bookmarkStart w:id="54" w:name="_Toc225154229"/>
-      <w:r>
-        <w:rPr>
-          <w:color w:val="auto"/>
-        </w:rPr>
-        <w:t>Kapcsolat</w:t>
-      </w:r>
-      <w:bookmarkEnd w:id="54"/>
+        <w:pStyle w:val="Cmsor4"/>
+      </w:pPr>
+      <w:bookmarkStart w:id="49" w:name="kapcsolat"/>
+      <w:bookmarkEnd w:id="48"/>
+      <w:r>
+        <w:t xml:space="preserve"> Kapcsolat</w:t>
+      </w:r>
     </w:p>
     <w:tbl>
       <w:tblPr>
@@ -17494,28 +16922,14 @@
     </w:tbl>
     <w:p>
       <w:pPr>
-        <w:pStyle w:val="Cmsor2"/>
-        <w:numPr>
-          <w:ilvl w:val="0"/>
-          <w:numId w:val="0"/>
-        </w:numPr>
-        <w:rPr>
-          <w:b w:val="0"/>
-          <w:bCs w:val="0"/>
-          <w:color w:val="auto"/>
-        </w:rPr>
-      </w:pPr>
-      <w:bookmarkStart w:id="55" w:name="_Toc225154230"/>
-      <w:bookmarkStart w:id="56" w:name="admin"/>
-      <w:bookmarkEnd w:id="53"/>
+        <w:pStyle w:val="Cmsor4"/>
+      </w:pPr>
+      <w:bookmarkStart w:id="50" w:name="admin"/>
+      <w:bookmarkEnd w:id="49"/>
       <w:proofErr w:type="spellStart"/>
       <w:r>
-        <w:rPr>
-          <w:color w:val="auto"/>
-        </w:rPr>
         <w:t>Admin</w:t>
       </w:r>
-      <w:bookmarkEnd w:id="55"/>
       <w:proofErr w:type="spellEnd"/>
     </w:p>
     <w:tbl>
@@ -17700,9 +17114,9 @@
       <w:pPr>
         <w:pStyle w:val="Szvegtrzs"/>
       </w:pPr>
-      <w:bookmarkStart w:id="57" w:name="hibák-és-javítások"/>
-      <w:bookmarkEnd w:id="40"/>
-      <w:bookmarkEnd w:id="56"/>
+      <w:bookmarkStart w:id="51" w:name="hibák-és-javítások"/>
+      <w:bookmarkEnd w:id="42"/>
+      <w:bookmarkEnd w:id="50"/>
     </w:p>
     <w:p>
       <w:pPr>
@@ -17711,73 +17125,29 @@
     </w:p>
     <w:p>
       <w:pPr>
-        <w:pStyle w:val="Szvegtrzs"/>
-      </w:pPr>
-    </w:p>
-    <w:p>
-      <w:pPr>
-        <w:pStyle w:val="Szvegtrzs"/>
-      </w:pPr>
-    </w:p>
-    <w:p>
-      <w:pPr>
-        <w:pStyle w:val="Szvegtrzs"/>
-      </w:pPr>
-    </w:p>
-    <w:p>
-      <w:pPr>
-        <w:pStyle w:val="Szvegtrzs"/>
-      </w:pPr>
-    </w:p>
-    <w:p>
-      <w:pPr>
-        <w:pStyle w:val="Szvegtrzs"/>
-      </w:pPr>
-    </w:p>
-    <w:p>
-      <w:pPr>
-        <w:pStyle w:val="Szvegtrzs"/>
-      </w:pPr>
-    </w:p>
-    <w:p>
-      <w:pPr>
-        <w:pStyle w:val="Szvegtrzs"/>
-      </w:pPr>
-    </w:p>
-    <w:p>
-      <w:pPr>
-        <w:pStyle w:val="Cmsor1"/>
-        <w:numPr>
-          <w:ilvl w:val="0"/>
-          <w:numId w:val="0"/>
-        </w:numPr>
-        <w:ind w:left="432" w:hanging="432"/>
-        <w:rPr>
-          <w:b w:val="0"/>
-          <w:bCs w:val="0"/>
-          <w:color w:val="auto"/>
+        <w:pStyle w:val="Cmsor3"/>
+        <w:rPr>
           <w:sz w:val="28"/>
           <w:szCs w:val="28"/>
         </w:rPr>
       </w:pPr>
-      <w:bookmarkStart w:id="58" w:name="_Toc225154231"/>
-      <w:r>
-        <w:rPr>
-          <w:color w:val="auto"/>
+      <w:r>
+        <w:rPr>
           <w:sz w:val="28"/>
           <w:szCs w:val="28"/>
         </w:rPr>
-        <w:t>4.4.</w:t>
-      </w:r>
-      <w:r>
-        <w:rPr>
-          <w:color w:val="auto"/>
+        <w:lastRenderedPageBreak/>
+        <w:t xml:space="preserve"> </w:t>
+      </w:r>
+      <w:bookmarkStart w:id="52" w:name="_Toc225157492"/>
+      <w:r>
+        <w:rPr>
           <w:sz w:val="28"/>
           <w:szCs w:val="28"/>
         </w:rPr>
-        <w:t>5 Hibák és javítások</w:t>
-      </w:r>
-      <w:bookmarkEnd w:id="58"/>
+        <w:t>Hibák és javítások</w:t>
+      </w:r>
+      <w:bookmarkEnd w:id="52"/>
     </w:p>
     <w:tbl>
       <w:tblPr>
@@ -18144,7 +17514,7 @@
             <w:pPr>
               <w:pStyle w:val="Compact"/>
             </w:pPr>
-            <w:bookmarkStart w:id="59" w:name="_Hlk224727646"/>
+            <w:bookmarkStart w:id="53" w:name="_Hlk224727646"/>
             <w:r>
               <w:t xml:space="preserve">✅ </w:t>
             </w:r>
@@ -18152,7 +17522,7 @@
             <w:r>
               <w:t>Javítva</w:t>
             </w:r>
-            <w:bookmarkEnd w:id="59"/>
+            <w:bookmarkEnd w:id="53"/>
             <w:proofErr w:type="spellEnd"/>
           </w:p>
         </w:tc>
@@ -19660,6 +19030,7 @@
               <w:pStyle w:val="Compact"/>
             </w:pPr>
             <w:r>
+              <w:lastRenderedPageBreak/>
               <w:t>09</w:t>
             </w:r>
           </w:p>
@@ -21079,6 +20450,7 @@
               <w:pStyle w:val="Compact"/>
             </w:pPr>
             <w:r>
+              <w:lastRenderedPageBreak/>
               <w:t>15</w:t>
             </w:r>
           </w:p>
@@ -22434,6 +21806,7 @@
                       <w:rFonts w:eastAsia="Times New Roman" w:cs="Times New Roman"/>
                       <w:lang w:eastAsia="hu-HU"/>
                     </w:rPr>
+                    <w:lastRenderedPageBreak/>
                     <w:t>Profil oldal nem kezelte sikertelen API-hívást, elavult localStorage</w:t>
                   </w:r>
                 </w:p>
@@ -22457,6 +21830,7 @@
             </w:pPr>
             <w:proofErr w:type="spellStart"/>
             <w:r>
+              <w:lastRenderedPageBreak/>
               <w:t>Profil</w:t>
             </w:r>
             <w:proofErr w:type="spellEnd"/>
@@ -22592,43 +21966,26 @@
       <w:pPr>
         <w:pStyle w:val="Szvegtrzs"/>
       </w:pPr>
-      <w:bookmarkStart w:id="60" w:name="összesítő"/>
-      <w:bookmarkEnd w:id="57"/>
-    </w:p>
-    <w:p>
-      <w:pPr>
-        <w:pStyle w:val="Cmsor1"/>
-        <w:numPr>
-          <w:ilvl w:val="0"/>
-          <w:numId w:val="0"/>
-        </w:numPr>
-        <w:ind w:left="432" w:hanging="432"/>
-        <w:rPr>
-          <w:b w:val="0"/>
-          <w:bCs w:val="0"/>
-          <w:color w:val="auto"/>
+      <w:bookmarkStart w:id="54" w:name="összesítő"/>
+      <w:bookmarkEnd w:id="51"/>
+    </w:p>
+    <w:p>
+      <w:pPr>
+        <w:pStyle w:val="Cmsor3"/>
+        <w:rPr>
           <w:sz w:val="28"/>
           <w:szCs w:val="28"/>
         </w:rPr>
       </w:pPr>
-      <w:bookmarkStart w:id="61" w:name="_Toc225154232"/>
-      <w:r>
-        <w:rPr>
-          <w:color w:val="auto"/>
+      <w:bookmarkStart w:id="55" w:name="_Toc225157493"/>
+      <w:r>
+        <w:rPr>
           <w:sz w:val="28"/>
           <w:szCs w:val="28"/>
         </w:rPr>
-        <w:t>4.4.</w:t>
-      </w:r>
-      <w:r>
-        <w:rPr>
-          <w:color w:val="auto"/>
-          <w:sz w:val="28"/>
-          <w:szCs w:val="28"/>
-        </w:rPr>
-        <w:t>6 Összesítő</w:t>
-      </w:r>
-      <w:bookmarkEnd w:id="61"/>
+        <w:t>Összesítő</w:t>
+      </w:r>
+      <w:bookmarkEnd w:id="55"/>
     </w:p>
     <w:tbl>
       <w:tblPr>
@@ -23782,6 +23139,7 @@
               <w:pStyle w:val="Compact"/>
             </w:pPr>
             <w:r>
+              <w:lastRenderedPageBreak/>
               <w:t>T14</w:t>
             </w:r>
           </w:p>
@@ -25270,6 +24628,7 @@
               <w:pStyle w:val="Compact"/>
             </w:pPr>
             <w:r>
+              <w:lastRenderedPageBreak/>
               <w:t>T33</w:t>
             </w:r>
           </w:p>
@@ -25558,40 +24917,23 @@
     </w:tbl>
     <w:p>
       <w:pPr>
-        <w:pStyle w:val="Cmsor1"/>
-        <w:numPr>
-          <w:ilvl w:val="0"/>
-          <w:numId w:val="0"/>
-        </w:numPr>
-        <w:ind w:left="432" w:hanging="432"/>
-        <w:rPr>
-          <w:b w:val="0"/>
-          <w:bCs w:val="0"/>
-          <w:color w:val="auto"/>
+        <w:pStyle w:val="Cmsor3"/>
+        <w:rPr>
           <w:sz w:val="28"/>
           <w:szCs w:val="28"/>
         </w:rPr>
       </w:pPr>
-      <w:bookmarkStart w:id="62" w:name="_Toc225154233"/>
-      <w:bookmarkStart w:id="63" w:name="összegzés"/>
-      <w:bookmarkEnd w:id="60"/>
-      <w:r>
-        <w:rPr>
-          <w:color w:val="auto"/>
+      <w:bookmarkStart w:id="56" w:name="_Toc225157494"/>
+      <w:bookmarkStart w:id="57" w:name="összegzés"/>
+      <w:bookmarkEnd w:id="54"/>
+      <w:r>
+        <w:rPr>
           <w:sz w:val="28"/>
           <w:szCs w:val="28"/>
         </w:rPr>
-        <w:t>4.4.</w:t>
-      </w:r>
-      <w:r>
-        <w:rPr>
-          <w:color w:val="auto"/>
-          <w:sz w:val="28"/>
-          <w:szCs w:val="28"/>
-        </w:rPr>
-        <w:t>7 Összegzés</w:t>
-      </w:r>
-      <w:bookmarkEnd w:id="62"/>
+        <w:t>Összegzés</w:t>
+      </w:r>
+      <w:bookmarkEnd w:id="56"/>
     </w:p>
     <w:p>
       <w:pPr>
@@ -25837,16 +25179,12 @@
         </w:rPr>
         <w:t>működését</w:t>
       </w:r>
-      <w:bookmarkEnd w:id="63"/>
+      <w:bookmarkEnd w:id="57"/>
       <w:proofErr w:type="spellEnd"/>
     </w:p>
     <w:p>
       <w:pPr>
         <w:sectPr>
-          <w:headerReference w:type="default" r:id="rId11"/>
-          <w:footerReference w:type="default" r:id="rId12"/>
-          <w:headerReference w:type="first" r:id="rId13"/>
-          <w:footerReference w:type="first" r:id="rId14"/>
           <w:pgSz w:w="16838" w:h="11906" w:orient="landscape"/>
           <w:pgMar w:top="1418" w:right="1418" w:bottom="1418" w:left="1418" w:header="567" w:footer="283" w:gutter="340"/>
           <w:cols w:space="708"/>
@@ -25863,14 +25201,14 @@
           <w:rFonts w:ascii="Times New Roman" w:hAnsi="Times New Roman" w:cs="Times New Roman"/>
         </w:rPr>
       </w:pPr>
-      <w:bookmarkStart w:id="64" w:name="_Toc225154234"/>
+      <w:bookmarkStart w:id="58" w:name="_Toc225157495"/>
       <w:r>
         <w:rPr>
           <w:rFonts w:ascii="Times New Roman" w:hAnsi="Times New Roman" w:cs="Times New Roman"/>
         </w:rPr>
         <w:t>Összefoglalás</w:t>
       </w:r>
-      <w:bookmarkEnd w:id="64"/>
+      <w:bookmarkEnd w:id="58"/>
     </w:p>
     <w:p>
       <w:pPr>
@@ -25879,14 +25217,14 @@
           <w:rFonts w:ascii="Times New Roman" w:hAnsi="Times New Roman" w:cs="Times New Roman"/>
         </w:rPr>
       </w:pPr>
-      <w:bookmarkStart w:id="65" w:name="_Toc225154235"/>
+      <w:bookmarkStart w:id="59" w:name="_Toc225157496"/>
       <w:r>
         <w:rPr>
           <w:rFonts w:ascii="Times New Roman" w:hAnsi="Times New Roman" w:cs="Times New Roman"/>
         </w:rPr>
         <w:t>Önértékelés</w:t>
       </w:r>
-      <w:bookmarkEnd w:id="65"/>
+      <w:bookmarkEnd w:id="59"/>
     </w:p>
     <w:p>
       <w:pPr>
@@ -25934,14 +25272,14 @@
           <w:rFonts w:ascii="Times New Roman" w:hAnsi="Times New Roman" w:cs="Times New Roman"/>
         </w:rPr>
       </w:pPr>
-      <w:bookmarkStart w:id="66" w:name="_Toc225154236"/>
+      <w:bookmarkStart w:id="60" w:name="_Toc225157497"/>
       <w:r>
         <w:rPr>
           <w:rFonts w:ascii="Times New Roman" w:hAnsi="Times New Roman" w:cs="Times New Roman"/>
         </w:rPr>
         <w:t>Továbbfejlesztési lehetőségek</w:t>
       </w:r>
-      <w:bookmarkEnd w:id="66"/>
+      <w:bookmarkEnd w:id="60"/>
     </w:p>
     <w:p>
       <w:pPr>
@@ -26143,8 +25481,8 @@
           <w:rFonts w:ascii="Times New Roman" w:hAnsi="Times New Roman" w:cs="Times New Roman"/>
         </w:rPr>
       </w:pPr>
-      <w:bookmarkStart w:id="67" w:name="_Toc473730753"/>
-      <w:bookmarkStart w:id="68" w:name="_Toc225154237"/>
+      <w:bookmarkStart w:id="61" w:name="_Toc473730753"/>
+      <w:bookmarkStart w:id="62" w:name="_Toc225157498"/>
       <w:r>
         <w:rPr>
           <w:rFonts w:ascii="Times New Roman" w:hAnsi="Times New Roman" w:cs="Times New Roman"/>
@@ -26152,8 +25490,8 @@
         <w:lastRenderedPageBreak/>
         <w:t>Felhasznált irodalom</w:t>
       </w:r>
-      <w:bookmarkEnd w:id="67"/>
-      <w:bookmarkEnd w:id="68"/>
+      <w:bookmarkEnd w:id="61"/>
+      <w:bookmarkEnd w:id="62"/>
     </w:p>
     <w:p>
       <w:pPr>
@@ -26428,7 +25766,7 @@
           <w:rFonts w:ascii="Times New Roman" w:hAnsi="Times New Roman" w:cs="Times New Roman"/>
         </w:rPr>
       </w:pPr>
-      <w:bookmarkStart w:id="69" w:name="_Toc225154238"/>
+      <w:bookmarkStart w:id="63" w:name="_Toc225157499"/>
       <w:r>
         <w:rPr>
           <w:rFonts w:ascii="Times New Roman" w:hAnsi="Times New Roman" w:cs="Times New Roman"/>
@@ -26436,7 +25774,7 @@
         <w:lastRenderedPageBreak/>
         <w:t>Ábrajegyzék</w:t>
       </w:r>
-      <w:bookmarkEnd w:id="69"/>
+      <w:bookmarkEnd w:id="63"/>
     </w:p>
     <w:p>
       <w:pPr>
@@ -26585,14 +25923,27 @@
     <w:pPr>
       <w:pStyle w:val="llb"/>
     </w:pPr>
-    <w:fldSimple w:instr="DATE   \* MERGEFORMAT">
-      <w:r>
-        <w:rPr>
-          <w:noProof/>
-        </w:rPr>
-        <w:t>2026. 03. 23.</w:t>
-      </w:r>
-    </w:fldSimple>
+    <w:r>
+      <w:fldChar w:fldCharType="begin"/>
+    </w:r>
+    <w:r>
+      <w:instrText>DATE   \* MERGEFORMAT</w:instrText>
+    </w:r>
+    <w:r>
+      <w:fldChar w:fldCharType="separate"/>
+    </w:r>
+    <w:r>
+      <w:rPr>
+        <w:noProof/>
+      </w:rPr>
+      <w:t>2026. 03. 23.</w:t>
+    </w:r>
+    <w:r>
+      <w:rPr>
+        <w:noProof/>
+      </w:rPr>
+      <w:fldChar w:fldCharType="end"/>
+    </w:r>
     <w:r>
       <w:tab/>
     </w:r>
@@ -33727,7 +33078,12 @@
 </file>
 
 <file path=customXml/item2.xml><?xml version="1.0" encoding="utf-8"?>
-<b:Sources xmlns:b="http://schemas.openxmlformats.org/officeDocument/2006/bibliography" xmlns="http://schemas.openxmlformats.org/officeDocument/2006/bibliography" SelectedStyle="\APA.XSL" StyleName="APA"/>
+<?mso-contentType ?>
+<FormTemplates xmlns="http://schemas.microsoft.com/sharepoint/v3/contenttype/forms">
+  <Display>DocumentLibraryForm</Display>
+  <Edit>DocumentLibraryForm</Edit>
+  <New>DocumentLibraryForm</New>
+</FormTemplates>
 </file>
 
 <file path=customXml/item3.xml><?xml version="1.0" encoding="utf-8"?>
@@ -33869,12 +33225,7 @@
 </file>
 
 <file path=customXml/item4.xml><?xml version="1.0" encoding="utf-8"?>
-<?mso-contentType ?>
-<FormTemplates xmlns="http://schemas.microsoft.com/sharepoint/v3/contenttype/forms">
-  <Display>DocumentLibraryForm</Display>
-  <Edit>DocumentLibraryForm</Edit>
-  <New>DocumentLibraryForm</New>
-</FormTemplates>
+<b:Sources xmlns:b="http://schemas.openxmlformats.org/officeDocument/2006/bibliography" xmlns="http://schemas.openxmlformats.org/officeDocument/2006/bibliography" SelectedStyle="\APA.XSL" StyleName="APA"/>
 </file>
 
 <file path=customXml/itemProps1.xml><?xml version="1.0" encoding="utf-8"?>
@@ -33887,9 +33238,9 @@
 </file>
 
 <file path=customXml/itemProps2.xml><?xml version="1.0" encoding="utf-8"?>
-<ds:datastoreItem xmlns:ds="http://schemas.openxmlformats.org/officeDocument/2006/customXml" ds:itemID="{31D8A198-B5FD-41D1-8F98-20D226CAF475}">
+<ds:datastoreItem xmlns:ds="http://schemas.openxmlformats.org/officeDocument/2006/customXml" ds:itemID="{49E9CE2F-4863-430F-A73B-CD3063AB172E}">
   <ds:schemaRefs>
-    <ds:schemaRef ds:uri="http://schemas.openxmlformats.org/officeDocument/2006/bibliography"/>
+    <ds:schemaRef ds:uri="http://schemas.microsoft.com/sharepoint/v3/contenttype/forms"/>
   </ds:schemaRefs>
 </ds:datastoreItem>
 </file>
@@ -33913,9 +33264,9 @@
 </file>
 
 <file path=customXml/itemProps4.xml><?xml version="1.0" encoding="utf-8"?>
-<ds:datastoreItem xmlns:ds="http://schemas.openxmlformats.org/officeDocument/2006/customXml" ds:itemID="{49E9CE2F-4863-430F-A73B-CD3063AB172E}">
+<ds:datastoreItem xmlns:ds="http://schemas.openxmlformats.org/officeDocument/2006/customXml" ds:itemID="{31D8A198-B5FD-41D1-8F98-20D226CAF475}">
   <ds:schemaRefs>
-    <ds:schemaRef ds:uri="http://schemas.microsoft.com/sharepoint/v3/contenttype/forms"/>
+    <ds:schemaRef ds:uri="http://schemas.openxmlformats.org/officeDocument/2006/bibliography"/>
   </ds:schemaRefs>
 </ds:datastoreItem>
 </file>